--- a/00-首页/学生讲义Word/化学动力学-超级充实版（自学完整）.docx
+++ b/00-首页/学生讲义Word/化学动力学-超级充实版（自学完整）.docx
@@ -59,7 +59,7 @@
       </w:pPr>
       <w:r>
         <w:rPr>
-          <w:rFonts w:hint="eastAsia" w:ascii="Times New Roman" w:hAnsi="Times New Roman" w:eastAsia="SimSun" w:cs="Times New Roman"/>
+          <w:rFonts w:hint="eastAsia" w:ascii="Times New Roman" w:hAnsi="Times New Roman" w:eastAsia="FangSong" w:cs="Times New Roman"/>
         </w:rPr>
         <w:t>目标</w:t>
       </w:r>
@@ -71,7 +71,7 @@
       </w:r>
       <w:r>
         <w:rPr>
-          <w:rFonts w:hint="eastAsia" w:ascii="Times New Roman" w:hAnsi="Times New Roman" w:eastAsia="SimSun" w:cs="Times New Roman"/>
+          <w:rFonts w:hint="eastAsia" w:ascii="Times New Roman" w:hAnsi="Times New Roman" w:eastAsia="FangSong" w:cs="Times New Roman"/>
         </w:rPr>
         <w:t>能正确书写平均速率</w:t>
       </w:r>
@@ -83,7 +83,7 @@
       </w:r>
       <w:r>
         <w:rPr>
-          <w:rFonts w:hint="eastAsia" w:ascii="Times New Roman" w:hAnsi="Times New Roman" w:eastAsia="SimSun" w:cs="Times New Roman"/>
+          <w:rFonts w:hint="eastAsia" w:ascii="Times New Roman" w:hAnsi="Times New Roman" w:eastAsia="FangSong" w:cs="Times New Roman"/>
         </w:rPr>
         <w:t>瞬时速率和按化学计量系数归一后的统一速率表达式</w:t>
       </w:r>
@@ -98,7 +98,7 @@
       </w:pPr>
       <w:r>
         <w:rPr>
-          <w:rFonts w:hint="eastAsia" w:ascii="Times New Roman" w:hAnsi="Times New Roman" w:eastAsia="SimSun" w:cs="Times New Roman"/>
+          <w:rFonts w:hint="eastAsia" w:ascii="Times New Roman" w:hAnsi="Times New Roman" w:eastAsia="FangSong" w:cs="Times New Roman"/>
         </w:rPr>
         <w:t>目标</w:t>
       </w:r>
@@ -110,7 +110,7 @@
       </w:r>
       <w:r>
         <w:rPr>
-          <w:rFonts w:hint="eastAsia" w:ascii="Times New Roman" w:hAnsi="Times New Roman" w:eastAsia="SimSun" w:cs="Times New Roman"/>
+          <w:rFonts w:hint="eastAsia" w:ascii="Times New Roman" w:hAnsi="Times New Roman" w:eastAsia="FangSong" w:cs="Times New Roman"/>
         </w:rPr>
         <w:t>能根据实验数据用初始速率法</w:t>
       </w:r>
@@ -122,7 +122,7 @@
       </w:r>
       <w:r>
         <w:rPr>
-          <w:rFonts w:hint="eastAsia" w:ascii="Times New Roman" w:hAnsi="Times New Roman" w:eastAsia="SimSun" w:cs="Times New Roman"/>
+          <w:rFonts w:hint="eastAsia" w:ascii="Times New Roman" w:hAnsi="Times New Roman" w:eastAsia="FangSong" w:cs="Times New Roman"/>
         </w:rPr>
         <w:t>积分法和半衰期法判断反应级数</w:t>
       </w:r>
@@ -137,7 +137,7 @@
       </w:pPr>
       <w:r>
         <w:rPr>
-          <w:rFonts w:hint="eastAsia" w:ascii="Times New Roman" w:hAnsi="Times New Roman" w:eastAsia="SimSun" w:cs="Times New Roman"/>
+          <w:rFonts w:hint="eastAsia" w:ascii="Times New Roman" w:hAnsi="Times New Roman" w:eastAsia="FangSong" w:cs="Times New Roman"/>
         </w:rPr>
         <w:t>目标</w:t>
       </w:r>
@@ -149,7 +149,7 @@
       </w:r>
       <w:r>
         <w:rPr>
-          <w:rFonts w:hint="eastAsia" w:ascii="Times New Roman" w:hAnsi="Times New Roman" w:eastAsia="SimSun" w:cs="Times New Roman"/>
+          <w:rFonts w:hint="eastAsia" w:ascii="Times New Roman" w:hAnsi="Times New Roman" w:eastAsia="FangSong" w:cs="Times New Roman"/>
         </w:rPr>
         <w:t>能掌握零级</w:t>
       </w:r>
@@ -161,7 +161,7 @@
       </w:r>
       <w:r>
         <w:rPr>
-          <w:rFonts w:hint="eastAsia" w:ascii="Times New Roman" w:hAnsi="Times New Roman" w:eastAsia="SimSun" w:cs="Times New Roman"/>
+          <w:rFonts w:hint="eastAsia" w:ascii="Times New Roman" w:hAnsi="Times New Roman" w:eastAsia="FangSong" w:cs="Times New Roman"/>
         </w:rPr>
         <w:t>一级</w:t>
       </w:r>
@@ -173,7 +173,7 @@
       </w:r>
       <w:r>
         <w:rPr>
-          <w:rFonts w:hint="eastAsia" w:ascii="Times New Roman" w:hAnsi="Times New Roman" w:eastAsia="SimSun" w:cs="Times New Roman"/>
+          <w:rFonts w:hint="eastAsia" w:ascii="Times New Roman" w:hAnsi="Times New Roman" w:eastAsia="FangSong" w:cs="Times New Roman"/>
         </w:rPr>
         <w:t>二级反应的积分速率方程</w:t>
       </w:r>
@@ -185,7 +185,7 @@
       </w:r>
       <w:r>
         <w:rPr>
-          <w:rFonts w:hint="eastAsia" w:ascii="Times New Roman" w:hAnsi="Times New Roman" w:eastAsia="SimSun" w:cs="Times New Roman"/>
+          <w:rFonts w:hint="eastAsia" w:ascii="Times New Roman" w:hAnsi="Times New Roman" w:eastAsia="FangSong" w:cs="Times New Roman"/>
         </w:rPr>
         <w:t>并处理浓度</w:t>
       </w:r>
@@ -197,7 +197,7 @@
       </w:r>
       <w:r>
         <w:rPr>
-          <w:rFonts w:hint="eastAsia" w:ascii="Times New Roman" w:hAnsi="Times New Roman" w:eastAsia="SimSun" w:cs="Times New Roman"/>
+          <w:rFonts w:hint="eastAsia" w:ascii="Times New Roman" w:hAnsi="Times New Roman" w:eastAsia="FangSong" w:cs="Times New Roman"/>
         </w:rPr>
         <w:t>时间数据</w:t>
       </w:r>
@@ -212,7 +212,7 @@
       </w:pPr>
       <w:r>
         <w:rPr>
-          <w:rFonts w:hint="eastAsia" w:ascii="Times New Roman" w:hAnsi="Times New Roman" w:eastAsia="SimSun" w:cs="Times New Roman"/>
+          <w:rFonts w:hint="eastAsia" w:ascii="Times New Roman" w:hAnsi="Times New Roman" w:eastAsia="FangSong" w:cs="Times New Roman"/>
         </w:rPr>
         <w:t>目标</w:t>
       </w:r>
@@ -224,7 +224,7 @@
       </w:r>
       <w:r>
         <w:rPr>
-          <w:rFonts w:hint="eastAsia" w:ascii="Times New Roman" w:hAnsi="Times New Roman" w:eastAsia="SimSun" w:cs="Times New Roman"/>
+          <w:rFonts w:hint="eastAsia" w:ascii="Times New Roman" w:hAnsi="Times New Roman" w:eastAsia="FangSong" w:cs="Times New Roman"/>
         </w:rPr>
         <w:t>能用</w:t>
       </w:r>
@@ -236,7 +236,7 @@
       </w:r>
       <w:r>
         <w:rPr>
-          <w:rFonts w:hint="eastAsia" w:ascii="Times New Roman" w:hAnsi="Times New Roman" w:eastAsia="SimSun" w:cs="Times New Roman"/>
+          <w:rFonts w:hint="eastAsia" w:ascii="Times New Roman" w:hAnsi="Times New Roman" w:eastAsia="FangSong" w:cs="Times New Roman"/>
         </w:rPr>
         <w:t xml:space="preserve">方程进行</w:t>
       </w:r>
@@ -259,7 +259,7 @@
       </w:r>
       <w:r>
         <w:rPr>
-          <w:rFonts w:hint="eastAsia" w:ascii="Times New Roman" w:hAnsi="Times New Roman" w:eastAsia="SimSun" w:cs="Times New Roman"/>
+          <w:rFonts w:hint="eastAsia" w:ascii="Times New Roman" w:hAnsi="Times New Roman" w:eastAsia="FangSong" w:cs="Times New Roman"/>
         </w:rPr>
         <w:t xml:space="preserve">与</w:t>
       </w:r>
@@ -282,7 +282,7 @@
       </w:r>
       <w:r>
         <w:rPr>
-          <w:rFonts w:hint="eastAsia" w:ascii="Times New Roman" w:hAnsi="Times New Roman" w:eastAsia="SimSun" w:cs="Times New Roman"/>
+          <w:rFonts w:hint="eastAsia" w:ascii="Times New Roman" w:hAnsi="Times New Roman" w:eastAsia="FangSong" w:cs="Times New Roman"/>
         </w:rPr>
         <w:t>的计算</w:t>
       </w:r>
@@ -294,7 +294,7 @@
       </w:r>
       <w:r>
         <w:rPr>
-          <w:rFonts w:hint="eastAsia" w:ascii="Times New Roman" w:hAnsi="Times New Roman" w:eastAsia="SimSun" w:cs="Times New Roman"/>
+          <w:rFonts w:hint="eastAsia" w:ascii="Times New Roman" w:hAnsi="Times New Roman" w:eastAsia="FangSong" w:cs="Times New Roman"/>
         </w:rPr>
         <w:t>理解活化能的物理意义</w:t>
       </w:r>
@@ -309,7 +309,7 @@
       </w:pPr>
       <w:r>
         <w:rPr>
-          <w:rFonts w:hint="eastAsia" w:ascii="Times New Roman" w:hAnsi="Times New Roman" w:eastAsia="SimSun" w:cs="Times New Roman"/>
+          <w:rFonts w:hint="eastAsia" w:ascii="Times New Roman" w:hAnsi="Times New Roman" w:eastAsia="FangSong" w:cs="Times New Roman"/>
         </w:rPr>
         <w:t>目标</w:t>
       </w:r>
@@ -321,7 +321,7 @@
       </w:r>
       <w:r>
         <w:rPr>
-          <w:rFonts w:hint="eastAsia" w:ascii="Times New Roman" w:hAnsi="Times New Roman" w:eastAsia="SimSun" w:cs="Times New Roman"/>
+          <w:rFonts w:hint="eastAsia" w:ascii="Times New Roman" w:hAnsi="Times New Roman" w:eastAsia="FangSong" w:cs="Times New Roman"/>
         </w:rPr>
         <w:t>能区分基元反应</w:t>
       </w:r>
@@ -333,7 +333,7 @@
       </w:r>
       <w:r>
         <w:rPr>
-          <w:rFonts w:hint="eastAsia" w:ascii="Times New Roman" w:hAnsi="Times New Roman" w:eastAsia="SimSun" w:cs="Times New Roman"/>
+          <w:rFonts w:hint="eastAsia" w:ascii="Times New Roman" w:hAnsi="Times New Roman" w:eastAsia="FangSong" w:cs="Times New Roman"/>
         </w:rPr>
         <w:t>复杂反应</w:t>
       </w:r>
@@ -345,7 +345,7 @@
       </w:r>
       <w:r>
         <w:rPr>
-          <w:rFonts w:hint="eastAsia" w:ascii="Times New Roman" w:hAnsi="Times New Roman" w:eastAsia="SimSun" w:cs="Times New Roman"/>
+          <w:rFonts w:hint="eastAsia" w:ascii="Times New Roman" w:hAnsi="Times New Roman" w:eastAsia="FangSong" w:cs="Times New Roman"/>
         </w:rPr>
         <w:t>反应分子数</w:t>
       </w:r>
@@ -357,7 +357,7 @@
       </w:r>
       <w:r>
         <w:rPr>
-          <w:rFonts w:hint="eastAsia" w:ascii="Times New Roman" w:hAnsi="Times New Roman" w:eastAsia="SimSun" w:cs="Times New Roman"/>
+          <w:rFonts w:hint="eastAsia" w:ascii="Times New Roman" w:hAnsi="Times New Roman" w:eastAsia="FangSong" w:cs="Times New Roman"/>
         </w:rPr>
         <w:t>反应级数和速控步</w:t>
       </w:r>
@@ -372,7 +372,7 @@
       </w:pPr>
       <w:r>
         <w:rPr>
-          <w:rFonts w:hint="eastAsia" w:ascii="Times New Roman" w:hAnsi="Times New Roman" w:eastAsia="SimSun" w:cs="Times New Roman"/>
+          <w:rFonts w:hint="eastAsia" w:ascii="Times New Roman" w:hAnsi="Times New Roman" w:eastAsia="FangSong" w:cs="Times New Roman"/>
         </w:rPr>
         <w:t>目标</w:t>
       </w:r>
@@ -384,7 +384,7 @@
       </w:r>
       <w:r>
         <w:rPr>
-          <w:rFonts w:hint="eastAsia" w:ascii="Times New Roman" w:hAnsi="Times New Roman" w:eastAsia="SimSun" w:cs="Times New Roman"/>
+          <w:rFonts w:hint="eastAsia" w:ascii="Times New Roman" w:hAnsi="Times New Roman" w:eastAsia="FangSong" w:cs="Times New Roman"/>
         </w:rPr>
         <w:t>能从动力学角度理解催化剂的本质</w:t>
       </w:r>
@@ -396,7 +396,7 @@
       </w:r>
       <w:r>
         <w:rPr>
-          <w:rFonts w:hint="eastAsia" w:ascii="Times New Roman" w:hAnsi="Times New Roman" w:eastAsia="SimSun" w:cs="Times New Roman"/>
+          <w:rFonts w:hint="eastAsia" w:ascii="Times New Roman" w:hAnsi="Times New Roman" w:eastAsia="FangSong" w:cs="Times New Roman"/>
         </w:rPr>
         <w:t>并能辨析</w:t>
       </w:r>
@@ -408,7 +408,7 @@
       </w:r>
       <w:r>
         <w:rPr>
-          <w:rFonts w:hint="eastAsia" w:ascii="Times New Roman" w:hAnsi="Times New Roman" w:eastAsia="SimSun" w:cs="Times New Roman"/>
+          <w:rFonts w:hint="eastAsia" w:ascii="Times New Roman" w:hAnsi="Times New Roman" w:eastAsia="FangSong" w:cs="Times New Roman"/>
         </w:rPr>
         <w:t>催化剂改变速率但不改变平衡常数</w:t>
       </w:r>
@@ -429,7 +429,7 @@
       </w:pPr>
       <w:r>
         <w:rPr>
-          <w:rFonts w:hint="eastAsia" w:ascii="Times New Roman" w:hAnsi="Times New Roman" w:eastAsia="SimSun" w:cs="Times New Roman"/>
+          <w:rFonts w:hint="eastAsia" w:ascii="Times New Roman" w:hAnsi="Times New Roman" w:eastAsia="FangSong" w:cs="Times New Roman"/>
         </w:rPr>
         <w:t>目标</w:t>
       </w:r>
@@ -441,7 +441,7 @@
       </w:r>
       <w:r>
         <w:rPr>
-          <w:rFonts w:hint="eastAsia" w:ascii="Times New Roman" w:hAnsi="Times New Roman" w:eastAsia="SimSun" w:cs="Times New Roman"/>
+          <w:rFonts w:hint="eastAsia" w:ascii="Times New Roman" w:hAnsi="Times New Roman" w:eastAsia="FangSong" w:cs="Times New Roman"/>
         </w:rPr>
         <w:t>能对可逆反应</w:t>
       </w:r>
@@ -453,7 +453,7 @@
       </w:r>
       <w:r>
         <w:rPr>
-          <w:rFonts w:hint="eastAsia" w:ascii="Times New Roman" w:hAnsi="Times New Roman" w:eastAsia="SimSun" w:cs="Times New Roman"/>
+          <w:rFonts w:hint="eastAsia" w:ascii="Times New Roman" w:hAnsi="Times New Roman" w:eastAsia="FangSong" w:cs="Times New Roman"/>
         </w:rPr>
         <w:t>平行反应</w:t>
       </w:r>
@@ -465,7 +465,7 @@
       </w:r>
       <w:r>
         <w:rPr>
-          <w:rFonts w:hint="eastAsia" w:ascii="Times New Roman" w:hAnsi="Times New Roman" w:eastAsia="SimSun" w:cs="Times New Roman"/>
+          <w:rFonts w:hint="eastAsia" w:ascii="Times New Roman" w:hAnsi="Times New Roman" w:eastAsia="FangSong" w:cs="Times New Roman"/>
         </w:rPr>
         <w:t>连串反应和稳态近似建立基本图景</w:t>
       </w:r>
@@ -477,7 +477,7 @@
       </w:r>
       <w:r>
         <w:rPr>
-          <w:rFonts w:hint="eastAsia" w:ascii="Times New Roman" w:hAnsi="Times New Roman" w:eastAsia="SimSun" w:cs="Times New Roman"/>
+          <w:rFonts w:hint="eastAsia" w:ascii="Times New Roman" w:hAnsi="Times New Roman" w:eastAsia="FangSong" w:cs="Times New Roman"/>
         </w:rPr>
         <w:t>衔接后续机理题</w:t>
       </w:r>
@@ -525,7 +525,7 @@
       </w:pPr>
       <w:r>
         <w:rPr>
-          <w:rFonts w:hint="eastAsia" w:ascii="Times New Roman" w:hAnsi="Times New Roman" w:eastAsia="SimSun" w:cs="Times New Roman"/>
+          <w:rFonts w:hint="eastAsia" w:ascii="Times New Roman" w:hAnsi="Times New Roman" w:eastAsia="FangSong" w:cs="Times New Roman"/>
         </w:rPr>
         <w:t>同样是</w:t>
       </w:r>
@@ -537,7 +537,7 @@
       </w:r>
       <w:r>
         <w:rPr>
-          <w:rFonts w:hint="eastAsia" w:ascii="Times New Roman" w:hAnsi="Times New Roman" w:eastAsia="SimSun" w:cs="Times New Roman"/>
+          <w:rFonts w:hint="eastAsia" w:ascii="Times New Roman" w:hAnsi="Times New Roman" w:eastAsia="FangSong" w:cs="Times New Roman"/>
         </w:rPr>
         <w:t>热力学允许</w:t>
       </w:r>
@@ -549,7 +549,7 @@
       </w:r>
       <w:r>
         <w:rPr>
-          <w:rFonts w:hint="eastAsia" w:ascii="Times New Roman" w:hAnsi="Times New Roman" w:eastAsia="SimSun" w:cs="Times New Roman"/>
+          <w:rFonts w:hint="eastAsia" w:ascii="Times New Roman" w:hAnsi="Times New Roman" w:eastAsia="FangSong" w:cs="Times New Roman"/>
         </w:rPr>
         <w:t>的反应</w:t>
       </w:r>
@@ -561,7 +561,7 @@
       </w:r>
       <w:r>
         <w:rPr>
-          <w:rFonts w:hint="eastAsia" w:ascii="Times New Roman" w:hAnsi="Times New Roman" w:eastAsia="SimSun" w:cs="Times New Roman"/>
+          <w:rFonts w:hint="eastAsia" w:ascii="Times New Roman" w:hAnsi="Times New Roman" w:eastAsia="FangSong" w:cs="Times New Roman"/>
         </w:rPr>
         <w:t>发生快慢可能天差地别</w:t>
       </w:r>
@@ -774,7 +774,7 @@
             </w:pPr>
             <w:r>
               <w:rPr>
-                <w:rFonts w:hint="eastAsia" w:ascii="Times New Roman" w:hAnsi="Times New Roman" w:eastAsia="SimSun" w:cs="Times New Roman"/>
+                <w:rFonts w:hint="eastAsia" w:ascii="Times New Roman" w:hAnsi="Times New Roman" w:eastAsia="FangSong" w:cs="Times New Roman"/>
               </w:rPr>
               <w:t xml:space="preserve">很有利</w:t>
             </w:r>
@@ -789,7 +789,7 @@
             </w:pPr>
             <w:r>
               <w:rPr>
-                <w:rFonts w:hint="eastAsia" w:ascii="Times New Roman" w:hAnsi="Times New Roman" w:eastAsia="SimSun" w:cs="Times New Roman"/>
+                <w:rFonts w:hint="eastAsia" w:ascii="Times New Roman" w:hAnsi="Times New Roman" w:eastAsia="FangSong" w:cs="Times New Roman"/>
               </w:rPr>
               <w:t xml:space="preserve">室温下极慢</w:t>
             </w:r>
@@ -804,7 +804,7 @@
             </w:pPr>
             <w:r>
               <w:rPr>
-                <w:rFonts w:hint="eastAsia" w:ascii="Times New Roman" w:hAnsi="Times New Roman" w:eastAsia="SimSun" w:cs="Times New Roman"/>
+                <w:rFonts w:hint="eastAsia" w:ascii="Times New Roman" w:hAnsi="Times New Roman" w:eastAsia="FangSong" w:cs="Times New Roman"/>
               </w:rPr>
               <w:t xml:space="preserve">能发生不等于立刻发生</w:t>
             </w:r>
@@ -821,7 +821,7 @@
             </w:pPr>
             <w:r>
               <w:rPr>
-                <w:rFonts w:hint="eastAsia" w:ascii="Times New Roman" w:hAnsi="Times New Roman" w:eastAsia="SimSun" w:cs="Times New Roman"/>
+                <w:rFonts w:hint="eastAsia" w:ascii="Times New Roman" w:hAnsi="Times New Roman" w:eastAsia="FangSong" w:cs="Times New Roman"/>
               </w:rPr>
               <w:t xml:space="preserve">合成氨</w:t>
             </w:r>
@@ -836,7 +836,7 @@
             </w:pPr>
             <w:r>
               <w:rPr>
-                <w:rFonts w:hint="eastAsia" w:ascii="Times New Roman" w:hAnsi="Times New Roman" w:eastAsia="SimSun" w:cs="Times New Roman"/>
+                <w:rFonts w:hint="eastAsia" w:ascii="Times New Roman" w:hAnsi="Times New Roman" w:eastAsia="FangSong" w:cs="Times New Roman"/>
               </w:rPr>
               <w:t xml:space="preserve">平衡受限</w:t>
             </w:r>
@@ -851,7 +851,7 @@
             </w:pPr>
             <w:r>
               <w:rPr>
-                <w:rFonts w:hint="eastAsia" w:ascii="Times New Roman" w:hAnsi="Times New Roman" w:eastAsia="SimSun" w:cs="Times New Roman"/>
+                <w:rFonts w:hint="eastAsia" w:ascii="Times New Roman" w:hAnsi="Times New Roman" w:eastAsia="FangSong" w:cs="Times New Roman"/>
               </w:rPr>
               <w:t xml:space="preserve">低温太慢</w:t>
             </w:r>
@@ -866,7 +866,7 @@
             </w:pPr>
             <w:r>
               <w:rPr>
-                <w:rFonts w:hint="eastAsia" w:ascii="Times New Roman" w:hAnsi="Times New Roman" w:eastAsia="SimSun" w:cs="Times New Roman"/>
+                <w:rFonts w:hint="eastAsia" w:ascii="Times New Roman" w:hAnsi="Times New Roman" w:eastAsia="FangSong" w:cs="Times New Roman"/>
               </w:rPr>
               <w:t xml:space="preserve">工业条件是速率与平衡的折中</w:t>
             </w:r>
@@ -883,7 +883,7 @@
             </w:pPr>
             <w:r>
               <w:rPr>
-                <w:rFonts w:hint="eastAsia" w:ascii="Times New Roman" w:hAnsi="Times New Roman" w:eastAsia="SimSun" w:cs="Times New Roman"/>
+                <w:rFonts w:hint="eastAsia" w:ascii="Times New Roman" w:hAnsi="Times New Roman" w:eastAsia="FangSong" w:cs="Times New Roman"/>
               </w:rPr>
               <w:t xml:space="preserve">爆炸反应</w:t>
             </w:r>
@@ -898,7 +898,7 @@
             </w:pPr>
             <w:r>
               <w:rPr>
-                <w:rFonts w:hint="eastAsia" w:ascii="Times New Roman" w:hAnsi="Times New Roman" w:eastAsia="SimSun" w:cs="Times New Roman"/>
+                <w:rFonts w:hint="eastAsia" w:ascii="Times New Roman" w:hAnsi="Times New Roman" w:eastAsia="FangSong" w:cs="Times New Roman"/>
               </w:rPr>
               <w:t xml:space="preserve">放热显著</w:t>
             </w:r>
@@ -913,7 +913,7 @@
             </w:pPr>
             <w:r>
               <w:rPr>
-                <w:rFonts w:hint="eastAsia" w:ascii="Times New Roman" w:hAnsi="Times New Roman" w:eastAsia="SimSun" w:cs="Times New Roman"/>
+                <w:rFonts w:hint="eastAsia" w:ascii="Times New Roman" w:hAnsi="Times New Roman" w:eastAsia="FangSong" w:cs="Times New Roman"/>
               </w:rPr>
               <w:t xml:space="preserve">极快</w:t>
             </w:r>
@@ -928,7 +928,7 @@
             </w:pPr>
             <w:r>
               <w:rPr>
-                <w:rFonts w:hint="eastAsia" w:ascii="Times New Roman" w:hAnsi="Times New Roman" w:eastAsia="SimSun" w:cs="Times New Roman"/>
+                <w:rFonts w:hint="eastAsia" w:ascii="Times New Roman" w:hAnsi="Times New Roman" w:eastAsia="FangSong" w:cs="Times New Roman"/>
               </w:rPr>
               <w:t xml:space="preserve">速率决定安全与工艺</w:t>
             </w:r>
@@ -943,7 +943,7 @@
       </w:pPr>
       <w:r>
         <w:rPr>
-          <w:rFonts w:hint="eastAsia" w:ascii="Times New Roman" w:hAnsi="Times New Roman" w:eastAsia="SimSun" w:cs="Times New Roman"/>
+          <w:rFonts w:hint="eastAsia" w:ascii="Times New Roman" w:hAnsi="Times New Roman" w:eastAsia="FangSong" w:cs="Times New Roman"/>
           <w:b/>
           <w:bCs/>
         </w:rPr>
@@ -966,7 +966,7 @@
       </w:pPr>
       <w:r>
         <w:rPr>
-          <w:rFonts w:hint="eastAsia" w:ascii="Times New Roman" w:hAnsi="Times New Roman" w:eastAsia="SimSun" w:cs="Times New Roman"/>
+          <w:rFonts w:hint="eastAsia" w:ascii="Times New Roman" w:hAnsi="Times New Roman" w:eastAsia="FangSong" w:cs="Times New Roman"/>
         </w:rPr>
         <w:t>反应到底有多快</w:t>
       </w:r>
@@ -987,7 +987,7 @@
       </w:pPr>
       <w:r>
         <w:rPr>
-          <w:rFonts w:hint="eastAsia" w:ascii="Times New Roman" w:hAnsi="Times New Roman" w:eastAsia="SimSun" w:cs="Times New Roman"/>
+          <w:rFonts w:hint="eastAsia" w:ascii="Times New Roman" w:hAnsi="Times New Roman" w:eastAsia="FangSong" w:cs="Times New Roman"/>
         </w:rPr>
         <w:t>速率受哪些因素控制</w:t>
       </w:r>
@@ -1008,7 +1008,7 @@
       </w:pPr>
       <w:r>
         <w:rPr>
-          <w:rFonts w:hint="eastAsia" w:ascii="Times New Roman" w:hAnsi="Times New Roman" w:eastAsia="SimSun" w:cs="Times New Roman"/>
+          <w:rFonts w:hint="eastAsia" w:ascii="Times New Roman" w:hAnsi="Times New Roman" w:eastAsia="FangSong" w:cs="Times New Roman"/>
         </w:rPr>
         <w:t>速率方程背后对应怎样的机理</w:t>
       </w:r>
@@ -1025,7 +1025,7 @@
       </w:pPr>
       <w:r>
         <w:rPr>
-          <w:rFonts w:hint="eastAsia" w:ascii="Times New Roman" w:hAnsi="Times New Roman" w:eastAsia="SimSun" w:cs="Times New Roman"/>
+          <w:rFonts w:hint="eastAsia" w:ascii="Times New Roman" w:hAnsi="Times New Roman" w:eastAsia="FangSong" w:cs="Times New Roman"/>
           <w:b/>
           <w:bCs/>
         </w:rPr>
@@ -1039,7 +1039,7 @@
       </w:r>
       <w:r>
         <w:rPr>
-          <w:rFonts w:hint="eastAsia" w:ascii="Times New Roman" w:hAnsi="Times New Roman" w:eastAsia="SimSun" w:cs="Times New Roman"/>
+          <w:rFonts w:hint="eastAsia" w:ascii="Times New Roman" w:hAnsi="Times New Roman" w:eastAsia="FangSong" w:cs="Times New Roman"/>
         </w:rPr>
         <w:t>动力学研究的是</w:t>
       </w:r>
@@ -1051,7 +1051,7 @@
       </w:r>
       <w:r>
         <w:rPr>
-          <w:rFonts w:hint="eastAsia" w:ascii="Times New Roman" w:hAnsi="Times New Roman" w:eastAsia="SimSun" w:cs="Times New Roman"/>
+          <w:rFonts w:hint="eastAsia" w:ascii="Times New Roman" w:hAnsi="Times New Roman" w:eastAsia="FangSong" w:cs="Times New Roman"/>
         </w:rPr>
         <w:t>路径</w:t>
       </w:r>
@@ -1063,7 +1063,7 @@
       </w:r>
       <w:r>
         <w:rPr>
-          <w:rFonts w:hint="eastAsia" w:ascii="Times New Roman" w:hAnsi="Times New Roman" w:eastAsia="SimSun" w:cs="Times New Roman"/>
+          <w:rFonts w:hint="eastAsia" w:ascii="Times New Roman" w:hAnsi="Times New Roman" w:eastAsia="FangSong" w:cs="Times New Roman"/>
         </w:rPr>
         <w:t>和</w:t>
       </w:r>
@@ -1075,7 +1075,7 @@
       </w:r>
       <w:r>
         <w:rPr>
-          <w:rFonts w:hint="eastAsia" w:ascii="Times New Roman" w:hAnsi="Times New Roman" w:eastAsia="SimSun" w:cs="Times New Roman"/>
+          <w:rFonts w:hint="eastAsia" w:ascii="Times New Roman" w:hAnsi="Times New Roman" w:eastAsia="FangSong" w:cs="Times New Roman"/>
         </w:rPr>
         <w:t>速度</w:t>
       </w:r>
@@ -1087,7 +1087,7 @@
       </w:r>
       <w:r>
         <w:rPr>
-          <w:rFonts w:hint="eastAsia" w:ascii="Times New Roman" w:hAnsi="Times New Roman" w:eastAsia="SimSun" w:cs="Times New Roman"/>
+          <w:rFonts w:hint="eastAsia" w:ascii="Times New Roman" w:hAnsi="Times New Roman" w:eastAsia="FangSong" w:cs="Times New Roman"/>
         </w:rPr>
         <w:t>所以速率方程不能像平衡常数那样只看总反应式</w:t>
       </w:r>
@@ -1099,7 +1099,7 @@
       </w:r>
       <w:r>
         <w:rPr>
-          <w:rFonts w:hint="eastAsia" w:ascii="Times New Roman" w:hAnsi="Times New Roman" w:eastAsia="SimSun" w:cs="Times New Roman"/>
+          <w:rFonts w:hint="eastAsia" w:ascii="Times New Roman" w:hAnsi="Times New Roman" w:eastAsia="FangSong" w:cs="Times New Roman"/>
         </w:rPr>
         <w:t>总反应式相同</w:t>
       </w:r>
@@ -1111,7 +1111,7 @@
       </w:r>
       <w:r>
         <w:rPr>
-          <w:rFonts w:hint="eastAsia" w:ascii="Times New Roman" w:hAnsi="Times New Roman" w:eastAsia="SimSun" w:cs="Times New Roman"/>
+          <w:rFonts w:hint="eastAsia" w:ascii="Times New Roman" w:hAnsi="Times New Roman" w:eastAsia="FangSong" w:cs="Times New Roman"/>
         </w:rPr>
         <w:t>机理不同</w:t>
       </w:r>
@@ -1123,7 +1123,7 @@
       </w:r>
       <w:r>
         <w:rPr>
-          <w:rFonts w:hint="eastAsia" w:ascii="Times New Roman" w:hAnsi="Times New Roman" w:eastAsia="SimSun" w:cs="Times New Roman"/>
+          <w:rFonts w:hint="eastAsia" w:ascii="Times New Roman" w:hAnsi="Times New Roman" w:eastAsia="FangSong" w:cs="Times New Roman"/>
         </w:rPr>
         <w:t>速率方程可能完全不同</w:t>
       </w:r>
@@ -1195,7 +1195,7 @@
       </w:pPr>
       <w:r>
         <w:rPr>
-          <w:rFonts w:hint="eastAsia" w:ascii="Times New Roman" w:hAnsi="Times New Roman" w:eastAsia="SimSun" w:cs="Times New Roman"/>
+          <w:rFonts w:hint="eastAsia" w:ascii="Times New Roman" w:hAnsi="Times New Roman" w:eastAsia="FangSong" w:cs="Times New Roman"/>
         </w:rPr>
         <w:t xml:space="preserve">对反应物</w:t>
       </w:r>
@@ -1207,7 +1207,7 @@
       </w:r>
       <w:r>
         <w:rPr>
-          <w:rFonts w:hint="eastAsia" w:ascii="Times New Roman" w:hAnsi="Times New Roman" w:eastAsia="SimSun" w:cs="Times New Roman"/>
+          <w:rFonts w:hint="eastAsia" w:ascii="Times New Roman" w:hAnsi="Times New Roman" w:eastAsia="FangSong" w:cs="Times New Roman"/>
         </w:rPr>
         <w:t>而言</w:t>
       </w:r>
@@ -1219,7 +1219,7 @@
       </w:r>
       <w:r>
         <w:rPr>
-          <w:rFonts w:hint="eastAsia" w:ascii="Times New Roman" w:hAnsi="Times New Roman" w:eastAsia="SimSun" w:cs="Times New Roman"/>
+          <w:rFonts w:hint="eastAsia" w:ascii="Times New Roman" w:hAnsi="Times New Roman" w:eastAsia="FangSong" w:cs="Times New Roman"/>
         </w:rPr>
         <w:t>平均速率写作</w:t>
       </w:r>
@@ -1318,7 +1318,7 @@
       </w:pPr>
       <w:r>
         <w:rPr>
-          <w:rFonts w:hint="eastAsia" w:ascii="Times New Roman" w:hAnsi="Times New Roman" w:eastAsia="SimSun" w:cs="Times New Roman"/>
+          <w:rFonts w:hint="eastAsia" w:ascii="Times New Roman" w:hAnsi="Times New Roman" w:eastAsia="FangSong" w:cs="Times New Roman"/>
         </w:rPr>
         <w:t xml:space="preserve">当</w:t>
       </w:r>
@@ -1356,7 +1356,7 @@
       </w:r>
       <w:r>
         <w:rPr>
-          <w:rFonts w:hint="eastAsia" w:ascii="Times New Roman" w:hAnsi="Times New Roman" w:eastAsia="SimSun" w:cs="Times New Roman"/>
+          <w:rFonts w:hint="eastAsia" w:ascii="Times New Roman" w:hAnsi="Times New Roman" w:eastAsia="FangSong" w:cs="Times New Roman"/>
         </w:rPr>
         <w:t>时</w:t>
       </w:r>
@@ -1368,7 +1368,7 @@
       </w:r>
       <w:r>
         <w:rPr>
-          <w:rFonts w:hint="eastAsia" w:ascii="Times New Roman" w:hAnsi="Times New Roman" w:eastAsia="SimSun" w:cs="Times New Roman"/>
+          <w:rFonts w:hint="eastAsia" w:ascii="Times New Roman" w:hAnsi="Times New Roman" w:eastAsia="FangSong" w:cs="Times New Roman"/>
         </w:rPr>
         <w:t>得到瞬时速率</w:t>
       </w:r>
@@ -1454,7 +1454,7 @@
       </w:pPr>
       <w:r>
         <w:rPr>
-          <w:rFonts w:hint="eastAsia" w:ascii="Times New Roman" w:hAnsi="Times New Roman" w:eastAsia="SimSun" w:cs="Times New Roman"/>
+          <w:rFonts w:hint="eastAsia" w:ascii="Times New Roman" w:hAnsi="Times New Roman" w:eastAsia="FangSong" w:cs="Times New Roman"/>
         </w:rPr>
         <w:t xml:space="preserve">对一般反应</w:t>
       </w:r>
@@ -1537,7 +1537,7 @@
       </w:pPr>
       <w:r>
         <w:rPr>
-          <w:rFonts w:hint="eastAsia" w:ascii="Times New Roman" w:hAnsi="Times New Roman" w:eastAsia="SimSun" w:cs="Times New Roman"/>
+          <w:rFonts w:hint="eastAsia" w:ascii="Times New Roman" w:hAnsi="Times New Roman" w:eastAsia="FangSong" w:cs="Times New Roman"/>
         </w:rPr>
         <w:t>统一速率定义为</w:t>
       </w:r>
@@ -1819,7 +1819,7 @@
       </w:pPr>
       <w:r>
         <w:rPr>
-          <w:rFonts w:hint="eastAsia" w:ascii="Times New Roman" w:hAnsi="Times New Roman" w:eastAsia="SimSun" w:cs="Times New Roman"/>
+          <w:rFonts w:hint="eastAsia" w:ascii="Times New Roman" w:hAnsi="Times New Roman" w:eastAsia="FangSong" w:cs="Times New Roman"/>
           <w:b/>
           <w:bCs/>
         </w:rPr>
@@ -1833,7 +1833,7 @@
       </w:r>
       <w:r>
         <w:rPr>
-          <w:rFonts w:hint="eastAsia" w:ascii="Times New Roman" w:hAnsi="Times New Roman" w:eastAsia="SimSun" w:cs="Times New Roman"/>
+          <w:rFonts w:hint="eastAsia" w:ascii="Times New Roman" w:hAnsi="Times New Roman" w:eastAsia="FangSong" w:cs="Times New Roman"/>
         </w:rPr>
         <w:t>不除的话</w:t>
       </w:r>
@@ -1845,7 +1845,7 @@
       </w:r>
       <w:r>
         <w:rPr>
-          <w:rFonts w:hint="eastAsia" w:ascii="Times New Roman" w:hAnsi="Times New Roman" w:eastAsia="SimSun" w:cs="Times New Roman"/>
+          <w:rFonts w:hint="eastAsia" w:ascii="Times New Roman" w:hAnsi="Times New Roman" w:eastAsia="FangSong" w:cs="Times New Roman"/>
         </w:rPr>
         <w:t>同一反应用不同物质表示时数值不同</w:t>
       </w:r>
@@ -1857,7 +1857,7 @@
       </w:r>
       <w:r>
         <w:rPr>
-          <w:rFonts w:hint="eastAsia" w:ascii="Times New Roman" w:hAnsi="Times New Roman" w:eastAsia="SimSun" w:cs="Times New Roman"/>
+          <w:rFonts w:hint="eastAsia" w:ascii="Times New Roman" w:hAnsi="Times New Roman" w:eastAsia="FangSong" w:cs="Times New Roman"/>
         </w:rPr>
         <w:t>除以系数后</w:t>
       </w:r>
@@ -1869,7 +1869,7 @@
       </w:r>
       <w:r>
         <w:rPr>
-          <w:rFonts w:hint="eastAsia" w:ascii="Times New Roman" w:hAnsi="Times New Roman" w:eastAsia="SimSun" w:cs="Times New Roman"/>
+          <w:rFonts w:hint="eastAsia" w:ascii="Times New Roman" w:hAnsi="Times New Roman" w:eastAsia="FangSong" w:cs="Times New Roman"/>
         </w:rPr>
         <w:t>一个反应只有一个速率值</w:t>
       </w:r>
@@ -1912,7 +1912,7 @@
       </w:pPr>
       <w:r>
         <w:rPr>
-          <w:rFonts w:hint="eastAsia" w:ascii="Times New Roman" w:hAnsi="Times New Roman" w:eastAsia="SimSun" w:cs="Times New Roman"/>
+          <w:rFonts w:hint="eastAsia" w:ascii="Times New Roman" w:hAnsi="Times New Roman" w:eastAsia="FangSong" w:cs="Times New Roman"/>
         </w:rPr>
         <w:t>反应</w:t>
       </w:r>
@@ -2049,7 +2049,7 @@
       </w:pPr>
       <w:r>
         <w:rPr>
-          <w:rFonts w:hint="eastAsia" w:ascii="Times New Roman" w:hAnsi="Times New Roman" w:eastAsia="SimSun" w:cs="Times New Roman"/>
+          <w:rFonts w:hint="eastAsia" w:ascii="Times New Roman" w:hAnsi="Times New Roman" w:eastAsia="FangSong" w:cs="Times New Roman"/>
         </w:rPr>
         <w:t xml:space="preserve">若某时刻测得</w:t>
       </w:r>
@@ -2239,7 +2239,7 @@
       </w:r>
       <w:r>
         <w:rPr>
-          <w:rFonts w:hint="eastAsia" w:ascii="Times New Roman" w:hAnsi="Times New Roman" w:eastAsia="SimSun" w:cs="Times New Roman"/>
+          <w:rFonts w:hint="eastAsia" w:ascii="Times New Roman" w:hAnsi="Times New Roman" w:eastAsia="FangSong" w:cs="Times New Roman"/>
         </w:rPr>
         <w:t>求</w:t>
       </w:r>
@@ -2260,7 +2260,7 @@
       </w:pPr>
       <w:r>
         <w:rPr>
-          <w:rFonts w:hint="eastAsia" w:ascii="Times New Roman" w:hAnsi="Times New Roman" w:eastAsia="SimSun" w:cs="Times New Roman"/>
+          <w:rFonts w:hint="eastAsia" w:ascii="Times New Roman" w:hAnsi="Times New Roman" w:eastAsia="FangSong" w:cs="Times New Roman"/>
         </w:rPr>
         <w:t xml:space="preserve">反应统一速率</w:t>
       </w:r>
@@ -2458,7 +2458,7 @@
       </w:pPr>
       <w:r>
         <w:rPr>
-          <w:rFonts w:hint="eastAsia" w:ascii="Times New Roman" w:hAnsi="Times New Roman" w:eastAsia="SimSun" w:cs="Times New Roman"/>
+          <w:rFonts w:hint="eastAsia" w:ascii="Times New Roman" w:hAnsi="Times New Roman" w:eastAsia="FangSong" w:cs="Times New Roman"/>
         </w:rPr>
         <w:t>解</w:t>
       </w:r>
@@ -3056,7 +3056,7 @@
       </w:pPr>
       <w:r>
         <w:rPr>
-          <w:rFonts w:hint="eastAsia" w:ascii="Times New Roman" w:hAnsi="Times New Roman" w:eastAsia="SimSun" w:cs="Times New Roman"/>
+          <w:rFonts w:hint="eastAsia" w:ascii="Times New Roman" w:hAnsi="Times New Roman" w:eastAsia="FangSong" w:cs="Times New Roman"/>
         </w:rPr>
         <w:t xml:space="preserve">对于可逆反应</w:t>
       </w:r>
@@ -3103,13 +3103,13 @@
       </w:pPr>
       <w:r>
         <w:rPr>
-          <w:rFonts w:hint="eastAsia" w:ascii="Times New Roman" w:hAnsi="Times New Roman" w:eastAsia="SimSun" w:cs="Times New Roman"/>
+          <w:rFonts w:hint="eastAsia" w:ascii="Times New Roman" w:hAnsi="Times New Roman" w:eastAsia="FangSong" w:cs="Times New Roman"/>
         </w:rPr>
         <w:t xml:space="preserve">实验上测到的是</w:t>
       </w:r>
       <w:r>
         <w:rPr>
-          <w:rFonts w:hint="eastAsia" w:ascii="Times New Roman" w:hAnsi="Times New Roman" w:eastAsia="SimSun" w:cs="Times New Roman"/>
+          <w:rFonts w:hint="eastAsia" w:ascii="Times New Roman" w:hAnsi="Times New Roman" w:eastAsia="FangSong" w:cs="Times New Roman"/>
           <w:b/>
           <w:bCs/>
         </w:rPr>
@@ -3204,7 +3204,7 @@
       </w:pPr>
       <w:r>
         <w:rPr>
-          <w:rFonts w:hint="eastAsia" w:ascii="Times New Roman" w:hAnsi="Times New Roman" w:eastAsia="SimSun" w:cs="Times New Roman"/>
+          <w:rFonts w:hint="eastAsia" w:ascii="Times New Roman" w:hAnsi="Times New Roman" w:eastAsia="FangSong" w:cs="Times New Roman"/>
         </w:rPr>
         <w:t>达到平衡时</w:t>
       </w:r>
@@ -3312,7 +3312,7 @@
       </w:pPr>
       <w:r>
         <w:rPr>
-          <w:rFonts w:hint="eastAsia" w:ascii="Times New Roman" w:hAnsi="Times New Roman" w:eastAsia="SimSun" w:cs="Times New Roman"/>
+          <w:rFonts w:hint="eastAsia" w:ascii="Times New Roman" w:hAnsi="Times New Roman" w:eastAsia="FangSong" w:cs="Times New Roman"/>
           <w:b/>
           <w:bCs/>
         </w:rPr>
@@ -3328,7 +3328,7 @@
       </w:r>
       <w:r>
         <w:rPr>
-          <w:rFonts w:hint="eastAsia" w:ascii="Times New Roman" w:hAnsi="Times New Roman" w:eastAsia="SimSun" w:cs="Times New Roman"/>
+          <w:rFonts w:hint="eastAsia" w:ascii="Times New Roman" w:hAnsi="Times New Roman" w:eastAsia="FangSong" w:cs="Times New Roman"/>
           <w:b/>
           <w:bCs/>
         </w:rPr>
@@ -3350,7 +3350,7 @@
       </w:r>
       <w:r>
         <w:rPr>
-          <w:rFonts w:hint="eastAsia" w:ascii="Times New Roman" w:hAnsi="Times New Roman" w:eastAsia="SimSun" w:cs="Times New Roman"/>
+          <w:rFonts w:hint="eastAsia" w:ascii="Times New Roman" w:hAnsi="Times New Roman" w:eastAsia="FangSong" w:cs="Times New Roman"/>
         </w:rPr>
         <w:t>而是正逆反应仍在进行</w:t>
       </w:r>
@@ -3362,7 +3362,7 @@
       </w:r>
       <w:r>
         <w:rPr>
-          <w:rFonts w:hint="eastAsia" w:ascii="Times New Roman" w:hAnsi="Times New Roman" w:eastAsia="SimSun" w:cs="Times New Roman"/>
+          <w:rFonts w:hint="eastAsia" w:ascii="Times New Roman" w:hAnsi="Times New Roman" w:eastAsia="FangSong" w:cs="Times New Roman"/>
         </w:rPr>
         <w:t>但两者速率相等</w:t>
       </w:r>
@@ -3400,7 +3400,7 @@
       </w:pPr>
       <w:r>
         <w:rPr>
-          <w:rFonts w:hint="eastAsia" w:ascii="Times New Roman" w:hAnsi="Times New Roman" w:eastAsia="SimSun" w:cs="Times New Roman"/>
+          <w:rFonts w:hint="eastAsia" w:ascii="Times New Roman" w:hAnsi="Times New Roman" w:eastAsia="FangSong" w:cs="Times New Roman"/>
         </w:rPr>
         <w:t>速率本质上来自</w:t>
       </w:r>
@@ -3412,7 +3412,7 @@
       </w:r>
       <w:r>
         <w:rPr>
-          <w:rFonts w:hint="eastAsia" w:ascii="Times New Roman" w:hAnsi="Times New Roman" w:eastAsia="SimSun" w:cs="Times New Roman"/>
+          <w:rFonts w:hint="eastAsia" w:ascii="Times New Roman" w:hAnsi="Times New Roman" w:eastAsia="FangSong" w:cs="Times New Roman"/>
         </w:rPr>
         <w:t>浓度随时间的变化</w:t>
       </w:r>
@@ -3424,7 +3424,7 @@
       </w:r>
       <w:r>
         <w:rPr>
-          <w:rFonts w:hint="eastAsia" w:ascii="Times New Roman" w:hAnsi="Times New Roman" w:eastAsia="SimSun" w:cs="Times New Roman"/>
+          <w:rFonts w:hint="eastAsia" w:ascii="Times New Roman" w:hAnsi="Times New Roman" w:eastAsia="FangSong" w:cs="Times New Roman"/>
         </w:rPr>
         <w:t>因此关键是建立可测信号与浓度的对应关系</w:t>
       </w:r>
@@ -3509,7 +3509,7 @@
             </w:pPr>
             <w:r>
               <w:rPr>
-                <w:rFonts w:hint="eastAsia" w:ascii="Times New Roman" w:hAnsi="Times New Roman" w:eastAsia="SimSun" w:cs="Times New Roman"/>
+                <w:rFonts w:hint="eastAsia" w:ascii="Times New Roman" w:hAnsi="Times New Roman" w:eastAsia="FangSong" w:cs="Times New Roman"/>
               </w:rPr>
               <w:t xml:space="preserve">化学分析法</w:t>
             </w:r>
@@ -3524,7 +3524,7 @@
             </w:pPr>
             <w:r>
               <w:rPr>
-                <w:rFonts w:hint="eastAsia" w:ascii="Times New Roman" w:hAnsi="Times New Roman" w:eastAsia="SimSun" w:cs="Times New Roman"/>
+                <w:rFonts w:hint="eastAsia" w:ascii="Times New Roman" w:hAnsi="Times New Roman" w:eastAsia="FangSong" w:cs="Times New Roman"/>
               </w:rPr>
               <w:t>定时取样后滴定</w:t>
             </w:r>
@@ -3536,7 +3536,7 @@
             </w:r>
             <w:r>
               <w:rPr>
-                <w:rFonts w:hint="eastAsia" w:ascii="Times New Roman" w:hAnsi="Times New Roman" w:eastAsia="SimSun" w:cs="Times New Roman"/>
+                <w:rFonts w:hint="eastAsia" w:ascii="Times New Roman" w:hAnsi="Times New Roman" w:eastAsia="FangSong" w:cs="Times New Roman"/>
               </w:rPr>
               <w:t>沉淀</w:t>
             </w:r>
@@ -3548,7 +3548,7 @@
             </w:r>
             <w:r>
               <w:rPr>
-                <w:rFonts w:hint="eastAsia" w:ascii="Times New Roman" w:hAnsi="Times New Roman" w:eastAsia="SimSun" w:cs="Times New Roman"/>
+                <w:rFonts w:hint="eastAsia" w:ascii="Times New Roman" w:hAnsi="Times New Roman" w:eastAsia="FangSong" w:cs="Times New Roman"/>
               </w:rPr>
               <w:t>比色</w:t>
             </w:r>
@@ -3563,7 +3563,7 @@
             </w:pPr>
             <w:r>
               <w:rPr>
-                <w:rFonts w:hint="eastAsia" w:ascii="Times New Roman" w:hAnsi="Times New Roman" w:eastAsia="SimSun" w:cs="Times New Roman"/>
+                <w:rFonts w:hint="eastAsia" w:ascii="Times New Roman" w:hAnsi="Times New Roman" w:eastAsia="FangSong" w:cs="Times New Roman"/>
               </w:rPr>
               <w:t>反应不太快</w:t>
             </w:r>
@@ -3575,7 +3575,7 @@
             </w:r>
             <w:r>
               <w:rPr>
-                <w:rFonts w:hint="eastAsia" w:ascii="Times New Roman" w:hAnsi="Times New Roman" w:eastAsia="SimSun" w:cs="Times New Roman"/>
+                <w:rFonts w:hint="eastAsia" w:ascii="Times New Roman" w:hAnsi="Times New Roman" w:eastAsia="FangSong" w:cs="Times New Roman"/>
               </w:rPr>
               <w:t>可分批取样</w:t>
             </w:r>
@@ -3592,7 +3592,7 @@
             </w:pPr>
             <w:r>
               <w:rPr>
-                <w:rFonts w:hint="eastAsia" w:ascii="Times New Roman" w:hAnsi="Times New Roman" w:eastAsia="SimSun" w:cs="Times New Roman"/>
+                <w:rFonts w:hint="eastAsia" w:ascii="Times New Roman" w:hAnsi="Times New Roman" w:eastAsia="FangSong" w:cs="Times New Roman"/>
               </w:rPr>
               <w:t xml:space="preserve">压强法</w:t>
             </w:r>
@@ -3607,7 +3607,7 @@
             </w:pPr>
             <w:r>
               <w:rPr>
-                <w:rFonts w:hint="eastAsia" w:ascii="Times New Roman" w:hAnsi="Times New Roman" w:eastAsia="SimSun" w:cs="Times New Roman"/>
+                <w:rFonts w:hint="eastAsia" w:ascii="Times New Roman" w:hAnsi="Times New Roman" w:eastAsia="FangSong" w:cs="Times New Roman"/>
               </w:rPr>
               <w:t xml:space="preserve">监测气体总压或分压变化</w:t>
             </w:r>
@@ -3622,7 +3622,7 @@
             </w:pPr>
             <w:r>
               <w:rPr>
-                <w:rFonts w:hint="eastAsia" w:ascii="Times New Roman" w:hAnsi="Times New Roman" w:eastAsia="SimSun" w:cs="Times New Roman"/>
+                <w:rFonts w:hint="eastAsia" w:ascii="Times New Roman" w:hAnsi="Times New Roman" w:eastAsia="FangSong" w:cs="Times New Roman"/>
               </w:rPr>
               <w:t>产气</w:t>
             </w:r>
@@ -3634,7 +3634,7 @@
             </w:r>
             <w:r>
               <w:rPr>
-                <w:rFonts w:hint="eastAsia" w:ascii="Times New Roman" w:hAnsi="Times New Roman" w:eastAsia="SimSun" w:cs="Times New Roman"/>
+                <w:rFonts w:hint="eastAsia" w:ascii="Times New Roman" w:hAnsi="Times New Roman" w:eastAsia="FangSong" w:cs="Times New Roman"/>
               </w:rPr>
               <w:t>耗气反应</w:t>
             </w:r>
@@ -3651,7 +3651,7 @@
             </w:pPr>
             <w:r>
               <w:rPr>
-                <w:rFonts w:hint="eastAsia" w:ascii="Times New Roman" w:hAnsi="Times New Roman" w:eastAsia="SimSun" w:cs="Times New Roman"/>
+                <w:rFonts w:hint="eastAsia" w:ascii="Times New Roman" w:hAnsi="Times New Roman" w:eastAsia="FangSong" w:cs="Times New Roman"/>
               </w:rPr>
               <w:t xml:space="preserve">电导法</w:t>
             </w:r>
@@ -3666,7 +3666,7 @@
             </w:pPr>
             <w:r>
               <w:rPr>
-                <w:rFonts w:hint="eastAsia" w:ascii="Times New Roman" w:hAnsi="Times New Roman" w:eastAsia="SimSun" w:cs="Times New Roman"/>
+                <w:rFonts w:hint="eastAsia" w:ascii="Times New Roman" w:hAnsi="Times New Roman" w:eastAsia="FangSong" w:cs="Times New Roman"/>
               </w:rPr>
               <w:t xml:space="preserve">监测离子浓度变化</w:t>
             </w:r>
@@ -3681,7 +3681,7 @@
             </w:pPr>
             <w:r>
               <w:rPr>
-                <w:rFonts w:hint="eastAsia" w:ascii="Times New Roman" w:hAnsi="Times New Roman" w:eastAsia="SimSun" w:cs="Times New Roman"/>
+                <w:rFonts w:hint="eastAsia" w:ascii="Times New Roman" w:hAnsi="Times New Roman" w:eastAsia="FangSong" w:cs="Times New Roman"/>
               </w:rPr>
               <w:t xml:space="preserve">电解质体系</w:t>
             </w:r>
@@ -3698,7 +3698,7 @@
             </w:pPr>
             <w:r>
               <w:rPr>
-                <w:rFonts w:hint="eastAsia" w:ascii="Times New Roman" w:hAnsi="Times New Roman" w:eastAsia="SimSun" w:cs="Times New Roman"/>
+                <w:rFonts w:hint="eastAsia" w:ascii="Times New Roman" w:hAnsi="Times New Roman" w:eastAsia="FangSong" w:cs="Times New Roman"/>
               </w:rPr>
               <w:t xml:space="preserve">光谱法</w:t>
             </w:r>
@@ -3713,7 +3713,7 @@
             </w:pPr>
             <w:r>
               <w:rPr>
-                <w:rFonts w:hint="eastAsia" w:ascii="Times New Roman" w:hAnsi="Times New Roman" w:eastAsia="SimSun" w:cs="Times New Roman"/>
+                <w:rFonts w:hint="eastAsia" w:ascii="Times New Roman" w:hAnsi="Times New Roman" w:eastAsia="FangSong" w:cs="Times New Roman"/>
               </w:rPr>
               <w:t>吸光度</w:t>
             </w:r>
@@ -3725,7 +3725,7 @@
             </w:r>
             <w:r>
               <w:rPr>
-                <w:rFonts w:hint="eastAsia" w:ascii="Times New Roman" w:hAnsi="Times New Roman" w:eastAsia="SimSun" w:cs="Times New Roman"/>
+                <w:rFonts w:hint="eastAsia" w:ascii="Times New Roman" w:hAnsi="Times New Roman" w:eastAsia="FangSong" w:cs="Times New Roman"/>
               </w:rPr>
               <w:t>旋光度</w:t>
             </w:r>
@@ -3737,7 +3737,7 @@
             </w:r>
             <w:r>
               <w:rPr>
-                <w:rFonts w:hint="eastAsia" w:ascii="Times New Roman" w:hAnsi="Times New Roman" w:eastAsia="SimSun" w:cs="Times New Roman"/>
+                <w:rFonts w:hint="eastAsia" w:ascii="Times New Roman" w:hAnsi="Times New Roman" w:eastAsia="FangSong" w:cs="Times New Roman"/>
               </w:rPr>
               <w:t>荧光强度变化</w:t>
             </w:r>
@@ -3752,7 +3752,7 @@
             </w:pPr>
             <w:r>
               <w:rPr>
-                <w:rFonts w:hint="eastAsia" w:ascii="Times New Roman" w:hAnsi="Times New Roman" w:eastAsia="SimSun" w:cs="Times New Roman"/>
+                <w:rFonts w:hint="eastAsia" w:ascii="Times New Roman" w:hAnsi="Times New Roman" w:eastAsia="FangSong" w:cs="Times New Roman"/>
               </w:rPr>
               <w:t>有色物种</w:t>
             </w:r>
@@ -3764,7 +3764,7 @@
             </w:r>
             <w:r>
               <w:rPr>
-                <w:rFonts w:hint="eastAsia" w:ascii="Times New Roman" w:hAnsi="Times New Roman" w:eastAsia="SimSun" w:cs="Times New Roman"/>
+                <w:rFonts w:hint="eastAsia" w:ascii="Times New Roman" w:hAnsi="Times New Roman" w:eastAsia="FangSong" w:cs="Times New Roman"/>
               </w:rPr>
               <w:t>手性物种</w:t>
             </w:r>
@@ -3781,7 +3781,7 @@
             </w:pPr>
             <w:r>
               <w:rPr>
-                <w:rFonts w:hint="eastAsia" w:ascii="Times New Roman" w:hAnsi="Times New Roman" w:eastAsia="SimSun" w:cs="Times New Roman"/>
+                <w:rFonts w:hint="eastAsia" w:ascii="Times New Roman" w:hAnsi="Times New Roman" w:eastAsia="FangSong" w:cs="Times New Roman"/>
               </w:rPr>
               <w:t xml:space="preserve">量气法</w:t>
             </w:r>
@@ -3796,7 +3796,7 @@
             </w:pPr>
             <w:r>
               <w:rPr>
-                <w:rFonts w:hint="eastAsia" w:ascii="Times New Roman" w:hAnsi="Times New Roman" w:eastAsia="SimSun" w:cs="Times New Roman"/>
+                <w:rFonts w:hint="eastAsia" w:ascii="Times New Roman" w:hAnsi="Times New Roman" w:eastAsia="FangSong" w:cs="Times New Roman"/>
               </w:rPr>
               <w:t xml:space="preserve">测生成气体体积</w:t>
             </w:r>
@@ -3811,7 +3811,7 @@
             </w:pPr>
             <w:r>
               <w:rPr>
-                <w:rFonts w:hint="eastAsia" w:ascii="Times New Roman" w:hAnsi="Times New Roman" w:eastAsia="SimSun" w:cs="Times New Roman"/>
+                <w:rFonts w:hint="eastAsia" w:ascii="Times New Roman" w:hAnsi="Times New Roman" w:eastAsia="FangSong" w:cs="Times New Roman"/>
               </w:rPr>
               <w:t>分解</w:t>
             </w:r>
@@ -3823,7 +3823,7 @@
             </w:r>
             <w:r>
               <w:rPr>
-                <w:rFonts w:hint="eastAsia" w:ascii="Times New Roman" w:hAnsi="Times New Roman" w:eastAsia="SimSun" w:cs="Times New Roman"/>
+                <w:rFonts w:hint="eastAsia" w:ascii="Times New Roman" w:hAnsi="Times New Roman" w:eastAsia="FangSong" w:cs="Times New Roman"/>
               </w:rPr>
               <w:t>放气反应</w:t>
             </w:r>
@@ -3838,7 +3838,7 @@
       </w:pPr>
       <w:r>
         <w:rPr>
-          <w:rFonts w:hint="eastAsia" w:ascii="Times New Roman" w:hAnsi="Times New Roman" w:eastAsia="SimSun" w:cs="Times New Roman"/>
+          <w:rFonts w:hint="eastAsia" w:ascii="Times New Roman" w:hAnsi="Times New Roman" w:eastAsia="FangSong" w:cs="Times New Roman"/>
           <w:b/>
           <w:bCs/>
         </w:rPr>
@@ -3861,7 +3861,7 @@
       </w:pPr>
       <w:r>
         <w:rPr>
-          <w:rFonts w:hint="eastAsia" w:ascii="Times New Roman" w:hAnsi="Times New Roman" w:eastAsia="SimSun" w:cs="Times New Roman"/>
+          <w:rFonts w:hint="eastAsia" w:ascii="Times New Roman" w:hAnsi="Times New Roman" w:eastAsia="FangSong" w:cs="Times New Roman"/>
         </w:rPr>
         <w:t>初始速率</w:t>
       </w:r>
@@ -3873,7 +3873,7 @@
       </w:r>
       <w:r>
         <w:rPr>
-          <w:rFonts w:hint="eastAsia" w:ascii="Times New Roman" w:hAnsi="Times New Roman" w:eastAsia="SimSun" w:cs="Times New Roman"/>
+          <w:rFonts w:hint="eastAsia" w:ascii="Times New Roman" w:hAnsi="Times New Roman" w:eastAsia="FangSong" w:cs="Times New Roman"/>
         </w:rPr>
         <w:t>反应刚开始时的速率</w:t>
       </w:r>
@@ -3885,7 +3885,7 @@
       </w:r>
       <w:r>
         <w:rPr>
-          <w:rFonts w:hint="eastAsia" w:ascii="Times New Roman" w:hAnsi="Times New Roman" w:eastAsia="SimSun" w:cs="Times New Roman"/>
+          <w:rFonts w:hint="eastAsia" w:ascii="Times New Roman" w:hAnsi="Times New Roman" w:eastAsia="FangSong" w:cs="Times New Roman"/>
         </w:rPr>
         <w:t>最适合用于确定级数</w:t>
       </w:r>
@@ -3900,7 +3900,7 @@
       </w:pPr>
       <w:r>
         <w:rPr>
-          <w:rFonts w:hint="eastAsia" w:ascii="Times New Roman" w:hAnsi="Times New Roman" w:eastAsia="SimSun" w:cs="Times New Roman"/>
+          <w:rFonts w:hint="eastAsia" w:ascii="Times New Roman" w:hAnsi="Times New Roman" w:eastAsia="FangSong" w:cs="Times New Roman"/>
         </w:rPr>
         <w:t>瞬时速率</w:t>
       </w:r>
@@ -3912,7 +3912,7 @@
       </w:r>
       <w:r>
         <w:rPr>
-          <w:rFonts w:hint="eastAsia" w:ascii="Times New Roman" w:hAnsi="Times New Roman" w:eastAsia="SimSun" w:cs="Times New Roman"/>
+          <w:rFonts w:hint="eastAsia" w:ascii="Times New Roman" w:hAnsi="Times New Roman" w:eastAsia="FangSong" w:cs="Times New Roman"/>
         </w:rPr>
         <w:t>由</w:t>
       </w:r>
@@ -3944,7 +3944,7 @@
       </w:r>
       <w:r>
         <w:rPr>
-          <w:rFonts w:hint="eastAsia" w:ascii="Times New Roman" w:hAnsi="Times New Roman" w:eastAsia="SimSun" w:cs="Times New Roman"/>
+          <w:rFonts w:hint="eastAsia" w:ascii="Times New Roman" w:hAnsi="Times New Roman" w:eastAsia="FangSong" w:cs="Times New Roman"/>
         </w:rPr>
         <w:t xml:space="preserve">曲线某点切线斜率给出</w:t>
       </w:r>
@@ -3959,7 +3959,7 @@
       </w:pPr>
       <w:r>
         <w:rPr>
-          <w:rFonts w:hint="eastAsia" w:ascii="Times New Roman" w:hAnsi="Times New Roman" w:eastAsia="SimSun" w:cs="Times New Roman"/>
+          <w:rFonts w:hint="eastAsia" w:ascii="Times New Roman" w:hAnsi="Times New Roman" w:eastAsia="FangSong" w:cs="Times New Roman"/>
         </w:rPr>
         <w:t>平均速率</w:t>
       </w:r>
@@ -3971,7 +3971,7 @@
       </w:r>
       <w:r>
         <w:rPr>
-          <w:rFonts w:hint="eastAsia" w:ascii="Times New Roman" w:hAnsi="Times New Roman" w:eastAsia="SimSun" w:cs="Times New Roman"/>
+          <w:rFonts w:hint="eastAsia" w:ascii="Times New Roman" w:hAnsi="Times New Roman" w:eastAsia="FangSong" w:cs="Times New Roman"/>
         </w:rPr>
         <w:t>只能反映某一时间段的平均变化</w:t>
       </w:r>
@@ -3983,7 +3983,7 @@
       </w:r>
       <w:r>
         <w:rPr>
-          <w:rFonts w:hint="eastAsia" w:ascii="Times New Roman" w:hAnsi="Times New Roman" w:eastAsia="SimSun" w:cs="Times New Roman"/>
+          <w:rFonts w:hint="eastAsia" w:ascii="Times New Roman" w:hAnsi="Times New Roman" w:eastAsia="FangSong" w:cs="Times New Roman"/>
         </w:rPr>
         <w:t>不代表全过程都一样</w:t>
       </w:r>
@@ -4053,7 +4053,7 @@
       </w:r>
       <w:r>
         <w:rPr>
-          <w:rFonts w:hint="eastAsia" w:ascii="Times New Roman" w:hAnsi="Times New Roman" w:eastAsia="SimSun" w:cs="Times New Roman"/>
+          <w:rFonts w:hint="eastAsia" w:ascii="Times New Roman" w:hAnsi="Times New Roman" w:eastAsia="FangSong" w:cs="Times New Roman"/>
         </w:rPr>
         <w:t>图注</w:t>
       </w:r>
@@ -4065,7 +4065,7 @@
       </w:r>
       <w:r>
         <w:rPr>
-          <w:rFonts w:hint="eastAsia" w:ascii="Times New Roman" w:hAnsi="Times New Roman" w:eastAsia="SimSun" w:cs="Times New Roman"/>
+          <w:rFonts w:hint="eastAsia" w:ascii="Times New Roman" w:hAnsi="Times New Roman" w:eastAsia="FangSong" w:cs="Times New Roman"/>
         </w:rPr>
         <w:t>浓度</w:t>
       </w:r>
@@ -4077,7 +4077,7 @@
       </w:r>
       <w:r>
         <w:rPr>
-          <w:rFonts w:hint="eastAsia" w:ascii="Times New Roman" w:hAnsi="Times New Roman" w:eastAsia="SimSun" w:cs="Times New Roman"/>
+          <w:rFonts w:hint="eastAsia" w:ascii="Times New Roman" w:hAnsi="Times New Roman" w:eastAsia="FangSong" w:cs="Times New Roman"/>
         </w:rPr>
         <w:t>时间曲线与瞬时速率</w:t>
       </w:r>
@@ -4089,7 +4089,7 @@
       </w:r>
       <w:r>
         <w:rPr>
-          <w:rFonts w:hint="eastAsia" w:ascii="Times New Roman" w:hAnsi="Times New Roman" w:eastAsia="SimSun" w:cs="Times New Roman"/>
+          <w:rFonts w:hint="eastAsia" w:ascii="Times New Roman" w:hAnsi="Times New Roman" w:eastAsia="FangSong" w:cs="Times New Roman"/>
         </w:rPr>
         <w:t>曲线上任一点的切线斜率即为该时刻的瞬时速率</w:t>
       </w:r>
@@ -4101,7 +4101,7 @@
       </w:pPr>
       <w:r>
         <w:rPr>
-          <w:rFonts w:hint="eastAsia" w:ascii="Times New Roman" w:hAnsi="Times New Roman" w:eastAsia="SimSun" w:cs="Times New Roman"/>
+          <w:rFonts w:hint="eastAsia" w:ascii="Times New Roman" w:hAnsi="Times New Roman" w:eastAsia="FangSong" w:cs="Times New Roman"/>
           <w:b/>
           <w:bCs/>
         </w:rPr>
@@ -4123,7 +4123,7 @@
       </w:r>
       <w:r>
         <w:rPr>
-          <w:rFonts w:hint="eastAsia" w:ascii="Times New Roman" w:hAnsi="Times New Roman" w:eastAsia="SimSun" w:cs="Times New Roman"/>
+          <w:rFonts w:hint="eastAsia" w:ascii="Times New Roman" w:hAnsi="Times New Roman" w:eastAsia="FangSong" w:cs="Times New Roman"/>
         </w:rPr>
         <w:t>上表的方法都要求</w:t>
       </w:r>
@@ -4135,7 +4135,7 @@
       </w:r>
       <w:r>
         <w:rPr>
-          <w:rFonts w:hint="eastAsia" w:ascii="Times New Roman" w:hAnsi="Times New Roman" w:eastAsia="SimSun" w:cs="Times New Roman"/>
+          <w:rFonts w:hint="eastAsia" w:ascii="Times New Roman" w:hAnsi="Times New Roman" w:eastAsia="FangSong" w:cs="Times New Roman"/>
         </w:rPr>
         <w:t>来得及取样或读数</w:t>
       </w:r>
@@ -4147,7 +4147,7 @@
       </w:r>
       <w:r>
         <w:rPr>
-          <w:rFonts w:hint="eastAsia" w:ascii="Times New Roman" w:hAnsi="Times New Roman" w:eastAsia="SimSun" w:cs="Times New Roman"/>
+          <w:rFonts w:hint="eastAsia" w:ascii="Times New Roman" w:hAnsi="Times New Roman" w:eastAsia="FangSong" w:cs="Times New Roman"/>
         </w:rPr>
         <w:t>当反应在毫秒甚至微秒级完成时</w:t>
       </w:r>
@@ -4159,7 +4159,7 @@
       </w:r>
       <w:r>
         <w:rPr>
-          <w:rFonts w:hint="eastAsia" w:ascii="Times New Roman" w:hAnsi="Times New Roman" w:eastAsia="SimSun" w:cs="Times New Roman"/>
+          <w:rFonts w:hint="eastAsia" w:ascii="Times New Roman" w:hAnsi="Times New Roman" w:eastAsia="FangSong" w:cs="Times New Roman"/>
         </w:rPr>
         <w:t>就需要把反应启动和信号检测都推到极短时间尺度上</w:t>
       </w:r>
@@ -4245,7 +4245,7 @@
             </w:pPr>
             <w:r>
               <w:rPr>
-                <w:rFonts w:hint="eastAsia" w:ascii="Times New Roman" w:hAnsi="Times New Roman" w:eastAsia="SimSun" w:cs="Times New Roman"/>
+                <w:rFonts w:hint="eastAsia" w:ascii="Times New Roman" w:hAnsi="Times New Roman" w:eastAsia="FangSong" w:cs="Times New Roman"/>
               </w:rPr>
               <w:t xml:space="preserve">停流法</w:t>
             </w:r>
@@ -4260,7 +4260,7 @@
             </w:pPr>
             <w:r>
               <w:rPr>
-                <w:rFonts w:hint="eastAsia" w:ascii="Times New Roman" w:hAnsi="Times New Roman" w:eastAsia="SimSun" w:cs="Times New Roman"/>
+                <w:rFonts w:hint="eastAsia" w:ascii="Times New Roman" w:hAnsi="Times New Roman" w:eastAsia="FangSong" w:cs="Times New Roman"/>
               </w:rPr>
               <w:t xml:space="preserve">两种溶液高速混合后立即跟踪信号变化</w:t>
             </w:r>
@@ -4275,7 +4275,7 @@
             </w:pPr>
             <w:r>
               <w:rPr>
-                <w:rFonts w:hint="eastAsia" w:ascii="Times New Roman" w:hAnsi="Times New Roman" w:eastAsia="SimSun" w:cs="Times New Roman"/>
+                <w:rFonts w:hint="eastAsia" w:ascii="Times New Roman" w:hAnsi="Times New Roman" w:eastAsia="FangSong" w:cs="Times New Roman"/>
               </w:rPr>
               <w:t xml:space="preserve">毫秒级</w:t>
             </w:r>
@@ -4292,7 +4292,7 @@
             </w:pPr>
             <w:r>
               <w:rPr>
-                <w:rFonts w:hint="eastAsia" w:ascii="Times New Roman" w:hAnsi="Times New Roman" w:eastAsia="SimSun" w:cs="Times New Roman"/>
+                <w:rFonts w:hint="eastAsia" w:ascii="Times New Roman" w:hAnsi="Times New Roman" w:eastAsia="FangSong" w:cs="Times New Roman"/>
               </w:rPr>
               <w:t xml:space="preserve">温度跃变法</w:t>
             </w:r>
@@ -4307,7 +4307,7 @@
             </w:pPr>
             <w:r>
               <w:rPr>
-                <w:rFonts w:hint="eastAsia" w:ascii="Times New Roman" w:hAnsi="Times New Roman" w:eastAsia="SimSun" w:cs="Times New Roman"/>
+                <w:rFonts w:hint="eastAsia" w:ascii="Times New Roman" w:hAnsi="Times New Roman" w:eastAsia="FangSong" w:cs="Times New Roman"/>
               </w:rPr>
               <w:t>瞬时扰动使平衡偏离</w:t>
             </w:r>
@@ -4319,7 +4319,7 @@
             </w:r>
             <w:r>
               <w:rPr>
-                <w:rFonts w:hint="eastAsia" w:ascii="Times New Roman" w:hAnsi="Times New Roman" w:eastAsia="SimSun" w:cs="Times New Roman"/>
+                <w:rFonts w:hint="eastAsia" w:ascii="Times New Roman" w:hAnsi="Times New Roman" w:eastAsia="FangSong" w:cs="Times New Roman"/>
               </w:rPr>
               <w:t>再测恢复平衡的速率</w:t>
             </w:r>
@@ -4334,7 +4334,7 @@
             </w:pPr>
             <w:r>
               <w:rPr>
-                <w:rFonts w:hint="eastAsia" w:ascii="Times New Roman" w:hAnsi="Times New Roman" w:eastAsia="SimSun" w:cs="Times New Roman"/>
+                <w:rFonts w:hint="eastAsia" w:ascii="Times New Roman" w:hAnsi="Times New Roman" w:eastAsia="FangSong" w:cs="Times New Roman"/>
               </w:rPr>
               <w:t xml:space="preserve">微秒级</w:t>
             </w:r>
@@ -4351,7 +4351,7 @@
             </w:pPr>
             <w:r>
               <w:rPr>
-                <w:rFonts w:hint="eastAsia" w:ascii="Times New Roman" w:hAnsi="Times New Roman" w:eastAsia="SimSun" w:cs="Times New Roman"/>
+                <w:rFonts w:hint="eastAsia" w:ascii="Times New Roman" w:hAnsi="Times New Roman" w:eastAsia="FangSong" w:cs="Times New Roman"/>
               </w:rPr>
               <w:t xml:space="preserve">闪光光解法</w:t>
             </w:r>
@@ -4366,7 +4366,7 @@
             </w:pPr>
             <w:r>
               <w:rPr>
-                <w:rFonts w:hint="eastAsia" w:ascii="Times New Roman" w:hAnsi="Times New Roman" w:eastAsia="SimSun" w:cs="Times New Roman"/>
+                <w:rFonts w:hint="eastAsia" w:ascii="Times New Roman" w:hAnsi="Times New Roman" w:eastAsia="FangSong" w:cs="Times New Roman"/>
               </w:rPr>
               <w:t>强闪光瞬间产生自由基或激发态</w:t>
             </w:r>
@@ -4378,7 +4378,7 @@
             </w:r>
             <w:r>
               <w:rPr>
-                <w:rFonts w:hint="eastAsia" w:ascii="Times New Roman" w:hAnsi="Times New Roman" w:eastAsia="SimSun" w:cs="Times New Roman"/>
+                <w:rFonts w:hint="eastAsia" w:ascii="Times New Roman" w:hAnsi="Times New Roman" w:eastAsia="FangSong" w:cs="Times New Roman"/>
               </w:rPr>
               <w:t>再跟踪其消失</w:t>
             </w:r>
@@ -4393,7 +4393,7 @@
             </w:pPr>
             <w:r>
               <w:rPr>
-                <w:rFonts w:hint="eastAsia" w:ascii="Times New Roman" w:hAnsi="Times New Roman" w:eastAsia="SimSun" w:cs="Times New Roman"/>
+                <w:rFonts w:hint="eastAsia" w:ascii="Times New Roman" w:hAnsi="Times New Roman" w:eastAsia="FangSong" w:cs="Times New Roman"/>
               </w:rPr>
               <w:t>微秒</w:t>
             </w:r>
@@ -4405,7 +4405,7 @@
             </w:r>
             <w:r>
               <w:rPr>
-                <w:rFonts w:hint="eastAsia" w:ascii="Times New Roman" w:hAnsi="Times New Roman" w:eastAsia="SimSun" w:cs="Times New Roman"/>
+                <w:rFonts w:hint="eastAsia" w:ascii="Times New Roman" w:hAnsi="Times New Roman" w:eastAsia="FangSong" w:cs="Times New Roman"/>
               </w:rPr>
               <w:t>纳秒级</w:t>
             </w:r>
@@ -4439,7 +4439,7 @@
       </w:pPr>
       <w:r>
         <w:rPr>
-          <w:rFonts w:hint="eastAsia" w:ascii="Times New Roman" w:hAnsi="Times New Roman" w:eastAsia="SimSun" w:cs="Times New Roman"/>
+          <w:rFonts w:hint="eastAsia" w:ascii="Times New Roman" w:hAnsi="Times New Roman" w:eastAsia="FangSong" w:cs="Times New Roman"/>
         </w:rPr>
         <w:t>随着反应进行</w:t>
       </w:r>
@@ -4451,7 +4451,7 @@
       </w:r>
       <w:r>
         <w:rPr>
-          <w:rFonts w:hint="eastAsia" w:ascii="Times New Roman" w:hAnsi="Times New Roman" w:eastAsia="SimSun" w:cs="Times New Roman"/>
+          <w:rFonts w:hint="eastAsia" w:ascii="Times New Roman" w:hAnsi="Times New Roman" w:eastAsia="FangSong" w:cs="Times New Roman"/>
         </w:rPr>
         <w:t>反应物浓度会变</w:t>
       </w:r>
@@ -4463,7 +4463,7 @@
       </w:r>
       <w:r>
         <w:rPr>
-          <w:rFonts w:hint="eastAsia" w:ascii="Times New Roman" w:hAnsi="Times New Roman" w:eastAsia="SimSun" w:cs="Times New Roman"/>
+          <w:rFonts w:hint="eastAsia" w:ascii="Times New Roman" w:hAnsi="Times New Roman" w:eastAsia="FangSong" w:cs="Times New Roman"/>
         </w:rPr>
         <w:t>产物可能参与逆反应</w:t>
       </w:r>
@@ -4475,7 +4475,7 @@
       </w:r>
       <w:r>
         <w:rPr>
-          <w:rFonts w:hint="eastAsia" w:ascii="Times New Roman" w:hAnsi="Times New Roman" w:eastAsia="SimSun" w:cs="Times New Roman"/>
+          <w:rFonts w:hint="eastAsia" w:ascii="Times New Roman" w:hAnsi="Times New Roman" w:eastAsia="FangSong" w:cs="Times New Roman"/>
         </w:rPr>
         <w:t>体系越来越复杂</w:t>
       </w:r>
@@ -4487,7 +4487,7 @@
       </w:r>
       <w:r>
         <w:rPr>
-          <w:rFonts w:hint="eastAsia" w:ascii="Times New Roman" w:hAnsi="Times New Roman" w:eastAsia="SimSun" w:cs="Times New Roman"/>
+          <w:rFonts w:hint="eastAsia" w:ascii="Times New Roman" w:hAnsi="Times New Roman" w:eastAsia="FangSong" w:cs="Times New Roman"/>
         </w:rPr>
         <w:t>初速率阶段有两个优点</w:t>
       </w:r>
@@ -4508,7 +4508,7 @@
       </w:pPr>
       <w:r>
         <w:rPr>
-          <w:rFonts w:hint="eastAsia" w:ascii="Times New Roman" w:hAnsi="Times New Roman" w:eastAsia="SimSun" w:cs="Times New Roman"/>
+          <w:rFonts w:hint="eastAsia" w:ascii="Times New Roman" w:hAnsi="Times New Roman" w:eastAsia="FangSong" w:cs="Times New Roman"/>
         </w:rPr>
         <w:t xml:space="preserve">反应物浓度最接近已知初始值</w:t>
       </w:r>
@@ -4523,7 +4523,7 @@
       </w:pPr>
       <w:r>
         <w:rPr>
-          <w:rFonts w:hint="eastAsia" w:ascii="Times New Roman" w:hAnsi="Times New Roman" w:eastAsia="SimSun" w:cs="Times New Roman"/>
+          <w:rFonts w:hint="eastAsia" w:ascii="Times New Roman" w:hAnsi="Times New Roman" w:eastAsia="FangSong" w:cs="Times New Roman"/>
         </w:rPr>
         <w:t>生成物浓度接近零</w:t>
       </w:r>
@@ -4535,7 +4535,7 @@
       </w:r>
       <w:r>
         <w:rPr>
-          <w:rFonts w:hint="eastAsia" w:ascii="Times New Roman" w:hAnsi="Times New Roman" w:eastAsia="SimSun" w:cs="Times New Roman"/>
+          <w:rFonts w:hint="eastAsia" w:ascii="Times New Roman" w:hAnsi="Times New Roman" w:eastAsia="FangSong" w:cs="Times New Roman"/>
         </w:rPr>
         <w:t>逆反应常可忽略</w:t>
       </w:r>
@@ -4546,7 +4546,7 @@
       </w:pPr>
       <w:r>
         <w:rPr>
-          <w:rFonts w:hint="eastAsia" w:ascii="Times New Roman" w:hAnsi="Times New Roman" w:eastAsia="SimSun" w:cs="Times New Roman"/>
+          <w:rFonts w:hint="eastAsia" w:ascii="Times New Roman" w:hAnsi="Times New Roman" w:eastAsia="FangSong" w:cs="Times New Roman"/>
         </w:rPr>
         <w:t>所以初始速率法是确定速率方程最常用的实验工具</w:t>
       </w:r>
@@ -4593,7 +4593,7 @@
       </w:pPr>
       <w:r>
         <w:rPr>
-          <w:rFonts w:hint="eastAsia" w:ascii="Times New Roman" w:hAnsi="Times New Roman" w:eastAsia="SimSun" w:cs="Times New Roman"/>
+          <w:rFonts w:hint="eastAsia" w:ascii="Times New Roman" w:hAnsi="Times New Roman" w:eastAsia="FangSong" w:cs="Times New Roman"/>
         </w:rPr>
         <w:t xml:space="preserve">反应</w:t>
       </w:r>
@@ -4637,7 +4637,7 @@
       </w:r>
       <w:r>
         <w:rPr>
-          <w:rFonts w:hint="eastAsia" w:ascii="Times New Roman" w:hAnsi="Times New Roman" w:eastAsia="SimSun" w:cs="Times New Roman"/>
+          <w:rFonts w:hint="eastAsia" w:ascii="Times New Roman" w:hAnsi="Times New Roman" w:eastAsia="FangSong" w:cs="Times New Roman"/>
         </w:rPr>
         <w:t>中</w:t>
       </w:r>
@@ -4649,7 +4649,7 @@
       </w:r>
       <w:r>
         <w:rPr>
-          <w:rFonts w:hint="eastAsia" w:ascii="Times New Roman" w:hAnsi="Times New Roman" w:eastAsia="SimSun" w:cs="Times New Roman"/>
+          <w:rFonts w:hint="eastAsia" w:ascii="Times New Roman" w:hAnsi="Times New Roman" w:eastAsia="FangSong" w:cs="Times New Roman"/>
         </w:rPr>
         <w:t>若某时刻</w:t>
       </w:r>
@@ -4809,7 +4809,7 @@
       </w:r>
       <w:r>
         <w:rPr>
-          <w:rFonts w:hint="eastAsia" w:ascii="Times New Roman" w:hAnsi="Times New Roman" w:eastAsia="SimSun" w:cs="Times New Roman"/>
+          <w:rFonts w:hint="eastAsia" w:ascii="Times New Roman" w:hAnsi="Times New Roman" w:eastAsia="FangSong" w:cs="Times New Roman"/>
         </w:rPr>
         <w:t>则统一速率</w:t>
       </w:r>
@@ -4832,7 +4832,7 @@
       </w:r>
       <w:r>
         <w:rPr>
-          <w:rFonts w:hint="eastAsia" w:ascii="Times New Roman" w:hAnsi="Times New Roman" w:eastAsia="SimSun" w:cs="Times New Roman"/>
+          <w:rFonts w:hint="eastAsia" w:ascii="Times New Roman" w:hAnsi="Times New Roman" w:eastAsia="FangSong" w:cs="Times New Roman"/>
         </w:rPr>
         <w:t xml:space="preserve">和</w:t>
       </w:r>
@@ -4896,7 +4896,7 @@
       </w:r>
       <w:r>
         <w:rPr>
-          <w:rFonts w:hint="eastAsia" w:ascii="Times New Roman" w:hAnsi="Times New Roman" w:eastAsia="SimSun" w:cs="Times New Roman"/>
+          <w:rFonts w:hint="eastAsia" w:ascii="Times New Roman" w:hAnsi="Times New Roman" w:eastAsia="FangSong" w:cs="Times New Roman"/>
         </w:rPr>
         <w:t>各是多少</w:t>
       </w:r>
@@ -4917,7 +4917,7 @@
       </w:pPr>
       <w:r>
         <w:rPr>
-          <w:rFonts w:hint="eastAsia" w:ascii="Times New Roman" w:hAnsi="Times New Roman" w:eastAsia="SimSun" w:cs="Times New Roman"/>
+          <w:rFonts w:hint="eastAsia" w:ascii="Times New Roman" w:hAnsi="Times New Roman" w:eastAsia="FangSong" w:cs="Times New Roman"/>
         </w:rPr>
         <w:t>可逆反应达到平衡时</w:t>
       </w:r>
@@ -4979,7 +4979,7 @@
       </w:r>
       <w:r>
         <w:rPr>
-          <w:rFonts w:hint="eastAsia" w:ascii="Times New Roman" w:hAnsi="Times New Roman" w:eastAsia="SimSun" w:cs="Times New Roman"/>
+          <w:rFonts w:hint="eastAsia" w:ascii="Times New Roman" w:hAnsi="Times New Roman" w:eastAsia="FangSong" w:cs="Times New Roman"/>
         </w:rPr>
         <w:t>三者分别满足什么关系</w:t>
       </w:r>
@@ -5000,7 +5000,7 @@
       </w:pPr>
       <w:r>
         <w:rPr>
-          <w:rFonts w:hint="eastAsia" w:ascii="Times New Roman" w:hAnsi="Times New Roman" w:eastAsia="SimSun" w:cs="Times New Roman"/>
+          <w:rFonts w:hint="eastAsia" w:ascii="Times New Roman" w:hAnsi="Times New Roman" w:eastAsia="FangSong" w:cs="Times New Roman"/>
         </w:rPr>
         <w:t>为什么确定级数时优先使用初始速率而不是后期平均速率</w:t>
       </w:r>
@@ -5017,7 +5017,7 @@
       </w:pPr>
       <w:r>
         <w:rPr>
-          <w:rFonts w:hint="eastAsia" w:ascii="Times New Roman" w:hAnsi="Times New Roman" w:eastAsia="SimSun" w:cs="Times New Roman"/>
+          <w:rFonts w:hint="eastAsia" w:ascii="Times New Roman" w:hAnsi="Times New Roman" w:eastAsia="FangSong" w:cs="Times New Roman"/>
           <w:b/>
           <w:bCs/>
         </w:rPr>
@@ -5275,7 +5275,7 @@
       </w:r>
       <w:r>
         <w:rPr>
-          <w:rFonts w:hint="eastAsia" w:ascii="Times New Roman" w:hAnsi="Times New Roman" w:eastAsia="SimSun" w:cs="Times New Roman"/>
+          <w:rFonts w:hint="eastAsia" w:ascii="Times New Roman" w:hAnsi="Times New Roman" w:eastAsia="FangSong" w:cs="Times New Roman"/>
         </w:rPr>
         <w:t>所以</w:t>
       </w:r>
@@ -5334,7 +5334,7 @@
       </w:r>
       <w:r>
         <w:rPr>
-          <w:rFonts w:hint="eastAsia" w:ascii="Times New Roman" w:hAnsi="Times New Roman" w:eastAsia="SimSun" w:cs="Times New Roman"/>
+          <w:rFonts w:hint="eastAsia" w:ascii="Times New Roman" w:hAnsi="Times New Roman" w:eastAsia="FangSong" w:cs="Times New Roman"/>
         </w:rPr>
         <w:t>因为此时反应物浓度最接近已知初始值</w:t>
       </w:r>
@@ -5346,7 +5346,7 @@
       </w:r>
       <w:r>
         <w:rPr>
-          <w:rFonts w:hint="eastAsia" w:ascii="Times New Roman" w:hAnsi="Times New Roman" w:eastAsia="SimSun" w:cs="Times New Roman"/>
+          <w:rFonts w:hint="eastAsia" w:ascii="Times New Roman" w:hAnsi="Times New Roman" w:eastAsia="FangSong" w:cs="Times New Roman"/>
         </w:rPr>
         <w:t>产物浓度很小</w:t>
       </w:r>
@@ -5358,7 +5358,7 @@
       </w:r>
       <w:r>
         <w:rPr>
-          <w:rFonts w:hint="eastAsia" w:ascii="Times New Roman" w:hAnsi="Times New Roman" w:eastAsia="SimSun" w:cs="Times New Roman"/>
+          <w:rFonts w:hint="eastAsia" w:ascii="Times New Roman" w:hAnsi="Times New Roman" w:eastAsia="FangSong" w:cs="Times New Roman"/>
         </w:rPr>
         <w:t>逆反应和副效应更容易忽略</w:t>
       </w:r>
@@ -5437,7 +5437,7 @@
       </w:pPr>
       <w:r>
         <w:rPr>
-          <w:rFonts w:hint="eastAsia" w:ascii="Times New Roman" w:hAnsi="Times New Roman" w:eastAsia="SimSun" w:cs="Times New Roman"/>
+          <w:rFonts w:hint="eastAsia" w:ascii="Times New Roman" w:hAnsi="Times New Roman" w:eastAsia="FangSong" w:cs="Times New Roman"/>
         </w:rPr>
         <w:t>实验测得的速率方程通常写成</w:t>
       </w:r>
@@ -5542,7 +5542,7 @@
       </w:pPr>
       <w:r>
         <w:rPr>
-          <w:rFonts w:hint="eastAsia" w:ascii="Times New Roman" w:hAnsi="Times New Roman" w:eastAsia="SimSun" w:cs="Times New Roman"/>
+          <w:rFonts w:hint="eastAsia" w:ascii="Times New Roman" w:hAnsi="Times New Roman" w:eastAsia="FangSong" w:cs="Times New Roman"/>
         </w:rPr>
         <w:t>其中</w:t>
       </w:r>
@@ -5574,7 +5574,7 @@
       </w:r>
       <w:r>
         <w:rPr>
-          <w:rFonts w:hint="eastAsia" w:ascii="Times New Roman" w:hAnsi="Times New Roman" w:eastAsia="SimSun" w:cs="Times New Roman"/>
+          <w:rFonts w:hint="eastAsia" w:ascii="Times New Roman" w:hAnsi="Times New Roman" w:eastAsia="FangSong" w:cs="Times New Roman"/>
         </w:rPr>
         <w:t>速率常数</w:t>
       </w:r>
@@ -5586,7 +5586,7 @@
       </w:r>
       <w:r>
         <w:rPr>
-          <w:rFonts w:hint="eastAsia" w:ascii="Times New Roman" w:hAnsi="Times New Roman" w:eastAsia="SimSun" w:cs="Times New Roman"/>
+          <w:rFonts w:hint="eastAsia" w:ascii="Times New Roman" w:hAnsi="Times New Roman" w:eastAsia="FangSong" w:cs="Times New Roman"/>
         </w:rPr>
         <w:t>只与反应本性</w:t>
       </w:r>
@@ -5598,7 +5598,7 @@
       </w:r>
       <w:r>
         <w:rPr>
-          <w:rFonts w:hint="eastAsia" w:ascii="Times New Roman" w:hAnsi="Times New Roman" w:eastAsia="SimSun" w:cs="Times New Roman"/>
+          <w:rFonts w:hint="eastAsia" w:ascii="Times New Roman" w:hAnsi="Times New Roman" w:eastAsia="FangSong" w:cs="Times New Roman"/>
         </w:rPr>
         <w:t>温度</w:t>
       </w:r>
@@ -5610,7 +5610,7 @@
       </w:r>
       <w:r>
         <w:rPr>
-          <w:rFonts w:hint="eastAsia" w:ascii="Times New Roman" w:hAnsi="Times New Roman" w:eastAsia="SimSun" w:cs="Times New Roman"/>
+          <w:rFonts w:hint="eastAsia" w:ascii="Times New Roman" w:hAnsi="Times New Roman" w:eastAsia="FangSong" w:cs="Times New Roman"/>
         </w:rPr>
         <w:t>催化剂等有关</w:t>
       </w:r>
@@ -5645,7 +5645,7 @@
       </w:r>
       <w:r>
         <w:rPr>
-          <w:rFonts w:hint="eastAsia" w:ascii="Times New Roman" w:hAnsi="Times New Roman" w:eastAsia="SimSun" w:cs="Times New Roman"/>
+          <w:rFonts w:hint="eastAsia" w:ascii="Times New Roman" w:hAnsi="Times New Roman" w:eastAsia="FangSong" w:cs="Times New Roman"/>
         </w:rPr>
         <w:t>分别是对</w:t>
       </w:r>
@@ -5657,7 +5657,7 @@
       </w:r>
       <w:r>
         <w:rPr>
-          <w:rFonts w:hint="eastAsia" w:ascii="Times New Roman" w:hAnsi="Times New Roman" w:eastAsia="SimSun" w:cs="Times New Roman"/>
+          <w:rFonts w:hint="eastAsia" w:ascii="Times New Roman" w:hAnsi="Times New Roman" w:eastAsia="FangSong" w:cs="Times New Roman"/>
         </w:rPr>
         <w:t xml:space="preserve">的反应级数</w:t>
       </w:r>
@@ -5692,7 +5692,7 @@
       </w:r>
       <w:r>
         <w:rPr>
-          <w:rFonts w:hint="eastAsia" w:ascii="Times New Roman" w:hAnsi="Times New Roman" w:eastAsia="SimSun" w:cs="Times New Roman"/>
+          <w:rFonts w:hint="eastAsia" w:ascii="Times New Roman" w:hAnsi="Times New Roman" w:eastAsia="FangSong" w:cs="Times New Roman"/>
         </w:rPr>
         <w:t>总级数</w:t>
       </w:r>
@@ -5703,7 +5703,7 @@
       </w:pPr>
       <w:r>
         <w:rPr>
-          <w:rFonts w:hint="eastAsia" w:ascii="Times New Roman" w:hAnsi="Times New Roman" w:eastAsia="SimSun" w:cs="Times New Roman"/>
+          <w:rFonts w:hint="eastAsia" w:ascii="Times New Roman" w:hAnsi="Times New Roman" w:eastAsia="FangSong" w:cs="Times New Roman"/>
         </w:rPr>
         <w:t>这个式子本质上是在回答一个实验问题</w:t>
       </w:r>
@@ -5715,7 +5715,7 @@
       </w:r>
       <w:r>
         <w:rPr>
-          <w:rFonts w:hint="eastAsia" w:ascii="Times New Roman" w:hAnsi="Times New Roman" w:eastAsia="SimSun" w:cs="Times New Roman"/>
+          <w:rFonts w:hint="eastAsia" w:ascii="Times New Roman" w:hAnsi="Times New Roman" w:eastAsia="FangSong" w:cs="Times New Roman"/>
           <w:b/>
           <w:bCs/>
         </w:rPr>
@@ -5731,7 +5731,7 @@
       </w:r>
       <w:r>
         <w:rPr>
-          <w:rFonts w:hint="eastAsia" w:ascii="Times New Roman" w:hAnsi="Times New Roman" w:eastAsia="SimSun" w:cs="Times New Roman"/>
+          <w:rFonts w:hint="eastAsia" w:ascii="Times New Roman" w:hAnsi="Times New Roman" w:eastAsia="FangSong" w:cs="Times New Roman"/>
           <w:b/>
           <w:bCs/>
         </w:rPr>
@@ -5745,7 +5745,7 @@
       </w:r>
       <w:r>
         <w:rPr>
-          <w:rFonts w:hint="eastAsia" w:ascii="Times New Roman" w:hAnsi="Times New Roman" w:eastAsia="SimSun" w:cs="Times New Roman"/>
+          <w:rFonts w:hint="eastAsia" w:ascii="Times New Roman" w:hAnsi="Times New Roman" w:eastAsia="FangSong" w:cs="Times New Roman"/>
         </w:rPr>
         <w:t>因此</w:t>
       </w:r>
@@ -5777,7 +5777,7 @@
       </w:r>
       <w:r>
         <w:rPr>
-          <w:rFonts w:hint="eastAsia" w:ascii="Times New Roman" w:hAnsi="Times New Roman" w:eastAsia="SimSun" w:cs="Times New Roman"/>
+          <w:rFonts w:hint="eastAsia" w:ascii="Times New Roman" w:hAnsi="Times New Roman" w:eastAsia="FangSong" w:cs="Times New Roman"/>
         </w:rPr>
         <w:t>不是</w:t>
       </w:r>
@@ -5789,7 +5789,7 @@
       </w:r>
       <w:r>
         <w:rPr>
-          <w:rFonts w:hint="eastAsia" w:ascii="Times New Roman" w:hAnsi="Times New Roman" w:eastAsia="SimSun" w:cs="Times New Roman"/>
+          <w:rFonts w:hint="eastAsia" w:ascii="Times New Roman" w:hAnsi="Times New Roman" w:eastAsia="FangSong" w:cs="Times New Roman"/>
         </w:rPr>
         <w:t>配平方程式时顺手带出来的指数</w:t>
       </w:r>
@@ -5801,7 +5801,7 @@
       </w:r>
       <w:r>
         <w:rPr>
-          <w:rFonts w:hint="eastAsia" w:ascii="Times New Roman" w:hAnsi="Times New Roman" w:eastAsia="SimSun" w:cs="Times New Roman"/>
+          <w:rFonts w:hint="eastAsia" w:ascii="Times New Roman" w:hAnsi="Times New Roman" w:eastAsia="FangSong" w:cs="Times New Roman"/>
         </w:rPr>
         <w:t>而是实验拟合得到的数量关系</w:t>
       </w:r>
@@ -5818,7 +5818,7 @@
       </w:pPr>
       <w:r>
         <w:rPr>
-          <w:rFonts w:hint="eastAsia" w:ascii="Times New Roman" w:hAnsi="Times New Roman" w:eastAsia="SimSun" w:cs="Times New Roman"/>
+          <w:rFonts w:hint="eastAsia" w:ascii="Times New Roman" w:hAnsi="Times New Roman" w:eastAsia="FangSong" w:cs="Times New Roman"/>
           <w:b/>
           <w:bCs/>
         </w:rPr>
@@ -5832,7 +5832,7 @@
       </w:r>
       <w:r>
         <w:rPr>
-          <w:rFonts w:hint="eastAsia" w:ascii="Times New Roman" w:hAnsi="Times New Roman" w:eastAsia="SimSun" w:cs="Times New Roman"/>
+          <w:rFonts w:hint="eastAsia" w:ascii="Times New Roman" w:hAnsi="Times New Roman" w:eastAsia="FangSong" w:cs="Times New Roman"/>
         </w:rPr>
         <w:t>除了基元反应外</w:t>
       </w:r>
@@ -5864,7 +5864,7 @@
       </w:r>
       <w:r>
         <w:rPr>
-          <w:rFonts w:hint="eastAsia" w:ascii="Times New Roman" w:hAnsi="Times New Roman" w:eastAsia="SimSun" w:cs="Times New Roman"/>
+          <w:rFonts w:hint="eastAsia" w:ascii="Times New Roman" w:hAnsi="Times New Roman" w:eastAsia="FangSong" w:cs="Times New Roman"/>
         </w:rPr>
         <w:t>一般不能直接从总反应方程式系数读出</w:t>
       </w:r>
@@ -5876,7 +5876,7 @@
       </w:r>
       <w:r>
         <w:rPr>
-          <w:rFonts w:hint="eastAsia" w:ascii="Times New Roman" w:hAnsi="Times New Roman" w:eastAsia="SimSun" w:cs="Times New Roman"/>
+          <w:rFonts w:hint="eastAsia" w:ascii="Times New Roman" w:hAnsi="Times New Roman" w:eastAsia="FangSong" w:cs="Times New Roman"/>
         </w:rPr>
         <w:t>必须由实验确定</w:t>
       </w:r>
@@ -5888,7 +5888,7 @@
       </w:r>
       <w:r>
         <w:rPr>
-          <w:rFonts w:hint="eastAsia" w:ascii="Times New Roman" w:hAnsi="Times New Roman" w:eastAsia="SimSun" w:cs="Times New Roman"/>
+          <w:rFonts w:hint="eastAsia" w:ascii="Times New Roman" w:hAnsi="Times New Roman" w:eastAsia="FangSong" w:cs="Times New Roman"/>
         </w:rPr>
         <w:t>总反应方程式只告诉我们</w:t>
       </w:r>
@@ -5900,7 +5900,7 @@
       </w:r>
       <w:r>
         <w:rPr>
-          <w:rFonts w:hint="eastAsia" w:ascii="Times New Roman" w:hAnsi="Times New Roman" w:eastAsia="SimSun" w:cs="Times New Roman"/>
+          <w:rFonts w:hint="eastAsia" w:ascii="Times New Roman" w:hAnsi="Times New Roman" w:eastAsia="FangSong" w:cs="Times New Roman"/>
         </w:rPr>
         <w:t>前后守恒关系</w:t>
       </w:r>
@@ -5912,7 +5912,7 @@
       </w:r>
       <w:r>
         <w:rPr>
-          <w:rFonts w:hint="eastAsia" w:ascii="Times New Roman" w:hAnsi="Times New Roman" w:eastAsia="SimSun" w:cs="Times New Roman"/>
+          <w:rFonts w:hint="eastAsia" w:ascii="Times New Roman" w:hAnsi="Times New Roman" w:eastAsia="FangSong" w:cs="Times New Roman"/>
         </w:rPr>
         <w:t>并不告诉我们</w:t>
       </w:r>
@@ -5924,7 +5924,7 @@
       </w:r>
       <w:r>
         <w:rPr>
-          <w:rFonts w:hint="eastAsia" w:ascii="Times New Roman" w:hAnsi="Times New Roman" w:eastAsia="SimSun" w:cs="Times New Roman"/>
+          <w:rFonts w:hint="eastAsia" w:ascii="Times New Roman" w:hAnsi="Times New Roman" w:eastAsia="FangSong" w:cs="Times New Roman"/>
         </w:rPr>
         <w:t>中间经过了哪条路径</w:t>
       </w:r>
@@ -5985,7 +5985,7 @@
       </w:pPr>
       <w:r>
         <w:rPr>
-          <w:rFonts w:hint="eastAsia" w:ascii="Times New Roman" w:hAnsi="Times New Roman" w:eastAsia="SimSun" w:cs="Times New Roman"/>
+          <w:rFonts w:hint="eastAsia" w:ascii="Times New Roman" w:hAnsi="Times New Roman" w:eastAsia="FangSong" w:cs="Times New Roman"/>
         </w:rPr>
         <w:t>在给定温度和催化条件下</w:t>
       </w:r>
@@ -6008,7 +6008,7 @@
       </w:r>
       <w:r>
         <w:rPr>
-          <w:rFonts w:hint="eastAsia" w:ascii="Times New Roman" w:hAnsi="Times New Roman" w:eastAsia="SimSun" w:cs="Times New Roman"/>
+          <w:rFonts w:hint="eastAsia" w:ascii="Times New Roman" w:hAnsi="Times New Roman" w:eastAsia="FangSong" w:cs="Times New Roman"/>
         </w:rPr>
         <w:t>越大</w:t>
       </w:r>
@@ -6020,7 +6020,7 @@
       </w:r>
       <w:r>
         <w:rPr>
-          <w:rFonts w:hint="eastAsia" w:ascii="Times New Roman" w:hAnsi="Times New Roman" w:eastAsia="SimSun" w:cs="Times New Roman"/>
+          <w:rFonts w:hint="eastAsia" w:ascii="Times New Roman" w:hAnsi="Times New Roman" w:eastAsia="FangSong" w:cs="Times New Roman"/>
         </w:rPr>
         <w:t>反应通常越快</w:t>
       </w:r>
@@ -6032,7 +6032,7 @@
       </w:r>
       <w:r>
         <w:rPr>
-          <w:rFonts w:hint="eastAsia" w:ascii="Times New Roman" w:hAnsi="Times New Roman" w:eastAsia="SimSun" w:cs="Times New Roman"/>
+          <w:rFonts w:hint="eastAsia" w:ascii="Times New Roman" w:hAnsi="Times New Roman" w:eastAsia="FangSong" w:cs="Times New Roman"/>
         </w:rPr>
         <w:t>不同总级数对应不同单位</w:t>
       </w:r>
@@ -6136,7 +6136,7 @@
             </w:r>
             <w:r>
               <w:rPr>
-                <w:rFonts w:hint="eastAsia" w:ascii="Times New Roman" w:hAnsi="Times New Roman" w:eastAsia="SimSun" w:cs="Times New Roman"/>
+                <w:rFonts w:hint="eastAsia" w:ascii="Times New Roman" w:hAnsi="Times New Roman" w:eastAsia="FangSong" w:cs="Times New Roman"/>
               </w:rPr>
               <w:t xml:space="preserve">级</w:t>
             </w:r>
@@ -6283,7 +6283,7 @@
             </w:r>
             <w:r>
               <w:rPr>
-                <w:rFonts w:hint="eastAsia" w:ascii="Times New Roman" w:hAnsi="Times New Roman" w:eastAsia="SimSun" w:cs="Times New Roman"/>
+                <w:rFonts w:hint="eastAsia" w:ascii="Times New Roman" w:hAnsi="Times New Roman" w:eastAsia="FangSong" w:cs="Times New Roman"/>
               </w:rPr>
               <w:t xml:space="preserve">级</w:t>
             </w:r>
@@ -6394,7 +6394,7 @@
             </w:r>
             <w:r>
               <w:rPr>
-                <w:rFonts w:hint="eastAsia" w:ascii="Times New Roman" w:hAnsi="Times New Roman" w:eastAsia="SimSun" w:cs="Times New Roman"/>
+                <w:rFonts w:hint="eastAsia" w:ascii="Times New Roman" w:hAnsi="Times New Roman" w:eastAsia="FangSong" w:cs="Times New Roman"/>
               </w:rPr>
               <w:t xml:space="preserve">级</w:t>
             </w:r>
@@ -6568,7 +6568,7 @@
             </w:r>
             <w:r>
               <w:rPr>
-                <w:rFonts w:hint="eastAsia" w:ascii="Times New Roman" w:hAnsi="Times New Roman" w:eastAsia="SimSun" w:cs="Times New Roman"/>
+                <w:rFonts w:hint="eastAsia" w:ascii="Times New Roman" w:hAnsi="Times New Roman" w:eastAsia="FangSong" w:cs="Times New Roman"/>
               </w:rPr>
               <w:t xml:space="preserve">级</w:t>
             </w:r>
@@ -6746,7 +6746,7 @@
       </w:pPr>
       <w:r>
         <w:rPr>
-          <w:rFonts w:hint="eastAsia" w:ascii="Times New Roman" w:hAnsi="Times New Roman" w:eastAsia="SimSun" w:cs="Times New Roman"/>
+          <w:rFonts w:hint="eastAsia" w:ascii="Times New Roman" w:hAnsi="Times New Roman" w:eastAsia="FangSong" w:cs="Times New Roman"/>
         </w:rPr>
         <w:t>更具体地说</w:t>
       </w:r>
@@ -6769,13 +6769,13 @@
       </w:r>
       <w:r>
         <w:rPr>
-          <w:rFonts w:hint="eastAsia" w:ascii="Times New Roman" w:hAnsi="Times New Roman" w:eastAsia="SimSun" w:cs="Times New Roman"/>
+          <w:rFonts w:hint="eastAsia" w:ascii="Times New Roman" w:hAnsi="Times New Roman" w:eastAsia="FangSong" w:cs="Times New Roman"/>
         </w:rPr>
         <w:t xml:space="preserve">是速率方程里的</w:t>
       </w:r>
       <w:r>
         <w:rPr>
-          <w:rFonts w:hint="eastAsia" w:ascii="Times New Roman" w:hAnsi="Times New Roman" w:eastAsia="SimSun" w:cs="Times New Roman"/>
+          <w:rFonts w:hint="eastAsia" w:ascii="Times New Roman" w:hAnsi="Times New Roman" w:eastAsia="FangSong" w:cs="Times New Roman"/>
           <w:b/>
           <w:bCs/>
         </w:rPr>
@@ -6789,7 +6789,7 @@
       </w:r>
       <w:r>
         <w:rPr>
-          <w:rFonts w:hint="eastAsia" w:ascii="Times New Roman" w:hAnsi="Times New Roman" w:eastAsia="SimSun" w:cs="Times New Roman"/>
+          <w:rFonts w:hint="eastAsia" w:ascii="Times New Roman" w:hAnsi="Times New Roman" w:eastAsia="FangSong" w:cs="Times New Roman"/>
         </w:rPr>
         <w:t>在同一温度</w:t>
       </w:r>
@@ -6801,7 +6801,7 @@
       </w:r>
       <w:r>
         <w:rPr>
-          <w:rFonts w:hint="eastAsia" w:ascii="Times New Roman" w:hAnsi="Times New Roman" w:eastAsia="SimSun" w:cs="Times New Roman"/>
+          <w:rFonts w:hint="eastAsia" w:ascii="Times New Roman" w:hAnsi="Times New Roman" w:eastAsia="FangSong" w:cs="Times New Roman"/>
         </w:rPr>
         <w:t>同一催化条件下</w:t>
       </w:r>
@@ -6813,7 +6813,7 @@
       </w:r>
       <w:r>
         <w:rPr>
-          <w:rFonts w:hint="eastAsia" w:ascii="Times New Roman" w:hAnsi="Times New Roman" w:eastAsia="SimSun" w:cs="Times New Roman"/>
+          <w:rFonts w:hint="eastAsia" w:ascii="Times New Roman" w:hAnsi="Times New Roman" w:eastAsia="FangSong" w:cs="Times New Roman"/>
         </w:rPr>
         <w:t>若把浓度项</w:t>
       </w:r>
@@ -6895,7 +6895,7 @@
       </w:r>
       <w:r>
         <w:rPr>
-          <w:rFonts w:hint="eastAsia" w:ascii="Times New Roman" w:hAnsi="Times New Roman" w:eastAsia="SimSun" w:cs="Times New Roman"/>
+          <w:rFonts w:hint="eastAsia" w:ascii="Times New Roman" w:hAnsi="Times New Roman" w:eastAsia="FangSong" w:cs="Times New Roman"/>
         </w:rPr>
         <w:t>看成</w:t>
       </w:r>
@@ -6907,7 +6907,7 @@
       </w:r>
       <w:r>
         <w:rPr>
-          <w:rFonts w:hint="eastAsia" w:ascii="Times New Roman" w:hAnsi="Times New Roman" w:eastAsia="SimSun" w:cs="Times New Roman"/>
+          <w:rFonts w:hint="eastAsia" w:ascii="Times New Roman" w:hAnsi="Times New Roman" w:eastAsia="FangSong" w:cs="Times New Roman"/>
         </w:rPr>
         <w:t>驱动力的量化</w:t>
       </w:r>
@@ -6919,7 +6919,7 @@
       </w:r>
       <w:r>
         <w:rPr>
-          <w:rFonts w:hint="eastAsia" w:ascii="Times New Roman" w:hAnsi="Times New Roman" w:eastAsia="SimSun" w:cs="Times New Roman"/>
+          <w:rFonts w:hint="eastAsia" w:ascii="Times New Roman" w:hAnsi="Times New Roman" w:eastAsia="FangSong" w:cs="Times New Roman"/>
         </w:rPr>
         <w:t>那</w:t>
       </w:r>
@@ -6942,7 +6942,7 @@
       </w:r>
       <w:r>
         <w:rPr>
-          <w:rFonts w:hint="eastAsia" w:ascii="Times New Roman" w:hAnsi="Times New Roman" w:eastAsia="SimSun" w:cs="Times New Roman"/>
+          <w:rFonts w:hint="eastAsia" w:ascii="Times New Roman" w:hAnsi="Times New Roman" w:eastAsia="FangSong" w:cs="Times New Roman"/>
         </w:rPr>
         <w:t>就刻画了这个反应把</w:t>
       </w:r>
@@ -6954,7 +6954,7 @@
       </w:r>
       <w:r>
         <w:rPr>
-          <w:rFonts w:hint="eastAsia" w:ascii="Times New Roman" w:hAnsi="Times New Roman" w:eastAsia="SimSun" w:cs="Times New Roman"/>
+          <w:rFonts w:hint="eastAsia" w:ascii="Times New Roman" w:hAnsi="Times New Roman" w:eastAsia="FangSong" w:cs="Times New Roman"/>
         </w:rPr>
         <w:t>驱动力</w:t>
       </w:r>
@@ -6966,7 +6966,7 @@
       </w:r>
       <w:r>
         <w:rPr>
-          <w:rFonts w:hint="eastAsia" w:ascii="Times New Roman" w:hAnsi="Times New Roman" w:eastAsia="SimSun" w:cs="Times New Roman"/>
+          <w:rFonts w:hint="eastAsia" w:ascii="Times New Roman" w:hAnsi="Times New Roman" w:eastAsia="FangSong" w:cs="Times New Roman"/>
         </w:rPr>
         <w:t>转成</w:t>
       </w:r>
@@ -6978,7 +6978,7 @@
       </w:r>
       <w:r>
         <w:rPr>
-          <w:rFonts w:hint="eastAsia" w:ascii="Times New Roman" w:hAnsi="Times New Roman" w:eastAsia="SimSun" w:cs="Times New Roman"/>
+          <w:rFonts w:hint="eastAsia" w:ascii="Times New Roman" w:hAnsi="Times New Roman" w:eastAsia="FangSong" w:cs="Times New Roman"/>
         </w:rPr>
         <w:t>实际速率</w:t>
       </w:r>
@@ -6990,7 +6990,7 @@
       </w:r>
       <w:r>
         <w:rPr>
-          <w:rFonts w:hint="eastAsia" w:ascii="Times New Roman" w:hAnsi="Times New Roman" w:eastAsia="SimSun" w:cs="Times New Roman"/>
+          <w:rFonts w:hint="eastAsia" w:ascii="Times New Roman" w:hAnsi="Times New Roman" w:eastAsia="FangSong" w:cs="Times New Roman"/>
         </w:rPr>
         <w:t>的能力</w:t>
       </w:r>
@@ -7007,7 +7007,7 @@
       </w:pPr>
       <w:r>
         <w:rPr>
-          <w:rFonts w:hint="eastAsia" w:ascii="Times New Roman" w:hAnsi="Times New Roman" w:eastAsia="SimSun" w:cs="Times New Roman"/>
+          <w:rFonts w:hint="eastAsia" w:ascii="Times New Roman" w:hAnsi="Times New Roman" w:eastAsia="FangSong" w:cs="Times New Roman"/>
         </w:rPr>
         <w:t>从单位上也能反推它的意义</w:t>
       </w:r>
@@ -7019,7 +7019,7 @@
       </w:r>
       <w:r>
         <w:rPr>
-          <w:rFonts w:hint="eastAsia" w:ascii="Times New Roman" w:hAnsi="Times New Roman" w:eastAsia="SimSun" w:cs="Times New Roman"/>
+          <w:rFonts w:hint="eastAsia" w:ascii="Times New Roman" w:hAnsi="Times New Roman" w:eastAsia="FangSong" w:cs="Times New Roman"/>
         </w:rPr>
         <w:t>因为速率的单位固定是</w:t>
       </w:r>
@@ -7153,7 +7153,7 @@
       </w:pPr>
       <w:r>
         <w:rPr>
-          <w:rFonts w:hint="eastAsia" w:ascii="Times New Roman" w:hAnsi="Times New Roman" w:eastAsia="SimSun" w:cs="Times New Roman"/>
+          <w:rFonts w:hint="eastAsia" w:ascii="Times New Roman" w:hAnsi="Times New Roman" w:eastAsia="FangSong" w:cs="Times New Roman"/>
         </w:rPr>
         <w:t xml:space="preserve">所以总级数为</w:t>
       </w:r>
@@ -7185,7 +7185,7 @@
       </w:r>
       <w:r>
         <w:rPr>
-          <w:rFonts w:hint="eastAsia" w:ascii="Times New Roman" w:hAnsi="Times New Roman" w:eastAsia="SimSun" w:cs="Times New Roman"/>
+          <w:rFonts w:hint="eastAsia" w:ascii="Times New Roman" w:hAnsi="Times New Roman" w:eastAsia="FangSong" w:cs="Times New Roman"/>
         </w:rPr>
         <w:t>时</w:t>
       </w:r>
@@ -7385,7 +7385,7 @@
       </w:pPr>
       <w:r>
         <w:rPr>
-          <w:rFonts w:hint="eastAsia" w:ascii="Times New Roman" w:hAnsi="Times New Roman" w:eastAsia="SimSun" w:cs="Times New Roman"/>
+          <w:rFonts w:hint="eastAsia" w:ascii="Times New Roman" w:hAnsi="Times New Roman" w:eastAsia="FangSong" w:cs="Times New Roman"/>
         </w:rPr>
         <w:t xml:space="preserve">这就是为什么不同级数的</w:t>
       </w:r>
@@ -7408,7 +7408,7 @@
       </w:r>
       <w:r>
         <w:rPr>
-          <w:rFonts w:hint="eastAsia" w:ascii="Times New Roman" w:hAnsi="Times New Roman" w:eastAsia="SimSun" w:cs="Times New Roman"/>
+          <w:rFonts w:hint="eastAsia" w:ascii="Times New Roman" w:hAnsi="Times New Roman" w:eastAsia="FangSong" w:cs="Times New Roman"/>
         </w:rPr>
         <w:t>单位不同</w:t>
       </w:r>
@@ -7425,7 +7425,7 @@
       </w:pPr>
       <w:r>
         <w:rPr>
-          <w:rFonts w:hint="eastAsia" w:ascii="Times New Roman" w:hAnsi="Times New Roman" w:eastAsia="SimSun" w:cs="Times New Roman"/>
+          <w:rFonts w:hint="eastAsia" w:ascii="Times New Roman" w:hAnsi="Times New Roman" w:eastAsia="FangSong" w:cs="Times New Roman"/>
           <w:b/>
           <w:bCs/>
         </w:rPr>
@@ -7439,7 +7439,7 @@
       </w:r>
       <w:r>
         <w:rPr>
-          <w:rFonts w:hint="eastAsia" w:ascii="Times New Roman" w:hAnsi="Times New Roman" w:eastAsia="SimSun" w:cs="Times New Roman"/>
+          <w:rFonts w:hint="eastAsia" w:ascii="Times New Roman" w:hAnsi="Times New Roman" w:eastAsia="FangSong" w:cs="Times New Roman"/>
         </w:rPr>
         <w:t>已知</w:t>
       </w:r>
@@ -7462,7 +7462,7 @@
       </w:r>
       <w:r>
         <w:rPr>
-          <w:rFonts w:hint="eastAsia" w:ascii="Times New Roman" w:hAnsi="Times New Roman" w:eastAsia="SimSun" w:cs="Times New Roman"/>
+          <w:rFonts w:hint="eastAsia" w:ascii="Times New Roman" w:hAnsi="Times New Roman" w:eastAsia="FangSong" w:cs="Times New Roman"/>
         </w:rPr>
         <w:t xml:space="preserve">的单位总是</w:t>
       </w:r>
@@ -7568,7 +7568,7 @@
       </w:r>
       <w:r>
         <w:rPr>
-          <w:rFonts w:hint="eastAsia" w:ascii="Times New Roman" w:hAnsi="Times New Roman" w:eastAsia="SimSun" w:cs="Times New Roman"/>
+          <w:rFonts w:hint="eastAsia" w:ascii="Times New Roman" w:hAnsi="Times New Roman" w:eastAsia="FangSong" w:cs="Times New Roman"/>
         </w:rPr>
         <w:t>就可以由</w:t>
       </w:r>
@@ -7591,7 +7591,7 @@
       </w:r>
       <w:r>
         <w:rPr>
-          <w:rFonts w:hint="eastAsia" w:ascii="Times New Roman" w:hAnsi="Times New Roman" w:eastAsia="SimSun" w:cs="Times New Roman"/>
+          <w:rFonts w:hint="eastAsia" w:ascii="Times New Roman" w:hAnsi="Times New Roman" w:eastAsia="FangSong" w:cs="Times New Roman"/>
         </w:rPr>
         <w:t>的单位倒推出总级数</w:t>
       </w:r>
@@ -7628,7 +7628,7 @@
       </w:pPr>
       <w:r>
         <w:rPr>
-          <w:rFonts w:hint="eastAsia" w:ascii="Times New Roman" w:hAnsi="Times New Roman" w:eastAsia="SimSun" w:cs="Times New Roman"/>
+          <w:rFonts w:hint="eastAsia" w:ascii="Times New Roman" w:hAnsi="Times New Roman" w:eastAsia="FangSong" w:cs="Times New Roman"/>
         </w:rPr>
         <w:t>基本策略是</w:t>
       </w:r>
@@ -7640,7 +7640,7 @@
       </w:r>
       <w:r>
         <w:rPr>
-          <w:rFonts w:hint="eastAsia" w:ascii="Times New Roman" w:hAnsi="Times New Roman" w:eastAsia="SimSun" w:cs="Times New Roman"/>
+          <w:rFonts w:hint="eastAsia" w:ascii="Times New Roman" w:hAnsi="Times New Roman" w:eastAsia="FangSong" w:cs="Times New Roman"/>
         </w:rPr>
         <w:t>控制变量</w:t>
       </w:r>
@@ -7661,7 +7661,7 @@
       </w:pPr>
       <w:r>
         <w:rPr>
-          <w:rFonts w:hint="eastAsia" w:ascii="Times New Roman" w:hAnsi="Times New Roman" w:eastAsia="SimSun" w:cs="Times New Roman"/>
+          <w:rFonts w:hint="eastAsia" w:ascii="Times New Roman" w:hAnsi="Times New Roman" w:eastAsia="FangSong" w:cs="Times New Roman"/>
         </w:rPr>
         <w:t xml:space="preserve">固定</w:t>
       </w:r>
@@ -7679,7 +7679,7 @@
       </w:r>
       <w:r>
         <w:rPr>
-          <w:rFonts w:hint="eastAsia" w:ascii="Times New Roman" w:hAnsi="Times New Roman" w:eastAsia="SimSun" w:cs="Times New Roman"/>
+          <w:rFonts w:hint="eastAsia" w:ascii="Times New Roman" w:hAnsi="Times New Roman" w:eastAsia="FangSong" w:cs="Times New Roman"/>
         </w:rPr>
         <w:t>改变</w:t>
       </w:r>
@@ -7697,7 +7697,7 @@
       </w:r>
       <w:r>
         <w:rPr>
-          <w:rFonts w:hint="eastAsia" w:ascii="Times New Roman" w:hAnsi="Times New Roman" w:eastAsia="SimSun" w:cs="Times New Roman"/>
+          <w:rFonts w:hint="eastAsia" w:ascii="Times New Roman" w:hAnsi="Times New Roman" w:eastAsia="FangSong" w:cs="Times New Roman"/>
         </w:rPr>
         <w:t>看速率怎么变</w:t>
       </w:r>
@@ -7712,7 +7712,7 @@
       </w:pPr>
       <w:r>
         <w:rPr>
-          <w:rFonts w:hint="eastAsia" w:ascii="Times New Roman" w:hAnsi="Times New Roman" w:eastAsia="SimSun" w:cs="Times New Roman"/>
+          <w:rFonts w:hint="eastAsia" w:ascii="Times New Roman" w:hAnsi="Times New Roman" w:eastAsia="FangSong" w:cs="Times New Roman"/>
         </w:rPr>
         <w:t xml:space="preserve">固定</w:t>
       </w:r>
@@ -7730,7 +7730,7 @@
       </w:r>
       <w:r>
         <w:rPr>
-          <w:rFonts w:hint="eastAsia" w:ascii="Times New Roman" w:hAnsi="Times New Roman" w:eastAsia="SimSun" w:cs="Times New Roman"/>
+          <w:rFonts w:hint="eastAsia" w:ascii="Times New Roman" w:hAnsi="Times New Roman" w:eastAsia="FangSong" w:cs="Times New Roman"/>
         </w:rPr>
         <w:t>改变</w:t>
       </w:r>
@@ -7748,7 +7748,7 @@
       </w:r>
       <w:r>
         <w:rPr>
-          <w:rFonts w:hint="eastAsia" w:ascii="Times New Roman" w:hAnsi="Times New Roman" w:eastAsia="SimSun" w:cs="Times New Roman"/>
+          <w:rFonts w:hint="eastAsia" w:ascii="Times New Roman" w:hAnsi="Times New Roman" w:eastAsia="FangSong" w:cs="Times New Roman"/>
         </w:rPr>
         <w:t>看速率怎么变</w:t>
       </w:r>
@@ -7763,7 +7763,7 @@
       </w:pPr>
       <w:r>
         <w:rPr>
-          <w:rFonts w:hint="eastAsia" w:ascii="Times New Roman" w:hAnsi="Times New Roman" w:eastAsia="SimSun" w:cs="Times New Roman"/>
+          <w:rFonts w:hint="eastAsia" w:ascii="Times New Roman" w:hAnsi="Times New Roman" w:eastAsia="FangSong" w:cs="Times New Roman"/>
         </w:rPr>
         <w:t xml:space="preserve">由速率比求出幂次</w:t>
       </w:r>
@@ -7774,7 +7774,7 @@
       </w:pPr>
       <w:r>
         <w:rPr>
-          <w:rFonts w:hint="eastAsia" w:ascii="Times New Roman" w:hAnsi="Times New Roman" w:eastAsia="SimSun" w:cs="Times New Roman"/>
+          <w:rFonts w:hint="eastAsia" w:ascii="Times New Roman" w:hAnsi="Times New Roman" w:eastAsia="FangSong" w:cs="Times New Roman"/>
         </w:rPr>
         <w:t xml:space="preserve">若</w:t>
       </w:r>
@@ -7869,7 +7869,7 @@
       </w:pPr>
       <w:r>
         <w:rPr>
-          <w:rFonts w:hint="eastAsia" w:ascii="Times New Roman" w:hAnsi="Times New Roman" w:eastAsia="SimSun" w:cs="Times New Roman"/>
+          <w:rFonts w:hint="eastAsia" w:ascii="Times New Roman" w:hAnsi="Times New Roman" w:eastAsia="FangSong" w:cs="Times New Roman"/>
         </w:rPr>
         <w:t xml:space="preserve">则在</w:t>
       </w:r>
@@ -7881,7 +7881,7 @@
       </w:r>
       <w:r>
         <w:rPr>
-          <w:rFonts w:hint="eastAsia" w:ascii="Times New Roman" w:hAnsi="Times New Roman" w:eastAsia="SimSun" w:cs="Times New Roman"/>
+          <w:rFonts w:hint="eastAsia" w:ascii="Times New Roman" w:hAnsi="Times New Roman" w:eastAsia="FangSong" w:cs="Times New Roman"/>
         </w:rPr>
         <w:t>不变时</w:t>
       </w:r>
@@ -8037,7 +8037,7 @@
       </w:pPr>
       <w:r>
         <w:rPr>
-          <w:rFonts w:hint="eastAsia" w:ascii="Times New Roman" w:hAnsi="Times New Roman" w:eastAsia="SimSun" w:cs="Times New Roman"/>
+          <w:rFonts w:hint="eastAsia" w:ascii="Times New Roman" w:hAnsi="Times New Roman" w:eastAsia="FangSong" w:cs="Times New Roman"/>
         </w:rPr>
         <w:t xml:space="preserve">在</w:t>
       </w:r>
@@ -8049,7 +8049,7 @@
       </w:r>
       <w:r>
         <w:rPr>
-          <w:rFonts w:hint="eastAsia" w:ascii="Times New Roman" w:hAnsi="Times New Roman" w:eastAsia="SimSun" w:cs="Times New Roman"/>
+          <w:rFonts w:hint="eastAsia" w:ascii="Times New Roman" w:hAnsi="Times New Roman" w:eastAsia="FangSong" w:cs="Times New Roman"/>
         </w:rPr>
         <w:t>不变时</w:t>
       </w:r>
@@ -8206,7 +8206,7 @@
       </w:pPr>
       <w:r>
         <w:rPr>
-          <w:rFonts w:hint="eastAsia" w:ascii="Times New Roman" w:hAnsi="Times New Roman" w:eastAsia="SimSun" w:cs="Times New Roman"/>
+          <w:rFonts w:hint="eastAsia" w:ascii="Times New Roman" w:hAnsi="Times New Roman" w:eastAsia="FangSong" w:cs="Times New Roman"/>
           <w:b/>
           <w:bCs/>
         </w:rPr>
@@ -8293,7 +8293,7 @@
             </w:pPr>
             <w:r>
               <w:rPr>
-                <w:rFonts w:hint="eastAsia" w:ascii="Times New Roman" w:hAnsi="Times New Roman" w:eastAsia="SimSun" w:cs="Times New Roman"/>
+                <w:rFonts w:hint="eastAsia" w:ascii="Times New Roman" w:hAnsi="Times New Roman" w:eastAsia="FangSong" w:cs="Times New Roman"/>
               </w:rPr>
               <w:t xml:space="preserve">加倍</w:t>
             </w:r>
@@ -8308,7 +8308,7 @@
             </w:pPr>
             <w:r>
               <w:rPr>
-                <w:rFonts w:hint="eastAsia" w:ascii="Times New Roman" w:hAnsi="Times New Roman" w:eastAsia="SimSun" w:cs="Times New Roman"/>
+                <w:rFonts w:hint="eastAsia" w:ascii="Times New Roman" w:hAnsi="Times New Roman" w:eastAsia="FangSong" w:cs="Times New Roman"/>
               </w:rPr>
               <w:t xml:space="preserve">不变</w:t>
             </w:r>
@@ -8340,7 +8340,7 @@
             </w:pPr>
             <w:r>
               <w:rPr>
-                <w:rFonts w:hint="eastAsia" w:ascii="Times New Roman" w:hAnsi="Times New Roman" w:eastAsia="SimSun" w:cs="Times New Roman"/>
+                <w:rFonts w:hint="eastAsia" w:ascii="Times New Roman" w:hAnsi="Times New Roman" w:eastAsia="FangSong" w:cs="Times New Roman"/>
               </w:rPr>
               <w:t xml:space="preserve">加倍</w:t>
             </w:r>
@@ -8355,7 +8355,7 @@
             </w:pPr>
             <w:r>
               <w:rPr>
-                <w:rFonts w:hint="eastAsia" w:ascii="Times New Roman" w:hAnsi="Times New Roman" w:eastAsia="SimSun" w:cs="Times New Roman"/>
+                <w:rFonts w:hint="eastAsia" w:ascii="Times New Roman" w:hAnsi="Times New Roman" w:eastAsia="FangSong" w:cs="Times New Roman"/>
               </w:rPr>
               <w:t xml:space="preserve">加倍</w:t>
             </w:r>
@@ -8387,7 +8387,7 @@
             </w:pPr>
             <w:r>
               <w:rPr>
-                <w:rFonts w:hint="eastAsia" w:ascii="Times New Roman" w:hAnsi="Times New Roman" w:eastAsia="SimSun" w:cs="Times New Roman"/>
+                <w:rFonts w:hint="eastAsia" w:ascii="Times New Roman" w:hAnsi="Times New Roman" w:eastAsia="FangSong" w:cs="Times New Roman"/>
               </w:rPr>
               <w:t xml:space="preserve">加倍</w:t>
             </w:r>
@@ -8402,7 +8402,7 @@
             </w:pPr>
             <w:r>
               <w:rPr>
-                <w:rFonts w:hint="eastAsia" w:ascii="Times New Roman" w:hAnsi="Times New Roman" w:eastAsia="SimSun" w:cs="Times New Roman"/>
+                <w:rFonts w:hint="eastAsia" w:ascii="Times New Roman" w:hAnsi="Times New Roman" w:eastAsia="FangSong" w:cs="Times New Roman"/>
               </w:rPr>
               <w:t xml:space="preserve">变</w:t>
             </w:r>
@@ -8414,7 +8414,7 @@
             </w:r>
             <w:r>
               <w:rPr>
-                <w:rFonts w:hint="eastAsia" w:ascii="Times New Roman" w:hAnsi="Times New Roman" w:eastAsia="SimSun" w:cs="Times New Roman"/>
+                <w:rFonts w:hint="eastAsia" w:ascii="Times New Roman" w:hAnsi="Times New Roman" w:eastAsia="FangSong" w:cs="Times New Roman"/>
               </w:rPr>
               <w:t xml:space="preserve">倍</w:t>
             </w:r>
@@ -8446,7 +8446,7 @@
             </w:pPr>
             <w:r>
               <w:rPr>
-                <w:rFonts w:hint="eastAsia" w:ascii="Times New Roman" w:hAnsi="Times New Roman" w:eastAsia="SimSun" w:cs="Times New Roman"/>
+                <w:rFonts w:hint="eastAsia" w:ascii="Times New Roman" w:hAnsi="Times New Roman" w:eastAsia="FangSong" w:cs="Times New Roman"/>
               </w:rPr>
               <w:t xml:space="preserve">加倍</w:t>
             </w:r>
@@ -8461,7 +8461,7 @@
             </w:pPr>
             <w:r>
               <w:rPr>
-                <w:rFonts w:hint="eastAsia" w:ascii="Times New Roman" w:hAnsi="Times New Roman" w:eastAsia="SimSun" w:cs="Times New Roman"/>
+                <w:rFonts w:hint="eastAsia" w:ascii="Times New Roman" w:hAnsi="Times New Roman" w:eastAsia="FangSong" w:cs="Times New Roman"/>
               </w:rPr>
               <w:t xml:space="preserve">变</w:t>
             </w:r>
@@ -8473,7 +8473,7 @@
             </w:r>
             <w:r>
               <w:rPr>
-                <w:rFonts w:hint="eastAsia" w:ascii="Times New Roman" w:hAnsi="Times New Roman" w:eastAsia="SimSun" w:cs="Times New Roman"/>
+                <w:rFonts w:hint="eastAsia" w:ascii="Times New Roman" w:hAnsi="Times New Roman" w:eastAsia="FangSong" w:cs="Times New Roman"/>
               </w:rPr>
               <w:t xml:space="preserve">倍</w:t>
             </w:r>
@@ -8503,7 +8503,7 @@
       </w:pPr>
       <w:r>
         <w:rPr>
-          <w:rFonts w:hint="eastAsia" w:ascii="Times New Roman" w:hAnsi="Times New Roman" w:eastAsia="SimSun" w:cs="Times New Roman"/>
+          <w:rFonts w:hint="eastAsia" w:ascii="Times New Roman" w:hAnsi="Times New Roman" w:eastAsia="FangSong" w:cs="Times New Roman"/>
           <w:b/>
           <w:bCs/>
         </w:rPr>
@@ -8517,7 +8517,7 @@
       </w:r>
       <w:r>
         <w:rPr>
-          <w:rFonts w:hint="eastAsia" w:ascii="Times New Roman" w:hAnsi="Times New Roman" w:eastAsia="SimSun" w:cs="Times New Roman"/>
+          <w:rFonts w:hint="eastAsia" w:ascii="Times New Roman" w:hAnsi="Times New Roman" w:eastAsia="FangSong" w:cs="Times New Roman"/>
         </w:rPr>
         <w:t>若令某一反应物</w:t>
       </w:r>
@@ -8529,7 +8529,7 @@
       </w:r>
       <w:r>
         <w:rPr>
-          <w:rFonts w:hint="eastAsia" w:ascii="Times New Roman" w:hAnsi="Times New Roman" w:eastAsia="SimSun" w:cs="Times New Roman"/>
+          <w:rFonts w:hint="eastAsia" w:ascii="Times New Roman" w:hAnsi="Times New Roman" w:eastAsia="FangSong" w:cs="Times New Roman"/>
         </w:rPr>
         <w:t>大量过量</w:t>
       </w:r>
@@ -8541,7 +8541,7 @@
       </w:r>
       <w:r>
         <w:rPr>
-          <w:rFonts w:hint="eastAsia" w:ascii="Times New Roman" w:hAnsi="Times New Roman" w:eastAsia="SimSun" w:cs="Times New Roman"/>
+          <w:rFonts w:hint="eastAsia" w:ascii="Times New Roman" w:hAnsi="Times New Roman" w:eastAsia="FangSong" w:cs="Times New Roman"/>
         </w:rPr>
         <w:t>则实验过程中</w:t>
       </w:r>
@@ -8579,7 +8579,7 @@
       </w:r>
       <w:r>
         <w:rPr>
-          <w:rFonts w:hint="eastAsia" w:ascii="Times New Roman" w:hAnsi="Times New Roman" w:eastAsia="SimSun" w:cs="Times New Roman"/>
+          <w:rFonts w:hint="eastAsia" w:ascii="Times New Roman" w:hAnsi="Times New Roman" w:eastAsia="FangSong" w:cs="Times New Roman"/>
         </w:rPr>
         <w:t>近似不变</w:t>
       </w:r>
@@ -8794,7 +8794,7 @@
       </w:pPr>
       <w:r>
         <w:rPr>
-          <w:rFonts w:hint="eastAsia" w:ascii="Times New Roman" w:hAnsi="Times New Roman" w:eastAsia="SimSun" w:cs="Times New Roman"/>
+          <w:rFonts w:hint="eastAsia" w:ascii="Times New Roman" w:hAnsi="Times New Roman" w:eastAsia="FangSong" w:cs="Times New Roman"/>
         </w:rPr>
         <w:t>这就把多组分问题暂时化成了</w:t>
       </w:r>
@@ -8806,7 +8806,7 @@
       </w:r>
       <w:r>
         <w:rPr>
-          <w:rFonts w:hint="eastAsia" w:ascii="Times New Roman" w:hAnsi="Times New Roman" w:eastAsia="SimSun" w:cs="Times New Roman"/>
+          <w:rFonts w:hint="eastAsia" w:ascii="Times New Roman" w:hAnsi="Times New Roman" w:eastAsia="FangSong" w:cs="Times New Roman"/>
         </w:rPr>
         <w:t>对</w:t>
       </w:r>
@@ -8818,7 +8818,7 @@
       </w:r>
       <w:r>
         <w:rPr>
-          <w:rFonts w:hint="eastAsia" w:ascii="Times New Roman" w:hAnsi="Times New Roman" w:eastAsia="SimSun" w:cs="Times New Roman"/>
+          <w:rFonts w:hint="eastAsia" w:ascii="Times New Roman" w:hAnsi="Times New Roman" w:eastAsia="FangSong" w:cs="Times New Roman"/>
         </w:rPr>
         <w:t xml:space="preserve">的拟</w:t>
       </w:r>
@@ -8841,7 +8841,7 @@
       </w:r>
       <w:r>
         <w:rPr>
-          <w:rFonts w:hint="eastAsia" w:ascii="Times New Roman" w:hAnsi="Times New Roman" w:eastAsia="SimSun" w:cs="Times New Roman"/>
+          <w:rFonts w:hint="eastAsia" w:ascii="Times New Roman" w:hAnsi="Times New Roman" w:eastAsia="FangSong" w:cs="Times New Roman"/>
         </w:rPr>
         <w:t>级反应</w:t>
       </w:r>
@@ -8853,7 +8853,7 @@
       </w:r>
       <w:r>
         <w:rPr>
-          <w:rFonts w:hint="eastAsia" w:ascii="Times New Roman" w:hAnsi="Times New Roman" w:eastAsia="SimSun" w:cs="Times New Roman"/>
+          <w:rFonts w:hint="eastAsia" w:ascii="Times New Roman" w:hAnsi="Times New Roman" w:eastAsia="FangSong" w:cs="Times New Roman"/>
         </w:rPr>
         <w:t>第一轮只要求看懂这个实验思路</w:t>
       </w:r>
@@ -8865,7 +8865,7 @@
       </w:r>
       <w:r>
         <w:rPr>
-          <w:rFonts w:hint="eastAsia" w:ascii="Times New Roman" w:hAnsi="Times New Roman" w:eastAsia="SimSun" w:cs="Times New Roman"/>
+          <w:rFonts w:hint="eastAsia" w:ascii="Times New Roman" w:hAnsi="Times New Roman" w:eastAsia="FangSong" w:cs="Times New Roman"/>
           <w:b/>
           <w:bCs/>
         </w:rPr>
@@ -8911,7 +8911,7 @@
       </w:pPr>
       <w:r>
         <w:rPr>
-          <w:rFonts w:hint="eastAsia" w:ascii="Times New Roman" w:hAnsi="Times New Roman" w:eastAsia="SimSun" w:cs="Times New Roman"/>
+          <w:rFonts w:hint="eastAsia" w:ascii="Times New Roman" w:hAnsi="Times New Roman" w:eastAsia="FangSong" w:cs="Times New Roman"/>
         </w:rPr>
         <w:t>某反应实验数据如下</w:t>
       </w:r>
@@ -9350,7 +9350,7 @@
       </w:pPr>
       <w:r>
         <w:rPr>
-          <w:rFonts w:hint="eastAsia" w:ascii="Times New Roman" w:hAnsi="Times New Roman" w:eastAsia="SimSun" w:cs="Times New Roman"/>
+          <w:rFonts w:hint="eastAsia" w:ascii="Times New Roman" w:hAnsi="Times New Roman" w:eastAsia="FangSong" w:cs="Times New Roman"/>
         </w:rPr>
         <w:t xml:space="preserve">实验</w:t>
       </w:r>
@@ -9374,7 +9374,7 @@
       </w:r>
       <w:r>
         <w:rPr>
-          <w:rFonts w:hint="eastAsia" w:ascii="Times New Roman" w:hAnsi="Times New Roman" w:eastAsia="SimSun" w:cs="Times New Roman"/>
+          <w:rFonts w:hint="eastAsia" w:ascii="Times New Roman" w:hAnsi="Times New Roman" w:eastAsia="FangSong" w:cs="Times New Roman"/>
         </w:rPr>
         <w:t>加倍</w:t>
       </w:r>
@@ -9386,7 +9386,7 @@
       </w:r>
       <w:r>
         <w:rPr>
-          <w:rFonts w:hint="eastAsia" w:ascii="Times New Roman" w:hAnsi="Times New Roman" w:eastAsia="SimSun" w:cs="Times New Roman"/>
+          <w:rFonts w:hint="eastAsia" w:ascii="Times New Roman" w:hAnsi="Times New Roman" w:eastAsia="FangSong" w:cs="Times New Roman"/>
         </w:rPr>
         <w:t>速率变</w:t>
       </w:r>
@@ -9398,7 +9398,7 @@
       </w:r>
       <w:r>
         <w:rPr>
-          <w:rFonts w:hint="eastAsia" w:ascii="Times New Roman" w:hAnsi="Times New Roman" w:eastAsia="SimSun" w:cs="Times New Roman"/>
+          <w:rFonts w:hint="eastAsia" w:ascii="Times New Roman" w:hAnsi="Times New Roman" w:eastAsia="FangSong" w:cs="Times New Roman"/>
         </w:rPr>
         <w:t>倍</w:t>
       </w:r>
@@ -9410,7 +9410,7 @@
       </w:r>
       <w:r>
         <w:rPr>
-          <w:rFonts w:hint="eastAsia" w:ascii="Times New Roman" w:hAnsi="Times New Roman" w:eastAsia="SimSun" w:cs="Times New Roman"/>
+          <w:rFonts w:hint="eastAsia" w:ascii="Times New Roman" w:hAnsi="Times New Roman" w:eastAsia="FangSong" w:cs="Times New Roman"/>
         </w:rPr>
         <w:t>所以</w:t>
       </w:r>
@@ -9447,7 +9447,7 @@
       </w:pPr>
       <w:r>
         <w:rPr>
-          <w:rFonts w:hint="eastAsia" w:ascii="Times New Roman" w:hAnsi="Times New Roman" w:eastAsia="SimSun" w:cs="Times New Roman"/>
+          <w:rFonts w:hint="eastAsia" w:ascii="Times New Roman" w:hAnsi="Times New Roman" w:eastAsia="FangSong" w:cs="Times New Roman"/>
         </w:rPr>
         <w:t xml:space="preserve">实验</w:t>
       </w:r>
@@ -9471,7 +9471,7 @@
       </w:r>
       <w:r>
         <w:rPr>
-          <w:rFonts w:hint="eastAsia" w:ascii="Times New Roman" w:hAnsi="Times New Roman" w:eastAsia="SimSun" w:cs="Times New Roman"/>
+          <w:rFonts w:hint="eastAsia" w:ascii="Times New Roman" w:hAnsi="Times New Roman" w:eastAsia="FangSong" w:cs="Times New Roman"/>
         </w:rPr>
         <w:t>加倍</w:t>
       </w:r>
@@ -9483,7 +9483,7 @@
       </w:r>
       <w:r>
         <w:rPr>
-          <w:rFonts w:hint="eastAsia" w:ascii="Times New Roman" w:hAnsi="Times New Roman" w:eastAsia="SimSun" w:cs="Times New Roman"/>
+          <w:rFonts w:hint="eastAsia" w:ascii="Times New Roman" w:hAnsi="Times New Roman" w:eastAsia="FangSong" w:cs="Times New Roman"/>
         </w:rPr>
         <w:t>速率变</w:t>
       </w:r>
@@ -9495,7 +9495,7 @@
       </w:r>
       <w:r>
         <w:rPr>
-          <w:rFonts w:hint="eastAsia" w:ascii="Times New Roman" w:hAnsi="Times New Roman" w:eastAsia="SimSun" w:cs="Times New Roman"/>
+          <w:rFonts w:hint="eastAsia" w:ascii="Times New Roman" w:hAnsi="Times New Roman" w:eastAsia="FangSong" w:cs="Times New Roman"/>
         </w:rPr>
         <w:t>倍</w:t>
       </w:r>
@@ -9507,7 +9507,7 @@
       </w:r>
       <w:r>
         <w:rPr>
-          <w:rFonts w:hint="eastAsia" w:ascii="Times New Roman" w:hAnsi="Times New Roman" w:eastAsia="SimSun" w:cs="Times New Roman"/>
+          <w:rFonts w:hint="eastAsia" w:ascii="Times New Roman" w:hAnsi="Times New Roman" w:eastAsia="FangSong" w:cs="Times New Roman"/>
         </w:rPr>
         <w:t>所以</w:t>
       </w:r>
@@ -9544,7 +9544,7 @@
       </w:pPr>
       <w:r>
         <w:rPr>
-          <w:rFonts w:hint="eastAsia" w:ascii="Times New Roman" w:hAnsi="Times New Roman" w:eastAsia="SimSun" w:cs="Times New Roman"/>
+          <w:rFonts w:hint="eastAsia" w:ascii="Times New Roman" w:hAnsi="Times New Roman" w:eastAsia="FangSong" w:cs="Times New Roman"/>
         </w:rPr>
         <w:t>因此</w:t>
       </w:r>
@@ -9636,7 +9636,7 @@
       </w:pPr>
       <w:r>
         <w:rPr>
-          <w:rFonts w:hint="eastAsia" w:ascii="Times New Roman" w:hAnsi="Times New Roman" w:eastAsia="SimSun" w:cs="Times New Roman"/>
+          <w:rFonts w:hint="eastAsia" w:ascii="Times New Roman" w:hAnsi="Times New Roman" w:eastAsia="FangSong" w:cs="Times New Roman"/>
         </w:rPr>
         <w:t xml:space="preserve">再由实验</w:t>
       </w:r>
@@ -9648,7 +9648,7 @@
       </w:r>
       <w:r>
         <w:rPr>
-          <w:rFonts w:hint="eastAsia" w:ascii="Times New Roman" w:hAnsi="Times New Roman" w:eastAsia="SimSun" w:cs="Times New Roman"/>
+          <w:rFonts w:hint="eastAsia" w:ascii="Times New Roman" w:hAnsi="Times New Roman" w:eastAsia="FangSong" w:cs="Times New Roman"/>
         </w:rPr>
         <w:t>求</w:t>
       </w:r>
@@ -9908,7 +9908,7 @@
       </w:pPr>
       <w:r>
         <w:rPr>
-          <w:rFonts w:hint="eastAsia" w:ascii="Times New Roman" w:hAnsi="Times New Roman" w:eastAsia="SimSun" w:cs="Times New Roman"/>
+          <w:rFonts w:hint="eastAsia" w:ascii="Times New Roman" w:hAnsi="Times New Roman" w:eastAsia="FangSong" w:cs="Times New Roman"/>
         </w:rPr>
         <w:t xml:space="preserve">对单反应物过程</w:t>
       </w:r>
@@ -10093,7 +10093,7 @@
             </w:r>
             <w:r>
               <w:rPr>
-                <w:rFonts w:hint="eastAsia" w:ascii="Times New Roman" w:hAnsi="Times New Roman" w:eastAsia="SimSun" w:cs="Times New Roman"/>
+                <w:rFonts w:hint="eastAsia" w:ascii="Times New Roman" w:hAnsi="Times New Roman" w:eastAsia="FangSong" w:cs="Times New Roman"/>
               </w:rPr>
               <w:t xml:space="preserve">级</w:t>
             </w:r>
@@ -10282,7 +10282,7 @@
             </w:r>
             <w:r>
               <w:rPr>
-                <w:rFonts w:hint="eastAsia" w:ascii="Times New Roman" w:hAnsi="Times New Roman" w:eastAsia="SimSun" w:cs="Times New Roman"/>
+                <w:rFonts w:hint="eastAsia" w:ascii="Times New Roman" w:hAnsi="Times New Roman" w:eastAsia="FangSong" w:cs="Times New Roman"/>
               </w:rPr>
               <w:t xml:space="preserve">对</w:t>
             </w:r>
@@ -10305,7 +10305,7 @@
             </w:r>
             <w:r>
               <w:rPr>
-                <w:rFonts w:hint="eastAsia" w:ascii="Times New Roman" w:hAnsi="Times New Roman" w:eastAsia="SimSun" w:cs="Times New Roman"/>
+                <w:rFonts w:hint="eastAsia" w:ascii="Times New Roman" w:hAnsi="Times New Roman" w:eastAsia="FangSong" w:cs="Times New Roman"/>
               </w:rPr>
               <w:t xml:space="preserve">作图为直线</w:t>
             </w:r>
@@ -10328,7 +10328,7 @@
             </w:r>
             <w:r>
               <w:rPr>
-                <w:rFonts w:hint="eastAsia" w:ascii="Times New Roman" w:hAnsi="Times New Roman" w:eastAsia="SimSun" w:cs="Times New Roman"/>
+                <w:rFonts w:hint="eastAsia" w:ascii="Times New Roman" w:hAnsi="Times New Roman" w:eastAsia="FangSong" w:cs="Times New Roman"/>
               </w:rPr>
               <w:t xml:space="preserve">级</w:t>
             </w:r>
@@ -10550,7 +10550,7 @@
             </w:r>
             <w:r>
               <w:rPr>
-                <w:rFonts w:hint="eastAsia" w:ascii="Times New Roman" w:hAnsi="Times New Roman" w:eastAsia="SimSun" w:cs="Times New Roman"/>
+                <w:rFonts w:hint="eastAsia" w:ascii="Times New Roman" w:hAnsi="Times New Roman" w:eastAsia="FangSong" w:cs="Times New Roman"/>
               </w:rPr>
               <w:t xml:space="preserve">对</w:t>
             </w:r>
@@ -10573,7 +10573,7 @@
             </w:r>
             <w:r>
               <w:rPr>
-                <w:rFonts w:hint="eastAsia" w:ascii="Times New Roman" w:hAnsi="Times New Roman" w:eastAsia="SimSun" w:cs="Times New Roman"/>
+                <w:rFonts w:hint="eastAsia" w:ascii="Times New Roman" w:hAnsi="Times New Roman" w:eastAsia="FangSong" w:cs="Times New Roman"/>
               </w:rPr>
               <w:t xml:space="preserve">作图为直线</w:t>
             </w:r>
@@ -10596,7 +10596,7 @@
             </w:r>
             <w:r>
               <w:rPr>
-                <w:rFonts w:hint="eastAsia" w:ascii="Times New Roman" w:hAnsi="Times New Roman" w:eastAsia="SimSun" w:cs="Times New Roman"/>
+                <w:rFonts w:hint="eastAsia" w:ascii="Times New Roman" w:hAnsi="Times New Roman" w:eastAsia="FangSong" w:cs="Times New Roman"/>
               </w:rPr>
               <w:t xml:space="preserve">级</w:t>
             </w:r>
@@ -10848,7 +10848,7 @@
             </w:r>
             <w:r>
               <w:rPr>
-                <w:rFonts w:hint="eastAsia" w:ascii="Times New Roman" w:hAnsi="Times New Roman" w:eastAsia="SimSun" w:cs="Times New Roman"/>
+                <w:rFonts w:hint="eastAsia" w:ascii="Times New Roman" w:hAnsi="Times New Roman" w:eastAsia="FangSong" w:cs="Times New Roman"/>
               </w:rPr>
               <w:t xml:space="preserve">对</w:t>
             </w:r>
@@ -10871,7 +10871,7 @@
             </w:r>
             <w:r>
               <w:rPr>
-                <w:rFonts w:hint="eastAsia" w:ascii="Times New Roman" w:hAnsi="Times New Roman" w:eastAsia="SimSun" w:cs="Times New Roman"/>
+                <w:rFonts w:hint="eastAsia" w:ascii="Times New Roman" w:hAnsi="Times New Roman" w:eastAsia="FangSong" w:cs="Times New Roman"/>
               </w:rPr>
               <w:t xml:space="preserve">作图为直线</w:t>
             </w:r>
@@ -10886,7 +10886,7 @@
       </w:pPr>
       <w:r>
         <w:rPr>
-          <w:rFonts w:hint="eastAsia" w:ascii="Times New Roman" w:hAnsi="Times New Roman" w:eastAsia="SimSun" w:cs="Times New Roman"/>
+          <w:rFonts w:hint="eastAsia" w:ascii="Times New Roman" w:hAnsi="Times New Roman" w:eastAsia="FangSong" w:cs="Times New Roman"/>
           <w:b/>
           <w:bCs/>
         </w:rPr>
@@ -10909,7 +10909,7 @@
       </w:pPr>
       <w:r>
         <w:rPr>
-          <w:rFonts w:hint="eastAsia" w:ascii="Times New Roman" w:hAnsi="Times New Roman" w:eastAsia="SimSun" w:cs="Times New Roman"/>
+          <w:rFonts w:hint="eastAsia" w:ascii="Times New Roman" w:hAnsi="Times New Roman" w:eastAsia="FangSong" w:cs="Times New Roman"/>
         </w:rPr>
         <w:t xml:space="preserve">已知级数后求任意时刻浓度</w:t>
       </w:r>
@@ -10924,7 +10924,7 @@
       </w:pPr>
       <w:r>
         <w:rPr>
-          <w:rFonts w:hint="eastAsia" w:ascii="Times New Roman" w:hAnsi="Times New Roman" w:eastAsia="SimSun" w:cs="Times New Roman"/>
+          <w:rFonts w:hint="eastAsia" w:ascii="Times New Roman" w:hAnsi="Times New Roman" w:eastAsia="FangSong" w:cs="Times New Roman"/>
         </w:rPr>
         <w:t xml:space="preserve">由实验数据作图反推级数</w:t>
       </w:r>
@@ -10939,7 +10939,7 @@
       </w:pPr>
       <w:r>
         <w:rPr>
-          <w:rFonts w:hint="eastAsia" w:ascii="Times New Roman" w:hAnsi="Times New Roman" w:eastAsia="SimSun" w:cs="Times New Roman"/>
+          <w:rFonts w:hint="eastAsia" w:ascii="Times New Roman" w:hAnsi="Times New Roman" w:eastAsia="FangSong" w:cs="Times New Roman"/>
         </w:rPr>
         <w:t>求半衰期</w:t>
       </w:r>
@@ -10951,7 +10951,7 @@
       </w:r>
       <w:r>
         <w:rPr>
-          <w:rFonts w:hint="eastAsia" w:ascii="Times New Roman" w:hAnsi="Times New Roman" w:eastAsia="SimSun" w:cs="Times New Roman"/>
+          <w:rFonts w:hint="eastAsia" w:ascii="Times New Roman" w:hAnsi="Times New Roman" w:eastAsia="FangSong" w:cs="Times New Roman"/>
         </w:rPr>
         <w:t>寿命和速率常数</w:t>
       </w:r>
@@ -10964,18 +10964,21 @@
       </w:pPr>
       <w:r>
         <w:rPr>
-          <w:rFonts w:ascii="Times New Roman" w:hAnsi="Times New Roman" w:eastAsia="Times New Roman" w:cs="Times New Roman"/>
+          <w:rFonts w:ascii="Times New Roman" w:hAnsi="Times New Roman" w:eastAsia="FangSong" w:cs="Times New Roman"/>
+          <w:b w:val="0"/>
+          <w:i w:val="0"/>
+          <w:sz w:val="21"/>
         </w:rPr>
         <w:drawing>
           <wp:inline>
-            <wp:extent cx="3600000" cy="1219736"/>
+            <wp:extent cx="3600000" cy="1681247"/>
             <wp:effectExtent b="0" l="0" r="0" t="0"/>
-            <wp:docPr descr="420" title="" id="26" name="Picture"/>
+            <wp:docPr descr="" title="" id="26" name="Picture"/>
             <a:graphic>
               <a:graphicData uri="http://schemas.openxmlformats.org/drawingml/2006/picture">
                 <pic:pic>
                   <pic:nvPicPr>
-                    <pic:cNvPr descr="8094b9e47e71949b4f7555c91bd52e819d5b28603f8a2560bee40d984d60d3da.jpg" id="27" name="Picture"/>
+                    <pic:cNvPr descr="bed47eeeb98cf90c723d433c93958604c1d6223f0714c06f1f759e405b1eff8b.png" id="27" name="Picture"/>
                     <pic:cNvPicPr>
                       <a:picLocks noChangeArrowheads="1" noChangeAspect="1"/>
                     </pic:cNvPicPr>
@@ -10989,7 +10992,7 @@
                   <pic:spPr bwMode="auto">
                     <a:xfrm>
                       <a:off x="0" y="0"/>
-                      <a:ext cx="3600000" cy="1219736"/>
+                      <a:ext cx="3600000" cy="1681247"/>
                     </a:xfrm>
                     <a:prstGeom prst="rect">
                       <a:avLst/>
@@ -11009,81 +11012,82 @@
       </w:r>
       <w:r>
         <w:rPr>
-          <w:rFonts w:ascii="Times New Roman" w:hAnsi="Times New Roman" w:eastAsia="Times New Roman" w:cs="Times New Roman"/>
+          <w:rFonts w:ascii="Times New Roman" w:hAnsi="Times New Roman" w:eastAsia="FangSong" w:cs="Times New Roman"/>
+          <w:b w:val="0"/>
+          <w:i w:val="0"/>
+          <w:sz w:val="21"/>
         </w:rPr>
         <w:t xml:space="preserve"> </w:t>
       </w:r>
       <w:r>
         <w:rPr>
-          <w:rFonts w:ascii="Times New Roman" w:hAnsi="Times New Roman" w:eastAsia="Times New Roman" w:cs="Times New Roman"/>
-        </w:rPr>
-        <w:t xml:space="preserve">&gt; </w:t>
-      </w:r>
-      <w:r>
-        <w:rPr>
-          <w:rFonts w:hint="eastAsia" w:ascii="Times New Roman" w:hAnsi="Times New Roman" w:eastAsia="SimSun" w:cs="Times New Roman"/>
-        </w:rPr>
-        <w:t>图注</w:t>
-      </w:r>
-      <w:r>
-        <w:rPr>
-          <w:rFonts w:hint="eastAsia" w:ascii="Times New Roman" w:hAnsi="Times New Roman" w:eastAsia="Times New Roman" w:cs="Times New Roman"/>
-        </w:rPr>
-        <w:t>：</w:t>
-      </w:r>
-      <w:r>
-        <w:rPr>
-          <w:rFonts w:hint="eastAsia" w:ascii="Times New Roman" w:hAnsi="Times New Roman" w:eastAsia="SimSun" w:cs="Times New Roman"/>
+          <w:rFonts w:hint="eastAsia" w:ascii="Times New Roman" w:hAnsi="Times New Roman" w:eastAsia="FangSong" w:cs="Times New Roman"/>
+          <w:b w:val="0"/>
+          <w:i w:val="0"/>
+          <w:iCs/>
+          <w:sz w:val="21"/>
+        </w:rPr>
+        <w:t xml:space="preserve">图</w:t>
+      </w:r>
+      <w:r>
+        <w:rPr>
+          <w:rFonts w:ascii="Times New Roman" w:hAnsi="Times New Roman" w:eastAsia="FangSong" w:cs="Times New Roman"/>
+          <w:b w:val="0"/>
+          <w:i w:val="0"/>
+          <w:iCs/>
+          <w:sz w:val="21"/>
+        </w:rPr>
+        <w:t xml:space="preserve"> 3 </w:t>
+      </w:r>
+      <w:r>
+        <w:rPr>
+          <w:rFonts w:hint="eastAsia" w:ascii="Times New Roman" w:hAnsi="Times New Roman" w:eastAsia="FangSong" w:cs="Times New Roman"/>
+          <w:b w:val="0"/>
+          <w:i w:val="0"/>
+          <w:iCs/>
+          <w:sz w:val="21"/>
         </w:rPr>
         <w:t>零级</w:t>
       </w:r>
       <w:r>
         <w:rPr>
-          <w:rFonts w:hint="eastAsia" w:ascii="Times New Roman" w:hAnsi="Times New Roman" w:eastAsia="Times New Roman" w:cs="Times New Roman"/>
+          <w:rFonts w:hint="eastAsia" w:ascii="Times New Roman" w:hAnsi="Times New Roman" w:eastAsia="FangSong" w:cs="Times New Roman"/>
+          <w:b w:val="0"/>
+          <w:i w:val="0"/>
+          <w:iCs/>
+          <w:sz w:val="21"/>
         </w:rPr>
         <w:t>、</w:t>
       </w:r>
       <w:r>
         <w:rPr>
-          <w:rFonts w:hint="eastAsia" w:ascii="Times New Roman" w:hAnsi="Times New Roman" w:eastAsia="SimSun" w:cs="Times New Roman"/>
+          <w:rFonts w:hint="eastAsia" w:ascii="Times New Roman" w:hAnsi="Times New Roman" w:eastAsia="FangSong" w:cs="Times New Roman"/>
+          <w:b w:val="0"/>
+          <w:i w:val="0"/>
+          <w:iCs/>
+          <w:sz w:val="21"/>
         </w:rPr>
         <w:t>一级</w:t>
       </w:r>
       <w:r>
         <w:rPr>
-          <w:rFonts w:hint="eastAsia" w:ascii="Times New Roman" w:hAnsi="Times New Roman" w:eastAsia="Times New Roman" w:cs="Times New Roman"/>
+          <w:rFonts w:hint="eastAsia" w:ascii="Times New Roman" w:hAnsi="Times New Roman" w:eastAsia="FangSong" w:cs="Times New Roman"/>
+          <w:b w:val="0"/>
+          <w:i w:val="0"/>
+          <w:iCs/>
+          <w:sz w:val="21"/>
         </w:rPr>
         <w:t>、</w:t>
       </w:r>
       <w:r>
         <w:rPr>
-          <w:rFonts w:hint="eastAsia" w:ascii="Times New Roman" w:hAnsi="Times New Roman" w:eastAsia="SimSun" w:cs="Times New Roman"/>
-        </w:rPr>
-        <w:t>二级反应速率方程与积分形式总览</w:t>
-      </w:r>
-      <w:r>
-        <w:rPr>
-          <w:rFonts w:hint="eastAsia" w:ascii="Times New Roman" w:hAnsi="Times New Roman" w:eastAsia="Times New Roman" w:cs="Times New Roman"/>
-        </w:rPr>
-        <w:t>——</w:t>
-      </w:r>
-      <w:r>
-        <w:rPr>
-          <w:rFonts w:hint="eastAsia" w:ascii="Times New Roman" w:hAnsi="Times New Roman" w:eastAsia="SimSun" w:cs="Times New Roman"/>
-        </w:rPr>
-        <w:t>线性判据图像</w:t>
-      </w:r>
-      <w:r>
-        <w:rPr>
-          <w:rFonts w:hint="eastAsia" w:ascii="Times New Roman" w:hAnsi="Times New Roman" w:eastAsia="Times New Roman" w:cs="Times New Roman"/>
-        </w:rPr>
-        <w:t>、</w:t>
-      </w:r>
-      <w:r>
-        <w:rPr>
-          <w:rFonts w:hint="eastAsia" w:ascii="Times New Roman" w:hAnsi="Times New Roman" w:eastAsia="SimSun" w:cs="Times New Roman"/>
-        </w:rPr>
-        <w:t>半衰期公式一表对比</w:t>
+          <w:rFonts w:hint="eastAsia" w:ascii="Times New Roman" w:hAnsi="Times New Roman" w:eastAsia="FangSong" w:cs="Times New Roman"/>
+          <w:b w:val="0"/>
+          <w:i w:val="0"/>
+          <w:iCs/>
+          <w:sz w:val="21"/>
+        </w:rPr>
+        <w:t>二级反应速率方程与积分形式总览表</w:t>
       </w:r>
     </w:p>
     <w:bookmarkEnd w:id="28"/>
@@ -11113,7 +11117,7 @@
       </w:pPr>
       <w:r>
         <w:rPr>
-          <w:rFonts w:hint="eastAsia" w:ascii="Times New Roman" w:hAnsi="Times New Roman" w:eastAsia="SimSun" w:cs="Times New Roman"/>
+          <w:rFonts w:hint="eastAsia" w:ascii="Times New Roman" w:hAnsi="Times New Roman" w:eastAsia="FangSong" w:cs="Times New Roman"/>
         </w:rPr>
         <w:t xml:space="preserve">令</w:t>
       </w:r>
@@ -11201,7 +11205,7 @@
       </w:r>
       <w:r>
         <w:rPr>
-          <w:rFonts w:hint="eastAsia" w:ascii="Times New Roman" w:hAnsi="Times New Roman" w:eastAsia="SimSun" w:cs="Times New Roman"/>
+          <w:rFonts w:hint="eastAsia" w:ascii="Times New Roman" w:hAnsi="Times New Roman" w:eastAsia="FangSong" w:cs="Times New Roman"/>
         </w:rPr>
         <w:t>得到</w:t>
       </w:r>
@@ -11292,7 +11296,7 @@
             </w:r>
             <w:r>
               <w:rPr>
-                <w:rFonts w:hint="eastAsia" w:ascii="Times New Roman" w:hAnsi="Times New Roman" w:eastAsia="SimSun" w:cs="Times New Roman"/>
+                <w:rFonts w:hint="eastAsia" w:ascii="Times New Roman" w:hAnsi="Times New Roman" w:eastAsia="FangSong" w:cs="Times New Roman"/>
               </w:rPr>
               <w:t xml:space="preserve">级</w:t>
             </w:r>
@@ -11393,7 +11397,7 @@
             </w:pPr>
             <w:r>
               <w:rPr>
-                <w:rFonts w:hint="eastAsia" w:ascii="Times New Roman" w:hAnsi="Times New Roman" w:eastAsia="SimSun" w:cs="Times New Roman"/>
+                <w:rFonts w:hint="eastAsia" w:ascii="Times New Roman" w:hAnsi="Times New Roman" w:eastAsia="FangSong" w:cs="Times New Roman"/>
               </w:rPr>
               <w:t xml:space="preserve">与初始浓度成正比</w:t>
             </w:r>
@@ -11416,7 +11420,7 @@
             </w:r>
             <w:r>
               <w:rPr>
-                <w:rFonts w:hint="eastAsia" w:ascii="Times New Roman" w:hAnsi="Times New Roman" w:eastAsia="SimSun" w:cs="Times New Roman"/>
+                <w:rFonts w:hint="eastAsia" w:ascii="Times New Roman" w:hAnsi="Times New Roman" w:eastAsia="FangSong" w:cs="Times New Roman"/>
               </w:rPr>
               <w:t xml:space="preserve">级</w:t>
             </w:r>
@@ -11496,7 +11500,7 @@
             </w:pPr>
             <w:r>
               <w:rPr>
-                <w:rFonts w:hint="eastAsia" w:ascii="Times New Roman" w:hAnsi="Times New Roman" w:eastAsia="SimSun" w:cs="Times New Roman"/>
+                <w:rFonts w:hint="eastAsia" w:ascii="Times New Roman" w:hAnsi="Times New Roman" w:eastAsia="FangSong" w:cs="Times New Roman"/>
                 <w:b/>
                 <w:bCs/>
               </w:rPr>
@@ -11521,7 +11525,7 @@
             </w:r>
             <w:r>
               <w:rPr>
-                <w:rFonts w:hint="eastAsia" w:ascii="Times New Roman" w:hAnsi="Times New Roman" w:eastAsia="SimSun" w:cs="Times New Roman"/>
+                <w:rFonts w:hint="eastAsia" w:ascii="Times New Roman" w:hAnsi="Times New Roman" w:eastAsia="FangSong" w:cs="Times New Roman"/>
               </w:rPr>
               <w:t xml:space="preserve">级</w:t>
             </w:r>
@@ -11622,7 +11626,7 @@
             </w:pPr>
             <w:r>
               <w:rPr>
-                <w:rFonts w:hint="eastAsia" w:ascii="Times New Roman" w:hAnsi="Times New Roman" w:eastAsia="SimSun" w:cs="Times New Roman"/>
+                <w:rFonts w:hint="eastAsia" w:ascii="Times New Roman" w:hAnsi="Times New Roman" w:eastAsia="FangSong" w:cs="Times New Roman"/>
               </w:rPr>
               <w:t xml:space="preserve">与初始浓度成反比</w:t>
             </w:r>
@@ -11637,7 +11641,7 @@
       </w:pPr>
       <w:r>
         <w:rPr>
-          <w:rFonts w:hint="eastAsia" w:ascii="Times New Roman" w:hAnsi="Times New Roman" w:eastAsia="SimSun" w:cs="Times New Roman"/>
+          <w:rFonts w:hint="eastAsia" w:ascii="Times New Roman" w:hAnsi="Times New Roman" w:eastAsia="FangSong" w:cs="Times New Roman"/>
           <w:b/>
           <w:bCs/>
         </w:rPr>
@@ -11651,7 +11655,7 @@
       </w:r>
       <w:r>
         <w:rPr>
-          <w:rFonts w:hint="eastAsia" w:ascii="Times New Roman" w:hAnsi="Times New Roman" w:eastAsia="SimSun" w:cs="Times New Roman"/>
+          <w:rFonts w:hint="eastAsia" w:ascii="Times New Roman" w:hAnsi="Times New Roman" w:eastAsia="FangSong" w:cs="Times New Roman"/>
         </w:rPr>
         <w:t>不同初始浓度下半衰期不变</w:t>
       </w:r>
@@ -11695,7 +11699,7 @@
       </w:pPr>
       <w:r>
         <w:rPr>
-          <w:rFonts w:hint="eastAsia" w:ascii="Times New Roman" w:hAnsi="Times New Roman" w:eastAsia="SimSun" w:cs="Times New Roman"/>
+          <w:rFonts w:hint="eastAsia" w:ascii="Times New Roman" w:hAnsi="Times New Roman" w:eastAsia="FangSong" w:cs="Times New Roman"/>
         </w:rPr>
         <w:t>某反应在三组不同初始浓度下测得</w:t>
       </w:r>
@@ -11922,7 +11926,7 @@
       </w:pPr>
       <w:r>
         <w:rPr>
-          <w:rFonts w:hint="eastAsia" w:ascii="Times New Roman" w:hAnsi="Times New Roman" w:eastAsia="SimSun" w:cs="Times New Roman"/>
+          <w:rFonts w:hint="eastAsia" w:ascii="Times New Roman" w:hAnsi="Times New Roman" w:eastAsia="FangSong" w:cs="Times New Roman"/>
         </w:rPr>
         <w:t>初始浓度加倍</w:t>
       </w:r>
@@ -11934,7 +11938,7 @@
       </w:r>
       <w:r>
         <w:rPr>
-          <w:rFonts w:hint="eastAsia" w:ascii="Times New Roman" w:hAnsi="Times New Roman" w:eastAsia="SimSun" w:cs="Times New Roman"/>
+          <w:rFonts w:hint="eastAsia" w:ascii="Times New Roman" w:hAnsi="Times New Roman" w:eastAsia="FangSong" w:cs="Times New Roman"/>
         </w:rPr>
         <w:t>半衰期减半</w:t>
       </w:r>
@@ -11946,7 +11950,7 @@
       </w:r>
       <w:r>
         <w:rPr>
-          <w:rFonts w:hint="eastAsia" w:ascii="Times New Roman" w:hAnsi="Times New Roman" w:eastAsia="SimSun" w:cs="Times New Roman"/>
+          <w:rFonts w:hint="eastAsia" w:ascii="Times New Roman" w:hAnsi="Times New Roman" w:eastAsia="FangSong" w:cs="Times New Roman"/>
         </w:rPr>
         <w:t>说明</w:t>
       </w:r>
@@ -12047,7 +12051,7 @@
       </w:pPr>
       <w:r>
         <w:rPr>
-          <w:rFonts w:hint="eastAsia" w:ascii="Times New Roman" w:hAnsi="Times New Roman" w:eastAsia="SimSun" w:cs="Times New Roman"/>
+          <w:rFonts w:hint="eastAsia" w:ascii="Times New Roman" w:hAnsi="Times New Roman" w:eastAsia="FangSong" w:cs="Times New Roman"/>
         </w:rPr>
         <w:t>所以是二级反应</w:t>
       </w:r>
@@ -12084,7 +12088,7 @@
       </w:pPr>
       <w:r>
         <w:rPr>
-          <w:rFonts w:hint="eastAsia" w:ascii="Times New Roman" w:hAnsi="Times New Roman" w:eastAsia="SimSun" w:cs="Times New Roman"/>
+          <w:rFonts w:hint="eastAsia" w:ascii="Times New Roman" w:hAnsi="Times New Roman" w:eastAsia="FangSong" w:cs="Times New Roman"/>
         </w:rPr>
         <w:t xml:space="preserve">若某反应本来是</w:t>
       </w:r>
@@ -12161,7 +12165,7 @@
       </w:pPr>
       <w:r>
         <w:rPr>
-          <w:rFonts w:hint="eastAsia" w:ascii="Times New Roman" w:hAnsi="Times New Roman" w:eastAsia="SimSun" w:cs="Times New Roman"/>
+          <w:rFonts w:hint="eastAsia" w:ascii="Times New Roman" w:hAnsi="Times New Roman" w:eastAsia="FangSong" w:cs="Times New Roman"/>
         </w:rPr>
         <w:t xml:space="preserve">但</w:t>
       </w:r>
@@ -12173,7 +12177,7 @@
       </w:r>
       <w:r>
         <w:rPr>
-          <w:rFonts w:hint="eastAsia" w:ascii="Times New Roman" w:hAnsi="Times New Roman" w:eastAsia="SimSun" w:cs="Times New Roman"/>
+          <w:rFonts w:hint="eastAsia" w:ascii="Times New Roman" w:hAnsi="Times New Roman" w:eastAsia="FangSong" w:cs="Times New Roman"/>
         </w:rPr>
         <w:t>大量过量</w:t>
       </w:r>
@@ -12185,7 +12189,7 @@
       </w:r>
       <w:r>
         <w:rPr>
-          <w:rFonts w:hint="eastAsia" w:ascii="Times New Roman" w:hAnsi="Times New Roman" w:eastAsia="SimSun" w:cs="Times New Roman"/>
+          <w:rFonts w:hint="eastAsia" w:ascii="Times New Roman" w:hAnsi="Times New Roman" w:eastAsia="FangSong" w:cs="Times New Roman"/>
         </w:rPr>
         <w:t>反应过程中</w:t>
       </w:r>
@@ -12223,7 +12227,7 @@
       </w:r>
       <w:r>
         <w:rPr>
-          <w:rFonts w:hint="eastAsia" w:ascii="Times New Roman" w:hAnsi="Times New Roman" w:eastAsia="SimSun" w:cs="Times New Roman"/>
+          <w:rFonts w:hint="eastAsia" w:ascii="Times New Roman" w:hAnsi="Times New Roman" w:eastAsia="FangSong" w:cs="Times New Roman"/>
         </w:rPr>
         <w:t>几乎不变</w:t>
       </w:r>
@@ -12235,7 +12239,7 @@
       </w:r>
       <w:r>
         <w:rPr>
-          <w:rFonts w:hint="eastAsia" w:ascii="Times New Roman" w:hAnsi="Times New Roman" w:eastAsia="SimSun" w:cs="Times New Roman"/>
+          <w:rFonts w:hint="eastAsia" w:ascii="Times New Roman" w:hAnsi="Times New Roman" w:eastAsia="FangSong" w:cs="Times New Roman"/>
         </w:rPr>
         <w:t>则可写成</w:t>
       </w:r>
@@ -12363,7 +12367,7 @@
       </w:pPr>
       <w:r>
         <w:rPr>
-          <w:rFonts w:hint="eastAsia" w:ascii="Times New Roman" w:hAnsi="Times New Roman" w:eastAsia="SimSun" w:cs="Times New Roman"/>
+          <w:rFonts w:hint="eastAsia" w:ascii="Times New Roman" w:hAnsi="Times New Roman" w:eastAsia="FangSong" w:cs="Times New Roman"/>
         </w:rPr>
         <w:t>这就把二级问题变成了一级问题</w:t>
       </w:r>
@@ -12375,13 +12379,13 @@
       </w:r>
       <w:r>
         <w:rPr>
-          <w:rFonts w:hint="eastAsia" w:ascii="Times New Roman" w:hAnsi="Times New Roman" w:eastAsia="SimSun" w:cs="Times New Roman"/>
+          <w:rFonts w:hint="eastAsia" w:ascii="Times New Roman" w:hAnsi="Times New Roman" w:eastAsia="FangSong" w:cs="Times New Roman"/>
         </w:rPr>
         <w:t>称为</w:t>
       </w:r>
       <w:r>
         <w:rPr>
-          <w:rFonts w:hint="eastAsia" w:ascii="Times New Roman" w:hAnsi="Times New Roman" w:eastAsia="SimSun" w:cs="Times New Roman"/>
+          <w:rFonts w:hint="eastAsia" w:ascii="Times New Roman" w:hAnsi="Times New Roman" w:eastAsia="FangSong" w:cs="Times New Roman"/>
           <w:b/>
           <w:bCs/>
         </w:rPr>
@@ -12400,7 +12404,7 @@
       </w:pPr>
       <w:r>
         <w:rPr>
-          <w:rFonts w:hint="eastAsia" w:ascii="Times New Roman" w:hAnsi="Times New Roman" w:eastAsia="SimSun" w:cs="Times New Roman"/>
+          <w:rFonts w:hint="eastAsia" w:ascii="Times New Roman" w:hAnsi="Times New Roman" w:eastAsia="FangSong" w:cs="Times New Roman"/>
         </w:rPr>
         <w:t>典型场景</w:t>
       </w:r>
@@ -12421,7 +12425,7 @@
       </w:pPr>
       <w:r>
         <w:rPr>
-          <w:rFonts w:hint="eastAsia" w:ascii="Times New Roman" w:hAnsi="Times New Roman" w:eastAsia="SimSun" w:cs="Times New Roman"/>
+          <w:rFonts w:hint="eastAsia" w:ascii="Times New Roman" w:hAnsi="Times New Roman" w:eastAsia="FangSong" w:cs="Times New Roman"/>
         </w:rPr>
         <w:t xml:space="preserve">水解反应中水作溶剂</w:t>
       </w:r>
@@ -12436,7 +12440,7 @@
       </w:pPr>
       <w:r>
         <w:rPr>
-          <w:rFonts w:hint="eastAsia" w:ascii="Times New Roman" w:hAnsi="Times New Roman" w:eastAsia="SimSun" w:cs="Times New Roman"/>
+          <w:rFonts w:hint="eastAsia" w:ascii="Times New Roman" w:hAnsi="Times New Roman" w:eastAsia="FangSong" w:cs="Times New Roman"/>
         </w:rPr>
         <w:t>酯水解</w:t>
       </w:r>
@@ -12448,7 +12452,7 @@
       </w:r>
       <w:r>
         <w:rPr>
-          <w:rFonts w:hint="eastAsia" w:ascii="Times New Roman" w:hAnsi="Times New Roman" w:eastAsia="SimSun" w:cs="Times New Roman"/>
+          <w:rFonts w:hint="eastAsia" w:ascii="Times New Roman" w:hAnsi="Times New Roman" w:eastAsia="FangSong" w:cs="Times New Roman"/>
         </w:rPr>
         <w:t>蔗糖转化</w:t>
       </w:r>
@@ -12463,7 +12467,7 @@
       </w:pPr>
       <w:r>
         <w:rPr>
-          <w:rFonts w:hint="eastAsia" w:ascii="Times New Roman" w:hAnsi="Times New Roman" w:eastAsia="SimSun" w:cs="Times New Roman"/>
+          <w:rFonts w:hint="eastAsia" w:ascii="Times New Roman" w:hAnsi="Times New Roman" w:eastAsia="FangSong" w:cs="Times New Roman"/>
         </w:rPr>
         <w:t xml:space="preserve">气体在大量惰性组分中反应</w:t>
       </w:r>
@@ -12554,7 +12558,7 @@
       </w:pPr>
       <w:r>
         <w:rPr>
-          <w:rFonts w:hint="eastAsia" w:ascii="Times New Roman" w:hAnsi="Times New Roman" w:eastAsia="SimSun" w:cs="Times New Roman"/>
+          <w:rFonts w:hint="eastAsia" w:ascii="Times New Roman" w:hAnsi="Times New Roman" w:eastAsia="FangSong" w:cs="Times New Roman"/>
           <w:b/>
           <w:bCs/>
         </w:rPr>
@@ -12568,7 +12572,7 @@
       </w:r>
       <w:r>
         <w:rPr>
-          <w:rFonts w:hint="eastAsia" w:ascii="Times New Roman" w:hAnsi="Times New Roman" w:eastAsia="SimSun" w:cs="Times New Roman"/>
+          <w:rFonts w:hint="eastAsia" w:ascii="Times New Roman" w:hAnsi="Times New Roman" w:eastAsia="FangSong" w:cs="Times New Roman"/>
         </w:rPr>
         <w:t>原因是单位体积内有效碰撞机会增加</w:t>
       </w:r>
@@ -12585,7 +12589,7 @@
       </w:pPr>
       <w:r>
         <w:rPr>
-          <w:rFonts w:hint="eastAsia" w:ascii="Times New Roman" w:hAnsi="Times New Roman" w:eastAsia="SimSun" w:cs="Times New Roman"/>
+          <w:rFonts w:hint="eastAsia" w:ascii="Times New Roman" w:hAnsi="Times New Roman" w:eastAsia="FangSong" w:cs="Times New Roman"/>
         </w:rPr>
         <w:t>对气体体系</w:t>
       </w:r>
@@ -12606,7 +12610,7 @@
       </w:pPr>
       <w:r>
         <w:rPr>
-          <w:rFonts w:hint="eastAsia" w:ascii="Times New Roman" w:hAnsi="Times New Roman" w:eastAsia="SimSun" w:cs="Times New Roman"/>
+          <w:rFonts w:hint="eastAsia" w:ascii="Times New Roman" w:hAnsi="Times New Roman" w:eastAsia="FangSong" w:cs="Times New Roman"/>
         </w:rPr>
         <w:t>恒温增压</w:t>
       </w:r>
@@ -12618,7 +12622,7 @@
       </w:r>
       <w:r>
         <w:rPr>
-          <w:rFonts w:hint="eastAsia" w:ascii="Times New Roman" w:hAnsi="Times New Roman" w:eastAsia="SimSun" w:cs="Times New Roman"/>
+          <w:rFonts w:hint="eastAsia" w:ascii="Times New Roman" w:hAnsi="Times New Roman" w:eastAsia="FangSong" w:cs="Times New Roman"/>
         </w:rPr>
         <w:t>本质上是提高浓度</w:t>
       </w:r>
@@ -12633,7 +12637,7 @@
       </w:pPr>
       <w:r>
         <w:rPr>
-          <w:rFonts w:hint="eastAsia" w:ascii="Times New Roman" w:hAnsi="Times New Roman" w:eastAsia="SimSun" w:cs="Times New Roman"/>
+          <w:rFonts w:hint="eastAsia" w:ascii="Times New Roman" w:hAnsi="Times New Roman" w:eastAsia="FangSong" w:cs="Times New Roman"/>
         </w:rPr>
         <w:t xml:space="preserve">所以速率常数</w:t>
       </w:r>
@@ -12656,7 +12660,7 @@
       </w:r>
       <w:r>
         <w:rPr>
-          <w:rFonts w:hint="eastAsia" w:ascii="Times New Roman" w:hAnsi="Times New Roman" w:eastAsia="SimSun" w:cs="Times New Roman"/>
+          <w:rFonts w:hint="eastAsia" w:ascii="Times New Roman" w:hAnsi="Times New Roman" w:eastAsia="FangSong" w:cs="Times New Roman"/>
         </w:rPr>
         <w:t>不一定变</w:t>
       </w:r>
@@ -12668,7 +12672,7 @@
       </w:r>
       <w:r>
         <w:rPr>
-          <w:rFonts w:hint="eastAsia" w:ascii="Times New Roman" w:hAnsi="Times New Roman" w:eastAsia="SimSun" w:cs="Times New Roman"/>
+          <w:rFonts w:hint="eastAsia" w:ascii="Times New Roman" w:hAnsi="Times New Roman" w:eastAsia="FangSong" w:cs="Times New Roman"/>
         </w:rPr>
         <w:t>但速率</w:t>
       </w:r>
@@ -12691,7 +12695,7 @@
       </w:r>
       <w:r>
         <w:rPr>
-          <w:rFonts w:hint="eastAsia" w:ascii="Times New Roman" w:hAnsi="Times New Roman" w:eastAsia="SimSun" w:cs="Times New Roman"/>
+          <w:rFonts w:hint="eastAsia" w:ascii="Times New Roman" w:hAnsi="Times New Roman" w:eastAsia="FangSong" w:cs="Times New Roman"/>
         </w:rPr>
         <w:t xml:space="preserve">常增大</w:t>
       </w:r>
@@ -12702,7 +12706,7 @@
       </w:pPr>
       <w:r>
         <w:rPr>
-          <w:rFonts w:hint="eastAsia" w:ascii="Times New Roman" w:hAnsi="Times New Roman" w:eastAsia="SimSun" w:cs="Times New Roman"/>
+          <w:rFonts w:hint="eastAsia" w:ascii="Times New Roman" w:hAnsi="Times New Roman" w:eastAsia="FangSong" w:cs="Times New Roman"/>
         </w:rPr>
         <w:t>对固体参与的反应</w:t>
       </w:r>
@@ -12723,7 +12727,7 @@
       </w:pPr>
       <w:r>
         <w:rPr>
-          <w:rFonts w:hint="eastAsia" w:ascii="Times New Roman" w:hAnsi="Times New Roman" w:eastAsia="SimSun" w:cs="Times New Roman"/>
+          <w:rFonts w:hint="eastAsia" w:ascii="Times New Roman" w:hAnsi="Times New Roman" w:eastAsia="FangSong" w:cs="Times New Roman"/>
         </w:rPr>
         <w:t>固体</w:t>
       </w:r>
@@ -12735,7 +12739,7 @@
       </w:r>
       <w:r>
         <w:rPr>
-          <w:rFonts w:hint="eastAsia" w:ascii="Times New Roman" w:hAnsi="Times New Roman" w:eastAsia="SimSun" w:cs="Times New Roman"/>
+          <w:rFonts w:hint="eastAsia" w:ascii="Times New Roman" w:hAnsi="Times New Roman" w:eastAsia="FangSong" w:cs="Times New Roman"/>
         </w:rPr>
         <w:t>浓度</w:t>
       </w:r>
@@ -12747,7 +12751,7 @@
       </w:r>
       <w:r>
         <w:rPr>
-          <w:rFonts w:hint="eastAsia" w:ascii="Times New Roman" w:hAnsi="Times New Roman" w:eastAsia="SimSun" w:cs="Times New Roman"/>
+          <w:rFonts w:hint="eastAsia" w:ascii="Times New Roman" w:hAnsi="Times New Roman" w:eastAsia="FangSong" w:cs="Times New Roman"/>
         </w:rPr>
         <w:t>不写进速率方程</w:t>
       </w:r>
@@ -12762,13 +12766,13 @@
       </w:pPr>
       <w:r>
         <w:rPr>
-          <w:rFonts w:hint="eastAsia" w:ascii="Times New Roman" w:hAnsi="Times New Roman" w:eastAsia="SimSun" w:cs="Times New Roman"/>
+          <w:rFonts w:hint="eastAsia" w:ascii="Times New Roman" w:hAnsi="Times New Roman" w:eastAsia="FangSong" w:cs="Times New Roman"/>
         </w:rPr>
         <w:t xml:space="preserve">但</w:t>
       </w:r>
       <w:r>
         <w:rPr>
-          <w:rFonts w:hint="eastAsia" w:ascii="Times New Roman" w:hAnsi="Times New Roman" w:eastAsia="SimSun" w:cs="Times New Roman"/>
+          <w:rFonts w:hint="eastAsia" w:ascii="Times New Roman" w:hAnsi="Times New Roman" w:eastAsia="FangSong" w:cs="Times New Roman"/>
           <w:b/>
           <w:bCs/>
         </w:rPr>
@@ -12776,7 +12780,7 @@
       </w:r>
       <w:r>
         <w:rPr>
-          <w:rFonts w:hint="eastAsia" w:ascii="Times New Roman" w:hAnsi="Times New Roman" w:eastAsia="SimSun" w:cs="Times New Roman"/>
+          <w:rFonts w:hint="eastAsia" w:ascii="Times New Roman" w:hAnsi="Times New Roman" w:eastAsia="FangSong" w:cs="Times New Roman"/>
         </w:rPr>
         <w:t xml:space="preserve">会显著影响速率</w:t>
       </w:r>
@@ -12791,7 +12795,7 @@
       </w:pPr>
       <w:r>
         <w:rPr>
-          <w:rFonts w:hint="eastAsia" w:ascii="Times New Roman" w:hAnsi="Times New Roman" w:eastAsia="SimSun" w:cs="Times New Roman"/>
+          <w:rFonts w:hint="eastAsia" w:ascii="Times New Roman" w:hAnsi="Times New Roman" w:eastAsia="FangSong" w:cs="Times New Roman"/>
         </w:rPr>
         <w:t xml:space="preserve">同样质量的粉末比块状物反应快得多</w:t>
       </w:r>
@@ -12834,7 +12838,7 @@
       </w:pPr>
       <w:r>
         <w:rPr>
-          <w:rFonts w:hint="eastAsia" w:ascii="Times New Roman" w:hAnsi="Times New Roman" w:eastAsia="SimSun" w:cs="Times New Roman"/>
+          <w:rFonts w:hint="eastAsia" w:ascii="Times New Roman" w:hAnsi="Times New Roman" w:eastAsia="FangSong" w:cs="Times New Roman"/>
         </w:rPr>
         <w:t>经验上</w:t>
       </w:r>
@@ -12846,7 +12850,7 @@
       </w:r>
       <w:r>
         <w:rPr>
-          <w:rFonts w:hint="eastAsia" w:ascii="Times New Roman" w:hAnsi="Times New Roman" w:eastAsia="SimSun" w:cs="Times New Roman"/>
+          <w:rFonts w:hint="eastAsia" w:ascii="Times New Roman" w:hAnsi="Times New Roman" w:eastAsia="FangSong" w:cs="Times New Roman"/>
         </w:rPr>
         <w:t>许多反应温度每升高</w:t>
       </w:r>
@@ -12864,7 +12868,7 @@
       </w:r>
       <w:r>
         <w:rPr>
-          <w:rFonts w:hint="eastAsia" w:ascii="Times New Roman" w:hAnsi="Times New Roman" w:eastAsia="SimSun" w:cs="Times New Roman"/>
+          <w:rFonts w:hint="eastAsia" w:ascii="Times New Roman" w:hAnsi="Times New Roman" w:eastAsia="FangSong" w:cs="Times New Roman"/>
         </w:rPr>
         <w:t>速率常数约增大</w:t>
       </w:r>
@@ -12876,7 +12880,7 @@
       </w:r>
       <w:r>
         <w:rPr>
-          <w:rFonts w:hint="eastAsia" w:ascii="Times New Roman" w:hAnsi="Times New Roman" w:eastAsia="SimSun" w:cs="Times New Roman"/>
+          <w:rFonts w:hint="eastAsia" w:ascii="Times New Roman" w:hAnsi="Times New Roman" w:eastAsia="FangSong" w:cs="Times New Roman"/>
         </w:rPr>
         <w:t>倍</w:t>
       </w:r>
@@ -12888,7 +12892,7 @@
       </w:r>
       <w:r>
         <w:rPr>
-          <w:rFonts w:hint="eastAsia" w:ascii="Times New Roman" w:hAnsi="Times New Roman" w:eastAsia="SimSun" w:cs="Times New Roman"/>
+          <w:rFonts w:hint="eastAsia" w:ascii="Times New Roman" w:hAnsi="Times New Roman" w:eastAsia="FangSong" w:cs="Times New Roman"/>
         </w:rPr>
         <w:t>更准确的关系由</w:t>
       </w:r>
@@ -12900,7 +12904,7 @@
       </w:r>
       <w:r>
         <w:rPr>
-          <w:rFonts w:hint="eastAsia" w:ascii="Times New Roman" w:hAnsi="Times New Roman" w:eastAsia="SimSun" w:cs="Times New Roman"/>
+          <w:rFonts w:hint="eastAsia" w:ascii="Times New Roman" w:hAnsi="Times New Roman" w:eastAsia="FangSong" w:cs="Times New Roman"/>
         </w:rPr>
         <w:t>方程给出</w:t>
       </w:r>
@@ -12990,7 +12994,7 @@
       </w:pPr>
       <w:r>
         <w:rPr>
-          <w:rFonts w:hint="eastAsia" w:ascii="Times New Roman" w:hAnsi="Times New Roman" w:eastAsia="SimSun" w:cs="Times New Roman"/>
+          <w:rFonts w:hint="eastAsia" w:ascii="Times New Roman" w:hAnsi="Times New Roman" w:eastAsia="FangSong" w:cs="Times New Roman"/>
         </w:rPr>
         <w:t>其中</w:t>
       </w:r>
@@ -13022,7 +13026,7 @@
       </w:r>
       <w:r>
         <w:rPr>
-          <w:rFonts w:hint="eastAsia" w:ascii="Times New Roman" w:hAnsi="Times New Roman" w:eastAsia="SimSun" w:cs="Times New Roman"/>
+          <w:rFonts w:hint="eastAsia" w:ascii="Times New Roman" w:hAnsi="Times New Roman" w:eastAsia="FangSong" w:cs="Times New Roman"/>
         </w:rPr>
         <w:t>指前因子</w:t>
       </w:r>
@@ -13034,7 +13038,7 @@
       </w:r>
       <w:r>
         <w:rPr>
-          <w:rFonts w:hint="eastAsia" w:ascii="Times New Roman" w:hAnsi="Times New Roman" w:eastAsia="SimSun" w:cs="Times New Roman"/>
+          <w:rFonts w:hint="eastAsia" w:ascii="Times New Roman" w:hAnsi="Times New Roman" w:eastAsia="FangSong" w:cs="Times New Roman"/>
         </w:rPr>
         <w:t>反映碰撞频率与取向因素</w:t>
       </w:r>
@@ -13069,7 +13073,7 @@
       </w:r>
       <w:r>
         <w:rPr>
-          <w:rFonts w:hint="eastAsia" w:ascii="Times New Roman" w:hAnsi="Times New Roman" w:eastAsia="SimSun" w:cs="Times New Roman"/>
+          <w:rFonts w:hint="eastAsia" w:ascii="Times New Roman" w:hAnsi="Times New Roman" w:eastAsia="FangSong" w:cs="Times New Roman"/>
         </w:rPr>
         <w:t>活化能</w:t>
       </w:r>
@@ -13095,7 +13099,7 @@
       </w:r>
       <w:r>
         <w:rPr>
-          <w:rFonts w:hint="eastAsia" w:ascii="Times New Roman" w:hAnsi="Times New Roman" w:eastAsia="SimSun" w:cs="Times New Roman"/>
+          <w:rFonts w:hint="eastAsia" w:ascii="Times New Roman" w:hAnsi="Times New Roman" w:eastAsia="FangSong" w:cs="Times New Roman"/>
         </w:rPr>
         <w:t>气体常数</w:t>
       </w:r>
@@ -13121,7 +13125,7 @@
       </w:r>
       <w:r>
         <w:rPr>
-          <w:rFonts w:hint="eastAsia" w:ascii="Times New Roman" w:hAnsi="Times New Roman" w:eastAsia="SimSun" w:cs="Times New Roman"/>
+          <w:rFonts w:hint="eastAsia" w:ascii="Times New Roman" w:hAnsi="Times New Roman" w:eastAsia="FangSong" w:cs="Times New Roman"/>
         </w:rPr>
         <w:t>热力学温度</w:t>
       </w:r>
@@ -13132,7 +13136,7 @@
       </w:pPr>
       <w:r>
         <w:rPr>
-          <w:rFonts w:hint="eastAsia" w:ascii="Times New Roman" w:hAnsi="Times New Roman" w:eastAsia="SimSun" w:cs="Times New Roman"/>
+          <w:rFonts w:hint="eastAsia" w:ascii="Times New Roman" w:hAnsi="Times New Roman" w:eastAsia="FangSong" w:cs="Times New Roman"/>
         </w:rPr>
         <w:t>这个式子的物理图景很清楚</w:t>
       </w:r>
@@ -13164,7 +13168,7 @@
       </w:r>
       <w:r>
         <w:rPr>
-          <w:rFonts w:hint="eastAsia" w:ascii="Times New Roman" w:hAnsi="Times New Roman" w:eastAsia="SimSun" w:cs="Times New Roman"/>
+          <w:rFonts w:hint="eastAsia" w:ascii="Times New Roman" w:hAnsi="Times New Roman" w:eastAsia="FangSong" w:cs="Times New Roman"/>
         </w:rPr>
         <w:t>管的是</w:t>
       </w:r>
@@ -13176,7 +13180,7 @@
       </w:r>
       <w:r>
         <w:rPr>
-          <w:rFonts w:hint="eastAsia" w:ascii="Times New Roman" w:hAnsi="Times New Roman" w:eastAsia="SimSun" w:cs="Times New Roman"/>
+          <w:rFonts w:hint="eastAsia" w:ascii="Times New Roman" w:hAnsi="Times New Roman" w:eastAsia="FangSong" w:cs="Times New Roman"/>
         </w:rPr>
         <w:t>碰撞得有多频繁</w:t>
       </w:r>
@@ -13188,7 +13192,7 @@
       </w:r>
       <w:r>
         <w:rPr>
-          <w:rFonts w:hint="eastAsia" w:ascii="Times New Roman" w:hAnsi="Times New Roman" w:eastAsia="SimSun" w:cs="Times New Roman"/>
+          <w:rFonts w:hint="eastAsia" w:ascii="Times New Roman" w:hAnsi="Times New Roman" w:eastAsia="FangSong" w:cs="Times New Roman"/>
         </w:rPr>
         <w:t>取向是否常常合适</w:t>
       </w:r>
@@ -13264,7 +13268,7 @@
       </w:r>
       <w:r>
         <w:rPr>
-          <w:rFonts w:hint="eastAsia" w:ascii="Times New Roman" w:hAnsi="Times New Roman" w:eastAsia="SimSun" w:cs="Times New Roman"/>
+          <w:rFonts w:hint="eastAsia" w:ascii="Times New Roman" w:hAnsi="Times New Roman" w:eastAsia="FangSong" w:cs="Times New Roman"/>
         </w:rPr>
         <w:t>管的是</w:t>
       </w:r>
@@ -13276,7 +13280,7 @@
       </w:r>
       <w:r>
         <w:rPr>
-          <w:rFonts w:hint="eastAsia" w:ascii="Times New Roman" w:hAnsi="Times New Roman" w:eastAsia="SimSun" w:cs="Times New Roman"/>
+          <w:rFonts w:hint="eastAsia" w:ascii="Times New Roman" w:hAnsi="Times New Roman" w:eastAsia="FangSong" w:cs="Times New Roman"/>
         </w:rPr>
         <w:t>这些碰撞里</w:t>
       </w:r>
@@ -13288,7 +13292,7 @@
       </w:r>
       <w:r>
         <w:rPr>
-          <w:rFonts w:hint="eastAsia" w:ascii="Times New Roman" w:hAnsi="Times New Roman" w:eastAsia="SimSun" w:cs="Times New Roman"/>
+          <w:rFonts w:hint="eastAsia" w:ascii="Times New Roman" w:hAnsi="Times New Roman" w:eastAsia="FangSong" w:cs="Times New Roman"/>
         </w:rPr>
         <w:t>有多少粒子真的有能力爬过能垒</w:t>
       </w:r>
@@ -13305,7 +13309,7 @@
       </w:pPr>
       <w:r>
         <w:rPr>
-          <w:rFonts w:hint="eastAsia" w:ascii="Times New Roman" w:hAnsi="Times New Roman" w:eastAsia="SimSun" w:cs="Times New Roman"/>
+          <w:rFonts w:hint="eastAsia" w:ascii="Times New Roman" w:hAnsi="Times New Roman" w:eastAsia="FangSong" w:cs="Times New Roman"/>
         </w:rPr>
         <w:t>温度升高时</w:t>
       </w:r>
@@ -13317,7 +13321,7 @@
       </w:r>
       <w:r>
         <w:rPr>
-          <w:rFonts w:hint="eastAsia" w:ascii="Times New Roman" w:hAnsi="Times New Roman" w:eastAsia="SimSun" w:cs="Times New Roman"/>
+          <w:rFonts w:hint="eastAsia" w:ascii="Times New Roman" w:hAnsi="Times New Roman" w:eastAsia="FangSong" w:cs="Times New Roman"/>
         </w:rPr>
         <w:t>最敏感变化的正是后者</w:t>
       </w:r>
@@ -13329,7 +13333,7 @@
       </w:r>
       <w:r>
         <w:rPr>
-          <w:rFonts w:hint="eastAsia" w:ascii="Times New Roman" w:hAnsi="Times New Roman" w:eastAsia="SimSun" w:cs="Times New Roman"/>
+          <w:rFonts w:hint="eastAsia" w:ascii="Times New Roman" w:hAnsi="Times New Roman" w:eastAsia="FangSong" w:cs="Times New Roman"/>
         </w:rPr>
         <w:t>所以很多反应对温度非常敏感</w:t>
       </w:r>
@@ -13346,7 +13350,7 @@
       </w:pPr>
       <w:r>
         <w:rPr>
-          <w:rFonts w:hint="eastAsia" w:ascii="Times New Roman" w:hAnsi="Times New Roman" w:eastAsia="SimSun" w:cs="Times New Roman"/>
+          <w:rFonts w:hint="eastAsia" w:ascii="Times New Roman" w:hAnsi="Times New Roman" w:eastAsia="FangSong" w:cs="Times New Roman"/>
         </w:rPr>
         <w:t>取对数得</w:t>
       </w:r>
@@ -13438,7 +13442,7 @@
       </w:pPr>
       <w:r>
         <w:rPr>
-          <w:rFonts w:hint="eastAsia" w:ascii="Times New Roman" w:hAnsi="Times New Roman" w:eastAsia="SimSun" w:cs="Times New Roman"/>
+          <w:rFonts w:hint="eastAsia" w:ascii="Times New Roman" w:hAnsi="Times New Roman" w:eastAsia="FangSong" w:cs="Times New Roman"/>
         </w:rPr>
         <w:t xml:space="preserve">于是把</w:t>
       </w:r>
@@ -13467,7 +13471,7 @@
       </w:r>
       <w:r>
         <w:rPr>
-          <w:rFonts w:hint="eastAsia" w:ascii="Times New Roman" w:hAnsi="Times New Roman" w:eastAsia="SimSun" w:cs="Times New Roman"/>
+          <w:rFonts w:hint="eastAsia" w:ascii="Times New Roman" w:hAnsi="Times New Roman" w:eastAsia="FangSong" w:cs="Times New Roman"/>
         </w:rPr>
         <w:t xml:space="preserve">对</w:t>
       </w:r>
@@ -13499,7 +13503,7 @@
       </w:r>
       <w:r>
         <w:rPr>
-          <w:rFonts w:hint="eastAsia" w:ascii="Times New Roman" w:hAnsi="Times New Roman" w:eastAsia="SimSun" w:cs="Times New Roman"/>
+          <w:rFonts w:hint="eastAsia" w:ascii="Times New Roman" w:hAnsi="Times New Roman" w:eastAsia="FangSong" w:cs="Times New Roman"/>
         </w:rPr>
         <w:t>作图</w:t>
       </w:r>
@@ -13511,7 +13515,7 @@
       </w:r>
       <w:r>
         <w:rPr>
-          <w:rFonts w:hint="eastAsia" w:ascii="Times New Roman" w:hAnsi="Times New Roman" w:eastAsia="SimSun" w:cs="Times New Roman"/>
+          <w:rFonts w:hint="eastAsia" w:ascii="Times New Roman" w:hAnsi="Times New Roman" w:eastAsia="FangSong" w:cs="Times New Roman"/>
         </w:rPr>
         <w:t>会得到一条直线</w:t>
       </w:r>
@@ -13532,7 +13536,7 @@
       </w:pPr>
       <w:r>
         <w:rPr>
-          <w:rFonts w:hint="eastAsia" w:ascii="Times New Roman" w:hAnsi="Times New Roman" w:eastAsia="SimSun" w:cs="Times New Roman"/>
+          <w:rFonts w:hint="eastAsia" w:ascii="Times New Roman" w:hAnsi="Times New Roman" w:eastAsia="FangSong" w:cs="Times New Roman"/>
         </w:rPr>
         <w:t xml:space="preserve">斜率</w:t>
       </w:r>
@@ -13596,7 +13600,7 @@
       </w:pPr>
       <w:r>
         <w:rPr>
-          <w:rFonts w:hint="eastAsia" w:ascii="Times New Roman" w:hAnsi="Times New Roman" w:eastAsia="SimSun" w:cs="Times New Roman"/>
+          <w:rFonts w:hint="eastAsia" w:ascii="Times New Roman" w:hAnsi="Times New Roman" w:eastAsia="FangSong" w:cs="Times New Roman"/>
         </w:rPr>
         <w:t xml:space="preserve">截距</w:t>
       </w:r>
@@ -13630,7 +13634,7 @@
       </w:pPr>
       <w:r>
         <w:rPr>
-          <w:rFonts w:hint="eastAsia" w:ascii="Times New Roman" w:hAnsi="Times New Roman" w:eastAsia="SimSun" w:cs="Times New Roman"/>
+          <w:rFonts w:hint="eastAsia" w:ascii="Times New Roman" w:hAnsi="Times New Roman" w:eastAsia="FangSong" w:cs="Times New Roman"/>
         </w:rPr>
         <w:t xml:space="preserve">这就是为什么实验上常用</w:t>
       </w:r>
@@ -13642,7 +13646,7 @@
       </w:r>
       <w:r>
         <w:rPr>
-          <w:rFonts w:hint="eastAsia" w:ascii="Times New Roman" w:hAnsi="Times New Roman" w:eastAsia="SimSun" w:cs="Times New Roman"/>
+          <w:rFonts w:hint="eastAsia" w:ascii="Times New Roman" w:hAnsi="Times New Roman" w:eastAsia="FangSong" w:cs="Times New Roman"/>
         </w:rPr>
         <w:t>直线来求活化能</w:t>
       </w:r>
@@ -13718,7 +13722,7 @@
       </w:r>
       <w:r>
         <w:rPr>
-          <w:rFonts w:hint="eastAsia" w:ascii="Times New Roman" w:hAnsi="Times New Roman" w:eastAsia="SimSun" w:cs="Times New Roman"/>
+          <w:rFonts w:hint="eastAsia" w:ascii="Times New Roman" w:hAnsi="Times New Roman" w:eastAsia="FangSong" w:cs="Times New Roman"/>
         </w:rPr>
         <w:t>图注</w:t>
       </w:r>
@@ -13736,7 +13740,7 @@
       </w:r>
       <w:r>
         <w:rPr>
-          <w:rFonts w:hint="eastAsia" w:ascii="Times New Roman" w:hAnsi="Times New Roman" w:eastAsia="SimSun" w:cs="Times New Roman"/>
+          <w:rFonts w:hint="eastAsia" w:ascii="Times New Roman" w:hAnsi="Times New Roman" w:eastAsia="FangSong" w:cs="Times New Roman"/>
         </w:rPr>
         <w:t>图</w:t>
       </w:r>
@@ -13754,7 +13758,7 @@
       </w:r>
       <w:r>
         <w:rPr>
-          <w:rFonts w:hint="eastAsia" w:ascii="Times New Roman" w:hAnsi="Times New Roman" w:eastAsia="SimSun" w:cs="Times New Roman"/>
+          <w:rFonts w:hint="eastAsia" w:ascii="Times New Roman" w:hAnsi="Times New Roman" w:eastAsia="FangSong" w:cs="Times New Roman"/>
         </w:rPr>
         <w:t xml:space="preserve">对</w:t>
       </w:r>
@@ -13772,7 +13776,7 @@
       </w:r>
       <w:r>
         <w:rPr>
-          <w:rFonts w:hint="eastAsia" w:ascii="Times New Roman" w:hAnsi="Times New Roman" w:eastAsia="SimSun" w:cs="Times New Roman"/>
+          <w:rFonts w:hint="eastAsia" w:ascii="Times New Roman" w:hAnsi="Times New Roman" w:eastAsia="FangSong" w:cs="Times New Roman"/>
         </w:rPr>
         <w:t>斜率</w:t>
       </w:r>
@@ -13803,7 +13807,7 @@
       </w:r>
       <w:r>
         <w:rPr>
-          <w:rFonts w:hint="eastAsia" w:ascii="Times New Roman" w:hAnsi="Times New Roman" w:eastAsia="SimSun" w:cs="Times New Roman"/>
+          <w:rFonts w:hint="eastAsia" w:ascii="Times New Roman" w:hAnsi="Times New Roman" w:eastAsia="FangSong" w:cs="Times New Roman"/>
         </w:rPr>
         <w:t>截距</w:t>
       </w:r>
@@ -13821,7 +13825,7 @@
       </w:r>
       <w:r>
         <w:rPr>
-          <w:rFonts w:hint="eastAsia" w:ascii="Times New Roman" w:hAnsi="Times New Roman" w:eastAsia="SimSun" w:cs="Times New Roman"/>
+          <w:rFonts w:hint="eastAsia" w:ascii="Times New Roman" w:hAnsi="Times New Roman" w:eastAsia="FangSong" w:cs="Times New Roman"/>
         </w:rPr>
         <w:t>由直线斜率可直接求活化能</w:t>
       </w:r>
@@ -13864,7 +13868,7 @@
       </w:pPr>
       <w:r>
         <w:rPr>
-          <w:rFonts w:hint="eastAsia" w:ascii="Times New Roman" w:hAnsi="Times New Roman" w:eastAsia="SimSun" w:cs="Times New Roman"/>
+          <w:rFonts w:hint="eastAsia" w:ascii="Times New Roman" w:hAnsi="Times New Roman" w:eastAsia="FangSong" w:cs="Times New Roman"/>
         </w:rPr>
         <w:t xml:space="preserve">某反应在</w:t>
       </w:r>
@@ -13876,7 +13880,7 @@
       </w:r>
       <w:r>
         <w:rPr>
-          <w:rFonts w:hint="eastAsia" w:ascii="Times New Roman" w:hAnsi="Times New Roman" w:eastAsia="SimSun" w:cs="Times New Roman"/>
+          <w:rFonts w:hint="eastAsia" w:ascii="Times New Roman" w:hAnsi="Times New Roman" w:eastAsia="FangSong" w:cs="Times New Roman"/>
         </w:rPr>
         <w:t xml:space="preserve">与</w:t>
       </w:r>
@@ -13888,7 +13892,7 @@
       </w:r>
       <w:r>
         <w:rPr>
-          <w:rFonts w:hint="eastAsia" w:ascii="Times New Roman" w:hAnsi="Times New Roman" w:eastAsia="SimSun" w:cs="Times New Roman"/>
+          <w:rFonts w:hint="eastAsia" w:ascii="Times New Roman" w:hAnsi="Times New Roman" w:eastAsia="FangSong" w:cs="Times New Roman"/>
         </w:rPr>
         <w:t xml:space="preserve">时速率常数分别为</w:t>
       </w:r>
@@ -14081,7 +14085,7 @@
       </w:pPr>
       <w:r>
         <w:rPr>
-          <w:rFonts w:hint="eastAsia" w:ascii="Times New Roman" w:hAnsi="Times New Roman" w:eastAsia="SimSun" w:cs="Times New Roman"/>
+          <w:rFonts w:hint="eastAsia" w:ascii="Times New Roman" w:hAnsi="Times New Roman" w:eastAsia="FangSong" w:cs="Times New Roman"/>
         </w:rPr>
         <w:t xml:space="preserve">由</w:t>
       </w:r>
@@ -14243,7 +14247,7 @@
       </w:pPr>
       <w:r>
         <w:rPr>
-          <w:rFonts w:hint="eastAsia" w:ascii="Times New Roman" w:hAnsi="Times New Roman" w:eastAsia="SimSun" w:cs="Times New Roman"/>
+          <w:rFonts w:hint="eastAsia" w:ascii="Times New Roman" w:hAnsi="Times New Roman" w:eastAsia="FangSong" w:cs="Times New Roman"/>
         </w:rPr>
         <w:t>代入</w:t>
       </w:r>
@@ -14423,7 +14427,7 @@
       </w:pPr>
       <w:r>
         <w:rPr>
-          <w:rFonts w:hint="eastAsia" w:ascii="Times New Roman" w:hAnsi="Times New Roman" w:eastAsia="SimSun" w:cs="Times New Roman"/>
+          <w:rFonts w:hint="eastAsia" w:ascii="Times New Roman" w:hAnsi="Times New Roman" w:eastAsia="FangSong" w:cs="Times New Roman"/>
         </w:rPr>
         <w:t>解得</w:t>
       </w:r>
@@ -14614,7 +14618,7 @@
       </w:pPr>
       <w:r>
         <w:rPr>
-          <w:rFonts w:hint="eastAsia" w:ascii="Times New Roman" w:hAnsi="Times New Roman" w:eastAsia="SimSun" w:cs="Times New Roman"/>
+          <w:rFonts w:hint="eastAsia" w:ascii="Times New Roman" w:hAnsi="Times New Roman" w:eastAsia="FangSong" w:cs="Times New Roman"/>
         </w:rPr>
         <w:t>两温度公式</w:t>
       </w:r>
@@ -14786,7 +14790,7 @@
       </w:pPr>
       <w:r>
         <w:rPr>
-          <w:rFonts w:hint="eastAsia" w:ascii="Times New Roman" w:hAnsi="Times New Roman" w:eastAsia="SimSun" w:cs="Times New Roman"/>
+          <w:rFonts w:hint="eastAsia" w:ascii="Times New Roman" w:hAnsi="Times New Roman" w:eastAsia="FangSong" w:cs="Times New Roman"/>
           <w:b/>
           <w:bCs/>
         </w:rPr>
@@ -14800,7 +14804,7 @@
       </w:r>
       <w:r>
         <w:rPr>
-          <w:rFonts w:hint="eastAsia" w:ascii="Times New Roman" w:hAnsi="Times New Roman" w:eastAsia="SimSun" w:cs="Times New Roman"/>
+          <w:rFonts w:hint="eastAsia" w:ascii="Times New Roman" w:hAnsi="Times New Roman" w:eastAsia="FangSong" w:cs="Times New Roman"/>
         </w:rPr>
         <w:t>活化能越大</w:t>
       </w:r>
@@ -14812,7 +14816,7 @@
       </w:r>
       <w:r>
         <w:rPr>
-          <w:rFonts w:hint="eastAsia" w:ascii="Times New Roman" w:hAnsi="Times New Roman" w:eastAsia="SimSun" w:cs="Times New Roman"/>
+          <w:rFonts w:hint="eastAsia" w:ascii="Times New Roman" w:hAnsi="Times New Roman" w:eastAsia="FangSong" w:cs="Times New Roman"/>
         </w:rPr>
         <w:t>速率对温度越敏感</w:t>
       </w:r>
@@ -14824,7 +14828,7 @@
       </w:r>
       <w:r>
         <w:rPr>
-          <w:rFonts w:hint="eastAsia" w:ascii="Times New Roman" w:hAnsi="Times New Roman" w:eastAsia="SimSun" w:cs="Times New Roman"/>
+          <w:rFonts w:hint="eastAsia" w:ascii="Times New Roman" w:hAnsi="Times New Roman" w:eastAsia="FangSong" w:cs="Times New Roman"/>
         </w:rPr>
         <w:t>这也是为什么有些反应</w:t>
       </w:r>
@@ -14836,7 +14840,7 @@
       </w:r>
       <w:r>
         <w:rPr>
-          <w:rFonts w:hint="eastAsia" w:ascii="Times New Roman" w:hAnsi="Times New Roman" w:eastAsia="SimSun" w:cs="Times New Roman"/>
+          <w:rFonts w:hint="eastAsia" w:ascii="Times New Roman" w:hAnsi="Times New Roman" w:eastAsia="FangSong" w:cs="Times New Roman"/>
         </w:rPr>
         <w:t>平时几乎不动</w:t>
       </w:r>
@@ -14848,7 +14852,7 @@
       </w:r>
       <w:r>
         <w:rPr>
-          <w:rFonts w:hint="eastAsia" w:ascii="Times New Roman" w:hAnsi="Times New Roman" w:eastAsia="SimSun" w:cs="Times New Roman"/>
+          <w:rFonts w:hint="eastAsia" w:ascii="Times New Roman" w:hAnsi="Times New Roman" w:eastAsia="FangSong" w:cs="Times New Roman"/>
         </w:rPr>
         <w:t>一加热就突然很快</w:t>
       </w:r>
@@ -14867,18 +14871,21 @@
       </w:pPr>
       <w:r>
         <w:rPr>
-          <w:rFonts w:ascii="Times New Roman" w:hAnsi="Times New Roman" w:eastAsia="Times New Roman" w:cs="Times New Roman"/>
+          <w:rFonts w:ascii="Times New Roman" w:hAnsi="Times New Roman" w:eastAsia="FangSong" w:cs="Times New Roman"/>
+          <w:b w:val="0"/>
+          <w:i w:val="0"/>
+          <w:sz w:val="21"/>
         </w:rPr>
         <w:drawing>
           <wp:inline>
-            <wp:extent cx="1600200" cy="1625600"/>
+            <wp:extent cx="3600000" cy="1570212"/>
             <wp:effectExtent b="0" l="0" r="0" t="0"/>
-            <wp:docPr descr="400" title="" id="39" name="Picture"/>
+            <wp:docPr descr="" title="" id="39" name="Picture"/>
             <a:graphic>
               <a:graphicData uri="http://schemas.openxmlformats.org/drawingml/2006/picture">
                 <pic:pic>
                   <pic:nvPicPr>
-                    <pic:cNvPr descr="bc50ee5fb5f14994d86ea8d05d34c86bf679525f07eadcd1c383cc7c15c7fd82.jpg" id="40" name="Picture"/>
+                    <pic:cNvPr descr="fe02b354bda1c556b9c4efe5fb7bc5836e897f798a96fefa9c459dff0dd78814.png" id="40" name="Picture"/>
                     <pic:cNvPicPr>
                       <a:picLocks noChangeArrowheads="1" noChangeAspect="1"/>
                     </pic:cNvPicPr>
@@ -14892,7 +14899,7 @@
                   <pic:spPr bwMode="auto">
                     <a:xfrm>
                       <a:off x="0" y="0"/>
-                      <a:ext cx="1600200" cy="1625600"/>
+                      <a:ext cx="3600000" cy="1570212"/>
                     </a:xfrm>
                     <a:prstGeom prst="rect">
                       <a:avLst/>
@@ -14912,69 +14919,122 @@
       </w:r>
       <w:r>
         <w:rPr>
-          <w:rFonts w:ascii="Times New Roman" w:hAnsi="Times New Roman" w:eastAsia="Times New Roman" w:cs="Times New Roman"/>
+          <w:rFonts w:ascii="Times New Roman" w:hAnsi="Times New Roman" w:eastAsia="FangSong" w:cs="Times New Roman"/>
+          <w:b w:val="0"/>
+          <w:i w:val="0"/>
+          <w:sz w:val="21"/>
         </w:rPr>
         <w:t xml:space="preserve"> </w:t>
       </w:r>
       <w:r>
         <w:rPr>
-          <w:rFonts w:ascii="Times New Roman" w:hAnsi="Times New Roman" w:eastAsia="Times New Roman" w:cs="Times New Roman"/>
-        </w:rPr>
-        <w:t xml:space="preserve">&gt; </w:t>
-      </w:r>
-      <w:r>
-        <w:rPr>
-          <w:rFonts w:hint="eastAsia" w:ascii="Times New Roman" w:hAnsi="Times New Roman" w:eastAsia="SimSun" w:cs="Times New Roman"/>
-        </w:rPr>
-        <w:t>图注</w:t>
-      </w:r>
-      <w:r>
-        <w:rPr>
-          <w:rFonts w:hint="eastAsia" w:ascii="Times New Roman" w:hAnsi="Times New Roman" w:eastAsia="Times New Roman" w:cs="Times New Roman"/>
-        </w:rPr>
-        <w:t>：</w:t>
-      </w:r>
-      <w:r>
-        <w:rPr>
-          <w:rFonts w:hint="eastAsia" w:ascii="Times New Roman" w:hAnsi="Times New Roman" w:eastAsia="SimSun" w:cs="Times New Roman"/>
-        </w:rPr>
-        <w:t>五种典型速率</w:t>
-      </w:r>
-      <w:r>
-        <w:rPr>
-          <w:rFonts w:hint="eastAsia" w:ascii="Times New Roman" w:hAnsi="Times New Roman" w:eastAsia="Times New Roman" w:cs="Times New Roman"/>
+          <w:rFonts w:hint="eastAsia" w:ascii="Times New Roman" w:hAnsi="Times New Roman" w:eastAsia="FangSong" w:cs="Times New Roman"/>
+          <w:b w:val="0"/>
+          <w:i w:val="0"/>
+          <w:iCs/>
+          <w:sz w:val="21"/>
+        </w:rPr>
+        <w:t xml:space="preserve">图</w:t>
+      </w:r>
+      <w:r>
+        <w:rPr>
+          <w:rFonts w:ascii="Times New Roman" w:hAnsi="Times New Roman" w:eastAsia="FangSong" w:cs="Times New Roman"/>
+          <w:b w:val="0"/>
+          <w:i w:val="0"/>
+          <w:iCs/>
+          <w:sz w:val="21"/>
+        </w:rPr>
+        <w:t xml:space="preserve"> 5 </w:t>
+      </w:r>
+      <w:r>
+        <w:rPr>
+          <w:rFonts w:hint="eastAsia" w:ascii="Times New Roman" w:hAnsi="Times New Roman" w:eastAsia="FangSong" w:cs="Times New Roman"/>
+          <w:b w:val="0"/>
+          <w:i w:val="0"/>
+          <w:iCs/>
+          <w:sz w:val="21"/>
+        </w:rPr>
+        <w:t>典型级数反应浓度</w:t>
+      </w:r>
+      <w:r>
+        <w:rPr>
+          <w:rFonts w:hint="eastAsia" w:ascii="Times New Roman" w:hAnsi="Times New Roman" w:eastAsia="FangSong" w:cs="Times New Roman"/>
+          <w:b w:val="0"/>
+          <w:i w:val="0"/>
+          <w:iCs/>
+          <w:sz w:val="21"/>
         </w:rPr>
         <w:t>-</w:t>
       </w:r>
       <w:r>
         <w:rPr>
-          <w:rFonts w:hint="eastAsia" w:ascii="Times New Roman" w:hAnsi="Times New Roman" w:eastAsia="SimSun" w:cs="Times New Roman"/>
+          <w:rFonts w:hint="eastAsia" w:ascii="Times New Roman" w:hAnsi="Times New Roman" w:eastAsia="FangSong" w:cs="Times New Roman"/>
+          <w:b w:val="0"/>
+          <w:i w:val="0"/>
+          <w:iCs/>
+          <w:sz w:val="21"/>
         </w:rPr>
         <w:t>时间</w:t>
       </w:r>
       <w:r>
         <w:rPr>
-          <w:rFonts w:hint="eastAsia" w:ascii="Times New Roman" w:hAnsi="Times New Roman" w:eastAsia="Times New Roman" w:cs="Times New Roman"/>
-        </w:rPr>
-        <w:t>（v-t）</w:t>
-      </w:r>
-      <w:r>
-        <w:rPr>
-          <w:rFonts w:hint="eastAsia" w:ascii="Times New Roman" w:hAnsi="Times New Roman" w:eastAsia="SimSun" w:cs="Times New Roman"/>
-        </w:rPr>
-        <w:t>曲线</w:t>
-      </w:r>
-      <w:r>
-        <w:rPr>
-          <w:rFonts w:hint="eastAsia" w:ascii="Times New Roman" w:hAnsi="Times New Roman" w:eastAsia="Times New Roman" w:cs="Times New Roman"/>
-        </w:rPr>
-        <w:t>——</w:t>
-      </w:r>
-      <w:r>
-        <w:rPr>
-          <w:rFonts w:hint="eastAsia" w:ascii="Times New Roman" w:hAnsi="Times New Roman" w:eastAsia="SimSun" w:cs="Times New Roman"/>
-        </w:rPr>
-        <w:t>不同级数和条件下反应速率随时间的变化规律</w:t>
+          <w:rFonts w:ascii="Times New Roman" w:hAnsi="Times New Roman" w:eastAsia="FangSong" w:cs="Times New Roman"/>
+          <w:b w:val="0"/>
+          <w:i w:val="0"/>
+          <w:iCs/>
+          <w:sz w:val="21"/>
+        </w:rPr>
+        <w:t xml:space="preserve"> (c-t) </w:t>
+      </w:r>
+      <w:r>
+        <w:rPr>
+          <w:rFonts w:hint="eastAsia" w:ascii="Times New Roman" w:hAnsi="Times New Roman" w:eastAsia="FangSong" w:cs="Times New Roman"/>
+          <w:b w:val="0"/>
+          <w:i w:val="0"/>
+          <w:iCs/>
+          <w:sz w:val="21"/>
+        </w:rPr>
+        <w:t>与速率</w:t>
+      </w:r>
+      <w:r>
+        <w:rPr>
+          <w:rFonts w:hint="eastAsia" w:ascii="Times New Roman" w:hAnsi="Times New Roman" w:eastAsia="FangSong" w:cs="Times New Roman"/>
+          <w:b w:val="0"/>
+          <w:i w:val="0"/>
+          <w:iCs/>
+          <w:sz w:val="21"/>
+        </w:rPr>
+        <w:t>-</w:t>
+      </w:r>
+      <w:r>
+        <w:rPr>
+          <w:rFonts w:hint="eastAsia" w:ascii="Times New Roman" w:hAnsi="Times New Roman" w:eastAsia="FangSong" w:cs="Times New Roman"/>
+          <w:b w:val="0"/>
+          <w:i w:val="0"/>
+          <w:iCs/>
+          <w:sz w:val="21"/>
+        </w:rPr>
+        <w:t>时间</w:t>
+      </w:r>
+      <w:r>
+        <w:rPr>
+          <w:rFonts w:ascii="Times New Roman" w:hAnsi="Times New Roman" w:eastAsia="FangSong" w:cs="Times New Roman"/>
+          <w:b w:val="0"/>
+          <w:i w:val="0"/>
+          <w:iCs/>
+          <w:sz w:val="21"/>
+        </w:rPr>
+        <w:t xml:space="preserve"> (v-t) </w:t>
+      </w:r>
+      <w:r>
+        <w:rPr>
+          <w:rFonts w:hint="eastAsia" w:ascii="Times New Roman" w:hAnsi="Times New Roman" w:eastAsia="FangSong" w:cs="Times New Roman"/>
+          <w:b w:val="0"/>
+          <w:i w:val="0"/>
+          <w:iCs/>
+          <w:sz w:val="21"/>
+        </w:rPr>
+        <w:t xml:space="preserve">变化曲线对比</w:t>
       </w:r>
     </w:p>
     <w:bookmarkEnd w:id="41"/>
@@ -15003,7 +15063,7 @@
       </w:pPr>
       <w:r>
         <w:rPr>
-          <w:rFonts w:hint="eastAsia" w:ascii="Times New Roman" w:hAnsi="Times New Roman" w:eastAsia="SimSun" w:cs="Times New Roman"/>
+          <w:rFonts w:hint="eastAsia" w:ascii="Times New Roman" w:hAnsi="Times New Roman" w:eastAsia="FangSong" w:cs="Times New Roman"/>
         </w:rPr>
         <w:t>碰撞理论强调两个条件</w:t>
       </w:r>
@@ -15024,7 +15084,7 @@
       </w:pPr>
       <w:r>
         <w:rPr>
-          <w:rFonts w:hint="eastAsia" w:ascii="Times New Roman" w:hAnsi="Times New Roman" w:eastAsia="SimSun" w:cs="Times New Roman"/>
+          <w:rFonts w:hint="eastAsia" w:ascii="Times New Roman" w:hAnsi="Times New Roman" w:eastAsia="FangSong" w:cs="Times New Roman"/>
           <w:b/>
           <w:bCs/>
         </w:rPr>
@@ -15038,7 +15098,7 @@
       </w:r>
       <w:r>
         <w:rPr>
-          <w:rFonts w:hint="eastAsia" w:ascii="Times New Roman" w:hAnsi="Times New Roman" w:eastAsia="SimSun" w:cs="Times New Roman"/>
+          <w:rFonts w:hint="eastAsia" w:ascii="Times New Roman" w:hAnsi="Times New Roman" w:eastAsia="FangSong" w:cs="Times New Roman"/>
         </w:rPr>
         <w:t>碰撞粒子能量必须不低于活化能</w:t>
       </w:r>
@@ -15053,7 +15113,7 @@
       </w:pPr>
       <w:r>
         <w:rPr>
-          <w:rFonts w:hint="eastAsia" w:ascii="Times New Roman" w:hAnsi="Times New Roman" w:eastAsia="SimSun" w:cs="Times New Roman"/>
+          <w:rFonts w:hint="eastAsia" w:ascii="Times New Roman" w:hAnsi="Times New Roman" w:eastAsia="FangSong" w:cs="Times New Roman"/>
           <w:b/>
           <w:bCs/>
         </w:rPr>
@@ -15067,7 +15127,7 @@
       </w:r>
       <w:r>
         <w:rPr>
-          <w:rFonts w:hint="eastAsia" w:ascii="Times New Roman" w:hAnsi="Times New Roman" w:eastAsia="SimSun" w:cs="Times New Roman"/>
+          <w:rFonts w:hint="eastAsia" w:ascii="Times New Roman" w:hAnsi="Times New Roman" w:eastAsia="FangSong" w:cs="Times New Roman"/>
         </w:rPr>
         <w:t>即使能量够</w:t>
       </w:r>
@@ -15079,7 +15139,7 @@
       </w:r>
       <w:r>
         <w:rPr>
-          <w:rFonts w:hint="eastAsia" w:ascii="Times New Roman" w:hAnsi="Times New Roman" w:eastAsia="SimSun" w:cs="Times New Roman"/>
+          <w:rFonts w:hint="eastAsia" w:ascii="Times New Roman" w:hAnsi="Times New Roman" w:eastAsia="FangSong" w:cs="Times New Roman"/>
         </w:rPr>
         <w:t>不合适的取向也可能无效</w:t>
       </w:r>
@@ -15090,7 +15150,7 @@
       </w:pPr>
       <w:r>
         <w:rPr>
-          <w:rFonts w:hint="eastAsia" w:ascii="Times New Roman" w:hAnsi="Times New Roman" w:eastAsia="SimSun" w:cs="Times New Roman"/>
+          <w:rFonts w:hint="eastAsia" w:ascii="Times New Roman" w:hAnsi="Times New Roman" w:eastAsia="FangSong" w:cs="Times New Roman"/>
         </w:rPr>
         <w:t>所以有效碰撞数远少于总碰撞数</w:t>
       </w:r>
@@ -15107,7 +15167,7 @@
       </w:pPr>
       <w:r>
         <w:rPr>
-          <w:rFonts w:hint="eastAsia" w:ascii="Times New Roman" w:hAnsi="Times New Roman" w:eastAsia="SimSun" w:cs="Times New Roman"/>
+          <w:rFonts w:hint="eastAsia" w:ascii="Times New Roman" w:hAnsi="Times New Roman" w:eastAsia="FangSong" w:cs="Times New Roman"/>
         </w:rPr>
         <w:t>竞赛视角</w:t>
       </w:r>
@@ -15119,7 +15179,7 @@
       </w:r>
       <w:r>
         <w:rPr>
-          <w:rFonts w:hint="eastAsia" w:ascii="Times New Roman" w:hAnsi="Times New Roman" w:eastAsia="SimSun" w:cs="Times New Roman"/>
+          <w:rFonts w:hint="eastAsia" w:ascii="Times New Roman" w:hAnsi="Times New Roman" w:eastAsia="FangSong" w:cs="Times New Roman"/>
         </w:rPr>
         <w:t>碰撞理论的完整逻辑链</w:t>
       </w:r>
@@ -15131,7 +15191,7 @@
       </w:r>
       <w:r>
         <w:rPr>
-          <w:rFonts w:hint="eastAsia" w:ascii="Times New Roman" w:hAnsi="Times New Roman" w:eastAsia="SimSun" w:cs="Times New Roman"/>
+          <w:rFonts w:hint="eastAsia" w:ascii="Times New Roman" w:hAnsi="Times New Roman" w:eastAsia="FangSong" w:cs="Times New Roman"/>
         </w:rPr>
         <w:t>碰撞理论的完整逻辑链是</w:t>
       </w:r>
@@ -15143,7 +15203,7 @@
       </w:r>
       <w:r>
         <w:rPr>
-          <w:rFonts w:hint="eastAsia" w:ascii="Times New Roman" w:hAnsi="Times New Roman" w:eastAsia="SimSun" w:cs="Times New Roman"/>
+          <w:rFonts w:hint="eastAsia" w:ascii="Times New Roman" w:hAnsi="Times New Roman" w:eastAsia="FangSong" w:cs="Times New Roman"/>
         </w:rPr>
         <w:t>从</w:t>
       </w:r>
@@ -15155,7 +15215,7 @@
       </w:r>
       <w:r>
         <w:rPr>
-          <w:rFonts w:hint="eastAsia" w:ascii="Times New Roman" w:hAnsi="Times New Roman" w:eastAsia="SimSun" w:cs="Times New Roman"/>
+          <w:rFonts w:hint="eastAsia" w:ascii="Times New Roman" w:hAnsi="Times New Roman" w:eastAsia="FangSong" w:cs="Times New Roman"/>
         </w:rPr>
         <w:t xml:space="preserve">分解的碰撞频率计算</w:t>
       </w:r>
@@ -15167,7 +15227,7 @@
       </w:r>
       <w:r>
         <w:rPr>
-          <w:rFonts w:hint="eastAsia" w:ascii="Times New Roman" w:hAnsi="Times New Roman" w:eastAsia="SimSun" w:cs="Times New Roman"/>
+          <w:rFonts w:hint="eastAsia" w:ascii="Times New Roman" w:hAnsi="Times New Roman" w:eastAsia="FangSong" w:cs="Times New Roman"/>
         </w:rPr>
         <w:t xml:space="preserve">有效碰撞概念</w:t>
       </w:r>
@@ -15179,7 +15239,7 @@
       </w:r>
       <w:r>
         <w:rPr>
-          <w:rFonts w:hint="eastAsia" w:ascii="Times New Roman" w:hAnsi="Times New Roman" w:eastAsia="SimSun" w:cs="Times New Roman"/>
+          <w:rFonts w:hint="eastAsia" w:ascii="Times New Roman" w:hAnsi="Times New Roman" w:eastAsia="FangSong" w:cs="Times New Roman"/>
         </w:rPr>
         <w:t xml:space="preserve">取向因子</w:t>
       </w:r>
@@ -15208,7 +15268,7 @@
       </w:r>
       <w:r>
         <w:rPr>
-          <w:rFonts w:hint="eastAsia" w:ascii="Times New Roman" w:hAnsi="Times New Roman" w:eastAsia="SimSun" w:cs="Times New Roman"/>
+          <w:rFonts w:hint="eastAsia" w:ascii="Times New Roman" w:hAnsi="Times New Roman" w:eastAsia="FangSong" w:cs="Times New Roman"/>
         </w:rPr>
         <w:t>方程推导</w:t>
       </w:r>
@@ -15220,7 +15280,7 @@
       </w:r>
       <w:r>
         <w:rPr>
-          <w:rFonts w:hint="eastAsia" w:ascii="Times New Roman" w:hAnsi="Times New Roman" w:eastAsia="SimSun" w:cs="Times New Roman"/>
+          <w:rFonts w:hint="eastAsia" w:ascii="Times New Roman" w:hAnsi="Times New Roman" w:eastAsia="FangSong" w:cs="Times New Roman"/>
         </w:rPr>
         <w:t>经典对比是</w:t>
       </w:r>
@@ -15232,7 +15292,7 @@
       </w:r>
       <w:r>
         <w:rPr>
-          <w:rFonts w:hint="eastAsia" w:ascii="Times New Roman" w:hAnsi="Times New Roman" w:eastAsia="SimSun" w:cs="Times New Roman"/>
+          <w:rFonts w:hint="eastAsia" w:ascii="Times New Roman" w:hAnsi="Times New Roman" w:eastAsia="FangSong" w:cs="Times New Roman"/>
         </w:rPr>
         <w:t>热力学决定可能性</w:t>
       </w:r>
@@ -15244,7 +15304,7 @@
       </w:r>
       <w:r>
         <w:rPr>
-          <w:rFonts w:hint="eastAsia" w:ascii="Times New Roman" w:hAnsi="Times New Roman" w:eastAsia="SimSun" w:cs="Times New Roman"/>
+          <w:rFonts w:hint="eastAsia" w:ascii="Times New Roman" w:hAnsi="Times New Roman" w:eastAsia="FangSong" w:cs="Times New Roman"/>
         </w:rPr>
         <w:t>动力学决定现实性</w:t>
       </w:r>
@@ -15282,7 +15342,7 @@
       </w:r>
       <w:r>
         <w:rPr>
-          <w:rFonts w:hint="eastAsia" w:ascii="Times New Roman" w:hAnsi="Times New Roman" w:eastAsia="SimSun" w:cs="Times New Roman"/>
+          <w:rFonts w:hint="eastAsia" w:ascii="Times New Roman" w:hAnsi="Times New Roman" w:eastAsia="FangSong" w:cs="Times New Roman"/>
         </w:rPr>
         <w:t xml:space="preserve">的</w:t>
       </w:r>
@@ -15311,7 +15371,7 @@
       </w:r>
       <w:r>
         <w:rPr>
-          <w:rFonts w:hint="eastAsia" w:ascii="Times New Roman" w:hAnsi="Times New Roman" w:eastAsia="SimSun" w:cs="Times New Roman"/>
+          <w:rFonts w:hint="eastAsia" w:ascii="Times New Roman" w:hAnsi="Times New Roman" w:eastAsia="FangSong" w:cs="Times New Roman"/>
         </w:rPr>
         <w:t>很负却极慢</w:t>
       </w:r>
@@ -15323,7 +15383,7 @@
       </w:r>
       <w:r>
         <w:rPr>
-          <w:rFonts w:hint="eastAsia" w:ascii="Times New Roman" w:hAnsi="Times New Roman" w:eastAsia="SimSun" w:cs="Times New Roman"/>
+          <w:rFonts w:hint="eastAsia" w:ascii="Times New Roman" w:hAnsi="Times New Roman" w:eastAsia="FangSong" w:cs="Times New Roman"/>
         </w:rPr>
         <w:t>正是动力学受限的典型</w:t>
       </w:r>
@@ -15340,7 +15400,7 @@
       </w:pPr>
       <w:r>
         <w:rPr>
-          <w:rFonts w:hint="eastAsia" w:ascii="Times New Roman" w:hAnsi="Times New Roman" w:eastAsia="SimSun" w:cs="Times New Roman"/>
+          <w:rFonts w:hint="eastAsia" w:ascii="Times New Roman" w:hAnsi="Times New Roman" w:eastAsia="FangSong" w:cs="Times New Roman"/>
         </w:rPr>
         <w:t>由此可以理解</w:t>
       </w:r>
@@ -15361,7 +15421,7 @@
       </w:pPr>
       <w:r>
         <w:rPr>
-          <w:rFonts w:hint="eastAsia" w:ascii="Times New Roman" w:hAnsi="Times New Roman" w:eastAsia="SimSun" w:cs="Times New Roman"/>
+          <w:rFonts w:hint="eastAsia" w:ascii="Times New Roman" w:hAnsi="Times New Roman" w:eastAsia="FangSong" w:cs="Times New Roman"/>
         </w:rPr>
         <w:t xml:space="preserve">升温会显著增加高能分子比例</w:t>
       </w:r>
@@ -15376,7 +15436,7 @@
       </w:pPr>
       <w:r>
         <w:rPr>
-          <w:rFonts w:hint="eastAsia" w:ascii="Times New Roman" w:hAnsi="Times New Roman" w:eastAsia="SimSun" w:cs="Times New Roman"/>
+          <w:rFonts w:hint="eastAsia" w:ascii="Times New Roman" w:hAnsi="Times New Roman" w:eastAsia="FangSong" w:cs="Times New Roman"/>
         </w:rPr>
         <w:t xml:space="preserve">催化剂通过改变路径降低活化能</w:t>
       </w:r>
@@ -15391,7 +15451,7 @@
       </w:pPr>
       <w:r>
         <w:rPr>
-          <w:rFonts w:hint="eastAsia" w:ascii="Times New Roman" w:hAnsi="Times New Roman" w:eastAsia="SimSun" w:cs="Times New Roman"/>
+          <w:rFonts w:hint="eastAsia" w:ascii="Times New Roman" w:hAnsi="Times New Roman" w:eastAsia="FangSong" w:cs="Times New Roman"/>
         </w:rPr>
         <w:t xml:space="preserve">大分子反应中空间位阻会显著降低速率</w:t>
       </w:r>
@@ -15402,7 +15462,7 @@
       </w:pPr>
       <w:r>
         <w:rPr>
-          <w:rFonts w:hint="eastAsia" w:ascii="Times New Roman" w:hAnsi="Times New Roman" w:eastAsia="SimSun" w:cs="Times New Roman"/>
+          <w:rFonts w:hint="eastAsia" w:ascii="Times New Roman" w:hAnsi="Times New Roman" w:eastAsia="FangSong" w:cs="Times New Roman"/>
           <w:b/>
           <w:bCs/>
         </w:rPr>
@@ -15416,7 +15476,7 @@
       </w:r>
       <w:r>
         <w:rPr>
-          <w:rFonts w:hint="eastAsia" w:ascii="Times New Roman" w:hAnsi="Times New Roman" w:eastAsia="SimSun" w:cs="Times New Roman"/>
+          <w:rFonts w:hint="eastAsia" w:ascii="Times New Roman" w:hAnsi="Times New Roman" w:eastAsia="FangSong" w:cs="Times New Roman"/>
         </w:rPr>
         <w:t>设单位时间碰撞总数为</w:t>
       </w:r>
@@ -15439,7 +15499,7 @@
       </w:r>
       <w:r>
         <w:rPr>
-          <w:rFonts w:hint="eastAsia" w:ascii="Times New Roman" w:hAnsi="Times New Roman" w:eastAsia="SimSun" w:cs="Times New Roman"/>
+          <w:rFonts w:hint="eastAsia" w:ascii="Times New Roman" w:hAnsi="Times New Roman" w:eastAsia="FangSong" w:cs="Times New Roman"/>
         </w:rPr>
         <w:t>其中只有动能不低于</w:t>
       </w:r>
@@ -15471,7 +15531,7 @@
       </w:r>
       <w:r>
         <w:rPr>
-          <w:rFonts w:hint="eastAsia" w:ascii="Times New Roman" w:hAnsi="Times New Roman" w:eastAsia="SimSun" w:cs="Times New Roman"/>
+          <w:rFonts w:hint="eastAsia" w:ascii="Times New Roman" w:hAnsi="Times New Roman" w:eastAsia="FangSong" w:cs="Times New Roman"/>
         </w:rPr>
         <w:t>的碰撞才可能有效</w:t>
       </w:r>
@@ -15483,7 +15543,7 @@
       </w:r>
       <w:r>
         <w:rPr>
-          <w:rFonts w:hint="eastAsia" w:ascii="Times New Roman" w:hAnsi="Times New Roman" w:eastAsia="SimSun" w:cs="Times New Roman"/>
+          <w:rFonts w:hint="eastAsia" w:ascii="Times New Roman" w:hAnsi="Times New Roman" w:eastAsia="FangSong" w:cs="Times New Roman"/>
         </w:rPr>
         <w:t>按分子动能分布</w:t>
       </w:r>
@@ -15495,7 +15555,7 @@
       </w:r>
       <w:r>
         <w:rPr>
-          <w:rFonts w:hint="eastAsia" w:ascii="Times New Roman" w:hAnsi="Times New Roman" w:eastAsia="SimSun" w:cs="Times New Roman"/>
+          <w:rFonts w:hint="eastAsia" w:ascii="Times New Roman" w:hAnsi="Times New Roman" w:eastAsia="FangSong" w:cs="Times New Roman"/>
         </w:rPr>
         <w:t>高能分子所占比例约为</w:t>
       </w:r>
@@ -15562,7 +15622,7 @@
       </w:r>
       <w:r>
         <w:rPr>
-          <w:rFonts w:hint="eastAsia" w:ascii="Times New Roman" w:hAnsi="Times New Roman" w:eastAsia="SimSun" w:cs="Times New Roman"/>
+          <w:rFonts w:hint="eastAsia" w:ascii="Times New Roman" w:hAnsi="Times New Roman" w:eastAsia="FangSong" w:cs="Times New Roman"/>
         </w:rPr>
         <w:t>于是速率可写成</w:t>
       </w:r>
@@ -15661,7 +15721,7 @@
       </w:pPr>
       <w:r>
         <w:rPr>
-          <w:rFonts w:hint="eastAsia" w:ascii="Times New Roman" w:hAnsi="Times New Roman" w:eastAsia="SimSun" w:cs="Times New Roman"/>
+          <w:rFonts w:hint="eastAsia" w:ascii="Times New Roman" w:hAnsi="Times New Roman" w:eastAsia="FangSong" w:cs="Times New Roman"/>
         </w:rPr>
         <w:t xml:space="preserve">其中</w:t>
       </w:r>
@@ -15684,7 +15744,7 @@
       </w:r>
       <w:r>
         <w:rPr>
-          <w:rFonts w:hint="eastAsia" w:ascii="Times New Roman" w:hAnsi="Times New Roman" w:eastAsia="SimSun" w:cs="Times New Roman"/>
+          <w:rFonts w:hint="eastAsia" w:ascii="Times New Roman" w:hAnsi="Times New Roman" w:eastAsia="FangSong" w:cs="Times New Roman"/>
         </w:rPr>
         <w:t>为取向因子</w:t>
       </w:r>
@@ -15725,7 +15785,7 @@
       </w:r>
       <w:r>
         <w:rPr>
-          <w:rFonts w:hint="eastAsia" w:ascii="Times New Roman" w:hAnsi="Times New Roman" w:eastAsia="SimSun" w:cs="Times New Roman"/>
+          <w:rFonts w:hint="eastAsia" w:ascii="Times New Roman" w:hAnsi="Times New Roman" w:eastAsia="FangSong" w:cs="Times New Roman"/>
         </w:rPr>
         <w:t>这一式把前面几条结论统一起来</w:t>
       </w:r>
@@ -15737,7 +15797,7 @@
       </w:r>
       <w:r>
         <w:rPr>
-          <w:rFonts w:hint="eastAsia" w:ascii="Times New Roman" w:hAnsi="Times New Roman" w:eastAsia="SimSun" w:cs="Times New Roman"/>
+          <w:rFonts w:hint="eastAsia" w:ascii="Times New Roman" w:hAnsi="Times New Roman" w:eastAsia="FangSong" w:cs="Times New Roman"/>
         </w:rPr>
         <w:t>升温既增大</w:t>
       </w:r>
@@ -15760,7 +15820,7 @@
       </w:r>
       <w:r>
         <w:rPr>
-          <w:rFonts w:hint="eastAsia" w:ascii="Times New Roman" w:hAnsi="Times New Roman" w:eastAsia="SimSun" w:cs="Times New Roman"/>
+          <w:rFonts w:hint="eastAsia" w:ascii="Times New Roman" w:hAnsi="Times New Roman" w:eastAsia="FangSong" w:cs="Times New Roman"/>
         </w:rPr>
         <w:t>又通过指数项</w:t>
       </w:r>
@@ -15827,7 +15887,7 @@
       </w:r>
       <w:r>
         <w:rPr>
-          <w:rFonts w:hint="eastAsia" w:ascii="Times New Roman" w:hAnsi="Times New Roman" w:eastAsia="SimSun" w:cs="Times New Roman"/>
+          <w:rFonts w:hint="eastAsia" w:ascii="Times New Roman" w:hAnsi="Times New Roman" w:eastAsia="FangSong" w:cs="Times New Roman"/>
         </w:rPr>
         <w:t>增加高能分子比例</w:t>
       </w:r>
@@ -15839,7 +15899,7 @@
       </w:r>
       <w:r>
         <w:rPr>
-          <w:rFonts w:hint="eastAsia" w:ascii="Times New Roman" w:hAnsi="Times New Roman" w:eastAsia="SimSun" w:cs="Times New Roman"/>
+          <w:rFonts w:hint="eastAsia" w:ascii="Times New Roman" w:hAnsi="Times New Roman" w:eastAsia="FangSong" w:cs="Times New Roman"/>
         </w:rPr>
         <w:t>催化剂降低</w:t>
       </w:r>
@@ -15871,7 +15931,7 @@
       </w:r>
       <w:r>
         <w:rPr>
-          <w:rFonts w:hint="eastAsia" w:ascii="Times New Roman" w:hAnsi="Times New Roman" w:eastAsia="SimSun" w:cs="Times New Roman"/>
+          <w:rFonts w:hint="eastAsia" w:ascii="Times New Roman" w:hAnsi="Times New Roman" w:eastAsia="FangSong" w:cs="Times New Roman"/>
         </w:rPr>
         <w:t>使指数项迅速增大</w:t>
       </w:r>
@@ -15888,7 +15948,7 @@
       </w:pPr>
       <w:r>
         <w:rPr>
-          <w:rFonts w:hint="eastAsia" w:ascii="Times New Roman" w:hAnsi="Times New Roman" w:eastAsia="SimSun" w:cs="Times New Roman"/>
+          <w:rFonts w:hint="eastAsia" w:ascii="Times New Roman" w:hAnsi="Times New Roman" w:eastAsia="FangSong" w:cs="Times New Roman"/>
           <w:b/>
           <w:bCs/>
         </w:rPr>
@@ -15902,7 +15962,7 @@
       </w:r>
       <w:r>
         <w:rPr>
-          <w:rFonts w:hint="eastAsia" w:ascii="Times New Roman" w:hAnsi="Times New Roman" w:eastAsia="SimSun" w:cs="Times New Roman"/>
+          <w:rFonts w:hint="eastAsia" w:ascii="Times New Roman" w:hAnsi="Times New Roman" w:eastAsia="FangSong" w:cs="Times New Roman"/>
         </w:rPr>
         <w:t>室温下</w:t>
       </w:r>
@@ -15934,7 +15994,7 @@
       </w:r>
       <w:r>
         <w:rPr>
-          <w:rFonts w:hint="eastAsia" w:ascii="Times New Roman" w:hAnsi="Times New Roman" w:eastAsia="SimSun" w:cs="Times New Roman"/>
+          <w:rFonts w:hint="eastAsia" w:ascii="Times New Roman" w:hAnsi="Times New Roman" w:eastAsia="FangSong" w:cs="Times New Roman"/>
         </w:rPr>
         <w:t xml:space="preserve">每降低约</w:t>
       </w:r>
@@ -16077,7 +16137,7 @@
       </w:r>
       <w:r>
         <w:rPr>
-          <w:rFonts w:hint="eastAsia" w:ascii="Times New Roman" w:hAnsi="Times New Roman" w:eastAsia="SimSun" w:cs="Times New Roman"/>
+          <w:rFonts w:hint="eastAsia" w:ascii="Times New Roman" w:hAnsi="Times New Roman" w:eastAsia="FangSong" w:cs="Times New Roman"/>
         </w:rPr>
         <w:t xml:space="preserve">约扩大</w:t>
       </w:r>
@@ -16118,7 +16178,7 @@
       </w:r>
       <w:r>
         <w:rPr>
-          <w:rFonts w:hint="eastAsia" w:ascii="Times New Roman" w:hAnsi="Times New Roman" w:eastAsia="SimSun" w:cs="Times New Roman"/>
+          <w:rFonts w:hint="eastAsia" w:ascii="Times New Roman" w:hAnsi="Times New Roman" w:eastAsia="FangSong" w:cs="Times New Roman"/>
         </w:rPr>
         <w:t>倍</w:t>
       </w:r>
@@ -16130,7 +16190,7 @@
       </w:r>
       <w:r>
         <w:rPr>
-          <w:rFonts w:hint="eastAsia" w:ascii="Times New Roman" w:hAnsi="Times New Roman" w:eastAsia="SimSun" w:cs="Times New Roman"/>
+          <w:rFonts w:hint="eastAsia" w:ascii="Times New Roman" w:hAnsi="Times New Roman" w:eastAsia="FangSong" w:cs="Times New Roman"/>
         </w:rPr>
         <w:t>催化剂只要把活化能降下十几</w:t>
       </w:r>
@@ -16148,7 +16208,7 @@
       </w:r>
       <w:r>
         <w:rPr>
-          <w:rFonts w:hint="eastAsia" w:ascii="Times New Roman" w:hAnsi="Times New Roman" w:eastAsia="SimSun" w:cs="Times New Roman"/>
+          <w:rFonts w:hint="eastAsia" w:ascii="Times New Roman" w:hAnsi="Times New Roman" w:eastAsia="FangSong" w:cs="Times New Roman"/>
         </w:rPr>
         <w:t>速率就能提升一到两个数量级</w:t>
       </w:r>
@@ -16185,7 +16245,7 @@
       </w:pPr>
       <w:r>
         <w:rPr>
-          <w:rFonts w:hint="eastAsia" w:ascii="Times New Roman" w:hAnsi="Times New Roman" w:eastAsia="SimSun" w:cs="Times New Roman"/>
+          <w:rFonts w:hint="eastAsia" w:ascii="Times New Roman" w:hAnsi="Times New Roman" w:eastAsia="FangSong" w:cs="Times New Roman"/>
         </w:rPr>
         <w:t>过渡态理论把反应看作</w:t>
       </w:r>
@@ -16197,7 +16257,7 @@
       </w:r>
       <w:r>
         <w:rPr>
-          <w:rFonts w:hint="eastAsia" w:ascii="Times New Roman" w:hAnsi="Times New Roman" w:eastAsia="SimSun" w:cs="Times New Roman"/>
+          <w:rFonts w:hint="eastAsia" w:ascii="Times New Roman" w:hAnsi="Times New Roman" w:eastAsia="FangSong" w:cs="Times New Roman"/>
         </w:rPr>
         <w:t>先爬过能垒</w:t>
       </w:r>
@@ -16209,7 +16269,7 @@
       </w:r>
       <w:r>
         <w:rPr>
-          <w:rFonts w:hint="eastAsia" w:ascii="Times New Roman" w:hAnsi="Times New Roman" w:eastAsia="SimSun" w:cs="Times New Roman"/>
+          <w:rFonts w:hint="eastAsia" w:ascii="Times New Roman" w:hAnsi="Times New Roman" w:eastAsia="FangSong" w:cs="Times New Roman"/>
         </w:rPr>
         <w:t>再下坡到产物</w:t>
       </w:r>
@@ -16467,7 +16527,7 @@
       </w:pPr>
       <w:r>
         <w:rPr>
-          <w:rFonts w:hint="eastAsia" w:ascii="Times New Roman" w:hAnsi="Times New Roman" w:eastAsia="SimSun" w:cs="Times New Roman"/>
+          <w:rFonts w:hint="eastAsia" w:ascii="Times New Roman" w:hAnsi="Times New Roman" w:eastAsia="FangSong" w:cs="Times New Roman"/>
         </w:rPr>
         <w:t>活化能是反应物到过渡态的能量差</w:t>
       </w:r>
@@ -16479,7 +16539,7 @@
       </w:r>
       <w:r>
         <w:rPr>
-          <w:rFonts w:hint="eastAsia" w:ascii="Times New Roman" w:hAnsi="Times New Roman" w:eastAsia="SimSun" w:cs="Times New Roman"/>
+          <w:rFonts w:hint="eastAsia" w:ascii="Times New Roman" w:hAnsi="Times New Roman" w:eastAsia="FangSong" w:cs="Times New Roman"/>
         </w:rPr>
         <w:t>它决定了反应起步有多困难</w:t>
       </w:r>
@@ -16591,7 +16651,7 @@
             </w:pPr>
             <w:r>
               <w:rPr>
-                <w:rFonts w:hint="eastAsia" w:ascii="Times New Roman" w:hAnsi="Times New Roman" w:eastAsia="SimSun" w:cs="Times New Roman"/>
+                <w:rFonts w:hint="eastAsia" w:ascii="Times New Roman" w:hAnsi="Times New Roman" w:eastAsia="FangSong" w:cs="Times New Roman"/>
               </w:rPr>
               <w:t>反应最终是否有利</w:t>
             </w:r>
@@ -16603,7 +16663,7 @@
             </w:r>
             <w:r>
               <w:rPr>
-                <w:rFonts w:hint="eastAsia" w:ascii="Times New Roman" w:hAnsi="Times New Roman" w:eastAsia="SimSun" w:cs="Times New Roman"/>
+                <w:rFonts w:hint="eastAsia" w:ascii="Times New Roman" w:hAnsi="Times New Roman" w:eastAsia="FangSong" w:cs="Times New Roman"/>
               </w:rPr>
               <w:t>平衡偏向哪边</w:t>
             </w:r>
@@ -16649,7 +16709,7 @@
             </w:pPr>
             <w:r>
               <w:rPr>
-                <w:rFonts w:hint="eastAsia" w:ascii="Times New Roman" w:hAnsi="Times New Roman" w:eastAsia="SimSun" w:cs="Times New Roman"/>
+                <w:rFonts w:hint="eastAsia" w:ascii="Times New Roman" w:hAnsi="Times New Roman" w:eastAsia="FangSong" w:cs="Times New Roman"/>
               </w:rPr>
               <w:t>反应开始是否容易</w:t>
             </w:r>
@@ -16661,7 +16721,7 @@
             </w:r>
             <w:r>
               <w:rPr>
-                <w:rFonts w:hint="eastAsia" w:ascii="Times New Roman" w:hAnsi="Times New Roman" w:eastAsia="SimSun" w:cs="Times New Roman"/>
+                <w:rFonts w:hint="eastAsia" w:ascii="Times New Roman" w:hAnsi="Times New Roman" w:eastAsia="FangSong" w:cs="Times New Roman"/>
               </w:rPr>
               <w:t>速率有多快</w:t>
             </w:r>
@@ -16676,7 +16736,7 @@
       </w:pPr>
       <w:r>
         <w:rPr>
-          <w:rFonts w:hint="eastAsia" w:ascii="Times New Roman" w:hAnsi="Times New Roman" w:eastAsia="SimSun" w:cs="Times New Roman"/>
+          <w:rFonts w:hint="eastAsia" w:ascii="Times New Roman" w:hAnsi="Times New Roman" w:eastAsia="FangSong" w:cs="Times New Roman"/>
           <w:b/>
           <w:bCs/>
         </w:rPr>
@@ -16725,7 +16785,7 @@
       </w:r>
       <w:r>
         <w:rPr>
-          <w:rFonts w:hint="eastAsia" w:ascii="Times New Roman" w:hAnsi="Times New Roman" w:eastAsia="SimSun" w:cs="Times New Roman"/>
+          <w:rFonts w:hint="eastAsia" w:ascii="Times New Roman" w:hAnsi="Times New Roman" w:eastAsia="FangSong" w:cs="Times New Roman"/>
         </w:rPr>
         <w:t xml:space="preserve">很负不代表</w:t>
       </w:r>
@@ -16757,7 +16817,7 @@
       </w:r>
       <w:r>
         <w:rPr>
-          <w:rFonts w:hint="eastAsia" w:ascii="Times New Roman" w:hAnsi="Times New Roman" w:eastAsia="SimSun" w:cs="Times New Roman"/>
+          <w:rFonts w:hint="eastAsia" w:ascii="Times New Roman" w:hAnsi="Times New Roman" w:eastAsia="FangSong" w:cs="Times New Roman"/>
         </w:rPr>
         <w:t>小</w:t>
       </w:r>
@@ -16769,7 +16829,7 @@
       </w:r>
       <w:r>
         <w:rPr>
-          <w:rFonts w:hint="eastAsia" w:ascii="Times New Roman" w:hAnsi="Times New Roman" w:eastAsia="SimSun" w:cs="Times New Roman"/>
+          <w:rFonts w:hint="eastAsia" w:ascii="Times New Roman" w:hAnsi="Times New Roman" w:eastAsia="FangSong" w:cs="Times New Roman"/>
         </w:rPr>
         <w:t>热力学有利的反应仍可能动力学极慢</w:t>
       </w:r>
@@ -16900,7 +16960,7 @@
       </w:pPr>
       <w:r>
         <w:rPr>
-          <w:rFonts w:hint="eastAsia" w:ascii="Times New Roman" w:hAnsi="Times New Roman" w:eastAsia="SimSun" w:cs="Times New Roman"/>
+          <w:rFonts w:hint="eastAsia" w:ascii="Times New Roman" w:hAnsi="Times New Roman" w:eastAsia="FangSong" w:cs="Times New Roman"/>
           <w:b/>
           <w:bCs/>
         </w:rPr>
@@ -16914,7 +16974,7 @@
       </w:r>
       <w:r>
         <w:rPr>
-          <w:rFonts w:hint="eastAsia" w:ascii="Times New Roman" w:hAnsi="Times New Roman" w:eastAsia="SimSun" w:cs="Times New Roman"/>
+          <w:rFonts w:hint="eastAsia" w:ascii="Times New Roman" w:hAnsi="Times New Roman" w:eastAsia="FangSong" w:cs="Times New Roman"/>
         </w:rPr>
         <w:t>把这张图和上表配套看</w:t>
       </w:r>
@@ -16926,7 +16986,7 @@
       </w:r>
       <w:r>
         <w:rPr>
-          <w:rFonts w:hint="eastAsia" w:ascii="Times New Roman" w:hAnsi="Times New Roman" w:eastAsia="SimSun" w:cs="Times New Roman"/>
+          <w:rFonts w:hint="eastAsia" w:ascii="Times New Roman" w:hAnsi="Times New Roman" w:eastAsia="FangSong" w:cs="Times New Roman"/>
         </w:rPr>
         <w:t>产物能量高低对应热力学</w:t>
       </w:r>
@@ -16938,7 +16998,7 @@
       </w:r>
       <w:r>
         <w:rPr>
-          <w:rFonts w:hint="eastAsia" w:ascii="Times New Roman" w:hAnsi="Times New Roman" w:eastAsia="SimSun" w:cs="Times New Roman"/>
+          <w:rFonts w:hint="eastAsia" w:ascii="Times New Roman" w:hAnsi="Times New Roman" w:eastAsia="FangSong" w:cs="Times New Roman"/>
         </w:rPr>
         <w:t>终点</w:t>
       </w:r>
@@ -16950,7 +17010,7 @@
       </w:r>
       <w:r>
         <w:rPr>
-          <w:rFonts w:hint="eastAsia" w:ascii="Times New Roman" w:hAnsi="Times New Roman" w:eastAsia="SimSun" w:cs="Times New Roman"/>
+          <w:rFonts w:hint="eastAsia" w:ascii="Times New Roman" w:hAnsi="Times New Roman" w:eastAsia="FangSong" w:cs="Times New Roman"/>
         </w:rPr>
         <w:t>峰顶高度对应动力学</w:t>
       </w:r>
@@ -16962,7 +17022,7 @@
       </w:r>
       <w:r>
         <w:rPr>
-          <w:rFonts w:hint="eastAsia" w:ascii="Times New Roman" w:hAnsi="Times New Roman" w:eastAsia="SimSun" w:cs="Times New Roman"/>
+          <w:rFonts w:hint="eastAsia" w:ascii="Times New Roman" w:hAnsi="Times New Roman" w:eastAsia="FangSong" w:cs="Times New Roman"/>
         </w:rPr>
         <w:t>门槛</w:t>
       </w:r>
@@ -16974,7 +17034,7 @@
       </w:r>
       <w:r>
         <w:rPr>
-          <w:rFonts w:hint="eastAsia" w:ascii="Times New Roman" w:hAnsi="Times New Roman" w:eastAsia="SimSun" w:cs="Times New Roman"/>
+          <w:rFonts w:hint="eastAsia" w:ascii="Times New Roman" w:hAnsi="Times New Roman" w:eastAsia="FangSong" w:cs="Times New Roman"/>
         </w:rPr>
         <w:t>要特别注意</w:t>
       </w:r>
@@ -16986,7 +17046,7 @@
       </w:r>
       <w:r>
         <w:rPr>
-          <w:rFonts w:hint="eastAsia" w:ascii="Times New Roman" w:hAnsi="Times New Roman" w:eastAsia="SimSun" w:cs="Times New Roman"/>
+          <w:rFonts w:hint="eastAsia" w:ascii="Times New Roman" w:hAnsi="Times New Roman" w:eastAsia="FangSong" w:cs="Times New Roman"/>
         </w:rPr>
         <w:t>不要把</w:t>
       </w:r>
@@ -16998,7 +17058,7 @@
       </w:r>
       <w:r>
         <w:rPr>
-          <w:rFonts w:hint="eastAsia" w:ascii="Times New Roman" w:hAnsi="Times New Roman" w:eastAsia="SimSun" w:cs="Times New Roman"/>
+          <w:rFonts w:hint="eastAsia" w:ascii="Times New Roman" w:hAnsi="Times New Roman" w:eastAsia="FangSong" w:cs="Times New Roman"/>
         </w:rPr>
         <w:t>终点更低</w:t>
       </w:r>
@@ -17010,7 +17070,7 @@
       </w:r>
       <w:r>
         <w:rPr>
-          <w:rFonts w:hint="eastAsia" w:ascii="Times New Roman" w:hAnsi="Times New Roman" w:eastAsia="SimSun" w:cs="Times New Roman"/>
+          <w:rFonts w:hint="eastAsia" w:ascii="Times New Roman" w:hAnsi="Times New Roman" w:eastAsia="FangSong" w:cs="Times New Roman"/>
         </w:rPr>
         <w:t>误当成</w:t>
       </w:r>
@@ -17022,7 +17082,7 @@
       </w:r>
       <w:r>
         <w:rPr>
-          <w:rFonts w:hint="eastAsia" w:ascii="Times New Roman" w:hAnsi="Times New Roman" w:eastAsia="SimSun" w:cs="Times New Roman"/>
+          <w:rFonts w:hint="eastAsia" w:ascii="Times New Roman" w:hAnsi="Times New Roman" w:eastAsia="FangSong" w:cs="Times New Roman"/>
         </w:rPr>
         <w:t>门槛更低</w:t>
       </w:r>
@@ -17059,7 +17119,7 @@
       </w:pPr>
       <w:r>
         <w:rPr>
-          <w:rFonts w:hint="eastAsia" w:ascii="Times New Roman" w:hAnsi="Times New Roman" w:eastAsia="SimSun" w:cs="Times New Roman"/>
+          <w:rFonts w:hint="eastAsia" w:ascii="Times New Roman" w:hAnsi="Times New Roman" w:eastAsia="FangSong" w:cs="Times New Roman"/>
         </w:rPr>
         <w:t>同一条反应坐标上</w:t>
       </w:r>
@@ -17071,7 +17131,7 @@
       </w:r>
       <w:r>
         <w:rPr>
-          <w:rFonts w:hint="eastAsia" w:ascii="Times New Roman" w:hAnsi="Times New Roman" w:eastAsia="SimSun" w:cs="Times New Roman"/>
+          <w:rFonts w:hint="eastAsia" w:ascii="Times New Roman" w:hAnsi="Times New Roman" w:eastAsia="FangSong" w:cs="Times New Roman"/>
         </w:rPr>
         <w:t>正反应和逆反应的活化能并不是彼此独立的</w:t>
       </w:r>
@@ -17083,7 +17143,7 @@
       </w:r>
       <w:r>
         <w:rPr>
-          <w:rFonts w:hint="eastAsia" w:ascii="Times New Roman" w:hAnsi="Times New Roman" w:eastAsia="SimSun" w:cs="Times New Roman"/>
+          <w:rFonts w:hint="eastAsia" w:ascii="Times New Roman" w:hAnsi="Times New Roman" w:eastAsia="FangSong" w:cs="Times New Roman"/>
         </w:rPr>
         <w:t>若用焓变近似表示能量高低</w:t>
       </w:r>
@@ -17095,7 +17155,7 @@
       </w:r>
       <w:r>
         <w:rPr>
-          <w:rFonts w:hint="eastAsia" w:ascii="Times New Roman" w:hAnsi="Times New Roman" w:eastAsia="SimSun" w:cs="Times New Roman"/>
+          <w:rFonts w:hint="eastAsia" w:ascii="Times New Roman" w:hAnsi="Times New Roman" w:eastAsia="FangSong" w:cs="Times New Roman"/>
         </w:rPr>
         <w:t>则有</w:t>
       </w:r>
@@ -17206,7 +17266,7 @@
       </w:pPr>
       <w:r>
         <w:rPr>
-          <w:rFonts w:hint="eastAsia" w:ascii="Times New Roman" w:hAnsi="Times New Roman" w:eastAsia="SimSun" w:cs="Times New Roman"/>
+          <w:rFonts w:hint="eastAsia" w:ascii="Times New Roman" w:hAnsi="Times New Roman" w:eastAsia="FangSong" w:cs="Times New Roman"/>
           <w:b/>
           <w:bCs/>
         </w:rPr>
@@ -17314,7 +17374,7 @@
       </w:r>
       <w:r>
         <w:rPr>
-          <w:rFonts w:hint="eastAsia" w:ascii="Times New Roman" w:hAnsi="Times New Roman" w:eastAsia="SimSun" w:cs="Times New Roman"/>
+          <w:rFonts w:hint="eastAsia" w:ascii="Times New Roman" w:hAnsi="Times New Roman" w:eastAsia="FangSong" w:cs="Times New Roman"/>
           <w:b/>
           <w:bCs/>
         </w:rPr>
@@ -17328,7 +17388,7 @@
       </w:r>
       <w:r>
         <w:rPr>
-          <w:rFonts w:hint="eastAsia" w:ascii="Times New Roman" w:hAnsi="Times New Roman" w:eastAsia="SimSun" w:cs="Times New Roman"/>
+          <w:rFonts w:hint="eastAsia" w:ascii="Times New Roman" w:hAnsi="Times New Roman" w:eastAsia="FangSong" w:cs="Times New Roman"/>
         </w:rPr>
         <w:t>同一基元步骤</w:t>
       </w:r>
@@ -17340,7 +17400,7 @@
       </w:r>
       <w:r>
         <w:rPr>
-          <w:rFonts w:hint="eastAsia" w:ascii="Times New Roman" w:hAnsi="Times New Roman" w:eastAsia="SimSun" w:cs="Times New Roman"/>
+          <w:rFonts w:hint="eastAsia" w:ascii="Times New Roman" w:hAnsi="Times New Roman" w:eastAsia="FangSong" w:cs="Times New Roman"/>
         </w:rPr>
         <w:t>严格成立</w:t>
       </w:r>
@@ -17352,7 +17412,7 @@
       </w:r>
       <w:r>
         <w:rPr>
-          <w:rFonts w:hint="eastAsia" w:ascii="Times New Roman" w:hAnsi="Times New Roman" w:eastAsia="SimSun" w:cs="Times New Roman"/>
+          <w:rFonts w:hint="eastAsia" w:ascii="Times New Roman" w:hAnsi="Times New Roman" w:eastAsia="FangSong" w:cs="Times New Roman"/>
         </w:rPr>
         <w:t>对非基元总反应</w:t>
       </w:r>
@@ -17364,7 +17424,7 @@
       </w:r>
       <w:r>
         <w:rPr>
-          <w:rFonts w:hint="eastAsia" w:ascii="Times New Roman" w:hAnsi="Times New Roman" w:eastAsia="SimSun" w:cs="Times New Roman"/>
+          <w:rFonts w:hint="eastAsia" w:ascii="Times New Roman" w:hAnsi="Times New Roman" w:eastAsia="FangSong" w:cs="Times New Roman"/>
         </w:rPr>
         <w:t>表观活化能是各基元步骤活化能的组合</w:t>
       </w:r>
@@ -17376,7 +17436,7 @@
       </w:r>
       <w:r>
         <w:rPr>
-          <w:rFonts w:hint="eastAsia" w:ascii="Times New Roman" w:hAnsi="Times New Roman" w:eastAsia="SimSun" w:cs="Times New Roman"/>
+          <w:rFonts w:hint="eastAsia" w:ascii="Times New Roman" w:hAnsi="Times New Roman" w:eastAsia="FangSong" w:cs="Times New Roman"/>
         </w:rPr>
         <w:t>该关系不直接适用</w:t>
       </w:r>
@@ -17394,7 +17454,7 @@
       </w:pPr>
       <w:r>
         <w:rPr>
-          <w:rFonts w:hint="eastAsia" w:ascii="Times New Roman" w:hAnsi="Times New Roman" w:eastAsia="SimSun" w:cs="Times New Roman"/>
+          <w:rFonts w:hint="eastAsia" w:ascii="Times New Roman" w:hAnsi="Times New Roman" w:eastAsia="FangSong" w:cs="Times New Roman"/>
         </w:rPr>
         <w:t>这条关系很适合快速判断能垒高低</w:t>
       </w:r>
@@ -17499,7 +17559,7 @@
             </w:pPr>
             <w:r>
               <w:rPr>
-                <w:rFonts w:hint="eastAsia" w:ascii="Times New Roman" w:hAnsi="Times New Roman" w:eastAsia="SimSun" w:cs="Times New Roman"/>
+                <w:rFonts w:hint="eastAsia" w:ascii="Times New Roman" w:hAnsi="Times New Roman" w:eastAsia="FangSong" w:cs="Times New Roman"/>
                 <w:b/>
                 <w:bCs/>
               </w:rPr>
@@ -17604,7 +17664,7 @@
             </w:pPr>
             <w:r>
               <w:rPr>
-                <w:rFonts w:hint="eastAsia" w:ascii="Times New Roman" w:hAnsi="Times New Roman" w:eastAsia="SimSun" w:cs="Times New Roman"/>
+                <w:rFonts w:hint="eastAsia" w:ascii="Times New Roman" w:hAnsi="Times New Roman" w:eastAsia="FangSong" w:cs="Times New Roman"/>
                 <w:b/>
                 <w:bCs/>
               </w:rPr>
@@ -17707,7 +17767,7 @@
       </w:pPr>
       <w:r>
         <w:rPr>
-          <w:rFonts w:hint="eastAsia" w:ascii="Times New Roman" w:hAnsi="Times New Roman" w:eastAsia="SimSun" w:cs="Times New Roman"/>
+          <w:rFonts w:hint="eastAsia" w:ascii="Times New Roman" w:hAnsi="Times New Roman" w:eastAsia="FangSong" w:cs="Times New Roman"/>
         </w:rPr>
         <w:t>直观上说</w:t>
       </w:r>
@@ -17719,7 +17779,7 @@
       </w:r>
       <w:r>
         <w:rPr>
-          <w:rFonts w:hint="eastAsia" w:ascii="Times New Roman" w:hAnsi="Times New Roman" w:eastAsia="SimSun" w:cs="Times New Roman"/>
+          <w:rFonts w:hint="eastAsia" w:ascii="Times New Roman" w:hAnsi="Times New Roman" w:eastAsia="FangSong" w:cs="Times New Roman"/>
         </w:rPr>
         <w:t>放热反应的产物能量更低</w:t>
       </w:r>
@@ -17731,7 +17791,7 @@
       </w:r>
       <w:r>
         <w:rPr>
-          <w:rFonts w:hint="eastAsia" w:ascii="Times New Roman" w:hAnsi="Times New Roman" w:eastAsia="SimSun" w:cs="Times New Roman"/>
+          <w:rFonts w:hint="eastAsia" w:ascii="Times New Roman" w:hAnsi="Times New Roman" w:eastAsia="FangSong" w:cs="Times New Roman"/>
         </w:rPr>
         <w:t>所以</w:t>
       </w:r>
@@ -17743,7 +17803,7 @@
       </w:r>
       <w:r>
         <w:rPr>
-          <w:rFonts w:hint="eastAsia" w:ascii="Times New Roman" w:hAnsi="Times New Roman" w:eastAsia="SimSun" w:cs="Times New Roman"/>
+          <w:rFonts w:hint="eastAsia" w:ascii="Times New Roman" w:hAnsi="Times New Roman" w:eastAsia="FangSong" w:cs="Times New Roman"/>
         </w:rPr>
         <w:t>从产物爬回去</w:t>
       </w:r>
@@ -17755,7 +17815,7 @@
       </w:r>
       <w:r>
         <w:rPr>
-          <w:rFonts w:hint="eastAsia" w:ascii="Times New Roman" w:hAnsi="Times New Roman" w:eastAsia="SimSun" w:cs="Times New Roman"/>
+          <w:rFonts w:hint="eastAsia" w:ascii="Times New Roman" w:hAnsi="Times New Roman" w:eastAsia="FangSong" w:cs="Times New Roman"/>
         </w:rPr>
         <w:t>通常更难</w:t>
       </w:r>
@@ -17767,7 +17827,7 @@
       </w:r>
       <w:r>
         <w:rPr>
-          <w:rFonts w:hint="eastAsia" w:ascii="Times New Roman" w:hAnsi="Times New Roman" w:eastAsia="SimSun" w:cs="Times New Roman"/>
+          <w:rFonts w:hint="eastAsia" w:ascii="Times New Roman" w:hAnsi="Times New Roman" w:eastAsia="FangSong" w:cs="Times New Roman"/>
         </w:rPr>
         <w:t>吸热反应则相反</w:t>
       </w:r>
@@ -17784,7 +17844,7 @@
       </w:pPr>
       <w:r>
         <w:rPr>
-          <w:rFonts w:hint="eastAsia" w:ascii="Times New Roman" w:hAnsi="Times New Roman" w:eastAsia="SimSun" w:cs="Times New Roman"/>
+          <w:rFonts w:hint="eastAsia" w:ascii="Times New Roman" w:hAnsi="Times New Roman" w:eastAsia="FangSong" w:cs="Times New Roman"/>
         </w:rPr>
         <w:t xml:space="preserve">易错提醒</w:t>
       </w:r>
@@ -17796,7 +17856,7 @@
       </w:r>
       <w:r>
         <w:rPr>
-          <w:rFonts w:hint="eastAsia" w:ascii="Times New Roman" w:hAnsi="Times New Roman" w:eastAsia="SimSun" w:cs="Times New Roman"/>
+          <w:rFonts w:hint="eastAsia" w:ascii="Times New Roman" w:hAnsi="Times New Roman" w:eastAsia="FangSong" w:cs="Times New Roman"/>
           <w:b/>
           <w:bCs/>
         </w:rPr>
@@ -17810,7 +17870,7 @@
       </w:r>
       <w:r>
         <w:rPr>
-          <w:rFonts w:hint="eastAsia" w:ascii="Times New Roman" w:hAnsi="Times New Roman" w:eastAsia="SimSun" w:cs="Times New Roman"/>
+          <w:rFonts w:hint="eastAsia" w:ascii="Times New Roman" w:hAnsi="Times New Roman" w:eastAsia="FangSong" w:cs="Times New Roman"/>
         </w:rPr>
         <w:t>这里连接的是活化能和</w:t>
       </w:r>
@@ -17848,7 +17908,7 @@
       </w:r>
       <w:r>
         <w:rPr>
-          <w:rFonts w:hint="eastAsia" w:ascii="Times New Roman" w:hAnsi="Times New Roman" w:eastAsia="SimSun" w:cs="Times New Roman"/>
+          <w:rFonts w:hint="eastAsia" w:ascii="Times New Roman" w:hAnsi="Times New Roman" w:eastAsia="FangSong" w:cs="Times New Roman"/>
         </w:rPr>
         <w:t>不是</w:t>
       </w:r>
@@ -17886,7 +17946,7 @@
       </w:r>
       <w:r>
         <w:rPr>
-          <w:rFonts w:hint="eastAsia" w:ascii="Times New Roman" w:hAnsi="Times New Roman" w:eastAsia="SimSun" w:cs="Times New Roman"/>
+          <w:rFonts w:hint="eastAsia" w:ascii="Times New Roman" w:hAnsi="Times New Roman" w:eastAsia="FangSong" w:cs="Times New Roman"/>
         </w:rPr>
         <w:t>速率问题首先看能垒</w:t>
       </w:r>
@@ -17898,7 +17958,7 @@
       </w:r>
       <w:r>
         <w:rPr>
-          <w:rFonts w:hint="eastAsia" w:ascii="Times New Roman" w:hAnsi="Times New Roman" w:eastAsia="SimSun" w:cs="Times New Roman"/>
+          <w:rFonts w:hint="eastAsia" w:ascii="Times New Roman" w:hAnsi="Times New Roman" w:eastAsia="FangSong" w:cs="Times New Roman"/>
         </w:rPr>
         <w:t>平衡问题再看自由能</w:t>
       </w:r>
@@ -17974,7 +18034,7 @@
       </w:r>
       <w:r>
         <w:rPr>
-          <w:rFonts w:hint="eastAsia" w:ascii="Times New Roman" w:hAnsi="Times New Roman" w:eastAsia="SimSun" w:cs="Times New Roman"/>
+          <w:rFonts w:hint="eastAsia" w:ascii="Times New Roman" w:hAnsi="Times New Roman" w:eastAsia="FangSong" w:cs="Times New Roman"/>
         </w:rPr>
         <w:t>图注</w:t>
       </w:r>
@@ -17986,7 +18046,7 @@
       </w:r>
       <w:r>
         <w:rPr>
-          <w:rFonts w:hint="eastAsia" w:ascii="Times New Roman" w:hAnsi="Times New Roman" w:eastAsia="SimSun" w:cs="Times New Roman"/>
+          <w:rFonts w:hint="eastAsia" w:ascii="Times New Roman" w:hAnsi="Times New Roman" w:eastAsia="FangSong" w:cs="Times New Roman"/>
         </w:rPr>
         <w:t>两种反应的</w:t>
       </w:r>
@@ -17998,7 +18058,7 @@
       </w:r>
       <w:r>
         <w:rPr>
-          <w:rFonts w:hint="eastAsia" w:ascii="Times New Roman" w:hAnsi="Times New Roman" w:eastAsia="SimSun" w:cs="Times New Roman"/>
+          <w:rFonts w:hint="eastAsia" w:ascii="Times New Roman" w:hAnsi="Times New Roman" w:eastAsia="FangSong" w:cs="Times New Roman"/>
         </w:rPr>
         <w:t>对比</w:t>
       </w:r>
@@ -18010,7 +18070,7 @@
       </w:r>
       <w:r>
         <w:rPr>
-          <w:rFonts w:hint="eastAsia" w:ascii="Times New Roman" w:hAnsi="Times New Roman" w:eastAsia="SimSun" w:cs="Times New Roman"/>
+          <w:rFonts w:hint="eastAsia" w:ascii="Times New Roman" w:hAnsi="Times New Roman" w:eastAsia="FangSong" w:cs="Times New Roman"/>
         </w:rPr>
         <w:t>活化能越大的反应</w:t>
       </w:r>
@@ -18022,7 +18082,7 @@
       </w:r>
       <w:r>
         <w:rPr>
-          <w:rFonts w:hint="eastAsia" w:ascii="Times New Roman" w:hAnsi="Times New Roman" w:eastAsia="SimSun" w:cs="Times New Roman"/>
+          <w:rFonts w:hint="eastAsia" w:ascii="Times New Roman" w:hAnsi="Times New Roman" w:eastAsia="FangSong" w:cs="Times New Roman"/>
         </w:rPr>
         <w:t>速率对温度变化越敏感</w:t>
       </w:r>
@@ -18034,7 +18094,7 @@
       </w:r>
       <w:r>
         <w:rPr>
-          <w:rFonts w:hint="eastAsia" w:ascii="Times New Roman" w:hAnsi="Times New Roman" w:eastAsia="SimSun" w:cs="Times New Roman"/>
+          <w:rFonts w:hint="eastAsia" w:ascii="Times New Roman" w:hAnsi="Times New Roman" w:eastAsia="FangSong" w:cs="Times New Roman"/>
         </w:rPr>
         <w:t>斜率更陡</w:t>
       </w:r>
@@ -18071,7 +18131,7 @@
       </w:pPr>
       <w:r>
         <w:rPr>
-          <w:rFonts w:hint="eastAsia" w:ascii="Times New Roman" w:hAnsi="Times New Roman" w:eastAsia="SimSun" w:cs="Times New Roman"/>
+          <w:rFonts w:hint="eastAsia" w:ascii="Times New Roman" w:hAnsi="Times New Roman" w:eastAsia="FangSong" w:cs="Times New Roman"/>
         </w:rPr>
         <w:t>催化剂最重要的三个结论必须同时记住</w:t>
       </w:r>
@@ -18092,7 +18152,7 @@
       </w:pPr>
       <w:r>
         <w:rPr>
-          <w:rFonts w:hint="eastAsia" w:ascii="Times New Roman" w:hAnsi="Times New Roman" w:eastAsia="SimSun" w:cs="Times New Roman"/>
+          <w:rFonts w:hint="eastAsia" w:ascii="Times New Roman" w:hAnsi="Times New Roman" w:eastAsia="FangSong" w:cs="Times New Roman"/>
           <w:b/>
           <w:bCs/>
         </w:rPr>
@@ -18109,7 +18169,7 @@
       </w:pPr>
       <w:r>
         <w:rPr>
-          <w:rFonts w:hint="eastAsia" w:ascii="Times New Roman" w:hAnsi="Times New Roman" w:eastAsia="SimSun" w:cs="Times New Roman"/>
+          <w:rFonts w:hint="eastAsia" w:ascii="Times New Roman" w:hAnsi="Times New Roman" w:eastAsia="FangSong" w:cs="Times New Roman"/>
           <w:b/>
           <w:bCs/>
         </w:rPr>
@@ -18125,7 +18185,7 @@
       </w:r>
       <w:r>
         <w:rPr>
-          <w:rFonts w:hint="eastAsia" w:ascii="Times New Roman" w:hAnsi="Times New Roman" w:eastAsia="SimSun" w:cs="Times New Roman"/>
+          <w:rFonts w:hint="eastAsia" w:ascii="Times New Roman" w:hAnsi="Times New Roman" w:eastAsia="FangSong" w:cs="Times New Roman"/>
           <w:b/>
           <w:bCs/>
         </w:rPr>
@@ -18143,7 +18203,7 @@
       </w:pPr>
       <w:r>
         <w:rPr>
-          <w:rFonts w:hint="eastAsia" w:ascii="Times New Roman" w:hAnsi="Times New Roman" w:eastAsia="SimSun" w:cs="Times New Roman"/>
+          <w:rFonts w:hint="eastAsia" w:ascii="Times New Roman" w:hAnsi="Times New Roman" w:eastAsia="FangSong" w:cs="Times New Roman"/>
           <w:b/>
           <w:bCs/>
         </w:rPr>
@@ -18159,7 +18219,7 @@
       </w:r>
       <w:r>
         <w:rPr>
-          <w:rFonts w:hint="eastAsia" w:ascii="Times New Roman" w:hAnsi="Times New Roman" w:eastAsia="SimSun" w:cs="Times New Roman"/>
+          <w:rFonts w:hint="eastAsia" w:ascii="Times New Roman" w:hAnsi="Times New Roman" w:eastAsia="FangSong" w:cs="Times New Roman"/>
           <w:b/>
           <w:bCs/>
         </w:rPr>
@@ -18225,7 +18285,7 @@
       </w:r>
       <w:r>
         <w:rPr>
-          <w:rFonts w:hint="eastAsia" w:ascii="Times New Roman" w:hAnsi="Times New Roman" w:eastAsia="SimSun" w:cs="Times New Roman"/>
+          <w:rFonts w:hint="eastAsia" w:ascii="Times New Roman" w:hAnsi="Times New Roman" w:eastAsia="FangSong" w:cs="Times New Roman"/>
           <w:b/>
           <w:bCs/>
         </w:rPr>
@@ -18289,7 +18349,7 @@
             </w:pPr>
             <w:r>
               <w:rPr>
-                <w:rFonts w:hint="eastAsia" w:ascii="Times New Roman" w:hAnsi="Times New Roman" w:eastAsia="SimSun" w:cs="Times New Roman"/>
+                <w:rFonts w:hint="eastAsia" w:ascii="Times New Roman" w:hAnsi="Times New Roman" w:eastAsia="FangSong" w:cs="Times New Roman"/>
               </w:rPr>
               <w:t xml:space="preserve">催化剂让平衡右移</w:t>
             </w:r>
@@ -18304,7 +18364,7 @@
             </w:pPr>
             <w:r>
               <w:rPr>
-                <w:rFonts w:hint="eastAsia" w:ascii="Times New Roman" w:hAnsi="Times New Roman" w:eastAsia="SimSun" w:cs="Times New Roman"/>
+                <w:rFonts w:hint="eastAsia" w:ascii="Times New Roman" w:hAnsi="Times New Roman" w:eastAsia="FangSong" w:cs="Times New Roman"/>
               </w:rPr>
               <w:t>错</w:t>
             </w:r>
@@ -18316,7 +18376,7 @@
             </w:r>
             <w:r>
               <w:rPr>
-                <w:rFonts w:hint="eastAsia" w:ascii="Times New Roman" w:hAnsi="Times New Roman" w:eastAsia="SimSun" w:cs="Times New Roman"/>
+                <w:rFonts w:hint="eastAsia" w:ascii="Times New Roman" w:hAnsi="Times New Roman" w:eastAsia="FangSong" w:cs="Times New Roman"/>
               </w:rPr>
               <w:t>催化剂只让达到平衡更快</w:t>
             </w:r>
@@ -18333,7 +18393,7 @@
             </w:pPr>
             <w:r>
               <w:rPr>
-                <w:rFonts w:hint="eastAsia" w:ascii="Times New Roman" w:hAnsi="Times New Roman" w:eastAsia="SimSun" w:cs="Times New Roman"/>
+                <w:rFonts w:hint="eastAsia" w:ascii="Times New Roman" w:hAnsi="Times New Roman" w:eastAsia="FangSong" w:cs="Times New Roman"/>
               </w:rPr>
               <w:t xml:space="preserve">催化剂只加快正反应</w:t>
             </w:r>
@@ -18348,7 +18408,7 @@
             </w:pPr>
             <w:r>
               <w:rPr>
-                <w:rFonts w:hint="eastAsia" w:ascii="Times New Roman" w:hAnsi="Times New Roman" w:eastAsia="SimSun" w:cs="Times New Roman"/>
+                <w:rFonts w:hint="eastAsia" w:ascii="Times New Roman" w:hAnsi="Times New Roman" w:eastAsia="FangSong" w:cs="Times New Roman"/>
               </w:rPr>
               <w:t>错</w:t>
             </w:r>
@@ -18360,7 +18420,7 @@
             </w:r>
             <w:r>
               <w:rPr>
-                <w:rFonts w:hint="eastAsia" w:ascii="Times New Roman" w:hAnsi="Times New Roman" w:eastAsia="SimSun" w:cs="Times New Roman"/>
+                <w:rFonts w:hint="eastAsia" w:ascii="Times New Roman" w:hAnsi="Times New Roman" w:eastAsia="FangSong" w:cs="Times New Roman"/>
               </w:rPr>
               <w:t>正逆反应都会同时加快</w:t>
             </w:r>
@@ -18377,7 +18437,7 @@
             </w:pPr>
             <w:r>
               <w:rPr>
-                <w:rFonts w:hint="eastAsia" w:ascii="Times New Roman" w:hAnsi="Times New Roman" w:eastAsia="SimSun" w:cs="Times New Roman"/>
+                <w:rFonts w:hint="eastAsia" w:ascii="Times New Roman" w:hAnsi="Times New Roman" w:eastAsia="FangSong" w:cs="Times New Roman"/>
               </w:rPr>
               <w:t xml:space="preserve">催化剂会被大量消耗</w:t>
             </w:r>
@@ -18392,7 +18452,7 @@
             </w:pPr>
             <w:r>
               <w:rPr>
-                <w:rFonts w:hint="eastAsia" w:ascii="Times New Roman" w:hAnsi="Times New Roman" w:eastAsia="SimSun" w:cs="Times New Roman"/>
+                <w:rFonts w:hint="eastAsia" w:ascii="Times New Roman" w:hAnsi="Times New Roman" w:eastAsia="FangSong" w:cs="Times New Roman"/>
               </w:rPr>
               <w:t>错</w:t>
             </w:r>
@@ -18404,7 +18464,7 @@
             </w:r>
             <w:r>
               <w:rPr>
-                <w:rFonts w:hint="eastAsia" w:ascii="Times New Roman" w:hAnsi="Times New Roman" w:eastAsia="SimSun" w:cs="Times New Roman"/>
+                <w:rFonts w:hint="eastAsia" w:ascii="Times New Roman" w:hAnsi="Times New Roman" w:eastAsia="FangSong" w:cs="Times New Roman"/>
               </w:rPr>
               <w:t>催化剂参与中间步骤</w:t>
             </w:r>
@@ -18416,7 +18476,7 @@
             </w:r>
             <w:r>
               <w:rPr>
-                <w:rFonts w:hint="eastAsia" w:ascii="Times New Roman" w:hAnsi="Times New Roman" w:eastAsia="SimSun" w:cs="Times New Roman"/>
+                <w:rFonts w:hint="eastAsia" w:ascii="Times New Roman" w:hAnsi="Times New Roman" w:eastAsia="FangSong" w:cs="Times New Roman"/>
               </w:rPr>
               <w:t>但总量原则上不变</w:t>
             </w:r>
@@ -18431,7 +18491,7 @@
       </w:pPr>
       <w:r>
         <w:rPr>
-          <w:rFonts w:hint="eastAsia" w:ascii="Times New Roman" w:hAnsi="Times New Roman" w:eastAsia="SimSun" w:cs="Times New Roman"/>
+          <w:rFonts w:hint="eastAsia" w:ascii="Times New Roman" w:hAnsi="Times New Roman" w:eastAsia="FangSong" w:cs="Times New Roman"/>
           <w:b/>
           <w:bCs/>
         </w:rPr>
@@ -18453,7 +18513,7 @@
       </w:r>
       <w:r>
         <w:rPr>
-          <w:rFonts w:hint="eastAsia" w:ascii="Times New Roman" w:hAnsi="Times New Roman" w:eastAsia="SimSun" w:cs="Times New Roman"/>
+          <w:rFonts w:hint="eastAsia" w:ascii="Times New Roman" w:hAnsi="Times New Roman" w:eastAsia="FangSong" w:cs="Times New Roman"/>
         </w:rPr>
         <w:t>几条常见反应在催化前后的活化能对比</w:t>
       </w:r>
@@ -18465,7 +18525,7 @@
       </w:r>
       <w:r>
         <w:rPr>
-          <w:rFonts w:hint="eastAsia" w:ascii="Times New Roman" w:hAnsi="Times New Roman" w:eastAsia="SimSun" w:cs="Times New Roman"/>
+          <w:rFonts w:hint="eastAsia" w:ascii="Times New Roman" w:hAnsi="Times New Roman" w:eastAsia="FangSong" w:cs="Times New Roman"/>
         </w:rPr>
         <w:t>单位</w:t>
       </w:r>
@@ -18712,7 +18772,7 @@
             </w:r>
             <w:r>
               <w:rPr>
-                <w:rFonts w:hint="eastAsia" w:ascii="Times New Roman" w:hAnsi="Times New Roman" w:eastAsia="SimSun" w:cs="Times New Roman"/>
+                <w:rFonts w:hint="eastAsia" w:ascii="Times New Roman" w:hAnsi="Times New Roman" w:eastAsia="FangSong" w:cs="Times New Roman"/>
               </w:rPr>
               <w:t xml:space="preserve">分解</w:t>
             </w:r>
@@ -18727,7 +18787,7 @@
             </w:pPr>
             <w:r>
               <w:rPr>
-                <w:rFonts w:hint="eastAsia" w:ascii="Times New Roman" w:hAnsi="Times New Roman" w:eastAsia="SimSun" w:cs="Times New Roman"/>
+                <w:rFonts w:hint="eastAsia" w:ascii="Times New Roman" w:hAnsi="Times New Roman" w:eastAsia="FangSong" w:cs="Times New Roman"/>
               </w:rPr>
               <w:t xml:space="preserve">约</w:t>
             </w:r>
@@ -18748,7 +18808,7 @@
             </w:pPr>
             <w:r>
               <w:rPr>
-                <w:rFonts w:hint="eastAsia" w:ascii="Times New Roman" w:hAnsi="Times New Roman" w:eastAsia="SimSun" w:cs="Times New Roman"/>
+                <w:rFonts w:hint="eastAsia" w:ascii="Times New Roman" w:hAnsi="Times New Roman" w:eastAsia="FangSong" w:cs="Times New Roman"/>
               </w:rPr>
               <w:t xml:space="preserve">金催化约</w:t>
             </w:r>
@@ -18769,7 +18829,7 @@
             </w:pPr>
             <w:r>
               <w:rPr>
-                <w:rFonts w:hint="eastAsia" w:ascii="Times New Roman" w:hAnsi="Times New Roman" w:eastAsia="SimSun" w:cs="Times New Roman"/>
+                <w:rFonts w:hint="eastAsia" w:ascii="Times New Roman" w:hAnsi="Times New Roman" w:eastAsia="FangSong" w:cs="Times New Roman"/>
               </w:rPr>
               <w:t xml:space="preserve">提升极显著</w:t>
             </w:r>
@@ -18806,7 +18866,7 @@
             </w:r>
             <w:r>
               <w:rPr>
-                <w:rFonts w:hint="eastAsia" w:ascii="Times New Roman" w:hAnsi="Times New Roman" w:eastAsia="SimSun" w:cs="Times New Roman"/>
+                <w:rFonts w:hint="eastAsia" w:ascii="Times New Roman" w:hAnsi="Times New Roman" w:eastAsia="FangSong" w:cs="Times New Roman"/>
               </w:rPr>
               <w:t xml:space="preserve">分解</w:t>
             </w:r>
@@ -18821,7 +18881,7 @@
             </w:pPr>
             <w:r>
               <w:rPr>
-                <w:rFonts w:hint="eastAsia" w:ascii="Times New Roman" w:hAnsi="Times New Roman" w:eastAsia="SimSun" w:cs="Times New Roman"/>
+                <w:rFonts w:hint="eastAsia" w:ascii="Times New Roman" w:hAnsi="Times New Roman" w:eastAsia="FangSong" w:cs="Times New Roman"/>
               </w:rPr>
               <w:t xml:space="preserve">约</w:t>
             </w:r>
@@ -18842,7 +18902,7 @@
             </w:pPr>
             <w:r>
               <w:rPr>
-                <w:rFonts w:hint="eastAsia" w:ascii="Times New Roman" w:hAnsi="Times New Roman" w:eastAsia="SimSun" w:cs="Times New Roman"/>
+                <w:rFonts w:hint="eastAsia" w:ascii="Times New Roman" w:hAnsi="Times New Roman" w:eastAsia="FangSong" w:cs="Times New Roman"/>
               </w:rPr>
               <w:t xml:space="preserve">铂催化约</w:t>
             </w:r>
@@ -18863,7 +18923,7 @@
             </w:pPr>
             <w:r>
               <w:rPr>
-                <w:rFonts w:hint="eastAsia" w:ascii="Times New Roman" w:hAnsi="Times New Roman" w:eastAsia="SimSun" w:cs="Times New Roman"/>
+                <w:rFonts w:hint="eastAsia" w:ascii="Times New Roman" w:hAnsi="Times New Roman" w:eastAsia="FangSong" w:cs="Times New Roman"/>
               </w:rPr>
               <w:t xml:space="preserve">多个数量级</w:t>
             </w:r>
@@ -18924,7 +18984,7 @@
             </w:r>
             <w:r>
               <w:rPr>
-                <w:rFonts w:hint="eastAsia" w:ascii="Times New Roman" w:hAnsi="Times New Roman" w:eastAsia="SimSun" w:cs="Times New Roman"/>
+                <w:rFonts w:hint="eastAsia" w:ascii="Times New Roman" w:hAnsi="Times New Roman" w:eastAsia="FangSong" w:cs="Times New Roman"/>
               </w:rPr>
               <w:t xml:space="preserve">分解</w:t>
             </w:r>
@@ -18939,7 +18999,7 @@
             </w:pPr>
             <w:r>
               <w:rPr>
-                <w:rFonts w:hint="eastAsia" w:ascii="Times New Roman" w:hAnsi="Times New Roman" w:eastAsia="SimSun" w:cs="Times New Roman"/>
+                <w:rFonts w:hint="eastAsia" w:ascii="Times New Roman" w:hAnsi="Times New Roman" w:eastAsia="FangSong" w:cs="Times New Roman"/>
               </w:rPr>
               <w:t xml:space="preserve">约</w:t>
             </w:r>
@@ -18998,7 +19058,7 @@
             </w:r>
             <w:r>
               <w:rPr>
-                <w:rFonts w:hint="eastAsia" w:ascii="Times New Roman" w:hAnsi="Times New Roman" w:eastAsia="SimSun" w:cs="Times New Roman"/>
+                <w:rFonts w:hint="eastAsia" w:ascii="Times New Roman" w:hAnsi="Times New Roman" w:eastAsia="FangSong" w:cs="Times New Roman"/>
               </w:rPr>
               <w:t xml:space="preserve">等约</w:t>
             </w:r>
@@ -19019,7 +19079,7 @@
             </w:pPr>
             <w:r>
               <w:rPr>
-                <w:rFonts w:hint="eastAsia" w:ascii="Times New Roman" w:hAnsi="Times New Roman" w:eastAsia="SimSun" w:cs="Times New Roman"/>
+                <w:rFonts w:hint="eastAsia" w:ascii="Times New Roman" w:hAnsi="Times New Roman" w:eastAsia="FangSong" w:cs="Times New Roman"/>
               </w:rPr>
               <w:t xml:space="preserve">约</w:t>
             </w:r>
@@ -19044,7 +19104,7 @@
             </w:r>
             <w:r>
               <w:rPr>
-                <w:rFonts w:hint="eastAsia" w:ascii="Times New Roman" w:hAnsi="Times New Roman" w:eastAsia="SimSun" w:cs="Times New Roman"/>
+                <w:rFonts w:hint="eastAsia" w:ascii="Times New Roman" w:hAnsi="Times New Roman" w:eastAsia="FangSong" w:cs="Times New Roman"/>
               </w:rPr>
               <w:t xml:space="preserve">倍</w:t>
             </w:r>
@@ -19059,7 +19119,7 @@
       </w:pPr>
       <w:r>
         <w:rPr>
-          <w:rFonts w:hint="eastAsia" w:ascii="Times New Roman" w:hAnsi="Times New Roman" w:eastAsia="SimSun" w:cs="Times New Roman"/>
+          <w:rFonts w:hint="eastAsia" w:ascii="Times New Roman" w:hAnsi="Times New Roman" w:eastAsia="FangSong" w:cs="Times New Roman"/>
         </w:rPr>
         <w:t xml:space="preserve">其中</w:t>
       </w:r>
@@ -19115,7 +19175,7 @@
       </w:r>
       <w:r>
         <w:rPr>
-          <w:rFonts w:hint="eastAsia" w:ascii="Times New Roman" w:hAnsi="Times New Roman" w:eastAsia="SimSun" w:cs="Times New Roman"/>
+          <w:rFonts w:hint="eastAsia" w:ascii="Times New Roman" w:hAnsi="Times New Roman" w:eastAsia="FangSong" w:cs="Times New Roman"/>
         </w:rPr>
         <w:t>一例最便于量级估算</w:t>
       </w:r>
@@ -19147,7 +19207,7 @@
       </w:r>
       <w:r>
         <w:rPr>
-          <w:rFonts w:hint="eastAsia" w:ascii="Times New Roman" w:hAnsi="Times New Roman" w:eastAsia="SimSun" w:cs="Times New Roman"/>
+          <w:rFonts w:hint="eastAsia" w:ascii="Times New Roman" w:hAnsi="Times New Roman" w:eastAsia="FangSong" w:cs="Times New Roman"/>
         </w:rPr>
         <w:t xml:space="preserve">降低约</w:t>
       </w:r>
@@ -19235,7 +19295,7 @@
       </w:r>
       <w:r>
         <w:rPr>
-          <w:rFonts w:hint="eastAsia" w:ascii="Times New Roman" w:hAnsi="Times New Roman" w:eastAsia="SimSun" w:cs="Times New Roman"/>
+          <w:rFonts w:hint="eastAsia" w:ascii="Times New Roman" w:hAnsi="Times New Roman" w:eastAsia="FangSong" w:cs="Times New Roman"/>
         </w:rPr>
         <w:t>室温下</w:t>
       </w:r>
@@ -19332,7 +19392,7 @@
       </w:r>
       <w:r>
         <w:rPr>
-          <w:rFonts w:hint="eastAsia" w:ascii="Times New Roman" w:hAnsi="Times New Roman" w:eastAsia="SimSun" w:cs="Times New Roman"/>
+          <w:rFonts w:hint="eastAsia" w:ascii="Times New Roman" w:hAnsi="Times New Roman" w:eastAsia="FangSong" w:cs="Times New Roman"/>
         </w:rPr>
         <w:t>与</w:t>
       </w:r>
@@ -19344,7 +19404,7 @@
       </w:r>
       <w:r>
         <w:rPr>
-          <w:rFonts w:hint="eastAsia" w:ascii="Times New Roman" w:hAnsi="Times New Roman" w:eastAsia="SimSun" w:cs="Times New Roman"/>
+          <w:rFonts w:hint="eastAsia" w:ascii="Times New Roman" w:hAnsi="Times New Roman" w:eastAsia="FangSong" w:cs="Times New Roman"/>
         </w:rPr>
         <w:t>速率提高约千倍</w:t>
       </w:r>
@@ -19356,7 +19416,7 @@
       </w:r>
       <w:r>
         <w:rPr>
-          <w:rFonts w:hint="eastAsia" w:ascii="Times New Roman" w:hAnsi="Times New Roman" w:eastAsia="SimSun" w:cs="Times New Roman"/>
+          <w:rFonts w:hint="eastAsia" w:ascii="Times New Roman" w:hAnsi="Times New Roman" w:eastAsia="FangSong" w:cs="Times New Roman"/>
         </w:rPr>
         <w:t>一致</w:t>
       </w:r>
@@ -19432,7 +19492,7 @@
       </w:r>
       <w:r>
         <w:rPr>
-          <w:rFonts w:hint="eastAsia" w:ascii="Times New Roman" w:hAnsi="Times New Roman" w:eastAsia="SimSun" w:cs="Times New Roman"/>
+          <w:rFonts w:hint="eastAsia" w:ascii="Times New Roman" w:hAnsi="Times New Roman" w:eastAsia="FangSong" w:cs="Times New Roman"/>
         </w:rPr>
         <w:t>图注</w:t>
       </w:r>
@@ -19444,7 +19504,7 @@
       </w:r>
       <w:r>
         <w:rPr>
-          <w:rFonts w:hint="eastAsia" w:ascii="Times New Roman" w:hAnsi="Times New Roman" w:eastAsia="SimSun" w:cs="Times New Roman"/>
+          <w:rFonts w:hint="eastAsia" w:ascii="Times New Roman" w:hAnsi="Times New Roman" w:eastAsia="FangSong" w:cs="Times New Roman"/>
         </w:rPr>
         <w:t>催化与非催化反应的能量对比</w:t>
       </w:r>
@@ -19456,7 +19516,7 @@
       </w:r>
       <w:r>
         <w:rPr>
-          <w:rFonts w:hint="eastAsia" w:ascii="Times New Roman" w:hAnsi="Times New Roman" w:eastAsia="SimSun" w:cs="Times New Roman"/>
+          <w:rFonts w:hint="eastAsia" w:ascii="Times New Roman" w:hAnsi="Times New Roman" w:eastAsia="FangSong" w:cs="Times New Roman"/>
         </w:rPr>
         <w:t>催化剂开辟新路径</w:t>
       </w:r>
@@ -19468,7 +19528,7 @@
       </w:r>
       <w:r>
         <w:rPr>
-          <w:rFonts w:hint="eastAsia" w:ascii="Times New Roman" w:hAnsi="Times New Roman" w:eastAsia="SimSun" w:cs="Times New Roman"/>
+          <w:rFonts w:hint="eastAsia" w:ascii="Times New Roman" w:hAnsi="Times New Roman" w:eastAsia="FangSong" w:cs="Times New Roman"/>
         </w:rPr>
         <w:t>降低活化能</w:t>
       </w:r>
@@ -19480,7 +19540,7 @@
       </w:r>
       <w:r>
         <w:rPr>
-          <w:rFonts w:hint="eastAsia" w:ascii="Times New Roman" w:hAnsi="Times New Roman" w:eastAsia="SimSun" w:cs="Times New Roman"/>
+          <w:rFonts w:hint="eastAsia" w:ascii="Times New Roman" w:hAnsi="Times New Roman" w:eastAsia="FangSong" w:cs="Times New Roman"/>
         </w:rPr>
         <w:t>但不改变反应始末态能量差</w:t>
       </w:r>
@@ -19627,7 +19687,7 @@
             </w:pPr>
             <w:r>
               <w:rPr>
-                <w:rFonts w:hint="eastAsia" w:ascii="Times New Roman" w:hAnsi="Times New Roman" w:eastAsia="SimSun" w:cs="Times New Roman"/>
+                <w:rFonts w:hint="eastAsia" w:ascii="Times New Roman" w:hAnsi="Times New Roman" w:eastAsia="FangSong" w:cs="Times New Roman"/>
               </w:rPr>
               <w:t xml:space="preserve">基元反应</w:t>
             </w:r>
@@ -19642,7 +19702,7 @@
             </w:pPr>
             <w:r>
               <w:rPr>
-                <w:rFonts w:hint="eastAsia" w:ascii="Times New Roman" w:hAnsi="Times New Roman" w:eastAsia="SimSun" w:cs="Times New Roman"/>
+                <w:rFonts w:hint="eastAsia" w:ascii="Times New Roman" w:hAnsi="Times New Roman" w:eastAsia="FangSong" w:cs="Times New Roman"/>
               </w:rPr>
               <w:t xml:space="preserve">一步完成的微观过程</w:t>
             </w:r>
@@ -19657,7 +19717,7 @@
             </w:pPr>
             <w:r>
               <w:rPr>
-                <w:rFonts w:hint="eastAsia" w:ascii="Times New Roman" w:hAnsi="Times New Roman" w:eastAsia="SimSun" w:cs="Times New Roman"/>
+                <w:rFonts w:hint="eastAsia" w:ascii="Times New Roman" w:hAnsi="Times New Roman" w:eastAsia="FangSong" w:cs="Times New Roman"/>
               </w:rPr>
               <w:t xml:space="preserve">能</w:t>
             </w:r>
@@ -19674,7 +19734,7 @@
             </w:pPr>
             <w:r>
               <w:rPr>
-                <w:rFonts w:hint="eastAsia" w:ascii="Times New Roman" w:hAnsi="Times New Roman" w:eastAsia="SimSun" w:cs="Times New Roman"/>
+                <w:rFonts w:hint="eastAsia" w:ascii="Times New Roman" w:hAnsi="Times New Roman" w:eastAsia="FangSong" w:cs="Times New Roman"/>
               </w:rPr>
               <w:t xml:space="preserve">复杂反应</w:t>
             </w:r>
@@ -19689,7 +19749,7 @@
             </w:pPr>
             <w:r>
               <w:rPr>
-                <w:rFonts w:hint="eastAsia" w:ascii="Times New Roman" w:hAnsi="Times New Roman" w:eastAsia="SimSun" w:cs="Times New Roman"/>
+                <w:rFonts w:hint="eastAsia" w:ascii="Times New Roman" w:hAnsi="Times New Roman" w:eastAsia="FangSong" w:cs="Times New Roman"/>
               </w:rPr>
               <w:t xml:space="preserve">由多个基元步骤组成</w:t>
             </w:r>
@@ -19704,7 +19764,7 @@
             </w:pPr>
             <w:r>
               <w:rPr>
-                <w:rFonts w:hint="eastAsia" w:ascii="Times New Roman" w:hAnsi="Times New Roman" w:eastAsia="SimSun" w:cs="Times New Roman"/>
+                <w:rFonts w:hint="eastAsia" w:ascii="Times New Roman" w:hAnsi="Times New Roman" w:eastAsia="FangSong" w:cs="Times New Roman"/>
               </w:rPr>
               <w:t xml:space="preserve">不能</w:t>
             </w:r>
@@ -19719,7 +19779,7 @@
       </w:pPr>
       <w:r>
         <w:rPr>
-          <w:rFonts w:hint="eastAsia" w:ascii="Times New Roman" w:hAnsi="Times New Roman" w:eastAsia="SimSun" w:cs="Times New Roman"/>
+          <w:rFonts w:hint="eastAsia" w:ascii="Times New Roman" w:hAnsi="Times New Roman" w:eastAsia="FangSong" w:cs="Times New Roman"/>
         </w:rPr>
         <w:t xml:space="preserve">例如总反应</w:t>
       </w:r>
@@ -19856,7 +19916,7 @@
       </w:pPr>
       <w:r>
         <w:rPr>
-          <w:rFonts w:hint="eastAsia" w:ascii="Times New Roman" w:hAnsi="Times New Roman" w:eastAsia="SimSun" w:cs="Times New Roman"/>
+          <w:rFonts w:hint="eastAsia" w:ascii="Times New Roman" w:hAnsi="Times New Roman" w:eastAsia="FangSong" w:cs="Times New Roman"/>
         </w:rPr>
         <w:t xml:space="preserve">实验速率式常为</w:t>
       </w:r>
@@ -19960,7 +20020,7 @@
       </w:pPr>
       <w:r>
         <w:rPr>
-          <w:rFonts w:hint="eastAsia" w:ascii="Times New Roman" w:hAnsi="Times New Roman" w:eastAsia="SimSun" w:cs="Times New Roman"/>
+          <w:rFonts w:hint="eastAsia" w:ascii="Times New Roman" w:hAnsi="Times New Roman" w:eastAsia="FangSong" w:cs="Times New Roman"/>
         </w:rPr>
         <w:t>这说明总反应不是一个简单基元步骤</w:t>
       </w:r>
@@ -19972,7 +20032,7 @@
       </w:r>
       <w:r>
         <w:rPr>
-          <w:rFonts w:hint="eastAsia" w:ascii="Times New Roman" w:hAnsi="Times New Roman" w:eastAsia="SimSun" w:cs="Times New Roman"/>
+          <w:rFonts w:hint="eastAsia" w:ascii="Times New Roman" w:hAnsi="Times New Roman" w:eastAsia="FangSong" w:cs="Times New Roman"/>
         </w:rPr>
         <w:t>否则不会出现如此复杂的速率行为</w:t>
       </w:r>
@@ -19989,7 +20049,7 @@
       </w:pPr>
       <w:r>
         <w:rPr>
-          <w:rFonts w:hint="eastAsia" w:ascii="Times New Roman" w:hAnsi="Times New Roman" w:eastAsia="SimSun" w:cs="Times New Roman"/>
+          <w:rFonts w:hint="eastAsia" w:ascii="Times New Roman" w:hAnsi="Times New Roman" w:eastAsia="FangSong" w:cs="Times New Roman"/>
         </w:rPr>
         <w:t>换句话说</w:t>
       </w:r>
@@ -20001,7 +20061,7 @@
       </w:r>
       <w:r>
         <w:rPr>
-          <w:rFonts w:hint="eastAsia" w:ascii="Times New Roman" w:hAnsi="Times New Roman" w:eastAsia="SimSun" w:cs="Times New Roman"/>
+          <w:rFonts w:hint="eastAsia" w:ascii="Times New Roman" w:hAnsi="Times New Roman" w:eastAsia="FangSong" w:cs="Times New Roman"/>
           <w:b/>
           <w:bCs/>
         </w:rPr>
@@ -20017,7 +20077,7 @@
       </w:r>
       <w:r>
         <w:rPr>
-          <w:rFonts w:hint="eastAsia" w:ascii="Times New Roman" w:hAnsi="Times New Roman" w:eastAsia="SimSun" w:cs="Times New Roman"/>
+          <w:rFonts w:hint="eastAsia" w:ascii="Times New Roman" w:hAnsi="Times New Roman" w:eastAsia="FangSong" w:cs="Times New Roman"/>
           <w:b/>
           <w:bCs/>
         </w:rPr>
@@ -20033,7 +20093,7 @@
       </w:r>
       <w:r>
         <w:rPr>
-          <w:rFonts w:hint="eastAsia" w:ascii="Times New Roman" w:hAnsi="Times New Roman" w:eastAsia="SimSun" w:cs="Times New Roman"/>
+          <w:rFonts w:hint="eastAsia" w:ascii="Times New Roman" w:hAnsi="Times New Roman" w:eastAsia="FangSong" w:cs="Times New Roman"/>
           <w:b/>
           <w:bCs/>
         </w:rPr>
@@ -20049,7 +20109,7 @@
       </w:r>
       <w:r>
         <w:rPr>
-          <w:rFonts w:hint="eastAsia" w:ascii="Times New Roman" w:hAnsi="Times New Roman" w:eastAsia="SimSun" w:cs="Times New Roman"/>
+          <w:rFonts w:hint="eastAsia" w:ascii="Times New Roman" w:hAnsi="Times New Roman" w:eastAsia="FangSong" w:cs="Times New Roman"/>
           <w:b/>
           <w:bCs/>
         </w:rPr>
@@ -20071,7 +20131,7 @@
       </w:r>
       <w:r>
         <w:rPr>
-          <w:rFonts w:hint="eastAsia" w:ascii="Times New Roman" w:hAnsi="Times New Roman" w:eastAsia="SimSun" w:cs="Times New Roman"/>
+          <w:rFonts w:hint="eastAsia" w:ascii="Times New Roman" w:hAnsi="Times New Roman" w:eastAsia="FangSong" w:cs="Times New Roman"/>
         </w:rPr>
         <w:t>总账只能看出净消耗和净生成</w:t>
       </w:r>
@@ -20083,7 +20143,7 @@
       </w:r>
       <w:r>
         <w:rPr>
-          <w:rFonts w:hint="eastAsia" w:ascii="Times New Roman" w:hAnsi="Times New Roman" w:eastAsia="SimSun" w:cs="Times New Roman"/>
+          <w:rFonts w:hint="eastAsia" w:ascii="Times New Roman" w:hAnsi="Times New Roman" w:eastAsia="FangSong" w:cs="Times New Roman"/>
         </w:rPr>
         <w:t>真正决定速率的是哪一步最慢</w:t>
       </w:r>
@@ -20095,7 +20155,7 @@
       </w:r>
       <w:r>
         <w:rPr>
-          <w:rFonts w:hint="eastAsia" w:ascii="Times New Roman" w:hAnsi="Times New Roman" w:eastAsia="SimSun" w:cs="Times New Roman"/>
+          <w:rFonts w:hint="eastAsia" w:ascii="Times New Roman" w:hAnsi="Times New Roman" w:eastAsia="FangSong" w:cs="Times New Roman"/>
         </w:rPr>
         <w:t>中间体怎样生成消耗</w:t>
       </w:r>
@@ -20107,7 +20167,7 @@
       </w:r>
       <w:r>
         <w:rPr>
-          <w:rFonts w:hint="eastAsia" w:ascii="Times New Roman" w:hAnsi="Times New Roman" w:eastAsia="SimSun" w:cs="Times New Roman"/>
+          <w:rFonts w:hint="eastAsia" w:ascii="Times New Roman" w:hAnsi="Times New Roman" w:eastAsia="FangSong" w:cs="Times New Roman"/>
         </w:rPr>
         <w:t>哪些粒子在速控步里真的同时碰上</w:t>
       </w:r>
@@ -20144,7 +20204,7 @@
       </w:pPr>
       <w:r>
         <w:rPr>
-          <w:rFonts w:hint="eastAsia" w:ascii="Times New Roman" w:hAnsi="Times New Roman" w:eastAsia="SimSun" w:cs="Times New Roman"/>
+          <w:rFonts w:hint="eastAsia" w:ascii="Times New Roman" w:hAnsi="Times New Roman" w:eastAsia="FangSong" w:cs="Times New Roman"/>
           <w:b/>
           <w:bCs/>
         </w:rPr>
@@ -20152,7 +20212,7 @@
       </w:r>
       <w:r>
         <w:rPr>
-          <w:rFonts w:hint="eastAsia" w:ascii="Times New Roman" w:hAnsi="Times New Roman" w:eastAsia="SimSun" w:cs="Times New Roman"/>
+          <w:rFonts w:hint="eastAsia" w:ascii="Times New Roman" w:hAnsi="Times New Roman" w:eastAsia="FangSong" w:cs="Times New Roman"/>
         </w:rPr>
         <w:t>只对基元反应定义</w:t>
       </w:r>
@@ -20173,7 +20233,7 @@
       </w:pPr>
       <w:r>
         <w:rPr>
-          <w:rFonts w:hint="eastAsia" w:ascii="Times New Roman" w:hAnsi="Times New Roman" w:eastAsia="SimSun" w:cs="Times New Roman"/>
+          <w:rFonts w:hint="eastAsia" w:ascii="Times New Roman" w:hAnsi="Times New Roman" w:eastAsia="FangSong" w:cs="Times New Roman"/>
         </w:rPr>
         <w:t>单分子反应</w:t>
       </w:r>
@@ -20185,7 +20245,7 @@
       </w:r>
       <w:r>
         <w:rPr>
-          <w:rFonts w:hint="eastAsia" w:ascii="Times New Roman" w:hAnsi="Times New Roman" w:eastAsia="SimSun" w:cs="Times New Roman"/>
+          <w:rFonts w:hint="eastAsia" w:ascii="Times New Roman" w:hAnsi="Times New Roman" w:eastAsia="FangSong" w:cs="Times New Roman"/>
         </w:rPr>
         <w:t>一个粒子参与一步反应</w:t>
       </w:r>
@@ -20200,7 +20260,7 @@
       </w:pPr>
       <w:r>
         <w:rPr>
-          <w:rFonts w:hint="eastAsia" w:ascii="Times New Roman" w:hAnsi="Times New Roman" w:eastAsia="SimSun" w:cs="Times New Roman"/>
+          <w:rFonts w:hint="eastAsia" w:ascii="Times New Roman" w:hAnsi="Times New Roman" w:eastAsia="FangSong" w:cs="Times New Roman"/>
         </w:rPr>
         <w:t>双分子反应</w:t>
       </w:r>
@@ -20212,7 +20272,7 @@
       </w:r>
       <w:r>
         <w:rPr>
-          <w:rFonts w:hint="eastAsia" w:ascii="Times New Roman" w:hAnsi="Times New Roman" w:eastAsia="SimSun" w:cs="Times New Roman"/>
+          <w:rFonts w:hint="eastAsia" w:ascii="Times New Roman" w:hAnsi="Times New Roman" w:eastAsia="FangSong" w:cs="Times New Roman"/>
         </w:rPr>
         <w:t>两个粒子同时参与</w:t>
       </w:r>
@@ -20227,7 +20287,7 @@
       </w:pPr>
       <w:r>
         <w:rPr>
-          <w:rFonts w:hint="eastAsia" w:ascii="Times New Roman" w:hAnsi="Times New Roman" w:eastAsia="SimSun" w:cs="Times New Roman"/>
+          <w:rFonts w:hint="eastAsia" w:ascii="Times New Roman" w:hAnsi="Times New Roman" w:eastAsia="FangSong" w:cs="Times New Roman"/>
         </w:rPr>
         <w:t>三分子反应</w:t>
       </w:r>
@@ -20239,7 +20299,7 @@
       </w:r>
       <w:r>
         <w:rPr>
-          <w:rFonts w:hint="eastAsia" w:ascii="Times New Roman" w:hAnsi="Times New Roman" w:eastAsia="SimSun" w:cs="Times New Roman"/>
+          <w:rFonts w:hint="eastAsia" w:ascii="Times New Roman" w:hAnsi="Times New Roman" w:eastAsia="FangSong" w:cs="Times New Roman"/>
         </w:rPr>
         <w:t>三个粒子同时参与</w:t>
       </w:r>
@@ -20251,7 +20311,7 @@
       </w:r>
       <w:r>
         <w:rPr>
-          <w:rFonts w:hint="eastAsia" w:ascii="Times New Roman" w:hAnsi="Times New Roman" w:eastAsia="SimSun" w:cs="Times New Roman"/>
+          <w:rFonts w:hint="eastAsia" w:ascii="Times New Roman" w:hAnsi="Times New Roman" w:eastAsia="FangSong" w:cs="Times New Roman"/>
         </w:rPr>
         <w:t>较少见</w:t>
       </w:r>
@@ -20263,7 +20323,7 @@
       </w:pPr>
       <w:r>
         <w:rPr>
-          <w:rFonts w:hint="eastAsia" w:ascii="Times New Roman" w:hAnsi="Times New Roman" w:eastAsia="SimSun" w:cs="Times New Roman"/>
+          <w:rFonts w:hint="eastAsia" w:ascii="Times New Roman" w:hAnsi="Times New Roman" w:eastAsia="FangSong" w:cs="Times New Roman"/>
           <w:b/>
           <w:bCs/>
         </w:rPr>
@@ -20271,7 +20331,7 @@
       </w:r>
       <w:r>
         <w:rPr>
-          <w:rFonts w:hint="eastAsia" w:ascii="Times New Roman" w:hAnsi="Times New Roman" w:eastAsia="SimSun" w:cs="Times New Roman"/>
+          <w:rFonts w:hint="eastAsia" w:ascii="Times New Roman" w:hAnsi="Times New Roman" w:eastAsia="FangSong" w:cs="Times New Roman"/>
         </w:rPr>
         <w:t>是实验量</w:t>
       </w:r>
@@ -20283,7 +20343,7 @@
       </w:r>
       <w:r>
         <w:rPr>
-          <w:rFonts w:hint="eastAsia" w:ascii="Times New Roman" w:hAnsi="Times New Roman" w:eastAsia="SimSun" w:cs="Times New Roman"/>
+          <w:rFonts w:hint="eastAsia" w:ascii="Times New Roman" w:hAnsi="Times New Roman" w:eastAsia="FangSong" w:cs="Times New Roman"/>
         </w:rPr>
         <w:t>属于速率方程</w:t>
       </w:r>
@@ -20368,7 +20428,7 @@
             </w:pPr>
             <w:r>
               <w:rPr>
-                <w:rFonts w:hint="eastAsia" w:ascii="Times New Roman" w:hAnsi="Times New Roman" w:eastAsia="SimSun" w:cs="Times New Roman"/>
+                <w:rFonts w:hint="eastAsia" w:ascii="Times New Roman" w:hAnsi="Times New Roman" w:eastAsia="FangSong" w:cs="Times New Roman"/>
               </w:rPr>
               <w:t xml:space="preserve">分子数</w:t>
             </w:r>
@@ -20383,7 +20443,7 @@
             </w:pPr>
             <w:r>
               <w:rPr>
-                <w:rFonts w:hint="eastAsia" w:ascii="Times New Roman" w:hAnsi="Times New Roman" w:eastAsia="SimSun" w:cs="Times New Roman"/>
+                <w:rFonts w:hint="eastAsia" w:ascii="Times New Roman" w:hAnsi="Times New Roman" w:eastAsia="FangSong" w:cs="Times New Roman"/>
               </w:rPr>
               <w:t xml:space="preserve">基元步骤</w:t>
             </w:r>
@@ -20398,7 +20458,7 @@
             </w:pPr>
             <w:r>
               <w:rPr>
-                <w:rFonts w:hint="eastAsia" w:ascii="Times New Roman" w:hAnsi="Times New Roman" w:eastAsia="SimSun" w:cs="Times New Roman"/>
+                <w:rFonts w:hint="eastAsia" w:ascii="Times New Roman" w:hAnsi="Times New Roman" w:eastAsia="FangSong" w:cs="Times New Roman"/>
               </w:rPr>
               <w:t xml:space="preserve">机理设想</w:t>
             </w:r>
@@ -20415,7 +20475,7 @@
             </w:pPr>
             <w:r>
               <w:rPr>
-                <w:rFonts w:hint="eastAsia" w:ascii="Times New Roman" w:hAnsi="Times New Roman" w:eastAsia="SimSun" w:cs="Times New Roman"/>
+                <w:rFonts w:hint="eastAsia" w:ascii="Times New Roman" w:hAnsi="Times New Roman" w:eastAsia="FangSong" w:cs="Times New Roman"/>
               </w:rPr>
               <w:t xml:space="preserve">级数</w:t>
             </w:r>
@@ -20430,7 +20490,7 @@
             </w:pPr>
             <w:r>
               <w:rPr>
-                <w:rFonts w:hint="eastAsia" w:ascii="Times New Roman" w:hAnsi="Times New Roman" w:eastAsia="SimSun" w:cs="Times New Roman"/>
+                <w:rFonts w:hint="eastAsia" w:ascii="Times New Roman" w:hAnsi="Times New Roman" w:eastAsia="FangSong" w:cs="Times New Roman"/>
               </w:rPr>
               <w:t xml:space="preserve">速率方程</w:t>
             </w:r>
@@ -20445,7 +20505,7 @@
             </w:pPr>
             <w:r>
               <w:rPr>
-                <w:rFonts w:hint="eastAsia" w:ascii="Times New Roman" w:hAnsi="Times New Roman" w:eastAsia="SimSun" w:cs="Times New Roman"/>
+                <w:rFonts w:hint="eastAsia" w:ascii="Times New Roman" w:hAnsi="Times New Roman" w:eastAsia="FangSong" w:cs="Times New Roman"/>
               </w:rPr>
               <w:t xml:space="preserve">实验测定</w:t>
             </w:r>
@@ -20460,7 +20520,7 @@
       </w:pPr>
       <w:r>
         <w:rPr>
-          <w:rFonts w:hint="eastAsia" w:ascii="Times New Roman" w:hAnsi="Times New Roman" w:eastAsia="SimSun" w:cs="Times New Roman"/>
+          <w:rFonts w:hint="eastAsia" w:ascii="Times New Roman" w:hAnsi="Times New Roman" w:eastAsia="FangSong" w:cs="Times New Roman"/>
           <w:b/>
           <w:bCs/>
         </w:rPr>
@@ -20468,7 +20528,7 @@
       </w:r>
       <w:r>
         <w:rPr>
-          <w:rFonts w:hint="eastAsia" w:ascii="Times New Roman" w:hAnsi="Times New Roman" w:eastAsia="SimSun" w:cs="Times New Roman"/>
+          <w:rFonts w:hint="eastAsia" w:ascii="Times New Roman" w:hAnsi="Times New Roman" w:eastAsia="FangSong" w:cs="Times New Roman"/>
         </w:rPr>
         <w:t>才允许</w:t>
       </w:r>
@@ -20480,7 +20540,7 @@
       </w:r>
       <w:r>
         <w:rPr>
-          <w:rFonts w:hint="eastAsia" w:ascii="Times New Roman" w:hAnsi="Times New Roman" w:eastAsia="SimSun" w:cs="Times New Roman"/>
+          <w:rFonts w:hint="eastAsia" w:ascii="Times New Roman" w:hAnsi="Times New Roman" w:eastAsia="FangSong" w:cs="Times New Roman"/>
         </w:rPr>
         <w:t>分子数</w:t>
       </w:r>
@@ -20492,7 +20552,7 @@
       </w:r>
       <w:r>
         <w:rPr>
-          <w:rFonts w:hint="eastAsia" w:ascii="Times New Roman" w:hAnsi="Times New Roman" w:eastAsia="SimSun" w:cs="Times New Roman"/>
+          <w:rFonts w:hint="eastAsia" w:ascii="Times New Roman" w:hAnsi="Times New Roman" w:eastAsia="FangSong" w:cs="Times New Roman"/>
         </w:rPr>
         <w:t xml:space="preserve">各物种级数</w:t>
       </w:r>
@@ -20504,7 +20564,7 @@
       </w:r>
       <w:r>
         <w:rPr>
-          <w:rFonts w:hint="eastAsia" w:ascii="Times New Roman" w:hAnsi="Times New Roman" w:eastAsia="SimSun" w:cs="Times New Roman"/>
+          <w:rFonts w:hint="eastAsia" w:ascii="Times New Roman" w:hAnsi="Times New Roman" w:eastAsia="FangSong" w:cs="Times New Roman"/>
         </w:rPr>
         <w:t>计量系数</w:t>
       </w:r>
@@ -20541,7 +20601,7 @@
       </w:pPr>
       <w:r>
         <w:rPr>
-          <w:rFonts w:hint="eastAsia" w:ascii="Times New Roman" w:hAnsi="Times New Roman" w:eastAsia="SimSun" w:cs="Times New Roman"/>
+          <w:rFonts w:hint="eastAsia" w:ascii="Times New Roman" w:hAnsi="Times New Roman" w:eastAsia="FangSong" w:cs="Times New Roman"/>
         </w:rPr>
         <w:t xml:space="preserve">对基元步骤</w:t>
       </w:r>
@@ -20607,7 +20667,7 @@
       </w:pPr>
       <w:r>
         <w:rPr>
-          <w:rFonts w:hint="eastAsia" w:ascii="Times New Roman" w:hAnsi="Times New Roman" w:eastAsia="SimSun" w:cs="Times New Roman"/>
+          <w:rFonts w:hint="eastAsia" w:ascii="Times New Roman" w:hAnsi="Times New Roman" w:eastAsia="FangSong" w:cs="Times New Roman"/>
         </w:rPr>
         <w:t>可直接写成</w:t>
       </w:r>
@@ -20708,7 +20768,7 @@
       </w:pPr>
       <w:r>
         <w:rPr>
-          <w:rFonts w:hint="eastAsia" w:ascii="Times New Roman" w:hAnsi="Times New Roman" w:eastAsia="SimSun" w:cs="Times New Roman"/>
+          <w:rFonts w:hint="eastAsia" w:ascii="Times New Roman" w:hAnsi="Times New Roman" w:eastAsia="FangSong" w:cs="Times New Roman"/>
         </w:rPr>
         <w:t>这就是动力学中的质量作用定律</w:t>
       </w:r>
@@ -20725,7 +20785,7 @@
       </w:pPr>
       <w:r>
         <w:rPr>
-          <w:rFonts w:hint="eastAsia" w:ascii="Times New Roman" w:hAnsi="Times New Roman" w:eastAsia="SimSun" w:cs="Times New Roman"/>
+          <w:rFonts w:hint="eastAsia" w:ascii="Times New Roman" w:hAnsi="Times New Roman" w:eastAsia="FangSong" w:cs="Times New Roman"/>
         </w:rPr>
         <w:t>但对总反应不能乱用</w:t>
       </w:r>
@@ -20737,7 +20797,7 @@
       </w:r>
       <w:r>
         <w:rPr>
-          <w:rFonts w:hint="eastAsia" w:ascii="Times New Roman" w:hAnsi="Times New Roman" w:eastAsia="SimSun" w:cs="Times New Roman"/>
+          <w:rFonts w:hint="eastAsia" w:ascii="Times New Roman" w:hAnsi="Times New Roman" w:eastAsia="FangSong" w:cs="Times New Roman"/>
         </w:rPr>
         <w:t>原因是总反应只记录始态和终态</w:t>
       </w:r>
@@ -20749,7 +20809,7 @@
       </w:r>
       <w:r>
         <w:rPr>
-          <w:rFonts w:hint="eastAsia" w:ascii="Times New Roman" w:hAnsi="Times New Roman" w:eastAsia="SimSun" w:cs="Times New Roman"/>
+          <w:rFonts w:hint="eastAsia" w:ascii="Times New Roman" w:hAnsi="Times New Roman" w:eastAsia="FangSong" w:cs="Times New Roman"/>
         </w:rPr>
         <w:t>不记录路径</w:t>
       </w:r>
@@ -20786,7 +20846,7 @@
       </w:pPr>
       <w:r>
         <w:rPr>
-          <w:rFonts w:hint="eastAsia" w:ascii="Times New Roman" w:hAnsi="Times New Roman" w:eastAsia="SimSun" w:cs="Times New Roman"/>
+          <w:rFonts w:hint="eastAsia" w:ascii="Times New Roman" w:hAnsi="Times New Roman" w:eastAsia="FangSong" w:cs="Times New Roman"/>
         </w:rPr>
         <w:t>多步反应中</w:t>
       </w:r>
@@ -20798,13 +20858,13 @@
       </w:r>
       <w:r>
         <w:rPr>
-          <w:rFonts w:hint="eastAsia" w:ascii="Times New Roman" w:hAnsi="Times New Roman" w:eastAsia="SimSun" w:cs="Times New Roman"/>
+          <w:rFonts w:hint="eastAsia" w:ascii="Times New Roman" w:hAnsi="Times New Roman" w:eastAsia="FangSong" w:cs="Times New Roman"/>
         </w:rPr>
         <w:t>最慢的一步常称为</w:t>
       </w:r>
       <w:r>
         <w:rPr>
-          <w:rFonts w:hint="eastAsia" w:ascii="Times New Roman" w:hAnsi="Times New Roman" w:eastAsia="SimSun" w:cs="Times New Roman"/>
+          <w:rFonts w:hint="eastAsia" w:ascii="Times New Roman" w:hAnsi="Times New Roman" w:eastAsia="FangSong" w:cs="Times New Roman"/>
           <w:b/>
           <w:bCs/>
         </w:rPr>
@@ -20830,7 +20890,7 @@
       </w:r>
       <w:r>
         <w:rPr>
-          <w:rFonts w:hint="eastAsia" w:ascii="Times New Roman" w:hAnsi="Times New Roman" w:eastAsia="SimSun" w:cs="Times New Roman"/>
+          <w:rFonts w:hint="eastAsia" w:ascii="Times New Roman" w:hAnsi="Times New Roman" w:eastAsia="FangSong" w:cs="Times New Roman"/>
         </w:rPr>
         <w:t>它像最窄的瓶颈</w:t>
       </w:r>
@@ -20842,7 +20902,7 @@
       </w:r>
       <w:r>
         <w:rPr>
-          <w:rFonts w:hint="eastAsia" w:ascii="Times New Roman" w:hAnsi="Times New Roman" w:eastAsia="SimSun" w:cs="Times New Roman"/>
+          <w:rFonts w:hint="eastAsia" w:ascii="Times New Roman" w:hAnsi="Times New Roman" w:eastAsia="FangSong" w:cs="Times New Roman"/>
         </w:rPr>
         <w:t>决定总速率量级</w:t>
       </w:r>
@@ -20859,7 +20919,7 @@
       </w:pPr>
       <w:r>
         <w:rPr>
-          <w:rFonts w:hint="eastAsia" w:ascii="Times New Roman" w:hAnsi="Times New Roman" w:eastAsia="SimSun" w:cs="Times New Roman"/>
+          <w:rFonts w:hint="eastAsia" w:ascii="Times New Roman" w:hAnsi="Times New Roman" w:eastAsia="FangSong" w:cs="Times New Roman"/>
         </w:rPr>
         <w:t>机理判断的基本原则</w:t>
       </w:r>
@@ -20880,7 +20940,7 @@
       </w:pPr>
       <w:r>
         <w:rPr>
-          <w:rFonts w:hint="eastAsia" w:ascii="Times New Roman" w:hAnsi="Times New Roman" w:eastAsia="SimSun" w:cs="Times New Roman"/>
+          <w:rFonts w:hint="eastAsia" w:ascii="Times New Roman" w:hAnsi="Times New Roman" w:eastAsia="FangSong" w:cs="Times New Roman"/>
         </w:rPr>
         <w:t xml:space="preserve">机理各步相加必须能还原总反应</w:t>
       </w:r>
@@ -20895,7 +20955,7 @@
       </w:pPr>
       <w:r>
         <w:rPr>
-          <w:rFonts w:hint="eastAsia" w:ascii="Times New Roman" w:hAnsi="Times New Roman" w:eastAsia="SimSun" w:cs="Times New Roman"/>
+          <w:rFonts w:hint="eastAsia" w:ascii="Times New Roman" w:hAnsi="Times New Roman" w:eastAsia="FangSong" w:cs="Times New Roman"/>
         </w:rPr>
         <w:t xml:space="preserve">由机理推导出的速率方程必须与实验一致</w:t>
       </w:r>
@@ -20910,7 +20970,7 @@
       </w:pPr>
       <w:r>
         <w:rPr>
-          <w:rFonts w:hint="eastAsia" w:ascii="Times New Roman" w:hAnsi="Times New Roman" w:eastAsia="SimSun" w:cs="Times New Roman"/>
+          <w:rFonts w:hint="eastAsia" w:ascii="Times New Roman" w:hAnsi="Times New Roman" w:eastAsia="FangSong" w:cs="Times New Roman"/>
         </w:rPr>
         <w:t>若不一致</w:t>
       </w:r>
@@ -20922,7 +20982,7 @@
       </w:r>
       <w:r>
         <w:rPr>
-          <w:rFonts w:hint="eastAsia" w:ascii="Times New Roman" w:hAnsi="Times New Roman" w:eastAsia="SimSun" w:cs="Times New Roman"/>
+          <w:rFonts w:hint="eastAsia" w:ascii="Times New Roman" w:hAnsi="Times New Roman" w:eastAsia="FangSong" w:cs="Times New Roman"/>
         </w:rPr>
         <w:t>机理必须修改</w:t>
       </w:r>
@@ -20933,7 +20993,7 @@
       </w:pPr>
       <w:r>
         <w:rPr>
-          <w:rFonts w:hint="eastAsia" w:ascii="Times New Roman" w:hAnsi="Times New Roman" w:eastAsia="SimSun" w:cs="Times New Roman"/>
+          <w:rFonts w:hint="eastAsia" w:ascii="Times New Roman" w:hAnsi="Times New Roman" w:eastAsia="FangSong" w:cs="Times New Roman"/>
           <w:b/>
           <w:bCs/>
         </w:rPr>
@@ -20947,7 +21007,7 @@
       </w:r>
       <w:r>
         <w:rPr>
-          <w:rFonts w:hint="eastAsia" w:ascii="Times New Roman" w:hAnsi="Times New Roman" w:eastAsia="SimSun" w:cs="Times New Roman"/>
+          <w:rFonts w:hint="eastAsia" w:ascii="Times New Roman" w:hAnsi="Times New Roman" w:eastAsia="FangSong" w:cs="Times New Roman"/>
         </w:rPr>
         <w:t>给你一个总反应</w:t>
       </w:r>
@@ -20959,7 +21019,7 @@
       </w:r>
       <w:r>
         <w:rPr>
-          <w:rFonts w:hint="eastAsia" w:ascii="Times New Roman" w:hAnsi="Times New Roman" w:eastAsia="SimSun" w:cs="Times New Roman"/>
+          <w:rFonts w:hint="eastAsia" w:ascii="Times New Roman" w:hAnsi="Times New Roman" w:eastAsia="FangSong" w:cs="Times New Roman"/>
         </w:rPr>
         <w:t>几个候选机理和实验速率方程</w:t>
       </w:r>
@@ -20971,7 +21031,7 @@
       </w:r>
       <w:r>
         <w:rPr>
-          <w:rFonts w:hint="eastAsia" w:ascii="Times New Roman" w:hAnsi="Times New Roman" w:eastAsia="SimSun" w:cs="Times New Roman"/>
+          <w:rFonts w:hint="eastAsia" w:ascii="Times New Roman" w:hAnsi="Times New Roman" w:eastAsia="FangSong" w:cs="Times New Roman"/>
         </w:rPr>
         <w:t>让你判断哪一套机理可能成立</w:t>
       </w:r>
@@ -20988,7 +21048,7 @@
       </w:pPr>
       <w:r>
         <w:rPr>
-          <w:rFonts w:hint="eastAsia" w:ascii="Times New Roman" w:hAnsi="Times New Roman" w:eastAsia="SimSun" w:cs="Times New Roman"/>
+          <w:rFonts w:hint="eastAsia" w:ascii="Times New Roman" w:hAnsi="Times New Roman" w:eastAsia="FangSong" w:cs="Times New Roman"/>
           <w:b/>
           <w:bCs/>
         </w:rPr>
@@ -21112,7 +21172,7 @@
       </w:r>
       <w:r>
         <w:rPr>
-          <w:rFonts w:hint="eastAsia" w:ascii="Times New Roman" w:hAnsi="Times New Roman" w:eastAsia="SimSun" w:cs="Times New Roman"/>
+          <w:rFonts w:hint="eastAsia" w:ascii="Times New Roman" w:hAnsi="Times New Roman" w:eastAsia="FangSong" w:cs="Times New Roman"/>
           <w:b/>
           <w:bCs/>
         </w:rPr>
@@ -21134,7 +21194,7 @@
       </w:r>
       <w:r>
         <w:rPr>
-          <w:rFonts w:hint="eastAsia" w:ascii="Times New Roman" w:hAnsi="Times New Roman" w:eastAsia="SimSun" w:cs="Times New Roman"/>
+          <w:rFonts w:hint="eastAsia" w:ascii="Times New Roman" w:hAnsi="Times New Roman" w:eastAsia="FangSong" w:cs="Times New Roman"/>
         </w:rPr>
         <w:t xml:space="preserve">实验测得速率方程为</w:t>
       </w:r>
@@ -21219,7 +21279,7 @@
       </w:r>
       <w:r>
         <w:rPr>
-          <w:rFonts w:hint="eastAsia" w:ascii="Times New Roman" w:hAnsi="Times New Roman" w:eastAsia="SimSun" w:cs="Times New Roman"/>
+          <w:rFonts w:hint="eastAsia" w:ascii="Times New Roman" w:hAnsi="Times New Roman" w:eastAsia="FangSong" w:cs="Times New Roman"/>
         </w:rPr>
         <w:t>与</w:t>
       </w:r>
@@ -21231,7 +21291,7 @@
       </w:r>
       <w:r>
         <w:rPr>
-          <w:rFonts w:hint="eastAsia" w:ascii="Times New Roman" w:hAnsi="Times New Roman" w:eastAsia="SimSun" w:cs="Times New Roman"/>
+          <w:rFonts w:hint="eastAsia" w:ascii="Times New Roman" w:hAnsi="Times New Roman" w:eastAsia="FangSong" w:cs="Times New Roman"/>
         </w:rPr>
         <w:t>浓度无关</w:t>
       </w:r>
@@ -21243,7 +21303,7 @@
       </w:r>
       <w:r>
         <w:rPr>
-          <w:rFonts w:hint="eastAsia" w:ascii="Times New Roman" w:hAnsi="Times New Roman" w:eastAsia="SimSun" w:cs="Times New Roman"/>
+          <w:rFonts w:hint="eastAsia" w:ascii="Times New Roman" w:hAnsi="Times New Roman" w:eastAsia="FangSong" w:cs="Times New Roman"/>
         </w:rPr>
         <w:t>若这是单步双分子碰撞</w:t>
       </w:r>
@@ -21255,7 +21315,7 @@
       </w:r>
       <w:r>
         <w:rPr>
-          <w:rFonts w:hint="eastAsia" w:ascii="Times New Roman" w:hAnsi="Times New Roman" w:eastAsia="SimSun" w:cs="Times New Roman"/>
+          <w:rFonts w:hint="eastAsia" w:ascii="Times New Roman" w:hAnsi="Times New Roman" w:eastAsia="FangSong" w:cs="Times New Roman"/>
         </w:rPr>
         <w:t>速率应正比于</w:t>
       </w:r>
@@ -21343,7 +21403,7 @@
       </w:r>
       <w:r>
         <w:rPr>
-          <w:rFonts w:hint="eastAsia" w:ascii="Times New Roman" w:hAnsi="Times New Roman" w:eastAsia="SimSun" w:cs="Times New Roman"/>
+          <w:rFonts w:hint="eastAsia" w:ascii="Times New Roman" w:hAnsi="Times New Roman" w:eastAsia="FangSong" w:cs="Times New Roman"/>
         </w:rPr>
         <w:t>与实验矛盾</w:t>
       </w:r>
@@ -21355,7 +21415,7 @@
       </w:r>
       <w:r>
         <w:rPr>
-          <w:rFonts w:hint="eastAsia" w:ascii="Times New Roman" w:hAnsi="Times New Roman" w:eastAsia="SimSun" w:cs="Times New Roman"/>
+          <w:rFonts w:hint="eastAsia" w:ascii="Times New Roman" w:hAnsi="Times New Roman" w:eastAsia="FangSong" w:cs="Times New Roman"/>
         </w:rPr>
         <w:t>因此真实机理必然分步</w:t>
       </w:r>
@@ -21367,7 +21427,7 @@
       </w:r>
       <w:r>
         <w:rPr>
-          <w:rFonts w:hint="eastAsia" w:ascii="Times New Roman" w:hAnsi="Times New Roman" w:eastAsia="SimSun" w:cs="Times New Roman"/>
+          <w:rFonts w:hint="eastAsia" w:ascii="Times New Roman" w:hAnsi="Times New Roman" w:eastAsia="FangSong" w:cs="Times New Roman"/>
         </w:rPr>
         <w:t>一个与实验吻合的候选机理是</w:t>
       </w:r>
@@ -21692,7 +21752,7 @@
       </w:pPr>
       <w:r>
         <w:rPr>
-          <w:rFonts w:hint="eastAsia" w:ascii="Times New Roman" w:hAnsi="Times New Roman" w:eastAsia="SimSun" w:cs="Times New Roman"/>
+          <w:rFonts w:hint="eastAsia" w:ascii="Times New Roman" w:hAnsi="Times New Roman" w:eastAsia="FangSong" w:cs="Times New Roman"/>
         </w:rPr>
         <w:t xml:space="preserve">由慢步得</w:t>
       </w:r>
@@ -21786,7 +21846,7 @@
       </w:r>
       <w:r>
         <w:rPr>
-          <w:rFonts w:hint="eastAsia" w:ascii="Times New Roman" w:hAnsi="Times New Roman" w:eastAsia="SimSun" w:cs="Times New Roman"/>
+          <w:rFonts w:hint="eastAsia" w:ascii="Times New Roman" w:hAnsi="Times New Roman" w:eastAsia="FangSong" w:cs="Times New Roman"/>
         </w:rPr>
         <w:t>与实验一致</w:t>
       </w:r>
@@ -21798,7 +21858,7 @@
       </w:r>
       <w:r>
         <w:rPr>
-          <w:rFonts w:hint="eastAsia" w:ascii="Times New Roman" w:hAnsi="Times New Roman" w:eastAsia="SimSun" w:cs="Times New Roman"/>
+          <w:rFonts w:hint="eastAsia" w:ascii="Times New Roman" w:hAnsi="Times New Roman" w:eastAsia="FangSong" w:cs="Times New Roman"/>
         </w:rPr>
         <w:t>这个例子说明</w:t>
       </w:r>
@@ -21810,7 +21870,7 @@
       </w:r>
       <w:r>
         <w:rPr>
-          <w:rFonts w:hint="eastAsia" w:ascii="Times New Roman" w:hAnsi="Times New Roman" w:eastAsia="SimSun" w:cs="Times New Roman"/>
+          <w:rFonts w:hint="eastAsia" w:ascii="Times New Roman" w:hAnsi="Times New Roman" w:eastAsia="FangSong" w:cs="Times New Roman"/>
           <w:b/>
           <w:bCs/>
         </w:rPr>
@@ -21826,7 +21886,7 @@
       </w:r>
       <w:r>
         <w:rPr>
-          <w:rFonts w:hint="eastAsia" w:ascii="Times New Roman" w:hAnsi="Times New Roman" w:eastAsia="SimSun" w:cs="Times New Roman"/>
+          <w:rFonts w:hint="eastAsia" w:ascii="Times New Roman" w:hAnsi="Times New Roman" w:eastAsia="FangSong" w:cs="Times New Roman"/>
           <w:b/>
           <w:bCs/>
         </w:rPr>
@@ -21877,7 +21937,7 @@
       </w:pPr>
       <w:r>
         <w:rPr>
-          <w:rFonts w:hint="eastAsia" w:ascii="Times New Roman" w:hAnsi="Times New Roman" w:eastAsia="SimSun" w:cs="Times New Roman"/>
+          <w:rFonts w:hint="eastAsia" w:ascii="Times New Roman" w:hAnsi="Times New Roman" w:eastAsia="FangSong" w:cs="Times New Roman"/>
         </w:rPr>
         <w:t xml:space="preserve">若一个单步基元反应写成</w:t>
       </w:r>
@@ -21927,7 +21987,7 @@
       </w:r>
       <w:r>
         <w:rPr>
-          <w:rFonts w:hint="eastAsia" w:ascii="Times New Roman" w:hAnsi="Times New Roman" w:eastAsia="SimSun" w:cs="Times New Roman"/>
+          <w:rFonts w:hint="eastAsia" w:ascii="Times New Roman" w:hAnsi="Times New Roman" w:eastAsia="FangSong" w:cs="Times New Roman"/>
         </w:rPr>
         <w:t>它的反应分子数是多少</w:t>
       </w:r>
@@ -21939,7 +21999,7 @@
       </w:r>
       <w:r>
         <w:rPr>
-          <w:rFonts w:hint="eastAsia" w:ascii="Times New Roman" w:hAnsi="Times New Roman" w:eastAsia="SimSun" w:cs="Times New Roman"/>
+          <w:rFonts w:hint="eastAsia" w:ascii="Times New Roman" w:hAnsi="Times New Roman" w:eastAsia="FangSong" w:cs="Times New Roman"/>
         </w:rPr>
         <w:t>在理想基元假设下速率式应写成什么形式</w:t>
       </w:r>
@@ -21960,7 +22020,7 @@
       </w:pPr>
       <w:r>
         <w:rPr>
-          <w:rFonts w:hint="eastAsia" w:ascii="Times New Roman" w:hAnsi="Times New Roman" w:eastAsia="SimSun" w:cs="Times New Roman"/>
+          <w:rFonts w:hint="eastAsia" w:ascii="Times New Roman" w:hAnsi="Times New Roman" w:eastAsia="FangSong" w:cs="Times New Roman"/>
         </w:rPr>
         <w:t xml:space="preserve">若机理中慢步为</w:t>
       </w:r>
@@ -21998,7 +22058,7 @@
       </w:r>
       <w:r>
         <w:rPr>
-          <w:rFonts w:hint="eastAsia" w:ascii="Times New Roman" w:hAnsi="Times New Roman" w:eastAsia="SimSun" w:cs="Times New Roman"/>
+          <w:rFonts w:hint="eastAsia" w:ascii="Times New Roman" w:hAnsi="Times New Roman" w:eastAsia="FangSong" w:cs="Times New Roman"/>
         </w:rPr>
         <w:t>快步为</w:t>
       </w:r>
@@ -22048,7 +22108,7 @@
       </w:r>
       <w:r>
         <w:rPr>
-          <w:rFonts w:hint="eastAsia" w:ascii="Times New Roman" w:hAnsi="Times New Roman" w:eastAsia="SimSun" w:cs="Times New Roman"/>
+          <w:rFonts w:hint="eastAsia" w:ascii="Times New Roman" w:hAnsi="Times New Roman" w:eastAsia="FangSong" w:cs="Times New Roman"/>
         </w:rPr>
         <w:t>不考虑更复杂耦合时</w:t>
       </w:r>
@@ -22060,7 +22120,7 @@
       </w:r>
       <w:r>
         <w:rPr>
-          <w:rFonts w:hint="eastAsia" w:ascii="Times New Roman" w:hAnsi="Times New Roman" w:eastAsia="SimSun" w:cs="Times New Roman"/>
+          <w:rFonts w:hint="eastAsia" w:ascii="Times New Roman" w:hAnsi="Times New Roman" w:eastAsia="FangSong" w:cs="Times New Roman"/>
         </w:rPr>
         <w:t>总速率主要由哪一步控制</w:t>
       </w:r>
@@ -22081,7 +22141,7 @@
       </w:pPr>
       <w:r>
         <w:rPr>
-          <w:rFonts w:hint="eastAsia" w:ascii="Times New Roman" w:hAnsi="Times New Roman" w:eastAsia="SimSun" w:cs="Times New Roman"/>
+          <w:rFonts w:hint="eastAsia" w:ascii="Times New Roman" w:hAnsi="Times New Roman" w:eastAsia="FangSong" w:cs="Times New Roman"/>
         </w:rPr>
         <w:t>为什么不能把总反应方程式的系数直接当成所有复杂反应的级数</w:t>
       </w:r>
@@ -22098,7 +22158,7 @@
       </w:pPr>
       <w:r>
         <w:rPr>
-          <w:rFonts w:hint="eastAsia" w:ascii="Times New Roman" w:hAnsi="Times New Roman" w:eastAsia="SimSun" w:cs="Times New Roman"/>
+          <w:rFonts w:hint="eastAsia" w:ascii="Times New Roman" w:hAnsi="Times New Roman" w:eastAsia="FangSong" w:cs="Times New Roman"/>
           <w:b/>
           <w:bCs/>
         </w:rPr>
@@ -22124,7 +22184,7 @@
       </w:r>
       <w:r>
         <w:rPr>
-          <w:rFonts w:hint="eastAsia" w:ascii="Times New Roman" w:hAnsi="Times New Roman" w:eastAsia="SimSun" w:cs="Times New Roman"/>
+          <w:rFonts w:hint="eastAsia" w:ascii="Times New Roman" w:hAnsi="Times New Roman" w:eastAsia="FangSong" w:cs="Times New Roman"/>
         </w:rPr>
         <w:t>分子</w:t>
       </w:r>
@@ -22136,7 +22196,7 @@
       </w:r>
       <w:r>
         <w:rPr>
-          <w:rFonts w:hint="eastAsia" w:ascii="Times New Roman" w:hAnsi="Times New Roman" w:eastAsia="SimSun" w:cs="Times New Roman"/>
+          <w:rFonts w:hint="eastAsia" w:ascii="Times New Roman" w:hAnsi="Times New Roman" w:eastAsia="FangSong" w:cs="Times New Roman"/>
         </w:rPr>
         <w:t>可写成</w:t>
       </w:r>
@@ -22218,7 +22278,7 @@
       </w:r>
       <w:r>
         <w:rPr>
-          <w:rFonts w:hint="eastAsia" w:ascii="Times New Roman" w:hAnsi="Times New Roman" w:eastAsia="SimSun" w:cs="Times New Roman"/>
+          <w:rFonts w:hint="eastAsia" w:ascii="Times New Roman" w:hAnsi="Times New Roman" w:eastAsia="FangSong" w:cs="Times New Roman"/>
         </w:rPr>
         <w:t xml:space="preserve">主要由慢步控制</w:t>
       </w:r>
@@ -22236,7 +22296,7 @@
       </w:r>
       <w:r>
         <w:rPr>
-          <w:rFonts w:hint="eastAsia" w:ascii="Times New Roman" w:hAnsi="Times New Roman" w:eastAsia="SimSun" w:cs="Times New Roman"/>
+          <w:rFonts w:hint="eastAsia" w:ascii="Times New Roman" w:hAnsi="Times New Roman" w:eastAsia="FangSong" w:cs="Times New Roman"/>
         </w:rPr>
         <w:t>因为总反应式只反映守恒</w:t>
       </w:r>
@@ -22248,7 +22308,7 @@
       </w:r>
       <w:r>
         <w:rPr>
-          <w:rFonts w:hint="eastAsia" w:ascii="Times New Roman" w:hAnsi="Times New Roman" w:eastAsia="SimSun" w:cs="Times New Roman"/>
+          <w:rFonts w:hint="eastAsia" w:ascii="Times New Roman" w:hAnsi="Times New Roman" w:eastAsia="FangSong" w:cs="Times New Roman"/>
         </w:rPr>
         <w:t>不反映真实反应路径与中间步骤</w:t>
       </w:r>
@@ -22327,7 +22387,7 @@
       </w:pPr>
       <w:r>
         <w:rPr>
-          <w:rFonts w:hint="eastAsia" w:ascii="Times New Roman" w:hAnsi="Times New Roman" w:eastAsia="SimSun" w:cs="Times New Roman"/>
+          <w:rFonts w:hint="eastAsia" w:ascii="Times New Roman" w:hAnsi="Times New Roman" w:eastAsia="FangSong" w:cs="Times New Roman"/>
         </w:rPr>
         <w:t>对最简单的一级可逆体系</w:t>
       </w:r>
@@ -22446,7 +22506,7 @@
       </w:pPr>
       <w:r>
         <w:rPr>
-          <w:rFonts w:hint="eastAsia" w:ascii="Times New Roman" w:hAnsi="Times New Roman" w:eastAsia="SimSun" w:cs="Times New Roman"/>
+          <w:rFonts w:hint="eastAsia" w:ascii="Times New Roman" w:hAnsi="Times New Roman" w:eastAsia="FangSong" w:cs="Times New Roman"/>
         </w:rPr>
         <w:t>平衡时</w:t>
       </w:r>
@@ -22589,7 +22649,7 @@
       </w:pPr>
       <w:r>
         <w:rPr>
-          <w:rFonts w:hint="eastAsia" w:ascii="Times New Roman" w:hAnsi="Times New Roman" w:eastAsia="SimSun" w:cs="Times New Roman"/>
+          <w:rFonts w:hint="eastAsia" w:ascii="Times New Roman" w:hAnsi="Times New Roman" w:eastAsia="FangSong" w:cs="Times New Roman"/>
         </w:rPr>
         <w:t>因此</w:t>
       </w:r>
@@ -22763,7 +22823,7 @@
       </w:pPr>
       <w:r>
         <w:rPr>
-          <w:rFonts w:hint="eastAsia" w:ascii="Times New Roman" w:hAnsi="Times New Roman" w:eastAsia="SimSun" w:cs="Times New Roman"/>
+          <w:rFonts w:hint="eastAsia" w:ascii="Times New Roman" w:hAnsi="Times New Roman" w:eastAsia="FangSong" w:cs="Times New Roman"/>
         </w:rPr>
         <w:t>这条关系非常重要</w:t>
       </w:r>
@@ -22775,13 +22835,13 @@
       </w:r>
       <w:r>
         <w:rPr>
-          <w:rFonts w:hint="eastAsia" w:ascii="Times New Roman" w:hAnsi="Times New Roman" w:eastAsia="SimSun" w:cs="Times New Roman"/>
+          <w:rFonts w:hint="eastAsia" w:ascii="Times New Roman" w:hAnsi="Times New Roman" w:eastAsia="FangSong" w:cs="Times New Roman"/>
         </w:rPr>
         <w:t>因为它把</w:t>
       </w:r>
       <w:r>
         <w:rPr>
-          <w:rFonts w:hint="eastAsia" w:ascii="Times New Roman" w:hAnsi="Times New Roman" w:eastAsia="SimSun" w:cs="Times New Roman"/>
+          <w:rFonts w:hint="eastAsia" w:ascii="Times New Roman" w:hAnsi="Times New Roman" w:eastAsia="FangSong" w:cs="Times New Roman"/>
           <w:b/>
           <w:bCs/>
         </w:rPr>
@@ -22789,13 +22849,13 @@
       </w:r>
       <w:r>
         <w:rPr>
-          <w:rFonts w:hint="eastAsia" w:ascii="Times New Roman" w:hAnsi="Times New Roman" w:eastAsia="SimSun" w:cs="Times New Roman"/>
+          <w:rFonts w:hint="eastAsia" w:ascii="Times New Roman" w:hAnsi="Times New Roman" w:eastAsia="FangSong" w:cs="Times New Roman"/>
         </w:rPr>
         <w:t xml:space="preserve">和</w:t>
       </w:r>
       <w:r>
         <w:rPr>
-          <w:rFonts w:hint="eastAsia" w:ascii="Times New Roman" w:hAnsi="Times New Roman" w:eastAsia="SimSun" w:cs="Times New Roman"/>
+          <w:rFonts w:hint="eastAsia" w:ascii="Times New Roman" w:hAnsi="Times New Roman" w:eastAsia="FangSong" w:cs="Times New Roman"/>
           <w:b/>
           <w:bCs/>
         </w:rPr>
@@ -22803,7 +22863,7 @@
       </w:r>
       <w:r>
         <w:rPr>
-          <w:rFonts w:hint="eastAsia" w:ascii="Times New Roman" w:hAnsi="Times New Roman" w:eastAsia="SimSun" w:cs="Times New Roman"/>
+          <w:rFonts w:hint="eastAsia" w:ascii="Times New Roman" w:hAnsi="Times New Roman" w:eastAsia="FangSong" w:cs="Times New Roman"/>
         </w:rPr>
         <w:t>直接联系起来</w:t>
       </w:r>
@@ -22815,7 +22875,7 @@
       </w:r>
       <w:r>
         <w:rPr>
-          <w:rFonts w:hint="eastAsia" w:ascii="Times New Roman" w:hAnsi="Times New Roman" w:eastAsia="SimSun" w:cs="Times New Roman"/>
+          <w:rFonts w:hint="eastAsia" w:ascii="Times New Roman" w:hAnsi="Times New Roman" w:eastAsia="FangSong" w:cs="Times New Roman"/>
         </w:rPr>
         <w:t>但须注意</w:t>
       </w:r>
@@ -22827,7 +22887,7 @@
       </w:r>
       <w:r>
         <w:rPr>
-          <w:rFonts w:hint="eastAsia" w:ascii="Times New Roman" w:hAnsi="Times New Roman" w:eastAsia="SimSun" w:cs="Times New Roman"/>
+          <w:rFonts w:hint="eastAsia" w:ascii="Times New Roman" w:hAnsi="Times New Roman" w:eastAsia="FangSong" w:cs="Times New Roman"/>
           <w:b/>
           <w:bCs/>
         </w:rPr>
@@ -22841,7 +22901,7 @@
       </w:r>
       <w:r>
         <w:rPr>
-          <w:rFonts w:hint="eastAsia" w:ascii="Times New Roman" w:hAnsi="Times New Roman" w:eastAsia="SimSun" w:cs="Times New Roman"/>
+          <w:rFonts w:hint="eastAsia" w:ascii="Times New Roman" w:hAnsi="Times New Roman" w:eastAsia="FangSong" w:cs="Times New Roman"/>
         </w:rPr>
         <w:t>非基元反应的速率常数与平衡常数关系较为复杂</w:t>
       </w:r>
@@ -22890,7 +22950,7 @@
       </w:pPr>
       <w:r>
         <w:rPr>
-          <w:rFonts w:hint="eastAsia" w:ascii="Times New Roman" w:hAnsi="Times New Roman" w:eastAsia="SimSun" w:cs="Times New Roman"/>
+          <w:rFonts w:hint="eastAsia" w:ascii="Times New Roman" w:hAnsi="Times New Roman" w:eastAsia="FangSong" w:cs="Times New Roman"/>
         </w:rPr>
         <w:t xml:space="preserve">若</w:t>
       </w:r>
@@ -23012,7 +23072,7 @@
       </w:pPr>
       <w:r>
         <w:rPr>
-          <w:rFonts w:hint="eastAsia" w:ascii="Times New Roman" w:hAnsi="Times New Roman" w:eastAsia="SimSun" w:cs="Times New Roman"/>
+          <w:rFonts w:hint="eastAsia" w:ascii="Times New Roman" w:hAnsi="Times New Roman" w:eastAsia="FangSong" w:cs="Times New Roman"/>
         </w:rPr>
         <w:t>则</w:t>
       </w:r>
@@ -23039,7 +23099,7 @@
       </w:r>
       <w:r>
         <w:rPr>
-          <w:rFonts w:hint="eastAsia" w:ascii="Times New Roman" w:hAnsi="Times New Roman" w:eastAsia="SimSun" w:cs="Times New Roman"/>
+          <w:rFonts w:hint="eastAsia" w:ascii="Times New Roman" w:hAnsi="Times New Roman" w:eastAsia="FangSong" w:cs="Times New Roman"/>
         </w:rPr>
         <w:t xml:space="preserve">的消耗速率由</w:t>
       </w:r>
@@ -23109,7 +23169,7 @@
       </w:r>
       <w:r>
         <w:rPr>
-          <w:rFonts w:hint="eastAsia" w:ascii="Times New Roman" w:hAnsi="Times New Roman" w:eastAsia="SimSun" w:cs="Times New Roman"/>
+          <w:rFonts w:hint="eastAsia" w:ascii="Times New Roman" w:hAnsi="Times New Roman" w:eastAsia="FangSong" w:cs="Times New Roman"/>
         </w:rPr>
         <w:t xml:space="preserve">决定</w:t>
       </w:r>
@@ -23124,7 +23184,7 @@
       </w:pPr>
       <w:r>
         <w:rPr>
-          <w:rFonts w:hint="eastAsia" w:ascii="Times New Roman" w:hAnsi="Times New Roman" w:eastAsia="SimSun" w:cs="Times New Roman"/>
+          <w:rFonts w:hint="eastAsia" w:ascii="Times New Roman" w:hAnsi="Times New Roman" w:eastAsia="FangSong" w:cs="Times New Roman"/>
         </w:rPr>
         <w:t xml:space="preserve">产物比例由</w:t>
       </w:r>
@@ -23174,7 +23234,7 @@
       </w:r>
       <w:r>
         <w:rPr>
-          <w:rFonts w:hint="eastAsia" w:ascii="Times New Roman" w:hAnsi="Times New Roman" w:eastAsia="SimSun" w:cs="Times New Roman"/>
+          <w:rFonts w:hint="eastAsia" w:ascii="Times New Roman" w:hAnsi="Times New Roman" w:eastAsia="FangSong" w:cs="Times New Roman"/>
         </w:rPr>
         <w:t xml:space="preserve">决定</w:t>
       </w:r>
@@ -23287,7 +23347,7 @@
       </w:pPr>
       <w:r>
         <w:rPr>
-          <w:rFonts w:hint="eastAsia" w:ascii="Times New Roman" w:hAnsi="Times New Roman" w:eastAsia="SimSun" w:cs="Times New Roman"/>
+          <w:rFonts w:hint="eastAsia" w:ascii="Times New Roman" w:hAnsi="Times New Roman" w:eastAsia="FangSong" w:cs="Times New Roman"/>
         </w:rPr>
         <w:t>这就是</w:t>
       </w:r>
@@ -23299,7 +23359,7 @@
       </w:r>
       <w:r>
         <w:rPr>
-          <w:rFonts w:hint="eastAsia" w:ascii="Times New Roman" w:hAnsi="Times New Roman" w:eastAsia="SimSun" w:cs="Times New Roman"/>
+          <w:rFonts w:hint="eastAsia" w:ascii="Times New Roman" w:hAnsi="Times New Roman" w:eastAsia="FangSong" w:cs="Times New Roman"/>
         </w:rPr>
         <w:t>选择性</w:t>
       </w:r>
@@ -23311,7 +23371,7 @@
       </w:r>
       <w:r>
         <w:rPr>
-          <w:rFonts w:hint="eastAsia" w:ascii="Times New Roman" w:hAnsi="Times New Roman" w:eastAsia="SimSun" w:cs="Times New Roman"/>
+          <w:rFonts w:hint="eastAsia" w:ascii="Times New Roman" w:hAnsi="Times New Roman" w:eastAsia="FangSong" w:cs="Times New Roman"/>
         </w:rPr>
         <w:t>的动力学基础</w:t>
       </w:r>
@@ -23323,7 +23383,7 @@
       </w:r>
       <w:r>
         <w:rPr>
-          <w:rFonts w:hint="eastAsia" w:ascii="Times New Roman" w:hAnsi="Times New Roman" w:eastAsia="SimSun" w:cs="Times New Roman"/>
+          <w:rFonts w:hint="eastAsia" w:ascii="Times New Roman" w:hAnsi="Times New Roman" w:eastAsia="FangSong" w:cs="Times New Roman"/>
         </w:rPr>
         <w:t>若两条通道活化能不同</w:t>
       </w:r>
@@ -23335,7 +23395,7 @@
       </w:r>
       <w:r>
         <w:rPr>
-          <w:rFonts w:hint="eastAsia" w:ascii="Times New Roman" w:hAnsi="Times New Roman" w:eastAsia="SimSun" w:cs="Times New Roman"/>
+          <w:rFonts w:hint="eastAsia" w:ascii="Times New Roman" w:hAnsi="Times New Roman" w:eastAsia="FangSong" w:cs="Times New Roman"/>
         </w:rPr>
         <w:t>升温可能改变产物比例</w:t>
       </w:r>
@@ -23384,7 +23444,7 @@
       </w:pPr>
       <w:r>
         <w:rPr>
-          <w:rFonts w:hint="eastAsia" w:ascii="Times New Roman" w:hAnsi="Times New Roman" w:eastAsia="SimSun" w:cs="Times New Roman"/>
+          <w:rFonts w:hint="eastAsia" w:ascii="Times New Roman" w:hAnsi="Times New Roman" w:eastAsia="FangSong" w:cs="Times New Roman"/>
         </w:rPr>
         <w:t>连串反应</w:t>
       </w:r>
@@ -23497,7 +23557,7 @@
       </w:pPr>
       <w:r>
         <w:rPr>
-          <w:rFonts w:hint="eastAsia" w:ascii="Times New Roman" w:hAnsi="Times New Roman" w:eastAsia="SimSun" w:cs="Times New Roman"/>
+          <w:rFonts w:hint="eastAsia" w:ascii="Times New Roman" w:hAnsi="Times New Roman" w:eastAsia="FangSong" w:cs="Times New Roman"/>
         </w:rPr>
         <w:t xml:space="preserve">中间体</w:t>
       </w:r>
@@ -23509,7 +23569,7 @@
       </w:r>
       <w:r>
         <w:rPr>
-          <w:rFonts w:hint="eastAsia" w:ascii="Times New Roman" w:hAnsi="Times New Roman" w:eastAsia="SimSun" w:cs="Times New Roman"/>
+          <w:rFonts w:hint="eastAsia" w:ascii="Times New Roman" w:hAnsi="Times New Roman" w:eastAsia="FangSong" w:cs="Times New Roman"/>
         </w:rPr>
         <w:t>的浓度通常</w:t>
       </w:r>
@@ -23530,7 +23590,7 @@
       </w:pPr>
       <w:r>
         <w:rPr>
-          <w:rFonts w:hint="eastAsia" w:ascii="Times New Roman" w:hAnsi="Times New Roman" w:eastAsia="SimSun" w:cs="Times New Roman"/>
+          <w:rFonts w:hint="eastAsia" w:ascii="Times New Roman" w:hAnsi="Times New Roman" w:eastAsia="FangSong" w:cs="Times New Roman"/>
         </w:rPr>
         <w:t xml:space="preserve">先因第一步生成而上升</w:t>
       </w:r>
@@ -23545,7 +23605,7 @@
       </w:pPr>
       <w:r>
         <w:rPr>
-          <w:rFonts w:hint="eastAsia" w:ascii="Times New Roman" w:hAnsi="Times New Roman" w:eastAsia="SimSun" w:cs="Times New Roman"/>
+          <w:rFonts w:hint="eastAsia" w:ascii="Times New Roman" w:hAnsi="Times New Roman" w:eastAsia="FangSong" w:cs="Times New Roman"/>
         </w:rPr>
         <w:t xml:space="preserve">后因第二步消耗而下降</w:t>
       </w:r>
@@ -23556,7 +23616,7 @@
       </w:pPr>
       <w:r>
         <w:rPr>
-          <w:rFonts w:hint="eastAsia" w:ascii="Times New Roman" w:hAnsi="Times New Roman" w:eastAsia="SimSun" w:cs="Times New Roman"/>
+          <w:rFonts w:hint="eastAsia" w:ascii="Times New Roman" w:hAnsi="Times New Roman" w:eastAsia="FangSong" w:cs="Times New Roman"/>
         </w:rPr>
         <w:t xml:space="preserve">所以</w:t>
       </w:r>
@@ -23603,7 +23663,7 @@
       </w:r>
       <w:r>
         <w:rPr>
-          <w:rFonts w:hint="eastAsia" w:ascii="Times New Roman" w:hAnsi="Times New Roman" w:eastAsia="SimSun" w:cs="Times New Roman"/>
+          <w:rFonts w:hint="eastAsia" w:ascii="Times New Roman" w:hAnsi="Times New Roman" w:eastAsia="FangSong" w:cs="Times New Roman"/>
         </w:rPr>
         <w:t>曲线常出现峰值</w:t>
       </w:r>
@@ -23615,7 +23675,7 @@
       </w:r>
       <w:r>
         <w:rPr>
-          <w:rFonts w:hint="eastAsia" w:ascii="Times New Roman" w:hAnsi="Times New Roman" w:eastAsia="SimSun" w:cs="Times New Roman"/>
+          <w:rFonts w:hint="eastAsia" w:ascii="Times New Roman" w:hAnsi="Times New Roman" w:eastAsia="FangSong" w:cs="Times New Roman"/>
         </w:rPr>
         <w:t>这个图像在机理题和实验题里都很常见</w:t>
       </w:r>
@@ -23691,7 +23751,7 @@
       </w:r>
       <w:r>
         <w:rPr>
-          <w:rFonts w:hint="eastAsia" w:ascii="Times New Roman" w:hAnsi="Times New Roman" w:eastAsia="SimSun" w:cs="Times New Roman"/>
+          <w:rFonts w:hint="eastAsia" w:ascii="Times New Roman" w:hAnsi="Times New Roman" w:eastAsia="FangSong" w:cs="Times New Roman"/>
         </w:rPr>
         <w:t>图注</w:t>
       </w:r>
@@ -23703,7 +23763,7 @@
       </w:r>
       <w:r>
         <w:rPr>
-          <w:rFonts w:hint="eastAsia" w:ascii="Times New Roman" w:hAnsi="Times New Roman" w:eastAsia="SimSun" w:cs="Times New Roman"/>
+          <w:rFonts w:hint="eastAsia" w:ascii="Times New Roman" w:hAnsi="Times New Roman" w:eastAsia="FangSong" w:cs="Times New Roman"/>
         </w:rPr>
         <w:t>自催化反应的速率曲线</w:t>
       </w:r>
@@ -23715,7 +23775,7 @@
       </w:r>
       <w:r>
         <w:rPr>
-          <w:rFonts w:hint="eastAsia" w:ascii="Times New Roman" w:hAnsi="Times New Roman" w:eastAsia="SimSun" w:cs="Times New Roman"/>
+          <w:rFonts w:hint="eastAsia" w:ascii="Times New Roman" w:hAnsi="Times New Roman" w:eastAsia="FangSong" w:cs="Times New Roman"/>
         </w:rPr>
         <w:t>产物自身作为催化剂使速率先增后减</w:t>
       </w:r>
@@ -23727,7 +23787,7 @@
       </w:r>
       <w:r>
         <w:rPr>
-          <w:rFonts w:hint="eastAsia" w:ascii="Times New Roman" w:hAnsi="Times New Roman" w:eastAsia="SimSun" w:cs="Times New Roman"/>
+          <w:rFonts w:hint="eastAsia" w:ascii="Times New Roman" w:hAnsi="Times New Roman" w:eastAsia="FangSong" w:cs="Times New Roman"/>
         </w:rPr>
         <w:t>呈现典型的</w:t>
       </w:r>
@@ -23739,7 +23799,7 @@
       </w:r>
       <w:r>
         <w:rPr>
-          <w:rFonts w:hint="eastAsia" w:ascii="Times New Roman" w:hAnsi="Times New Roman" w:eastAsia="SimSun" w:cs="Times New Roman"/>
+          <w:rFonts w:hint="eastAsia" w:ascii="Times New Roman" w:hAnsi="Times New Roman" w:eastAsia="FangSong" w:cs="Times New Roman"/>
         </w:rPr>
         <w:t>形浓度变化</w:t>
       </w:r>
@@ -23776,7 +23836,7 @@
       </w:pPr>
       <w:r>
         <w:rPr>
-          <w:rFonts w:hint="eastAsia" w:ascii="Times New Roman" w:hAnsi="Times New Roman" w:eastAsia="SimSun" w:cs="Times New Roman"/>
+          <w:rFonts w:hint="eastAsia" w:ascii="Times New Roman" w:hAnsi="Times New Roman" w:eastAsia="FangSong" w:cs="Times New Roman"/>
         </w:rPr>
         <w:t>当某活性中间体浓度很低</w:t>
       </w:r>
@@ -23788,7 +23848,7 @@
       </w:r>
       <w:r>
         <w:rPr>
-          <w:rFonts w:hint="eastAsia" w:ascii="Times New Roman" w:hAnsi="Times New Roman" w:eastAsia="SimSun" w:cs="Times New Roman"/>
+          <w:rFonts w:hint="eastAsia" w:ascii="Times New Roman" w:hAnsi="Times New Roman" w:eastAsia="FangSong" w:cs="Times New Roman"/>
         </w:rPr>
         <w:t>寿命很短时</w:t>
       </w:r>
@@ -23800,7 +23860,7 @@
       </w:r>
       <w:r>
         <w:rPr>
-          <w:rFonts w:hint="eastAsia" w:ascii="Times New Roman" w:hAnsi="Times New Roman" w:eastAsia="SimSun" w:cs="Times New Roman"/>
+          <w:rFonts w:hint="eastAsia" w:ascii="Times New Roman" w:hAnsi="Times New Roman" w:eastAsia="FangSong" w:cs="Times New Roman"/>
         </w:rPr>
         <w:t>常可近似认为</w:t>
       </w:r>
@@ -23881,7 +23941,7 @@
       </w:pPr>
       <w:r>
         <w:rPr>
-          <w:rFonts w:hint="eastAsia" w:ascii="Times New Roman" w:hAnsi="Times New Roman" w:eastAsia="SimSun" w:cs="Times New Roman"/>
+          <w:rFonts w:hint="eastAsia" w:ascii="Times New Roman" w:hAnsi="Times New Roman" w:eastAsia="FangSong" w:cs="Times New Roman"/>
         </w:rPr>
         <w:t xml:space="preserve">以机理</w:t>
       </w:r>
@@ -24030,7 +24090,7 @@
       </w:pPr>
       <w:r>
         <w:rPr>
-          <w:rFonts w:hint="eastAsia" w:ascii="Times New Roman" w:hAnsi="Times New Roman" w:eastAsia="SimSun" w:cs="Times New Roman"/>
+          <w:rFonts w:hint="eastAsia" w:ascii="Times New Roman" w:hAnsi="Times New Roman" w:eastAsia="FangSong" w:cs="Times New Roman"/>
         </w:rPr>
         <w:t>为例</w:t>
       </w:r>
@@ -24042,7 +24102,7 @@
       </w:r>
       <w:r>
         <w:rPr>
-          <w:rFonts w:hint="eastAsia" w:ascii="Times New Roman" w:hAnsi="Times New Roman" w:eastAsia="SimSun" w:cs="Times New Roman"/>
+          <w:rFonts w:hint="eastAsia" w:ascii="Times New Roman" w:hAnsi="Times New Roman" w:eastAsia="FangSong" w:cs="Times New Roman"/>
         </w:rPr>
         <w:t>若对</w:t>
       </w:r>
@@ -24054,7 +24114,7 @@
       </w:r>
       <w:r>
         <w:rPr>
-          <w:rFonts w:hint="eastAsia" w:ascii="Times New Roman" w:hAnsi="Times New Roman" w:eastAsia="SimSun" w:cs="Times New Roman"/>
+          <w:rFonts w:hint="eastAsia" w:ascii="Times New Roman" w:hAnsi="Times New Roman" w:eastAsia="FangSong" w:cs="Times New Roman"/>
         </w:rPr>
         <w:t>做稳态近似</w:t>
       </w:r>
@@ -24248,7 +24308,7 @@
       </w:pPr>
       <w:r>
         <w:rPr>
-          <w:rFonts w:hint="eastAsia" w:ascii="Times New Roman" w:hAnsi="Times New Roman" w:eastAsia="SimSun" w:cs="Times New Roman"/>
+          <w:rFonts w:hint="eastAsia" w:ascii="Times New Roman" w:hAnsi="Times New Roman" w:eastAsia="FangSong" w:cs="Times New Roman"/>
         </w:rPr>
         <w:t>得到</w:t>
       </w:r>
@@ -24382,7 +24442,7 @@
       </w:pPr>
       <w:r>
         <w:rPr>
-          <w:rFonts w:hint="eastAsia" w:ascii="Times New Roman" w:hAnsi="Times New Roman" w:eastAsia="SimSun" w:cs="Times New Roman"/>
+          <w:rFonts w:hint="eastAsia" w:ascii="Times New Roman" w:hAnsi="Times New Roman" w:eastAsia="FangSong" w:cs="Times New Roman"/>
         </w:rPr>
         <w:t>总速率</w:t>
       </w:r>
@@ -24553,7 +24613,7 @@
       </w:pPr>
       <w:r>
         <w:rPr>
-          <w:rFonts w:hint="eastAsia" w:ascii="Times New Roman" w:hAnsi="Times New Roman" w:eastAsia="SimSun" w:cs="Times New Roman"/>
+          <w:rFonts w:hint="eastAsia" w:ascii="Times New Roman" w:hAnsi="Times New Roman" w:eastAsia="FangSong" w:cs="Times New Roman"/>
           <w:b/>
           <w:bCs/>
         </w:rPr>
@@ -24567,7 +24627,7 @@
       </w:r>
       <w:r>
         <w:rPr>
-          <w:rFonts w:hint="eastAsia" w:ascii="Times New Roman" w:hAnsi="Times New Roman" w:eastAsia="SimSun" w:cs="Times New Roman"/>
+          <w:rFonts w:hint="eastAsia" w:ascii="Times New Roman" w:hAnsi="Times New Roman" w:eastAsia="FangSong" w:cs="Times New Roman"/>
         </w:rPr>
         <w:t>它能把</w:t>
       </w:r>
@@ -24579,7 +24639,7 @@
       </w:r>
       <w:r>
         <w:rPr>
-          <w:rFonts w:hint="eastAsia" w:ascii="Times New Roman" w:hAnsi="Times New Roman" w:eastAsia="SimSun" w:cs="Times New Roman"/>
+          <w:rFonts w:hint="eastAsia" w:ascii="Times New Roman" w:hAnsi="Times New Roman" w:eastAsia="FangSong" w:cs="Times New Roman"/>
         </w:rPr>
         <w:t>含中间体的机理</w:t>
       </w:r>
@@ -24591,7 +24651,7 @@
       </w:r>
       <w:r>
         <w:rPr>
-          <w:rFonts w:hint="eastAsia" w:ascii="Times New Roman" w:hAnsi="Times New Roman" w:eastAsia="SimSun" w:cs="Times New Roman"/>
+          <w:rFonts w:hint="eastAsia" w:ascii="Times New Roman" w:hAnsi="Times New Roman" w:eastAsia="FangSong" w:cs="Times New Roman"/>
         </w:rPr>
         <w:t>化成</w:t>
       </w:r>
@@ -24603,7 +24663,7 @@
       </w:r>
       <w:r>
         <w:rPr>
-          <w:rFonts w:hint="eastAsia" w:ascii="Times New Roman" w:hAnsi="Times New Roman" w:eastAsia="SimSun" w:cs="Times New Roman"/>
+          <w:rFonts w:hint="eastAsia" w:ascii="Times New Roman" w:hAnsi="Times New Roman" w:eastAsia="FangSong" w:cs="Times New Roman"/>
         </w:rPr>
         <w:t>只含可测反应物的总速率方程</w:t>
       </w:r>
@@ -24615,7 +24675,7 @@
       </w:r>
       <w:r>
         <w:rPr>
-          <w:rFonts w:hint="eastAsia" w:ascii="Times New Roman" w:hAnsi="Times New Roman" w:eastAsia="SimSun" w:cs="Times New Roman"/>
+          <w:rFonts w:hint="eastAsia" w:ascii="Times New Roman" w:hAnsi="Times New Roman" w:eastAsia="FangSong" w:cs="Times New Roman"/>
         </w:rPr>
         <w:t>这是动力学深化的核心工具</w:t>
       </w:r>
@@ -24658,7 +24718,7 @@
       </w:pPr>
       <w:r>
         <w:rPr>
-          <w:rFonts w:hint="eastAsia" w:ascii="Times New Roman" w:hAnsi="Times New Roman" w:eastAsia="SimSun" w:cs="Times New Roman"/>
+          <w:rFonts w:hint="eastAsia" w:ascii="Times New Roman" w:hAnsi="Times New Roman" w:eastAsia="FangSong" w:cs="Times New Roman"/>
         </w:rPr>
         <w:t>设机理为</w:t>
       </w:r>
@@ -24837,7 +24897,7 @@
       </w:pPr>
       <w:r>
         <w:rPr>
-          <w:rFonts w:hint="eastAsia" w:ascii="Times New Roman" w:hAnsi="Times New Roman" w:eastAsia="SimSun" w:cs="Times New Roman"/>
+          <w:rFonts w:hint="eastAsia" w:ascii="Times New Roman" w:hAnsi="Times New Roman" w:eastAsia="FangSong" w:cs="Times New Roman"/>
         </w:rPr>
         <w:t xml:space="preserve">对中间体</w:t>
       </w:r>
@@ -24849,7 +24909,7 @@
       </w:r>
       <w:r>
         <w:rPr>
-          <w:rFonts w:hint="eastAsia" w:ascii="Times New Roman" w:hAnsi="Times New Roman" w:eastAsia="SimSun" w:cs="Times New Roman"/>
+          <w:rFonts w:hint="eastAsia" w:ascii="Times New Roman" w:hAnsi="Times New Roman" w:eastAsia="FangSong" w:cs="Times New Roman"/>
         </w:rPr>
         <w:t>作稳态近似</w:t>
       </w:r>
@@ -25037,7 +25097,7 @@
       </w:pPr>
       <w:r>
         <w:rPr>
-          <w:rFonts w:hint="eastAsia" w:ascii="Times New Roman" w:hAnsi="Times New Roman" w:eastAsia="SimSun" w:cs="Times New Roman"/>
+          <w:rFonts w:hint="eastAsia" w:ascii="Times New Roman" w:hAnsi="Times New Roman" w:eastAsia="FangSong" w:cs="Times New Roman"/>
         </w:rPr>
         <w:t>因此</w:t>
       </w:r>
@@ -25171,7 +25231,7 @@
       </w:pPr>
       <w:r>
         <w:rPr>
-          <w:rFonts w:hint="eastAsia" w:ascii="Times New Roman" w:hAnsi="Times New Roman" w:eastAsia="SimSun" w:cs="Times New Roman"/>
+          <w:rFonts w:hint="eastAsia" w:ascii="Times New Roman" w:hAnsi="Times New Roman" w:eastAsia="FangSong" w:cs="Times New Roman"/>
         </w:rPr>
         <w:t>总速率</w:t>
       </w:r>
@@ -25338,7 +25398,7 @@
       </w:pPr>
       <w:r>
         <w:rPr>
-          <w:rFonts w:hint="eastAsia" w:ascii="Times New Roman" w:hAnsi="Times New Roman" w:eastAsia="SimSun" w:cs="Times New Roman"/>
+          <w:rFonts w:hint="eastAsia" w:ascii="Times New Roman" w:hAnsi="Times New Roman" w:eastAsia="FangSong" w:cs="Times New Roman"/>
         </w:rPr>
         <w:t>结论</w:t>
       </w:r>
@@ -25350,7 +25410,7 @@
       </w:r>
       <w:r>
         <w:rPr>
-          <w:rFonts w:hint="eastAsia" w:ascii="Times New Roman" w:hAnsi="Times New Roman" w:eastAsia="SimSun" w:cs="Times New Roman"/>
+          <w:rFonts w:hint="eastAsia" w:ascii="Times New Roman" w:hAnsi="Times New Roman" w:eastAsia="FangSong" w:cs="Times New Roman"/>
         </w:rPr>
         <w:t>总反应表观上是一阶反应</w:t>
       </w:r>
@@ -25362,7 +25422,7 @@
       </w:r>
       <w:r>
         <w:rPr>
-          <w:rFonts w:hint="eastAsia" w:ascii="Times New Roman" w:hAnsi="Times New Roman" w:eastAsia="SimSun" w:cs="Times New Roman"/>
+          <w:rFonts w:hint="eastAsia" w:ascii="Times New Roman" w:hAnsi="Times New Roman" w:eastAsia="FangSong" w:cs="Times New Roman"/>
         </w:rPr>
         <w:t>但其表观速率常数是多个基元常数的组合</w:t>
       </w:r>
@@ -25399,7 +25459,7 @@
       </w:pPr>
       <w:r>
         <w:rPr>
-          <w:rFonts w:hint="eastAsia" w:ascii="Times New Roman" w:hAnsi="Times New Roman" w:eastAsia="SimSun" w:cs="Times New Roman"/>
+          <w:rFonts w:hint="eastAsia" w:ascii="Times New Roman" w:hAnsi="Times New Roman" w:eastAsia="FangSong" w:cs="Times New Roman"/>
         </w:rPr>
         <w:t>如果第一步是快平衡</w:t>
       </w:r>
@@ -25411,7 +25471,7 @@
       </w:r>
       <w:r>
         <w:rPr>
-          <w:rFonts w:hint="eastAsia" w:ascii="Times New Roman" w:hAnsi="Times New Roman" w:eastAsia="SimSun" w:cs="Times New Roman"/>
+          <w:rFonts w:hint="eastAsia" w:ascii="Times New Roman" w:hAnsi="Times New Roman" w:eastAsia="FangSong" w:cs="Times New Roman"/>
         </w:rPr>
         <w:t>第二步是慢步骤</w:t>
       </w:r>
@@ -25423,7 +25483,7 @@
       </w:r>
       <w:r>
         <w:rPr>
-          <w:rFonts w:hint="eastAsia" w:ascii="Times New Roman" w:hAnsi="Times New Roman" w:eastAsia="SimSun" w:cs="Times New Roman"/>
+          <w:rFonts w:hint="eastAsia" w:ascii="Times New Roman" w:hAnsi="Times New Roman" w:eastAsia="FangSong" w:cs="Times New Roman"/>
         </w:rPr>
         <w:t>则还可以用平衡假设</w:t>
       </w:r>
@@ -25557,7 +25617,7 @@
       </w:pPr>
       <w:r>
         <w:rPr>
-          <w:rFonts w:hint="eastAsia" w:ascii="Times New Roman" w:hAnsi="Times New Roman" w:eastAsia="SimSun" w:cs="Times New Roman"/>
+          <w:rFonts w:hint="eastAsia" w:ascii="Times New Roman" w:hAnsi="Times New Roman" w:eastAsia="FangSong" w:cs="Times New Roman"/>
         </w:rPr>
         <w:t xml:space="preserve">这时</w:t>
       </w:r>
@@ -25664,7 +25724,7 @@
       </w:pPr>
       <w:r>
         <w:rPr>
-          <w:rFonts w:hint="eastAsia" w:ascii="Times New Roman" w:hAnsi="Times New Roman" w:eastAsia="SimSun" w:cs="Times New Roman"/>
+          <w:rFonts w:hint="eastAsia" w:ascii="Times New Roman" w:hAnsi="Times New Roman" w:eastAsia="FangSong" w:cs="Times New Roman"/>
         </w:rPr>
         <w:t>两者关系</w:t>
       </w:r>
@@ -25685,7 +25745,7 @@
       </w:pPr>
       <w:r>
         <w:rPr>
-          <w:rFonts w:hint="eastAsia" w:ascii="Times New Roman" w:hAnsi="Times New Roman" w:eastAsia="SimSun" w:cs="Times New Roman"/>
+          <w:rFonts w:hint="eastAsia" w:ascii="Times New Roman" w:hAnsi="Times New Roman" w:eastAsia="FangSong" w:cs="Times New Roman"/>
         </w:rPr>
         <w:t>平衡假设更强</w:t>
       </w:r>
@@ -25697,7 +25757,7 @@
       </w:r>
       <w:r>
         <w:rPr>
-          <w:rFonts w:hint="eastAsia" w:ascii="Times New Roman" w:hAnsi="Times New Roman" w:eastAsia="SimSun" w:cs="Times New Roman"/>
+          <w:rFonts w:hint="eastAsia" w:ascii="Times New Roman" w:hAnsi="Times New Roman" w:eastAsia="FangSong" w:cs="Times New Roman"/>
         </w:rPr>
         <w:t>要求</w:t>
       </w:r>
@@ -25709,7 +25769,7 @@
       </w:r>
       <w:r>
         <w:rPr>
-          <w:rFonts w:hint="eastAsia" w:ascii="Times New Roman" w:hAnsi="Times New Roman" w:eastAsia="SimSun" w:cs="Times New Roman"/>
+          <w:rFonts w:hint="eastAsia" w:ascii="Times New Roman" w:hAnsi="Times New Roman" w:eastAsia="FangSong" w:cs="Times New Roman"/>
         </w:rPr>
         <w:t>前一步快平衡</w:t>
       </w:r>
@@ -25730,7 +25790,7 @@
       </w:pPr>
       <w:r>
         <w:rPr>
-          <w:rFonts w:hint="eastAsia" w:ascii="Times New Roman" w:hAnsi="Times New Roman" w:eastAsia="SimSun" w:cs="Times New Roman"/>
+          <w:rFonts w:hint="eastAsia" w:ascii="Times New Roman" w:hAnsi="Times New Roman" w:eastAsia="FangSong" w:cs="Times New Roman"/>
         </w:rPr>
         <w:t>稳态近似更一般</w:t>
       </w:r>
@@ -25742,7 +25802,7 @@
       </w:r>
       <w:r>
         <w:rPr>
-          <w:rFonts w:hint="eastAsia" w:ascii="Times New Roman" w:hAnsi="Times New Roman" w:eastAsia="SimSun" w:cs="Times New Roman"/>
+          <w:rFonts w:hint="eastAsia" w:ascii="Times New Roman" w:hAnsi="Times New Roman" w:eastAsia="FangSong" w:cs="Times New Roman"/>
         </w:rPr>
         <w:t>只要求</w:t>
       </w:r>
@@ -25754,7 +25814,7 @@
       </w:r>
       <w:r>
         <w:rPr>
-          <w:rFonts w:hint="eastAsia" w:ascii="Times New Roman" w:hAnsi="Times New Roman" w:eastAsia="SimSun" w:cs="Times New Roman"/>
+          <w:rFonts w:hint="eastAsia" w:ascii="Times New Roman" w:hAnsi="Times New Roman" w:eastAsia="FangSong" w:cs="Times New Roman"/>
         </w:rPr>
         <w:t>中间体浓度近似不变</w:t>
       </w:r>
@@ -25791,7 +25851,7 @@
       </w:pPr>
       <w:r>
         <w:rPr>
-          <w:rFonts w:hint="eastAsia" w:ascii="Times New Roman" w:hAnsi="Times New Roman" w:eastAsia="SimSun" w:cs="Times New Roman"/>
+          <w:rFonts w:hint="eastAsia" w:ascii="Times New Roman" w:hAnsi="Times New Roman" w:eastAsia="FangSong" w:cs="Times New Roman"/>
         </w:rPr>
         <w:t>很多气相卤化</w:t>
       </w:r>
@@ -25803,7 +25863,7 @@
       </w:r>
       <w:r>
         <w:rPr>
-          <w:rFonts w:hint="eastAsia" w:ascii="Times New Roman" w:hAnsi="Times New Roman" w:eastAsia="SimSun" w:cs="Times New Roman"/>
+          <w:rFonts w:hint="eastAsia" w:ascii="Times New Roman" w:hAnsi="Times New Roman" w:eastAsia="FangSong" w:cs="Times New Roman"/>
         </w:rPr>
         <w:t>燃烧反应都属于链反应</w:t>
       </w:r>
@@ -25815,7 +25875,7 @@
       </w:r>
       <w:r>
         <w:rPr>
-          <w:rFonts w:hint="eastAsia" w:ascii="Times New Roman" w:hAnsi="Times New Roman" w:eastAsia="SimSun" w:cs="Times New Roman"/>
+          <w:rFonts w:hint="eastAsia" w:ascii="Times New Roman" w:hAnsi="Times New Roman" w:eastAsia="FangSong" w:cs="Times New Roman"/>
         </w:rPr>
         <w:t>可分为三类步骤</w:t>
       </w:r>
@@ -25836,7 +25896,7 @@
       </w:pPr>
       <w:r>
         <w:rPr>
-          <w:rFonts w:hint="eastAsia" w:ascii="Times New Roman" w:hAnsi="Times New Roman" w:eastAsia="SimSun" w:cs="Times New Roman"/>
+          <w:rFonts w:hint="eastAsia" w:ascii="Times New Roman" w:hAnsi="Times New Roman" w:eastAsia="FangSong" w:cs="Times New Roman"/>
           <w:b/>
           <w:bCs/>
         </w:rPr>
@@ -25850,7 +25910,7 @@
       </w:r>
       <w:r>
         <w:rPr>
-          <w:rFonts w:hint="eastAsia" w:ascii="Times New Roman" w:hAnsi="Times New Roman" w:eastAsia="SimSun" w:cs="Times New Roman"/>
+          <w:rFonts w:hint="eastAsia" w:ascii="Times New Roman" w:hAnsi="Times New Roman" w:eastAsia="FangSong" w:cs="Times New Roman"/>
         </w:rPr>
         <w:t>产生自由基</w:t>
       </w:r>
@@ -25865,7 +25925,7 @@
       </w:pPr>
       <w:r>
         <w:rPr>
-          <w:rFonts w:hint="eastAsia" w:ascii="Times New Roman" w:hAnsi="Times New Roman" w:eastAsia="SimSun" w:cs="Times New Roman"/>
+          <w:rFonts w:hint="eastAsia" w:ascii="Times New Roman" w:hAnsi="Times New Roman" w:eastAsia="FangSong" w:cs="Times New Roman"/>
           <w:b/>
           <w:bCs/>
         </w:rPr>
@@ -25879,7 +25939,7 @@
       </w:r>
       <w:r>
         <w:rPr>
-          <w:rFonts w:hint="eastAsia" w:ascii="Times New Roman" w:hAnsi="Times New Roman" w:eastAsia="SimSun" w:cs="Times New Roman"/>
+          <w:rFonts w:hint="eastAsia" w:ascii="Times New Roman" w:hAnsi="Times New Roman" w:eastAsia="FangSong" w:cs="Times New Roman"/>
         </w:rPr>
         <w:t>自由基再生</w:t>
       </w:r>
@@ -25891,7 +25951,7 @@
       </w:r>
       <w:r>
         <w:rPr>
-          <w:rFonts w:hint="eastAsia" w:ascii="Times New Roman" w:hAnsi="Times New Roman" w:eastAsia="SimSun" w:cs="Times New Roman"/>
+          <w:rFonts w:hint="eastAsia" w:ascii="Times New Roman" w:hAnsi="Times New Roman" w:eastAsia="FangSong" w:cs="Times New Roman"/>
         </w:rPr>
         <w:t>自由基数目不减</w:t>
       </w:r>
@@ -25906,7 +25966,7 @@
       </w:pPr>
       <w:r>
         <w:rPr>
-          <w:rFonts w:hint="eastAsia" w:ascii="Times New Roman" w:hAnsi="Times New Roman" w:eastAsia="SimSun" w:cs="Times New Roman"/>
+          <w:rFonts w:hint="eastAsia" w:ascii="Times New Roman" w:hAnsi="Times New Roman" w:eastAsia="FangSong" w:cs="Times New Roman"/>
           <w:b/>
           <w:bCs/>
         </w:rPr>
@@ -25920,7 +25980,7 @@
       </w:r>
       <w:r>
         <w:rPr>
-          <w:rFonts w:hint="eastAsia" w:ascii="Times New Roman" w:hAnsi="Times New Roman" w:eastAsia="SimSun" w:cs="Times New Roman"/>
+          <w:rFonts w:hint="eastAsia" w:ascii="Times New Roman" w:hAnsi="Times New Roman" w:eastAsia="FangSong" w:cs="Times New Roman"/>
         </w:rPr>
         <w:t>自由基相互湮灭</w:t>
       </w:r>
@@ -25931,7 +25991,7 @@
       </w:pPr>
       <w:r>
         <w:rPr>
-          <w:rFonts w:hint="eastAsia" w:ascii="Times New Roman" w:hAnsi="Times New Roman" w:eastAsia="SimSun" w:cs="Times New Roman"/>
+          <w:rFonts w:hint="eastAsia" w:ascii="Times New Roman" w:hAnsi="Times New Roman" w:eastAsia="FangSong" w:cs="Times New Roman"/>
         </w:rPr>
         <w:t>第一轮只要求建立图景</w:t>
       </w:r>
@@ -25943,7 +26003,7 @@
       </w:r>
       <w:r>
         <w:rPr>
-          <w:rFonts w:hint="eastAsia" w:ascii="Times New Roman" w:hAnsi="Times New Roman" w:eastAsia="SimSun" w:cs="Times New Roman"/>
+          <w:rFonts w:hint="eastAsia" w:ascii="Times New Roman" w:hAnsi="Times New Roman" w:eastAsia="FangSong" w:cs="Times New Roman"/>
         </w:rPr>
         <w:t>不要求对自由基稳态做完整代数推导</w:t>
       </w:r>
@@ -26084,7 +26144,7 @@
             </w:pPr>
             <w:r>
               <w:rPr>
-                <w:rFonts w:hint="eastAsia" w:ascii="Times New Roman" w:hAnsi="Times New Roman" w:eastAsia="SimSun" w:cs="Times New Roman"/>
+                <w:rFonts w:hint="eastAsia" w:ascii="Times New Roman" w:hAnsi="Times New Roman" w:eastAsia="FangSong" w:cs="Times New Roman"/>
               </w:rPr>
               <w:t xml:space="preserve">多组初始浓度与初速率</w:t>
             </w:r>
@@ -26099,7 +26159,7 @@
             </w:pPr>
             <w:r>
               <w:rPr>
-                <w:rFonts w:hint="eastAsia" w:ascii="Times New Roman" w:hAnsi="Times New Roman" w:eastAsia="SimSun" w:cs="Times New Roman"/>
+                <w:rFonts w:hint="eastAsia" w:ascii="Times New Roman" w:hAnsi="Times New Roman" w:eastAsia="FangSong" w:cs="Times New Roman"/>
               </w:rPr>
               <w:t xml:space="preserve">初始速率法</w:t>
             </w:r>
@@ -26114,7 +26174,7 @@
             </w:pPr>
             <w:r>
               <w:rPr>
-                <w:rFonts w:hint="eastAsia" w:ascii="Times New Roman" w:hAnsi="Times New Roman" w:eastAsia="SimSun" w:cs="Times New Roman"/>
+                <w:rFonts w:hint="eastAsia" w:ascii="Times New Roman" w:hAnsi="Times New Roman" w:eastAsia="FangSong" w:cs="Times New Roman"/>
               </w:rPr>
               <w:t>级数</w:t>
             </w:r>
@@ -26142,7 +26202,7 @@
             </w:pPr>
             <w:r>
               <w:rPr>
-                <w:rFonts w:hint="eastAsia" w:ascii="Times New Roman" w:hAnsi="Times New Roman" w:eastAsia="SimSun" w:cs="Times New Roman"/>
+                <w:rFonts w:hint="eastAsia" w:ascii="Times New Roman" w:hAnsi="Times New Roman" w:eastAsia="FangSong" w:cs="Times New Roman"/>
               </w:rPr>
               <w:t>浓度</w:t>
             </w:r>
@@ -26154,7 +26214,7 @@
             </w:r>
             <w:r>
               <w:rPr>
-                <w:rFonts w:hint="eastAsia" w:ascii="Times New Roman" w:hAnsi="Times New Roman" w:eastAsia="SimSun" w:cs="Times New Roman"/>
+                <w:rFonts w:hint="eastAsia" w:ascii="Times New Roman" w:hAnsi="Times New Roman" w:eastAsia="FangSong" w:cs="Times New Roman"/>
               </w:rPr>
               <w:t>时间数据</w:t>
             </w:r>
@@ -26169,7 +26229,7 @@
             </w:pPr>
             <w:r>
               <w:rPr>
-                <w:rFonts w:hint="eastAsia" w:ascii="Times New Roman" w:hAnsi="Times New Roman" w:eastAsia="SimSun" w:cs="Times New Roman"/>
+                <w:rFonts w:hint="eastAsia" w:ascii="Times New Roman" w:hAnsi="Times New Roman" w:eastAsia="FangSong" w:cs="Times New Roman"/>
               </w:rPr>
               <w:t xml:space="preserve">积分法</w:t>
             </w:r>
@@ -26184,7 +26244,7 @@
             </w:pPr>
             <w:r>
               <w:rPr>
-                <w:rFonts w:hint="eastAsia" w:ascii="Times New Roman" w:hAnsi="Times New Roman" w:eastAsia="SimSun" w:cs="Times New Roman"/>
+                <w:rFonts w:hint="eastAsia" w:ascii="Times New Roman" w:hAnsi="Times New Roman" w:eastAsia="FangSong" w:cs="Times New Roman"/>
               </w:rPr>
               <w:t>级数</w:t>
             </w:r>
@@ -26207,7 +26267,7 @@
             </w:r>
             <w:r>
               <w:rPr>
-                <w:rFonts w:hint="eastAsia" w:ascii="Times New Roman" w:hAnsi="Times New Roman" w:eastAsia="SimSun" w:cs="Times New Roman"/>
+                <w:rFonts w:hint="eastAsia" w:ascii="Times New Roman" w:hAnsi="Times New Roman" w:eastAsia="FangSong" w:cs="Times New Roman"/>
               </w:rPr>
               <w:t>任意时刻浓度</w:t>
             </w:r>
@@ -26224,7 +26284,7 @@
             </w:pPr>
             <w:r>
               <w:rPr>
-                <w:rFonts w:hint="eastAsia" w:ascii="Times New Roman" w:hAnsi="Times New Roman" w:eastAsia="SimSun" w:cs="Times New Roman"/>
+                <w:rFonts w:hint="eastAsia" w:ascii="Times New Roman" w:hAnsi="Times New Roman" w:eastAsia="FangSong" w:cs="Times New Roman"/>
               </w:rPr>
               <w:t xml:space="preserve">不同初始浓度下半衰期</w:t>
             </w:r>
@@ -26239,7 +26299,7 @@
             </w:pPr>
             <w:r>
               <w:rPr>
-                <w:rFonts w:hint="eastAsia" w:ascii="Times New Roman" w:hAnsi="Times New Roman" w:eastAsia="SimSun" w:cs="Times New Roman"/>
+                <w:rFonts w:hint="eastAsia" w:ascii="Times New Roman" w:hAnsi="Times New Roman" w:eastAsia="FangSong" w:cs="Times New Roman"/>
               </w:rPr>
               <w:t xml:space="preserve">半衰期法</w:t>
             </w:r>
@@ -26254,7 +26314,7 @@
             </w:pPr>
             <w:r>
               <w:rPr>
-                <w:rFonts w:hint="eastAsia" w:ascii="Times New Roman" w:hAnsi="Times New Roman" w:eastAsia="SimSun" w:cs="Times New Roman"/>
+                <w:rFonts w:hint="eastAsia" w:ascii="Times New Roman" w:hAnsi="Times New Roman" w:eastAsia="FangSong" w:cs="Times New Roman"/>
               </w:rPr>
               <w:t xml:space="preserve">级数</w:t>
             </w:r>
@@ -26271,7 +26331,7 @@
             </w:pPr>
             <w:r>
               <w:rPr>
-                <w:rFonts w:hint="eastAsia" w:ascii="Times New Roman" w:hAnsi="Times New Roman" w:eastAsia="SimSun" w:cs="Times New Roman"/>
+                <w:rFonts w:hint="eastAsia" w:ascii="Times New Roman" w:hAnsi="Times New Roman" w:eastAsia="FangSong" w:cs="Times New Roman"/>
               </w:rPr>
               <w:t xml:space="preserve">两个温度下的</w:t>
             </w:r>
@@ -26303,7 +26363,7 @@
             </w:r>
             <w:r>
               <w:rPr>
-                <w:rFonts w:hint="eastAsia" w:ascii="Times New Roman" w:hAnsi="Times New Roman" w:eastAsia="SimSun" w:cs="Times New Roman"/>
+                <w:rFonts w:hint="eastAsia" w:ascii="Times New Roman" w:hAnsi="Times New Roman" w:eastAsia="FangSong" w:cs="Times New Roman"/>
               </w:rPr>
               <w:t xml:space="preserve">两点式</w:t>
             </w:r>
@@ -26349,7 +26409,7 @@
             </w:pPr>
             <w:r>
               <w:rPr>
-                <w:rFonts w:hint="eastAsia" w:ascii="Times New Roman" w:hAnsi="Times New Roman" w:eastAsia="SimSun" w:cs="Times New Roman"/>
+                <w:rFonts w:hint="eastAsia" w:ascii="Times New Roman" w:hAnsi="Times New Roman" w:eastAsia="FangSong" w:cs="Times New Roman"/>
               </w:rPr>
               <w:t xml:space="preserve">速率方程与候选机理</w:t>
             </w:r>
@@ -26370,7 +26430,7 @@
             </w:r>
             <w:r>
               <w:rPr>
-                <w:rFonts w:hint="eastAsia" w:ascii="Times New Roman" w:hAnsi="Times New Roman" w:eastAsia="SimSun" w:cs="Times New Roman"/>
+                <w:rFonts w:hint="eastAsia" w:ascii="Times New Roman" w:hAnsi="Times New Roman" w:eastAsia="FangSong" w:cs="Times New Roman"/>
               </w:rPr>
               <w:t xml:space="preserve">平衡假设</w:t>
             </w:r>
@@ -26385,7 +26445,7 @@
             </w:pPr>
             <w:r>
               <w:rPr>
-                <w:rFonts w:hint="eastAsia" w:ascii="Times New Roman" w:hAnsi="Times New Roman" w:eastAsia="SimSun" w:cs="Times New Roman"/>
+                <w:rFonts w:hint="eastAsia" w:ascii="Times New Roman" w:hAnsi="Times New Roman" w:eastAsia="FangSong" w:cs="Times New Roman"/>
               </w:rPr>
               <w:t xml:space="preserve">判断机理是否合理</w:t>
             </w:r>
@@ -26423,13 +26483,13 @@
       </w:pPr>
       <w:r>
         <w:rPr>
-          <w:rFonts w:hint="eastAsia" w:ascii="Times New Roman" w:hAnsi="Times New Roman" w:eastAsia="SimSun" w:cs="Times New Roman"/>
+          <w:rFonts w:hint="eastAsia" w:ascii="Times New Roman" w:hAnsi="Times New Roman" w:eastAsia="FangSong" w:cs="Times New Roman"/>
         </w:rPr>
         <w:t xml:space="preserve">先判断题目是在考</w:t>
       </w:r>
       <w:r>
         <w:rPr>
-          <w:rFonts w:hint="eastAsia" w:ascii="Times New Roman" w:hAnsi="Times New Roman" w:eastAsia="SimSun" w:cs="Times New Roman"/>
+          <w:rFonts w:hint="eastAsia" w:ascii="Times New Roman" w:hAnsi="Times New Roman" w:eastAsia="FangSong" w:cs="Times New Roman"/>
           <w:b/>
           <w:bCs/>
         </w:rPr>
@@ -26445,7 +26505,7 @@
       </w:r>
       <w:r>
         <w:rPr>
-          <w:rFonts w:hint="eastAsia" w:ascii="Times New Roman" w:hAnsi="Times New Roman" w:eastAsia="SimSun" w:cs="Times New Roman"/>
+          <w:rFonts w:hint="eastAsia" w:ascii="Times New Roman" w:hAnsi="Times New Roman" w:eastAsia="FangSong" w:cs="Times New Roman"/>
           <w:b/>
           <w:bCs/>
         </w:rPr>
@@ -26461,7 +26521,7 @@
       </w:r>
       <w:r>
         <w:rPr>
-          <w:rFonts w:hint="eastAsia" w:ascii="Times New Roman" w:hAnsi="Times New Roman" w:eastAsia="SimSun" w:cs="Times New Roman"/>
+          <w:rFonts w:hint="eastAsia" w:ascii="Times New Roman" w:hAnsi="Times New Roman" w:eastAsia="FangSong" w:cs="Times New Roman"/>
           <w:b/>
           <w:bCs/>
         </w:rPr>
@@ -26478,7 +26538,7 @@
       </w:pPr>
       <w:r>
         <w:rPr>
-          <w:rFonts w:hint="eastAsia" w:ascii="Times New Roman" w:hAnsi="Times New Roman" w:eastAsia="SimSun" w:cs="Times New Roman"/>
+          <w:rFonts w:hint="eastAsia" w:ascii="Times New Roman" w:hAnsi="Times New Roman" w:eastAsia="FangSong" w:cs="Times New Roman"/>
         </w:rPr>
         <w:t>再判断数据是哪一种</w:t>
       </w:r>
@@ -26490,7 +26550,7 @@
       </w:r>
       <w:r>
         <w:rPr>
-          <w:rFonts w:hint="eastAsia" w:ascii="Times New Roman" w:hAnsi="Times New Roman" w:eastAsia="SimSun" w:cs="Times New Roman"/>
+          <w:rFonts w:hint="eastAsia" w:ascii="Times New Roman" w:hAnsi="Times New Roman" w:eastAsia="FangSong" w:cs="Times New Roman"/>
         </w:rPr>
         <w:t>初速率</w:t>
       </w:r>
@@ -26502,7 +26562,7 @@
       </w:r>
       <w:r>
         <w:rPr>
-          <w:rFonts w:hint="eastAsia" w:ascii="Times New Roman" w:hAnsi="Times New Roman" w:eastAsia="SimSun" w:cs="Times New Roman"/>
+          <w:rFonts w:hint="eastAsia" w:ascii="Times New Roman" w:hAnsi="Times New Roman" w:eastAsia="FangSong" w:cs="Times New Roman"/>
         </w:rPr>
         <w:t>积分数据</w:t>
       </w:r>
@@ -26514,7 +26574,7 @@
       </w:r>
       <w:r>
         <w:rPr>
-          <w:rFonts w:hint="eastAsia" w:ascii="Times New Roman" w:hAnsi="Times New Roman" w:eastAsia="SimSun" w:cs="Times New Roman"/>
+          <w:rFonts w:hint="eastAsia" w:ascii="Times New Roman" w:hAnsi="Times New Roman" w:eastAsia="FangSong" w:cs="Times New Roman"/>
         </w:rPr>
         <w:t>半衰期</w:t>
       </w:r>
@@ -26526,7 +26586,7 @@
       </w:r>
       <w:r>
         <w:rPr>
-          <w:rFonts w:hint="eastAsia" w:ascii="Times New Roman" w:hAnsi="Times New Roman" w:eastAsia="SimSun" w:cs="Times New Roman"/>
+          <w:rFonts w:hint="eastAsia" w:ascii="Times New Roman" w:hAnsi="Times New Roman" w:eastAsia="FangSong" w:cs="Times New Roman"/>
         </w:rPr>
         <w:t>双温度</w:t>
       </w:r>
@@ -26541,7 +26601,7 @@
       </w:pPr>
       <w:r>
         <w:rPr>
-          <w:rFonts w:hint="eastAsia" w:ascii="Times New Roman" w:hAnsi="Times New Roman" w:eastAsia="SimSun" w:cs="Times New Roman"/>
+          <w:rFonts w:hint="eastAsia" w:ascii="Times New Roman" w:hAnsi="Times New Roman" w:eastAsia="FangSong" w:cs="Times New Roman"/>
         </w:rPr>
         <w:t>选对公式后再代数</w:t>
       </w:r>
@@ -26553,7 +26613,7 @@
       </w:r>
       <w:r>
         <w:rPr>
-          <w:rFonts w:hint="eastAsia" w:ascii="Times New Roman" w:hAnsi="Times New Roman" w:eastAsia="SimSun" w:cs="Times New Roman"/>
+          <w:rFonts w:hint="eastAsia" w:ascii="Times New Roman" w:hAnsi="Times New Roman" w:eastAsia="FangSong" w:cs="Times New Roman"/>
         </w:rPr>
         <w:t>不要一上来就套</w:t>
       </w:r>
@@ -26574,7 +26634,7 @@
       </w:pPr>
       <w:r>
         <w:rPr>
-          <w:rFonts w:hint="eastAsia" w:ascii="Times New Roman" w:hAnsi="Times New Roman" w:eastAsia="SimSun" w:cs="Times New Roman"/>
+          <w:rFonts w:hint="eastAsia" w:ascii="Times New Roman" w:hAnsi="Times New Roman" w:eastAsia="FangSong" w:cs="Times New Roman"/>
         </w:rPr>
         <w:t>最后检查单位</w:t>
       </w:r>
@@ -26586,7 +26646,7 @@
       </w:r>
       <w:r>
         <w:rPr>
-          <w:rFonts w:hint="eastAsia" w:ascii="Times New Roman" w:hAnsi="Times New Roman" w:eastAsia="SimSun" w:cs="Times New Roman"/>
+          <w:rFonts w:hint="eastAsia" w:ascii="Times New Roman" w:hAnsi="Times New Roman" w:eastAsia="FangSong" w:cs="Times New Roman"/>
         </w:rPr>
         <w:t>对数形式和数量级是否合理</w:t>
       </w:r>
@@ -26709,7 +26769,7 @@
             </w:pPr>
             <w:r>
               <w:rPr>
-                <w:rFonts w:hint="eastAsia" w:ascii="Times New Roman" w:hAnsi="Times New Roman" w:eastAsia="SimSun" w:cs="Times New Roman"/>
+                <w:rFonts w:hint="eastAsia" w:ascii="Times New Roman" w:hAnsi="Times New Roman" w:eastAsia="FangSong" w:cs="Times New Roman"/>
               </w:rPr>
               <w:t xml:space="preserve">反应能不能自发开始</w:t>
             </w:r>
@@ -26724,7 +26784,7 @@
             </w:pPr>
             <w:r>
               <w:rPr>
-                <w:rFonts w:hint="eastAsia" w:ascii="Times New Roman" w:hAnsi="Times New Roman" w:eastAsia="SimSun" w:cs="Times New Roman"/>
+                <w:rFonts w:hint="eastAsia" w:ascii="Times New Roman" w:hAnsi="Times New Roman" w:eastAsia="FangSong" w:cs="Times New Roman"/>
               </w:rPr>
               <w:t xml:space="preserve">热力学</w:t>
             </w:r>
@@ -26776,7 +26836,7 @@
             </w:pPr>
             <w:r>
               <w:rPr>
-                <w:rFonts w:hint="eastAsia" w:ascii="Times New Roman" w:hAnsi="Times New Roman" w:eastAsia="SimSun" w:cs="Times New Roman"/>
+                <w:rFonts w:hint="eastAsia" w:ascii="Times New Roman" w:hAnsi="Times New Roman" w:eastAsia="FangSong" w:cs="Times New Roman"/>
               </w:rPr>
               <w:t xml:space="preserve">反应最终能到什么程度</w:t>
             </w:r>
@@ -26791,7 +26851,7 @@
             </w:pPr>
             <w:r>
               <w:rPr>
-                <w:rFonts w:hint="eastAsia" w:ascii="Times New Roman" w:hAnsi="Times New Roman" w:eastAsia="SimSun" w:cs="Times New Roman"/>
+                <w:rFonts w:hint="eastAsia" w:ascii="Times New Roman" w:hAnsi="Times New Roman" w:eastAsia="FangSong" w:cs="Times New Roman"/>
               </w:rPr>
               <w:t xml:space="preserve">化学平衡</w:t>
             </w:r>
@@ -26837,7 +26897,7 @@
             </w:pPr>
             <w:r>
               <w:rPr>
-                <w:rFonts w:hint="eastAsia" w:ascii="Times New Roman" w:hAnsi="Times New Roman" w:eastAsia="SimSun" w:cs="Times New Roman"/>
+                <w:rFonts w:hint="eastAsia" w:ascii="Times New Roman" w:hAnsi="Times New Roman" w:eastAsia="FangSong" w:cs="Times New Roman"/>
               </w:rPr>
               <w:t>反应多久能到</w:t>
             </w:r>
@@ -26849,7 +26909,7 @@
             </w:r>
             <w:r>
               <w:rPr>
-                <w:rFonts w:hint="eastAsia" w:ascii="Times New Roman" w:hAnsi="Times New Roman" w:eastAsia="SimSun" w:cs="Times New Roman"/>
+                <w:rFonts w:hint="eastAsia" w:ascii="Times New Roman" w:hAnsi="Times New Roman" w:eastAsia="FangSong" w:cs="Times New Roman"/>
               </w:rPr>
               <w:t>怎样加快</w:t>
             </w:r>
@@ -26864,7 +26924,7 @@
             </w:pPr>
             <w:r>
               <w:rPr>
-                <w:rFonts w:hint="eastAsia" w:ascii="Times New Roman" w:hAnsi="Times New Roman" w:eastAsia="SimSun" w:cs="Times New Roman"/>
+                <w:rFonts w:hint="eastAsia" w:ascii="Times New Roman" w:hAnsi="Times New Roman" w:eastAsia="FangSong" w:cs="Times New Roman"/>
               </w:rPr>
               <w:t xml:space="preserve">化学动力学</w:t>
             </w:r>
@@ -26926,7 +26986,7 @@
       </w:pPr>
       <w:r>
         <w:rPr>
-          <w:rFonts w:hint="eastAsia" w:ascii="Times New Roman" w:hAnsi="Times New Roman" w:eastAsia="SimSun" w:cs="Times New Roman"/>
+          <w:rFonts w:hint="eastAsia" w:ascii="Times New Roman" w:hAnsi="Times New Roman" w:eastAsia="FangSong" w:cs="Times New Roman"/>
           <w:b/>
           <w:bCs/>
         </w:rPr>
@@ -26969,7 +27029,7 @@
       </w:r>
       <w:r>
         <w:rPr>
-          <w:rFonts w:hint="eastAsia" w:ascii="Times New Roman" w:hAnsi="Times New Roman" w:eastAsia="SimSun" w:cs="Times New Roman"/>
+          <w:rFonts w:hint="eastAsia" w:ascii="Times New Roman" w:hAnsi="Times New Roman" w:eastAsia="FangSong" w:cs="Times New Roman"/>
         </w:rPr>
         <w:t>是速率常数</w:t>
       </w:r>
@@ -26981,7 +27041,7 @@
       </w:r>
       <w:r>
         <w:rPr>
-          <w:rFonts w:hint="eastAsia" w:ascii="Times New Roman" w:hAnsi="Times New Roman" w:eastAsia="SimSun" w:cs="Times New Roman"/>
+          <w:rFonts w:hint="eastAsia" w:ascii="Times New Roman" w:hAnsi="Times New Roman" w:eastAsia="FangSong" w:cs="Times New Roman"/>
         </w:rPr>
         <w:t>属于动力学</w:t>
       </w:r>
@@ -27004,7 +27064,7 @@
       </w:r>
       <w:r>
         <w:rPr>
-          <w:rFonts w:hint="eastAsia" w:ascii="Times New Roman" w:hAnsi="Times New Roman" w:eastAsia="SimSun" w:cs="Times New Roman"/>
+          <w:rFonts w:hint="eastAsia" w:ascii="Times New Roman" w:hAnsi="Times New Roman" w:eastAsia="FangSong" w:cs="Times New Roman"/>
         </w:rPr>
         <w:t>是平衡常数</w:t>
       </w:r>
@@ -27016,7 +27076,7 @@
       </w:r>
       <w:r>
         <w:rPr>
-          <w:rFonts w:hint="eastAsia" w:ascii="Times New Roman" w:hAnsi="Times New Roman" w:eastAsia="SimSun" w:cs="Times New Roman"/>
+          <w:rFonts w:hint="eastAsia" w:ascii="Times New Roman" w:hAnsi="Times New Roman" w:eastAsia="FangSong" w:cs="Times New Roman"/>
         </w:rPr>
         <w:t>属于热力学</w:t>
       </w:r>
@@ -27028,7 +27088,7 @@
       </w:r>
       <w:r>
         <w:rPr>
-          <w:rFonts w:hint="eastAsia" w:ascii="Times New Roman" w:hAnsi="Times New Roman" w:eastAsia="SimSun" w:cs="Times New Roman"/>
+          <w:rFonts w:hint="eastAsia" w:ascii="Times New Roman" w:hAnsi="Times New Roman" w:eastAsia="FangSong" w:cs="Times New Roman"/>
         </w:rPr>
         <w:t>平衡</w:t>
       </w:r>
@@ -27072,7 +27132,7 @@
       </w:r>
       <w:r>
         <w:rPr>
-          <w:rFonts w:hint="eastAsia" w:ascii="Times New Roman" w:hAnsi="Times New Roman" w:eastAsia="SimSun" w:cs="Times New Roman"/>
+          <w:rFonts w:hint="eastAsia" w:ascii="Times New Roman" w:hAnsi="Times New Roman" w:eastAsia="FangSong" w:cs="Times New Roman"/>
         </w:rPr>
         <w:t>控制速率</w:t>
       </w:r>
@@ -27119,7 +27179,7 @@
       </w:r>
       <w:r>
         <w:rPr>
-          <w:rFonts w:hint="eastAsia" w:ascii="Times New Roman" w:hAnsi="Times New Roman" w:eastAsia="SimSun" w:cs="Times New Roman"/>
+          <w:rFonts w:hint="eastAsia" w:ascii="Times New Roman" w:hAnsi="Times New Roman" w:eastAsia="FangSong" w:cs="Times New Roman"/>
         </w:rPr>
         <w:t xml:space="preserve">控制平衡趋势</w:t>
       </w:r>
@@ -27167,13 +27227,13 @@
       </w:pPr>
       <w:r>
         <w:rPr>
-          <w:rFonts w:hint="eastAsia" w:ascii="Times New Roman" w:hAnsi="Times New Roman" w:eastAsia="SimSun" w:cs="Times New Roman"/>
+          <w:rFonts w:hint="eastAsia" w:ascii="Times New Roman" w:hAnsi="Times New Roman" w:eastAsia="FangSong" w:cs="Times New Roman"/>
         </w:rPr>
         <w:t xml:space="preserve">本讲的代表题已经分别放在</w:t>
       </w:r>
       <w:r>
         <w:rPr>
-          <w:rFonts w:hint="eastAsia" w:ascii="Times New Roman" w:hAnsi="Times New Roman" w:eastAsia="SimSun" w:cs="Times New Roman"/>
+          <w:rFonts w:hint="eastAsia" w:ascii="Times New Roman" w:hAnsi="Times New Roman" w:eastAsia="FangSong" w:cs="Times New Roman"/>
           <w:b/>
           <w:bCs/>
         </w:rPr>
@@ -27189,7 +27249,7 @@
       </w:r>
       <w:r>
         <w:rPr>
-          <w:rFonts w:hint="eastAsia" w:ascii="Times New Roman" w:hAnsi="Times New Roman" w:eastAsia="SimSun" w:cs="Times New Roman"/>
+          <w:rFonts w:hint="eastAsia" w:ascii="Times New Roman" w:hAnsi="Times New Roman" w:eastAsia="FangSong" w:cs="Times New Roman"/>
           <w:b/>
           <w:bCs/>
         </w:rPr>
@@ -27205,7 +27265,7 @@
       </w:r>
       <w:r>
         <w:rPr>
-          <w:rFonts w:hint="eastAsia" w:ascii="Times New Roman" w:hAnsi="Times New Roman" w:eastAsia="SimSun" w:cs="Times New Roman"/>
+          <w:rFonts w:hint="eastAsia" w:ascii="Times New Roman" w:hAnsi="Times New Roman" w:eastAsia="FangSong" w:cs="Times New Roman"/>
           <w:b/>
           <w:bCs/>
         </w:rPr>
@@ -27221,7 +27281,7 @@
       </w:r>
       <w:r>
         <w:rPr>
-          <w:rFonts w:hint="eastAsia" w:ascii="Times New Roman" w:hAnsi="Times New Roman" w:eastAsia="SimSun" w:cs="Times New Roman"/>
+          <w:rFonts w:hint="eastAsia" w:ascii="Times New Roman" w:hAnsi="Times New Roman" w:eastAsia="FangSong" w:cs="Times New Roman"/>
           <w:b/>
           <w:bCs/>
         </w:rPr>
@@ -27229,7 +27289,7 @@
       </w:r>
       <w:r>
         <w:rPr>
-          <w:rFonts w:hint="eastAsia" w:ascii="Times New Roman" w:hAnsi="Times New Roman" w:eastAsia="SimSun" w:cs="Times New Roman"/>
+          <w:rFonts w:hint="eastAsia" w:ascii="Times New Roman" w:hAnsi="Times New Roman" w:eastAsia="FangSong" w:cs="Times New Roman"/>
         </w:rPr>
         <w:t>等知识点之后</w:t>
       </w:r>
@@ -27241,7 +27301,7 @@
       </w:r>
       <w:r>
         <w:rPr>
-          <w:rFonts w:hint="eastAsia" w:ascii="Times New Roman" w:hAnsi="Times New Roman" w:eastAsia="SimSun" w:cs="Times New Roman"/>
+          <w:rFonts w:hint="eastAsia" w:ascii="Times New Roman" w:hAnsi="Times New Roman" w:eastAsia="FangSong" w:cs="Times New Roman"/>
         </w:rPr>
         <w:t>随学随练</w:t>
       </w:r>
@@ -27253,7 +27313,7 @@
       </w:r>
       <w:r>
         <w:rPr>
-          <w:rFonts w:hint="eastAsia" w:ascii="Times New Roman" w:hAnsi="Times New Roman" w:eastAsia="SimSun" w:cs="Times New Roman"/>
+          <w:rFonts w:hint="eastAsia" w:ascii="Times New Roman" w:hAnsi="Times New Roman" w:eastAsia="FangSong" w:cs="Times New Roman"/>
         </w:rPr>
         <w:t>把</w:t>
       </w:r>
@@ -27265,7 +27325,7 @@
       </w:r>
       <w:r>
         <w:rPr>
-          <w:rFonts w:hint="eastAsia" w:ascii="Times New Roman" w:hAnsi="Times New Roman" w:eastAsia="SimSun" w:cs="Times New Roman"/>
+          <w:rFonts w:hint="eastAsia" w:ascii="Times New Roman" w:hAnsi="Times New Roman" w:eastAsia="FangSong" w:cs="Times New Roman"/>
         </w:rPr>
         <w:t>工具</w:t>
       </w:r>
@@ -27277,7 +27337,7 @@
       </w:r>
       <w:r>
         <w:rPr>
-          <w:rFonts w:hint="eastAsia" w:ascii="Times New Roman" w:hAnsi="Times New Roman" w:eastAsia="SimSun" w:cs="Times New Roman"/>
+          <w:rFonts w:hint="eastAsia" w:ascii="Times New Roman" w:hAnsi="Times New Roman" w:eastAsia="FangSong" w:cs="Times New Roman"/>
         </w:rPr>
         <w:t>和</w:t>
       </w:r>
@@ -27289,7 +27349,7 @@
       </w:r>
       <w:r>
         <w:rPr>
-          <w:rFonts w:hint="eastAsia" w:ascii="Times New Roman" w:hAnsi="Times New Roman" w:eastAsia="SimSun" w:cs="Times New Roman"/>
+          <w:rFonts w:hint="eastAsia" w:ascii="Times New Roman" w:hAnsi="Times New Roman" w:eastAsia="FangSong" w:cs="Times New Roman"/>
         </w:rPr>
         <w:t>题型</w:t>
       </w:r>
@@ -27301,7 +27361,7 @@
       </w:r>
       <w:r>
         <w:rPr>
-          <w:rFonts w:hint="eastAsia" w:ascii="Times New Roman" w:hAnsi="Times New Roman" w:eastAsia="SimSun" w:cs="Times New Roman"/>
+          <w:rFonts w:hint="eastAsia" w:ascii="Times New Roman" w:hAnsi="Times New Roman" w:eastAsia="FangSong" w:cs="Times New Roman"/>
         </w:rPr>
         <w:t>对上</w:t>
       </w:r>
@@ -27413,7 +27473,7 @@
             </w:pPr>
             <w:r>
               <w:rPr>
-                <w:rFonts w:hint="eastAsia" w:ascii="Times New Roman" w:hAnsi="Times New Roman" w:eastAsia="SimSun" w:cs="Times New Roman"/>
+                <w:rFonts w:hint="eastAsia" w:ascii="Times New Roman" w:hAnsi="Times New Roman" w:eastAsia="FangSong" w:cs="Times New Roman"/>
               </w:rPr>
               <w:t xml:space="preserve">速率定义</w:t>
             </w:r>
@@ -27511,7 +27571,7 @@
             </w:pPr>
             <w:r>
               <w:rPr>
-                <w:rFonts w:hint="eastAsia" w:ascii="Times New Roman" w:hAnsi="Times New Roman" w:eastAsia="SimSun" w:cs="Times New Roman"/>
+                <w:rFonts w:hint="eastAsia" w:ascii="Times New Roman" w:hAnsi="Times New Roman" w:eastAsia="FangSong" w:cs="Times New Roman"/>
               </w:rPr>
               <w:t xml:space="preserve">忘除计量系数</w:t>
             </w:r>
@@ -27528,7 +27588,7 @@
             </w:pPr>
             <w:r>
               <w:rPr>
-                <w:rFonts w:hint="eastAsia" w:ascii="Times New Roman" w:hAnsi="Times New Roman" w:eastAsia="SimSun" w:cs="Times New Roman"/>
+                <w:rFonts w:hint="eastAsia" w:ascii="Times New Roman" w:hAnsi="Times New Roman" w:eastAsia="FangSong" w:cs="Times New Roman"/>
               </w:rPr>
               <w:t xml:space="preserve">速率方程</w:t>
             </w:r>
@@ -27626,7 +27686,7 @@
             </w:pPr>
             <w:r>
               <w:rPr>
-                <w:rFonts w:hint="eastAsia" w:ascii="Times New Roman" w:hAnsi="Times New Roman" w:eastAsia="SimSun" w:cs="Times New Roman"/>
+                <w:rFonts w:hint="eastAsia" w:ascii="Times New Roman" w:hAnsi="Times New Roman" w:eastAsia="FangSong" w:cs="Times New Roman"/>
               </w:rPr>
               <w:t xml:space="preserve">直接把总方程系数当级数</w:t>
             </w:r>
@@ -27643,7 +27703,7 @@
             </w:pPr>
             <w:r>
               <w:rPr>
-                <w:rFonts w:hint="eastAsia" w:ascii="Times New Roman" w:hAnsi="Times New Roman" w:eastAsia="SimSun" w:cs="Times New Roman"/>
+                <w:rFonts w:hint="eastAsia" w:ascii="Times New Roman" w:hAnsi="Times New Roman" w:eastAsia="FangSong" w:cs="Times New Roman"/>
               </w:rPr>
               <w:t xml:space="preserve">初始速率法</w:t>
             </w:r>
@@ -27658,7 +27718,7 @@
             </w:pPr>
             <w:r>
               <w:rPr>
-                <w:rFonts w:hint="eastAsia" w:ascii="Times New Roman" w:hAnsi="Times New Roman" w:eastAsia="SimSun" w:cs="Times New Roman"/>
+                <w:rFonts w:hint="eastAsia" w:ascii="Times New Roman" w:hAnsi="Times New Roman" w:eastAsia="FangSong" w:cs="Times New Roman"/>
               </w:rPr>
               <w:t xml:space="preserve">看浓度变化倍数与速率倍数关系</w:t>
             </w:r>
@@ -27673,7 +27733,7 @@
             </w:pPr>
             <w:r>
               <w:rPr>
-                <w:rFonts w:hint="eastAsia" w:ascii="Times New Roman" w:hAnsi="Times New Roman" w:eastAsia="SimSun" w:cs="Times New Roman"/>
+                <w:rFonts w:hint="eastAsia" w:ascii="Times New Roman" w:hAnsi="Times New Roman" w:eastAsia="FangSong" w:cs="Times New Roman"/>
               </w:rPr>
               <w:t xml:space="preserve">没控制变量</w:t>
             </w:r>
@@ -27690,7 +27750,7 @@
             </w:pPr>
             <w:r>
               <w:rPr>
-                <w:rFonts w:hint="eastAsia" w:ascii="Times New Roman" w:hAnsi="Times New Roman" w:eastAsia="SimSun" w:cs="Times New Roman"/>
+                <w:rFonts w:hint="eastAsia" w:ascii="Times New Roman" w:hAnsi="Times New Roman" w:eastAsia="FangSong" w:cs="Times New Roman"/>
               </w:rPr>
               <w:t xml:space="preserve">积分法</w:t>
             </w:r>
@@ -27711,7 +27771,7 @@
             </w:r>
             <w:r>
               <w:rPr>
-                <w:rFonts w:hint="eastAsia" w:ascii="Times New Roman" w:hAnsi="Times New Roman" w:eastAsia="SimSun" w:cs="Times New Roman"/>
+                <w:rFonts w:hint="eastAsia" w:ascii="Times New Roman" w:hAnsi="Times New Roman" w:eastAsia="FangSong" w:cs="Times New Roman"/>
               </w:rPr>
               <w:t xml:space="preserve">级各有线性判据</w:t>
             </w:r>
@@ -27726,7 +27786,7 @@
             </w:pPr>
             <w:r>
               <w:rPr>
-                <w:rFonts w:hint="eastAsia" w:ascii="Times New Roman" w:hAnsi="Times New Roman" w:eastAsia="SimSun" w:cs="Times New Roman"/>
+                <w:rFonts w:hint="eastAsia" w:ascii="Times New Roman" w:hAnsi="Times New Roman" w:eastAsia="FangSong" w:cs="Times New Roman"/>
               </w:rPr>
               <w:t xml:space="preserve">图像判错坐标</w:t>
             </w:r>
@@ -27743,7 +27803,7 @@
             </w:pPr>
             <w:r>
               <w:rPr>
-                <w:rFonts w:hint="eastAsia" w:ascii="Times New Roman" w:hAnsi="Times New Roman" w:eastAsia="SimSun" w:cs="Times New Roman"/>
+                <w:rFonts w:hint="eastAsia" w:ascii="Times New Roman" w:hAnsi="Times New Roman" w:eastAsia="FangSong" w:cs="Times New Roman"/>
               </w:rPr>
               <w:t xml:space="preserve">半衰期</w:t>
             </w:r>
@@ -27758,7 +27818,7 @@
             </w:pPr>
             <w:r>
               <w:rPr>
-                <w:rFonts w:hint="eastAsia" w:ascii="Times New Roman" w:hAnsi="Times New Roman" w:eastAsia="SimSun" w:cs="Times New Roman"/>
+                <w:rFonts w:hint="eastAsia" w:ascii="Times New Roman" w:hAnsi="Times New Roman" w:eastAsia="FangSong" w:cs="Times New Roman"/>
               </w:rPr>
               <w:t xml:space="preserve">一级反应</w:t>
             </w:r>
@@ -27799,7 +27859,7 @@
             </w:r>
             <w:r>
               <w:rPr>
-                <w:rFonts w:hint="eastAsia" w:ascii="Times New Roman" w:hAnsi="Times New Roman" w:eastAsia="SimSun" w:cs="Times New Roman"/>
+                <w:rFonts w:hint="eastAsia" w:ascii="Times New Roman" w:hAnsi="Times New Roman" w:eastAsia="FangSong" w:cs="Times New Roman"/>
               </w:rPr>
               <w:t xml:space="preserve">与初始浓度无关</w:t>
             </w:r>
@@ -27814,7 +27874,7 @@
             </w:pPr>
             <w:r>
               <w:rPr>
-                <w:rFonts w:hint="eastAsia" w:ascii="Times New Roman" w:hAnsi="Times New Roman" w:eastAsia="SimSun" w:cs="Times New Roman"/>
+                <w:rFonts w:hint="eastAsia" w:ascii="Times New Roman" w:hAnsi="Times New Roman" w:eastAsia="FangSong" w:cs="Times New Roman"/>
               </w:rPr>
               <w:t xml:space="preserve">把一级公式乱用到二级</w:t>
             </w:r>
@@ -27914,7 +27974,7 @@
             </w:pPr>
             <w:r>
               <w:rPr>
-                <w:rFonts w:hint="eastAsia" w:ascii="Times New Roman" w:hAnsi="Times New Roman" w:eastAsia="SimSun" w:cs="Times New Roman"/>
+                <w:rFonts w:hint="eastAsia" w:ascii="Times New Roman" w:hAnsi="Times New Roman" w:eastAsia="FangSong" w:cs="Times New Roman"/>
               </w:rPr>
               <w:t xml:space="preserve">温度必须用</w:t>
             </w:r>
@@ -27932,7 +27992,7 @@
             </w:r>
             <w:r>
               <w:rPr>
-                <w:rFonts w:hint="eastAsia" w:ascii="Times New Roman" w:hAnsi="Times New Roman" w:eastAsia="SimSun" w:cs="Times New Roman"/>
+                <w:rFonts w:hint="eastAsia" w:ascii="Times New Roman" w:hAnsi="Times New Roman" w:eastAsia="FangSong" w:cs="Times New Roman"/>
               </w:rPr>
               <w:t>不是</w:t>
             </w:r>
@@ -27955,7 +28015,7 @@
             </w:pPr>
             <w:r>
               <w:rPr>
-                <w:rFonts w:hint="eastAsia" w:ascii="Times New Roman" w:hAnsi="Times New Roman" w:eastAsia="SimSun" w:cs="Times New Roman"/>
+                <w:rFonts w:hint="eastAsia" w:ascii="Times New Roman" w:hAnsi="Times New Roman" w:eastAsia="FangSong" w:cs="Times New Roman"/>
               </w:rPr>
               <w:t xml:space="preserve">催化</w:t>
             </w:r>
@@ -27970,7 +28030,7 @@
             </w:pPr>
             <w:r>
               <w:rPr>
-                <w:rFonts w:hint="eastAsia" w:ascii="Times New Roman" w:hAnsi="Times New Roman" w:eastAsia="SimSun" w:cs="Times New Roman"/>
+                <w:rFonts w:hint="eastAsia" w:ascii="Times New Roman" w:hAnsi="Times New Roman" w:eastAsia="FangSong" w:cs="Times New Roman"/>
               </w:rPr>
               <w:t>改路径</w:t>
             </w:r>
@@ -27982,7 +28042,7 @@
             </w:r>
             <w:r>
               <w:rPr>
-                <w:rFonts w:hint="eastAsia" w:ascii="Times New Roman" w:hAnsi="Times New Roman" w:eastAsia="SimSun" w:cs="Times New Roman"/>
+                <w:rFonts w:hint="eastAsia" w:ascii="Times New Roman" w:hAnsi="Times New Roman" w:eastAsia="FangSong" w:cs="Times New Roman"/>
               </w:rPr>
               <w:t>降</w:t>
             </w:r>
@@ -28014,7 +28074,7 @@
             </w:r>
             <w:r>
               <w:rPr>
-                <w:rFonts w:hint="eastAsia" w:ascii="Times New Roman" w:hAnsi="Times New Roman" w:eastAsia="SimSun" w:cs="Times New Roman"/>
+                <w:rFonts w:hint="eastAsia" w:ascii="Times New Roman" w:hAnsi="Times New Roman" w:eastAsia="FangSong" w:cs="Times New Roman"/>
               </w:rPr>
               <w:t>不改</w:t>
             </w:r>
@@ -28040,7 +28100,7 @@
             </w:pPr>
             <w:r>
               <w:rPr>
-                <w:rFonts w:hint="eastAsia" w:ascii="Times New Roman" w:hAnsi="Times New Roman" w:eastAsia="SimSun" w:cs="Times New Roman"/>
+                <w:rFonts w:hint="eastAsia" w:ascii="Times New Roman" w:hAnsi="Times New Roman" w:eastAsia="FangSong" w:cs="Times New Roman"/>
               </w:rPr>
               <w:t xml:space="preserve">误认为催化剂改变平衡</w:t>
             </w:r>
@@ -28057,7 +28117,7 @@
             </w:pPr>
             <w:r>
               <w:rPr>
-                <w:rFonts w:hint="eastAsia" w:ascii="Times New Roman" w:hAnsi="Times New Roman" w:eastAsia="SimSun" w:cs="Times New Roman"/>
+                <w:rFonts w:hint="eastAsia" w:ascii="Times New Roman" w:hAnsi="Times New Roman" w:eastAsia="FangSong" w:cs="Times New Roman"/>
               </w:rPr>
               <w:t xml:space="preserve">机理</w:t>
             </w:r>
@@ -28072,7 +28132,7 @@
             </w:pPr>
             <w:r>
               <w:rPr>
-                <w:rFonts w:hint="eastAsia" w:ascii="Times New Roman" w:hAnsi="Times New Roman" w:eastAsia="SimSun" w:cs="Times New Roman"/>
+                <w:rFonts w:hint="eastAsia" w:ascii="Times New Roman" w:hAnsi="Times New Roman" w:eastAsia="FangSong" w:cs="Times New Roman"/>
               </w:rPr>
               <w:t xml:space="preserve">速率式必须和实验相符</w:t>
             </w:r>
@@ -28087,7 +28147,7 @@
             </w:pPr>
             <w:r>
               <w:rPr>
-                <w:rFonts w:hint="eastAsia" w:ascii="Times New Roman" w:hAnsi="Times New Roman" w:eastAsia="SimSun" w:cs="Times New Roman"/>
+                <w:rFonts w:hint="eastAsia" w:ascii="Times New Roman" w:hAnsi="Times New Roman" w:eastAsia="FangSong" w:cs="Times New Roman"/>
               </w:rPr>
               <w:t>只会拼方程</w:t>
             </w:r>
@@ -28099,7 +28159,7 @@
             </w:r>
             <w:r>
               <w:rPr>
-                <w:rFonts w:hint="eastAsia" w:ascii="Times New Roman" w:hAnsi="Times New Roman" w:eastAsia="SimSun" w:cs="Times New Roman"/>
+                <w:rFonts w:hint="eastAsia" w:ascii="Times New Roman" w:hAnsi="Times New Roman" w:eastAsia="FangSong" w:cs="Times New Roman"/>
               </w:rPr>
               <w:t>不会验速率式</w:t>
             </w:r>
@@ -28206,7 +28266,7 @@
       </w:r>
       <w:r>
         <w:rPr>
-          <w:rFonts w:hint="eastAsia" w:ascii="Times New Roman" w:hAnsi="Times New Roman" w:eastAsia="SimSun" w:cs="Times New Roman"/>
+          <w:rFonts w:hint="eastAsia" w:ascii="Times New Roman" w:hAnsi="Times New Roman" w:eastAsia="FangSong" w:cs="Times New Roman"/>
         </w:rPr>
         <w:t xml:space="preserve">对反应</w:t>
       </w:r>
@@ -28250,7 +28310,7 @@
       </w:r>
       <w:r>
         <w:rPr>
-          <w:rFonts w:hint="eastAsia" w:ascii="Times New Roman" w:hAnsi="Times New Roman" w:eastAsia="SimSun" w:cs="Times New Roman"/>
+          <w:rFonts w:hint="eastAsia" w:ascii="Times New Roman" w:hAnsi="Times New Roman" w:eastAsia="FangSong" w:cs="Times New Roman"/>
         </w:rPr>
         <w:t>若某时刻</w:t>
       </w:r>
@@ -28410,7 +28470,7 @@
       </w:r>
       <w:r>
         <w:rPr>
-          <w:rFonts w:hint="eastAsia" w:ascii="Times New Roman" w:hAnsi="Times New Roman" w:eastAsia="SimSun" w:cs="Times New Roman"/>
+          <w:rFonts w:hint="eastAsia" w:ascii="Times New Roman" w:hAnsi="Times New Roman" w:eastAsia="FangSong" w:cs="Times New Roman"/>
         </w:rPr>
         <w:t>求统一速率</w:t>
       </w:r>
@@ -28433,7 +28493,7 @@
       </w:r>
       <w:r>
         <w:rPr>
-          <w:rFonts w:hint="eastAsia" w:ascii="Times New Roman" w:hAnsi="Times New Roman" w:eastAsia="SimSun" w:cs="Times New Roman"/>
+          <w:rFonts w:hint="eastAsia" w:ascii="Times New Roman" w:hAnsi="Times New Roman" w:eastAsia="FangSong" w:cs="Times New Roman"/>
         </w:rPr>
         <w:t xml:space="preserve">和</w:t>
       </w:r>
@@ -28516,7 +28576,7 @@
       </w:r>
       <w:r>
         <w:rPr>
-          <w:rFonts w:hint="eastAsia" w:ascii="Times New Roman" w:hAnsi="Times New Roman" w:eastAsia="SimSun" w:cs="Times New Roman"/>
+          <w:rFonts w:hint="eastAsia" w:ascii="Times New Roman" w:hAnsi="Times New Roman" w:eastAsia="FangSong" w:cs="Times New Roman"/>
         </w:rPr>
         <w:t>说明平均速率</w:t>
       </w:r>
@@ -28528,7 +28588,7 @@
       </w:r>
       <w:r>
         <w:rPr>
-          <w:rFonts w:hint="eastAsia" w:ascii="Times New Roman" w:hAnsi="Times New Roman" w:eastAsia="SimSun" w:cs="Times New Roman"/>
+          <w:rFonts w:hint="eastAsia" w:ascii="Times New Roman" w:hAnsi="Times New Roman" w:eastAsia="FangSong" w:cs="Times New Roman"/>
         </w:rPr>
         <w:t>瞬时速率</w:t>
       </w:r>
@@ -28540,7 +28600,7 @@
       </w:r>
       <w:r>
         <w:rPr>
-          <w:rFonts w:hint="eastAsia" w:ascii="Times New Roman" w:hAnsi="Times New Roman" w:eastAsia="SimSun" w:cs="Times New Roman"/>
+          <w:rFonts w:hint="eastAsia" w:ascii="Times New Roman" w:hAnsi="Times New Roman" w:eastAsia="FangSong" w:cs="Times New Roman"/>
         </w:rPr>
         <w:t>初始速率三者的区别</w:t>
       </w:r>
@@ -28571,7 +28631,7 @@
       </w:r>
       <w:r>
         <w:rPr>
-          <w:rFonts w:hint="eastAsia" w:ascii="Times New Roman" w:hAnsi="Times New Roman" w:eastAsia="SimSun" w:cs="Times New Roman"/>
+          <w:rFonts w:hint="eastAsia" w:ascii="Times New Roman" w:hAnsi="Times New Roman" w:eastAsia="FangSong" w:cs="Times New Roman"/>
         </w:rPr>
         <w:t xml:space="preserve">某反应速率式为</w:t>
       </w:r>
@@ -28656,7 +28716,7 @@
       </w:r>
       <w:r>
         <w:rPr>
-          <w:rFonts w:hint="eastAsia" w:ascii="Times New Roman" w:hAnsi="Times New Roman" w:eastAsia="SimSun" w:cs="Times New Roman"/>
+          <w:rFonts w:hint="eastAsia" w:ascii="Times New Roman" w:hAnsi="Times New Roman" w:eastAsia="FangSong" w:cs="Times New Roman"/>
         </w:rPr>
         <w:t>若</w:t>
       </w:r>
@@ -28668,7 +28728,7 @@
       </w:r>
       <w:r>
         <w:rPr>
-          <w:rFonts w:hint="eastAsia" w:ascii="Times New Roman" w:hAnsi="Times New Roman" w:eastAsia="SimSun" w:cs="Times New Roman"/>
+          <w:rFonts w:hint="eastAsia" w:ascii="Times New Roman" w:hAnsi="Times New Roman" w:eastAsia="FangSong" w:cs="Times New Roman"/>
         </w:rPr>
         <w:t>加倍</w:t>
       </w:r>
@@ -28686,7 +28746,7 @@
       </w:r>
       <w:r>
         <w:rPr>
-          <w:rFonts w:hint="eastAsia" w:ascii="Times New Roman" w:hAnsi="Times New Roman" w:eastAsia="SimSun" w:cs="Times New Roman"/>
+          <w:rFonts w:hint="eastAsia" w:ascii="Times New Roman" w:hAnsi="Times New Roman" w:eastAsia="FangSong" w:cs="Times New Roman"/>
         </w:rPr>
         <w:t>不变</w:t>
       </w:r>
@@ -28698,7 +28758,7 @@
       </w:r>
       <w:r>
         <w:rPr>
-          <w:rFonts w:hint="eastAsia" w:ascii="Times New Roman" w:hAnsi="Times New Roman" w:eastAsia="SimSun" w:cs="Times New Roman"/>
+          <w:rFonts w:hint="eastAsia" w:ascii="Times New Roman" w:hAnsi="Times New Roman" w:eastAsia="FangSong" w:cs="Times New Roman"/>
         </w:rPr>
         <w:t>速率变为多少倍</w:t>
       </w:r>
@@ -28729,7 +28789,7 @@
       </w:r>
       <w:r>
         <w:rPr>
-          <w:rFonts w:hint="eastAsia" w:ascii="Times New Roman" w:hAnsi="Times New Roman" w:eastAsia="SimSun" w:cs="Times New Roman"/>
+          <w:rFonts w:hint="eastAsia" w:ascii="Times New Roman" w:hAnsi="Times New Roman" w:eastAsia="FangSong" w:cs="Times New Roman"/>
         </w:rPr>
         <w:t xml:space="preserve">速率常数单位为</w:t>
       </w:r>
@@ -28773,7 +28833,7 @@
       </w:r>
       <w:r>
         <w:rPr>
-          <w:rFonts w:hint="eastAsia" w:ascii="Times New Roman" w:hAnsi="Times New Roman" w:eastAsia="SimSun" w:cs="Times New Roman"/>
+          <w:rFonts w:hint="eastAsia" w:ascii="Times New Roman" w:hAnsi="Times New Roman" w:eastAsia="FangSong" w:cs="Times New Roman"/>
         </w:rPr>
         <w:t>该反应最可能是几级反应</w:t>
       </w:r>
@@ -28804,7 +28864,7 @@
       </w:r>
       <w:r>
         <w:rPr>
-          <w:rFonts w:hint="eastAsia" w:ascii="Times New Roman" w:hAnsi="Times New Roman" w:eastAsia="SimSun" w:cs="Times New Roman"/>
+          <w:rFonts w:hint="eastAsia" w:ascii="Times New Roman" w:hAnsi="Times New Roman" w:eastAsia="FangSong" w:cs="Times New Roman"/>
         </w:rPr>
         <w:t>写出零级</w:t>
       </w:r>
@@ -28816,7 +28876,7 @@
       </w:r>
       <w:r>
         <w:rPr>
-          <w:rFonts w:hint="eastAsia" w:ascii="Times New Roman" w:hAnsi="Times New Roman" w:eastAsia="SimSun" w:cs="Times New Roman"/>
+          <w:rFonts w:hint="eastAsia" w:ascii="Times New Roman" w:hAnsi="Times New Roman" w:eastAsia="FangSong" w:cs="Times New Roman"/>
         </w:rPr>
         <w:t>一级</w:t>
       </w:r>
@@ -28828,7 +28888,7 @@
       </w:r>
       <w:r>
         <w:rPr>
-          <w:rFonts w:hint="eastAsia" w:ascii="Times New Roman" w:hAnsi="Times New Roman" w:eastAsia="SimSun" w:cs="Times New Roman"/>
+          <w:rFonts w:hint="eastAsia" w:ascii="Times New Roman" w:hAnsi="Times New Roman" w:eastAsia="FangSong" w:cs="Times New Roman"/>
         </w:rPr>
         <w:t>二级反应的积分速率方程</w:t>
       </w:r>
@@ -28859,7 +28919,7 @@
       </w:r>
       <w:r>
         <w:rPr>
-          <w:rFonts w:hint="eastAsia" w:ascii="Times New Roman" w:hAnsi="Times New Roman" w:eastAsia="SimSun" w:cs="Times New Roman"/>
+          <w:rFonts w:hint="eastAsia" w:ascii="Times New Roman" w:hAnsi="Times New Roman" w:eastAsia="FangSong" w:cs="Times New Roman"/>
         </w:rPr>
         <w:t>为什么一级反应的半衰期与初始浓度无关</w:t>
       </w:r>
@@ -28890,7 +28950,7 @@
       </w:r>
       <w:r>
         <w:rPr>
-          <w:rFonts w:hint="eastAsia" w:ascii="Times New Roman" w:hAnsi="Times New Roman" w:eastAsia="SimSun" w:cs="Times New Roman"/>
+          <w:rFonts w:hint="eastAsia" w:ascii="Times New Roman" w:hAnsi="Times New Roman" w:eastAsia="FangSong" w:cs="Times New Roman"/>
         </w:rPr>
         <w:t>何谓活化能</w:t>
       </w:r>
@@ -28902,7 +28962,7 @@
       </w:r>
       <w:r>
         <w:rPr>
-          <w:rFonts w:hint="eastAsia" w:ascii="Times New Roman" w:hAnsi="Times New Roman" w:eastAsia="SimSun" w:cs="Times New Roman"/>
+          <w:rFonts w:hint="eastAsia" w:ascii="Times New Roman" w:hAnsi="Times New Roman" w:eastAsia="FangSong" w:cs="Times New Roman"/>
         </w:rPr>
         <w:t>它与反应热是否为同一概念</w:t>
       </w:r>
@@ -28933,7 +28993,7 @@
       </w:r>
       <w:r>
         <w:rPr>
-          <w:rFonts w:hint="eastAsia" w:ascii="Times New Roman" w:hAnsi="Times New Roman" w:eastAsia="SimSun" w:cs="Times New Roman"/>
+          <w:rFonts w:hint="eastAsia" w:ascii="Times New Roman" w:hAnsi="Times New Roman" w:eastAsia="FangSong" w:cs="Times New Roman"/>
         </w:rPr>
         <w:t>说明催化剂为什么能提高速率但不能改变平衡常数</w:t>
       </w:r>
@@ -28964,7 +29024,7 @@
       </w:r>
       <w:r>
         <w:rPr>
-          <w:rFonts w:hint="eastAsia" w:ascii="Times New Roman" w:hAnsi="Times New Roman" w:eastAsia="SimSun" w:cs="Times New Roman"/>
+          <w:rFonts w:hint="eastAsia" w:ascii="Times New Roman" w:hAnsi="Times New Roman" w:eastAsia="FangSong" w:cs="Times New Roman"/>
         </w:rPr>
         <w:t>区分</w:t>
       </w:r>
@@ -28976,7 +29036,7 @@
       </w:r>
       <w:r>
         <w:rPr>
-          <w:rFonts w:hint="eastAsia" w:ascii="Times New Roman" w:hAnsi="Times New Roman" w:eastAsia="SimSun" w:cs="Times New Roman"/>
+          <w:rFonts w:hint="eastAsia" w:ascii="Times New Roman" w:hAnsi="Times New Roman" w:eastAsia="FangSong" w:cs="Times New Roman"/>
         </w:rPr>
         <w:t>反应分子数</w:t>
       </w:r>
@@ -28988,7 +29048,7 @@
       </w:r>
       <w:r>
         <w:rPr>
-          <w:rFonts w:hint="eastAsia" w:ascii="Times New Roman" w:hAnsi="Times New Roman" w:eastAsia="SimSun" w:cs="Times New Roman"/>
+          <w:rFonts w:hint="eastAsia" w:ascii="Times New Roman" w:hAnsi="Times New Roman" w:eastAsia="FangSong" w:cs="Times New Roman"/>
         </w:rPr>
         <w:t>和</w:t>
       </w:r>
@@ -29000,7 +29060,7 @@
       </w:r>
       <w:r>
         <w:rPr>
-          <w:rFonts w:hint="eastAsia" w:ascii="Times New Roman" w:hAnsi="Times New Roman" w:eastAsia="SimSun" w:cs="Times New Roman"/>
+          <w:rFonts w:hint="eastAsia" w:ascii="Times New Roman" w:hAnsi="Times New Roman" w:eastAsia="FangSong" w:cs="Times New Roman"/>
         </w:rPr>
         <w:t>反应级数</w:t>
       </w:r>
@@ -29031,7 +29091,7 @@
       </w:r>
       <w:r>
         <w:rPr>
-          <w:rFonts w:hint="eastAsia" w:ascii="Times New Roman" w:hAnsi="Times New Roman" w:eastAsia="SimSun" w:cs="Times New Roman"/>
+          <w:rFonts w:hint="eastAsia" w:ascii="Times New Roman" w:hAnsi="Times New Roman" w:eastAsia="FangSong" w:cs="Times New Roman"/>
         </w:rPr>
         <w:t>为什么总反应式一般不能直接写出速率方程</w:t>
       </w:r>
@@ -29107,7 +29167,7 @@
       </w:r>
       <w:r>
         <w:rPr>
-          <w:rFonts w:hint="eastAsia" w:ascii="Times New Roman" w:hAnsi="Times New Roman" w:eastAsia="SimSun" w:cs="Times New Roman"/>
+          <w:rFonts w:hint="eastAsia" w:ascii="Times New Roman" w:hAnsi="Times New Roman" w:eastAsia="FangSong" w:cs="Times New Roman"/>
         </w:rPr>
         <w:t>某反应数据如下</w:t>
       </w:r>
@@ -29459,7 +29519,7 @@
       </w:pPr>
       <w:r>
         <w:rPr>
-          <w:rFonts w:hint="eastAsia" w:ascii="Times New Roman" w:hAnsi="Times New Roman" w:eastAsia="SimSun" w:cs="Times New Roman"/>
+          <w:rFonts w:hint="eastAsia" w:ascii="Times New Roman" w:hAnsi="Times New Roman" w:eastAsia="FangSong" w:cs="Times New Roman"/>
         </w:rPr>
         <w:t xml:space="preserve">求速率方程和</w:t>
       </w:r>
@@ -29501,7 +29561,7 @@
       </w:r>
       <w:r>
         <w:rPr>
-          <w:rFonts w:hint="eastAsia" w:ascii="Times New Roman" w:hAnsi="Times New Roman" w:eastAsia="SimSun" w:cs="Times New Roman"/>
+          <w:rFonts w:hint="eastAsia" w:ascii="Times New Roman" w:hAnsi="Times New Roman" w:eastAsia="FangSong" w:cs="Times New Roman"/>
         </w:rPr>
         <w:t xml:space="preserve">某反应满足</w:t>
       </w:r>
@@ -29610,7 +29670,7 @@
       </w:r>
       <w:r>
         <w:rPr>
-          <w:rFonts w:hint="eastAsia" w:ascii="Times New Roman" w:hAnsi="Times New Roman" w:eastAsia="SimSun" w:cs="Times New Roman"/>
+          <w:rFonts w:hint="eastAsia" w:ascii="Times New Roman" w:hAnsi="Times New Roman" w:eastAsia="FangSong" w:cs="Times New Roman"/>
         </w:rPr>
         <w:t>说明如何由图像判断其级数</w:t>
       </w:r>
@@ -29622,7 +29682,7 @@
       </w:r>
       <w:r>
         <w:rPr>
-          <w:rFonts w:hint="eastAsia" w:ascii="Times New Roman" w:hAnsi="Times New Roman" w:eastAsia="SimSun" w:cs="Times New Roman"/>
+          <w:rFonts w:hint="eastAsia" w:ascii="Times New Roman" w:hAnsi="Times New Roman" w:eastAsia="FangSong" w:cs="Times New Roman"/>
         </w:rPr>
         <w:t>并写出半衰期公式</w:t>
       </w:r>
@@ -29653,7 +29713,7 @@
       </w:r>
       <w:r>
         <w:rPr>
-          <w:rFonts w:hint="eastAsia" w:ascii="Times New Roman" w:hAnsi="Times New Roman" w:eastAsia="SimSun" w:cs="Times New Roman"/>
+          <w:rFonts w:hint="eastAsia" w:ascii="Times New Roman" w:hAnsi="Times New Roman" w:eastAsia="FangSong" w:cs="Times New Roman"/>
         </w:rPr>
         <w:t xml:space="preserve">某一级反应的</w:t>
       </w:r>
@@ -29744,7 +29804,7 @@
       </w:r>
       <w:r>
         <w:rPr>
-          <w:rFonts w:hint="eastAsia" w:ascii="Times New Roman" w:hAnsi="Times New Roman" w:eastAsia="SimSun" w:cs="Times New Roman"/>
+          <w:rFonts w:hint="eastAsia" w:ascii="Times New Roman" w:hAnsi="Times New Roman" w:eastAsia="FangSong" w:cs="Times New Roman"/>
         </w:rPr>
         <w:t>求半衰期</w:t>
       </w:r>
@@ -29775,7 +29835,7 @@
       </w:r>
       <w:r>
         <w:rPr>
-          <w:rFonts w:hint="eastAsia" w:ascii="Times New Roman" w:hAnsi="Times New Roman" w:eastAsia="SimSun" w:cs="Times New Roman"/>
+          <w:rFonts w:hint="eastAsia" w:ascii="Times New Roman" w:hAnsi="Times New Roman" w:eastAsia="FangSong" w:cs="Times New Roman"/>
         </w:rPr>
         <w:t xml:space="preserve">某二级反应</w:t>
       </w:r>
@@ -29999,7 +30059,7 @@
       </w:r>
       <w:r>
         <w:rPr>
-          <w:rFonts w:hint="eastAsia" w:ascii="Times New Roman" w:hAnsi="Times New Roman" w:eastAsia="SimSun" w:cs="Times New Roman"/>
+          <w:rFonts w:hint="eastAsia" w:ascii="Times New Roman" w:hAnsi="Times New Roman" w:eastAsia="FangSong" w:cs="Times New Roman"/>
         </w:rPr>
         <w:t>求半衰期</w:t>
       </w:r>
@@ -30030,7 +30090,7 @@
       </w:r>
       <w:r>
         <w:rPr>
-          <w:rFonts w:hint="eastAsia" w:ascii="Times New Roman" w:hAnsi="Times New Roman" w:eastAsia="SimSun" w:cs="Times New Roman"/>
+          <w:rFonts w:hint="eastAsia" w:ascii="Times New Roman" w:hAnsi="Times New Roman" w:eastAsia="FangSong" w:cs="Times New Roman"/>
         </w:rPr>
         <w:t xml:space="preserve">某反应在</w:t>
       </w:r>
@@ -30042,7 +30102,7 @@
       </w:r>
       <w:r>
         <w:rPr>
-          <w:rFonts w:hint="eastAsia" w:ascii="Times New Roman" w:hAnsi="Times New Roman" w:eastAsia="SimSun" w:cs="Times New Roman"/>
+          <w:rFonts w:hint="eastAsia" w:ascii="Times New Roman" w:hAnsi="Times New Roman" w:eastAsia="FangSong" w:cs="Times New Roman"/>
         </w:rPr>
         <w:t xml:space="preserve">和</w:t>
       </w:r>
@@ -30054,7 +30114,7 @@
       </w:r>
       <w:r>
         <w:rPr>
-          <w:rFonts w:hint="eastAsia" w:ascii="Times New Roman" w:hAnsi="Times New Roman" w:eastAsia="SimSun" w:cs="Times New Roman"/>
+          <w:rFonts w:hint="eastAsia" w:ascii="Times New Roman" w:hAnsi="Times New Roman" w:eastAsia="FangSong" w:cs="Times New Roman"/>
         </w:rPr>
         <w:t xml:space="preserve">下的速率常数分别为</w:t>
       </w:r>
@@ -30109,7 +30169,7 @@
       </w:r>
       <w:r>
         <w:rPr>
-          <w:rFonts w:hint="eastAsia" w:ascii="Times New Roman" w:hAnsi="Times New Roman" w:eastAsia="SimSun" w:cs="Times New Roman"/>
+          <w:rFonts w:hint="eastAsia" w:ascii="Times New Roman" w:hAnsi="Times New Roman" w:eastAsia="FangSong" w:cs="Times New Roman"/>
         </w:rPr>
         <w:t xml:space="preserve">与</w:t>
       </w:r>
@@ -30191,7 +30251,7 @@
       </w:r>
       <w:r>
         <w:rPr>
-          <w:rFonts w:hint="eastAsia" w:ascii="Times New Roman" w:hAnsi="Times New Roman" w:eastAsia="SimSun" w:cs="Times New Roman"/>
+          <w:rFonts w:hint="eastAsia" w:ascii="Times New Roman" w:hAnsi="Times New Roman" w:eastAsia="FangSong" w:cs="Times New Roman"/>
         </w:rPr>
         <w:t>求活化能</w:t>
       </w:r>
@@ -30222,7 +30282,7 @@
       </w:r>
       <w:r>
         <w:rPr>
-          <w:rFonts w:hint="eastAsia" w:ascii="Times New Roman" w:hAnsi="Times New Roman" w:eastAsia="SimSun" w:cs="Times New Roman"/>
+          <w:rFonts w:hint="eastAsia" w:ascii="Times New Roman" w:hAnsi="Times New Roman" w:eastAsia="FangSong" w:cs="Times New Roman"/>
         </w:rPr>
         <w:t xml:space="preserve">解释为什么粉末状</w:t>
       </w:r>
@@ -30247,7 +30307,7 @@
       </w:r>
       <w:r>
         <w:rPr>
-          <w:rFonts w:hint="eastAsia" w:ascii="Times New Roman" w:hAnsi="Times New Roman" w:eastAsia="SimSun" w:cs="Times New Roman"/>
+          <w:rFonts w:hint="eastAsia" w:ascii="Times New Roman" w:hAnsi="Times New Roman" w:eastAsia="FangSong" w:cs="Times New Roman"/>
         </w:rPr>
         <w:t xml:space="preserve">与盐酸反应比块状</w:t>
       </w:r>
@@ -30272,7 +30332,7 @@
       </w:r>
       <w:r>
         <w:rPr>
-          <w:rFonts w:hint="eastAsia" w:ascii="Times New Roman" w:hAnsi="Times New Roman" w:eastAsia="SimSun" w:cs="Times New Roman"/>
+          <w:rFonts w:hint="eastAsia" w:ascii="Times New Roman" w:hAnsi="Times New Roman" w:eastAsia="FangSong" w:cs="Times New Roman"/>
         </w:rPr>
         <w:t>更快</w:t>
       </w:r>
@@ -30303,7 +30363,7 @@
       </w:r>
       <w:r>
         <w:rPr>
-          <w:rFonts w:hint="eastAsia" w:ascii="Times New Roman" w:hAnsi="Times New Roman" w:eastAsia="SimSun" w:cs="Times New Roman"/>
+          <w:rFonts w:hint="eastAsia" w:ascii="Times New Roman" w:hAnsi="Times New Roman" w:eastAsia="FangSong" w:cs="Times New Roman"/>
         </w:rPr>
         <w:t>若某反应机理第一步很快建立平衡</w:t>
       </w:r>
@@ -30315,7 +30375,7 @@
       </w:r>
       <w:r>
         <w:rPr>
-          <w:rFonts w:hint="eastAsia" w:ascii="Times New Roman" w:hAnsi="Times New Roman" w:eastAsia="SimSun" w:cs="Times New Roman"/>
+          <w:rFonts w:hint="eastAsia" w:ascii="Times New Roman" w:hAnsi="Times New Roman" w:eastAsia="FangSong" w:cs="Times New Roman"/>
         </w:rPr>
         <w:t>第二步很慢</w:t>
       </w:r>
@@ -30327,7 +30387,7 @@
       </w:r>
       <w:r>
         <w:rPr>
-          <w:rFonts w:hint="eastAsia" w:ascii="Times New Roman" w:hAnsi="Times New Roman" w:eastAsia="SimSun" w:cs="Times New Roman"/>
+          <w:rFonts w:hint="eastAsia" w:ascii="Times New Roman" w:hAnsi="Times New Roman" w:eastAsia="FangSong" w:cs="Times New Roman"/>
         </w:rPr>
         <w:t>说明为什么速控步对总速率特别关键</w:t>
       </w:r>
@@ -30358,7 +30418,7 @@
       </w:r>
       <w:r>
         <w:rPr>
-          <w:rFonts w:hint="eastAsia" w:ascii="Times New Roman" w:hAnsi="Times New Roman" w:eastAsia="SimSun" w:cs="Times New Roman"/>
+          <w:rFonts w:hint="eastAsia" w:ascii="Times New Roman" w:hAnsi="Times New Roman" w:eastAsia="FangSong" w:cs="Times New Roman"/>
         </w:rPr>
         <w:t>某体系中间体浓度始终很低</w:t>
       </w:r>
@@ -30370,7 +30430,7 @@
       </w:r>
       <w:r>
         <w:rPr>
-          <w:rFonts w:hint="eastAsia" w:ascii="Times New Roman" w:hAnsi="Times New Roman" w:eastAsia="SimSun" w:cs="Times New Roman"/>
+          <w:rFonts w:hint="eastAsia" w:ascii="Times New Roman" w:hAnsi="Times New Roman" w:eastAsia="FangSong" w:cs="Times New Roman"/>
         </w:rPr>
         <w:t>但并非零</w:t>
       </w:r>
@@ -30382,7 +30442,7 @@
       </w:r>
       <w:r>
         <w:rPr>
-          <w:rFonts w:hint="eastAsia" w:ascii="Times New Roman" w:hAnsi="Times New Roman" w:eastAsia="SimSun" w:cs="Times New Roman"/>
+          <w:rFonts w:hint="eastAsia" w:ascii="Times New Roman" w:hAnsi="Times New Roman" w:eastAsia="FangSong" w:cs="Times New Roman"/>
         </w:rPr>
         <w:t>为什么仍可以使用稳态近似</w:t>
       </w:r>
@@ -30413,7 +30473,7 @@
       </w:r>
       <w:r>
         <w:rPr>
-          <w:rFonts w:hint="eastAsia" w:ascii="Times New Roman" w:hAnsi="Times New Roman" w:eastAsia="SimSun" w:cs="Times New Roman"/>
+          <w:rFonts w:hint="eastAsia" w:ascii="Times New Roman" w:hAnsi="Times New Roman" w:eastAsia="FangSong" w:cs="Times New Roman"/>
         </w:rPr>
         <w:t xml:space="preserve">对反应</w:t>
       </w:r>
@@ -30475,7 +30535,7 @@
       </w:r>
       <w:r>
         <w:rPr>
-          <w:rFonts w:hint="eastAsia" w:ascii="Times New Roman" w:hAnsi="Times New Roman" w:eastAsia="SimSun" w:cs="Times New Roman"/>
+          <w:rFonts w:hint="eastAsia" w:ascii="Times New Roman" w:hAnsi="Times New Roman" w:eastAsia="FangSong" w:cs="Times New Roman"/>
         </w:rPr>
         <w:t xml:space="preserve">与</w:t>
       </w:r>
@@ -30537,7 +30597,7 @@
       </w:r>
       <w:r>
         <w:rPr>
-          <w:rFonts w:hint="eastAsia" w:ascii="Times New Roman" w:hAnsi="Times New Roman" w:eastAsia="SimSun" w:cs="Times New Roman"/>
+          <w:rFonts w:hint="eastAsia" w:ascii="Times New Roman" w:hAnsi="Times New Roman" w:eastAsia="FangSong" w:cs="Times New Roman"/>
         </w:rPr>
         <w:t>若</w:t>
       </w:r>
@@ -30587,7 +30647,7 @@
       </w:r>
       <w:r>
         <w:rPr>
-          <w:rFonts w:hint="eastAsia" w:ascii="Times New Roman" w:hAnsi="Times New Roman" w:eastAsia="SimSun" w:cs="Times New Roman"/>
+          <w:rFonts w:hint="eastAsia" w:ascii="Times New Roman" w:hAnsi="Times New Roman" w:eastAsia="FangSong" w:cs="Times New Roman"/>
         </w:rPr>
         <w:t>产物组成有何特点</w:t>
       </w:r>
@@ -30662,7 +30722,7 @@
       </w:r>
       <w:r>
         <w:rPr>
-          <w:rFonts w:hint="eastAsia" w:ascii="Times New Roman" w:hAnsi="Times New Roman" w:eastAsia="SimSun" w:cs="Times New Roman"/>
+          <w:rFonts w:hint="eastAsia" w:ascii="Times New Roman" w:hAnsi="Times New Roman" w:eastAsia="FangSong" w:cs="Times New Roman"/>
         </w:rPr>
         <w:t xml:space="preserve">某反应在不同初始浓度下的半衰期满足</w:t>
       </w:r>
@@ -30755,7 +30815,7 @@
       </w:r>
       <w:r>
         <w:rPr>
-          <w:rFonts w:hint="eastAsia" w:ascii="Times New Roman" w:hAnsi="Times New Roman" w:eastAsia="SimSun" w:cs="Times New Roman"/>
+          <w:rFonts w:hint="eastAsia" w:ascii="Times New Roman" w:hAnsi="Times New Roman" w:eastAsia="FangSong" w:cs="Times New Roman"/>
         </w:rPr>
         <w:t>判断反应级数</w:t>
       </w:r>
@@ -30767,7 +30827,7 @@
       </w:r>
       <w:r>
         <w:rPr>
-          <w:rFonts w:hint="eastAsia" w:ascii="Times New Roman" w:hAnsi="Times New Roman" w:eastAsia="SimSun" w:cs="Times New Roman"/>
+          <w:rFonts w:hint="eastAsia" w:ascii="Times New Roman" w:hAnsi="Times New Roman" w:eastAsia="FangSong" w:cs="Times New Roman"/>
         </w:rPr>
         <w:t>并说明理由</w:t>
       </w:r>
@@ -30798,7 +30858,7 @@
       </w:r>
       <w:r>
         <w:rPr>
-          <w:rFonts w:hint="eastAsia" w:ascii="Times New Roman" w:hAnsi="Times New Roman" w:eastAsia="SimSun" w:cs="Times New Roman"/>
+          <w:rFonts w:hint="eastAsia" w:ascii="Times New Roman" w:hAnsi="Times New Roman" w:eastAsia="FangSong" w:cs="Times New Roman"/>
         </w:rPr>
         <w:t xml:space="preserve">反应</w:t>
       </w:r>
@@ -30836,7 +30896,7 @@
       </w:r>
       <w:r>
         <w:rPr>
-          <w:rFonts w:hint="eastAsia" w:ascii="Times New Roman" w:hAnsi="Times New Roman" w:eastAsia="SimSun" w:cs="Times New Roman"/>
+          <w:rFonts w:hint="eastAsia" w:ascii="Times New Roman" w:hAnsi="Times New Roman" w:eastAsia="FangSong" w:cs="Times New Roman"/>
         </w:rPr>
         <w:t>的正逆反应都是一级</w:t>
       </w:r>
@@ -30848,7 +30908,7 @@
       </w:r>
       <w:r>
         <w:rPr>
-          <w:rFonts w:hint="eastAsia" w:ascii="Times New Roman" w:hAnsi="Times New Roman" w:eastAsia="SimSun" w:cs="Times New Roman"/>
+          <w:rFonts w:hint="eastAsia" w:ascii="Times New Roman" w:hAnsi="Times New Roman" w:eastAsia="FangSong" w:cs="Times New Roman"/>
         </w:rPr>
         <w:t>试说明为什么平衡常数可以写成</w:t>
       </w:r>
@@ -30940,7 +31000,7 @@
       </w:r>
       <w:r>
         <w:rPr>
-          <w:rFonts w:hint="eastAsia" w:ascii="Times New Roman" w:hAnsi="Times New Roman" w:eastAsia="SimSun" w:cs="Times New Roman"/>
+          <w:rFonts w:hint="eastAsia" w:ascii="Times New Roman" w:hAnsi="Times New Roman" w:eastAsia="FangSong" w:cs="Times New Roman"/>
         </w:rPr>
         <w:t xml:space="preserve">某反应的</w:t>
       </w:r>
@@ -30987,7 +31047,7 @@
       </w:r>
       <w:r>
         <w:rPr>
-          <w:rFonts w:hint="eastAsia" w:ascii="Times New Roman" w:hAnsi="Times New Roman" w:eastAsia="SimSun" w:cs="Times New Roman"/>
+          <w:rFonts w:hint="eastAsia" w:ascii="Times New Roman" w:hAnsi="Times New Roman" w:eastAsia="FangSong" w:cs="Times New Roman"/>
         </w:rPr>
         <w:t>很负</w:t>
       </w:r>
@@ -30999,7 +31059,7 @@
       </w:r>
       <w:r>
         <w:rPr>
-          <w:rFonts w:hint="eastAsia" w:ascii="Times New Roman" w:hAnsi="Times New Roman" w:eastAsia="SimSun" w:cs="Times New Roman"/>
+          <w:rFonts w:hint="eastAsia" w:ascii="Times New Roman" w:hAnsi="Times New Roman" w:eastAsia="FangSong" w:cs="Times New Roman"/>
         </w:rPr>
         <w:t>但实验发现室温几乎不反应</w:t>
       </w:r>
@@ -31011,7 +31071,7 @@
       </w:r>
       <w:r>
         <w:rPr>
-          <w:rFonts w:hint="eastAsia" w:ascii="Times New Roman" w:hAnsi="Times New Roman" w:eastAsia="SimSun" w:cs="Times New Roman"/>
+          <w:rFonts w:hint="eastAsia" w:ascii="Times New Roman" w:hAnsi="Times New Roman" w:eastAsia="FangSong" w:cs="Times New Roman"/>
         </w:rPr>
         <w:t>用动力学与热力学语言解释</w:t>
       </w:r>
@@ -31042,7 +31102,7 @@
       </w:r>
       <w:r>
         <w:rPr>
-          <w:rFonts w:hint="eastAsia" w:ascii="Times New Roman" w:hAnsi="Times New Roman" w:eastAsia="SimSun" w:cs="Times New Roman"/>
+          <w:rFonts w:hint="eastAsia" w:ascii="Times New Roman" w:hAnsi="Times New Roman" w:eastAsia="FangSong" w:cs="Times New Roman"/>
         </w:rPr>
         <w:t>某反应机理为</w:t>
       </w:r>
@@ -31233,7 +31293,7 @@
       </w:pPr>
       <w:r>
         <w:rPr>
-          <w:rFonts w:hint="eastAsia" w:ascii="Times New Roman" w:hAnsi="Times New Roman" w:eastAsia="SimSun" w:cs="Times New Roman"/>
+          <w:rFonts w:hint="eastAsia" w:ascii="Times New Roman" w:hAnsi="Times New Roman" w:eastAsia="FangSong" w:cs="Times New Roman"/>
         </w:rPr>
         <w:t xml:space="preserve">对</w:t>
       </w:r>
@@ -31245,7 +31305,7 @@
       </w:r>
       <w:r>
         <w:rPr>
-          <w:rFonts w:hint="eastAsia" w:ascii="Times New Roman" w:hAnsi="Times New Roman" w:eastAsia="SimSun" w:cs="Times New Roman"/>
+          <w:rFonts w:hint="eastAsia" w:ascii="Times New Roman" w:hAnsi="Times New Roman" w:eastAsia="FangSong" w:cs="Times New Roman"/>
         </w:rPr>
         <w:t>使用稳态近似</w:t>
       </w:r>
@@ -31257,7 +31317,7 @@
       </w:r>
       <w:r>
         <w:rPr>
-          <w:rFonts w:hint="eastAsia" w:ascii="Times New Roman" w:hAnsi="Times New Roman" w:eastAsia="SimSun" w:cs="Times New Roman"/>
+          <w:rFonts w:hint="eastAsia" w:ascii="Times New Roman" w:hAnsi="Times New Roman" w:eastAsia="FangSong" w:cs="Times New Roman"/>
         </w:rPr>
         <w:t>推导总速率式</w:t>
       </w:r>
@@ -31288,7 +31348,7 @@
       </w:r>
       <w:r>
         <w:rPr>
-          <w:rFonts w:hint="eastAsia" w:ascii="Times New Roman" w:hAnsi="Times New Roman" w:eastAsia="SimSun" w:cs="Times New Roman"/>
+          <w:rFonts w:hint="eastAsia" w:ascii="Times New Roman" w:hAnsi="Times New Roman" w:eastAsia="FangSong" w:cs="Times New Roman"/>
         </w:rPr>
         <w:t>为什么说</w:t>
       </w:r>
@@ -31300,7 +31360,7 @@
       </w:r>
       <w:r>
         <w:rPr>
-          <w:rFonts w:hint="eastAsia" w:ascii="Times New Roman" w:hAnsi="Times New Roman" w:eastAsia="SimSun" w:cs="Times New Roman"/>
+          <w:rFonts w:hint="eastAsia" w:ascii="Times New Roman" w:hAnsi="Times New Roman" w:eastAsia="FangSong" w:cs="Times New Roman"/>
         </w:rPr>
         <w:t>催化剂提高产率</w:t>
       </w:r>
@@ -31312,7 +31372,7 @@
       </w:r>
       <w:r>
         <w:rPr>
-          <w:rFonts w:hint="eastAsia" w:ascii="Times New Roman" w:hAnsi="Times New Roman" w:eastAsia="SimSun" w:cs="Times New Roman"/>
+          <w:rFonts w:hint="eastAsia" w:ascii="Times New Roman" w:hAnsi="Times New Roman" w:eastAsia="FangSong" w:cs="Times New Roman"/>
         </w:rPr>
         <w:t>这句话只有在</w:t>
       </w:r>
@@ -31324,7 +31384,7 @@
       </w:r>
       <w:r>
         <w:rPr>
-          <w:rFonts w:hint="eastAsia" w:ascii="Times New Roman" w:hAnsi="Times New Roman" w:eastAsia="SimSun" w:cs="Times New Roman"/>
+          <w:rFonts w:hint="eastAsia" w:ascii="Times New Roman" w:hAnsi="Times New Roman" w:eastAsia="FangSong" w:cs="Times New Roman"/>
         </w:rPr>
         <w:t>给定有限反应时间</w:t>
       </w:r>
@@ -31336,7 +31396,7 @@
       </w:r>
       <w:r>
         <w:rPr>
-          <w:rFonts w:hint="eastAsia" w:ascii="Times New Roman" w:hAnsi="Times New Roman" w:eastAsia="SimSun" w:cs="Times New Roman"/>
+          <w:rFonts w:hint="eastAsia" w:ascii="Times New Roman" w:hAnsi="Times New Roman" w:eastAsia="FangSong" w:cs="Times New Roman"/>
         </w:rPr>
         <w:t>时才可能近似成立</w:t>
       </w:r>
@@ -31348,7 +31408,7 @@
       </w:r>
       <w:r>
         <w:rPr>
-          <w:rFonts w:hint="eastAsia" w:ascii="Times New Roman" w:hAnsi="Times New Roman" w:eastAsia="SimSun" w:cs="Times New Roman"/>
+          <w:rFonts w:hint="eastAsia" w:ascii="Times New Roman" w:hAnsi="Times New Roman" w:eastAsia="FangSong" w:cs="Times New Roman"/>
         </w:rPr>
         <w:t>而从严格平衡观点看并不准确</w:t>
       </w:r>
@@ -31379,7 +31439,7 @@
       </w:r>
       <w:r>
         <w:rPr>
-          <w:rFonts w:hint="eastAsia" w:ascii="Times New Roman" w:hAnsi="Times New Roman" w:eastAsia="SimSun" w:cs="Times New Roman"/>
+          <w:rFonts w:hint="eastAsia" w:ascii="Times New Roman" w:hAnsi="Times New Roman" w:eastAsia="FangSong" w:cs="Times New Roman"/>
         </w:rPr>
         <w:t>某平行反应有两条通道</w:t>
       </w:r>
@@ -31391,7 +31451,7 @@
       </w:r>
       <w:r>
         <w:rPr>
-          <w:rFonts w:hint="eastAsia" w:ascii="Times New Roman" w:hAnsi="Times New Roman" w:eastAsia="SimSun" w:cs="Times New Roman"/>
+          <w:rFonts w:hint="eastAsia" w:ascii="Times New Roman" w:hAnsi="Times New Roman" w:eastAsia="FangSong" w:cs="Times New Roman"/>
         </w:rPr>
         <w:t>其中通道</w:t>
       </w:r>
@@ -31403,7 +31463,7 @@
       </w:r>
       <w:r>
         <w:rPr>
-          <w:rFonts w:hint="eastAsia" w:ascii="Times New Roman" w:hAnsi="Times New Roman" w:eastAsia="SimSun" w:cs="Times New Roman"/>
+          <w:rFonts w:hint="eastAsia" w:ascii="Times New Roman" w:hAnsi="Times New Roman" w:eastAsia="FangSong" w:cs="Times New Roman"/>
         </w:rPr>
         <w:t>活化能较低</w:t>
       </w:r>
@@ -31415,7 +31475,7 @@
       </w:r>
       <w:r>
         <w:rPr>
-          <w:rFonts w:hint="eastAsia" w:ascii="Times New Roman" w:hAnsi="Times New Roman" w:eastAsia="SimSun" w:cs="Times New Roman"/>
+          <w:rFonts w:hint="eastAsia" w:ascii="Times New Roman" w:hAnsi="Times New Roman" w:eastAsia="FangSong" w:cs="Times New Roman"/>
         </w:rPr>
         <w:t>通道</w:t>
       </w:r>
@@ -31427,7 +31487,7 @@
       </w:r>
       <w:r>
         <w:rPr>
-          <w:rFonts w:hint="eastAsia" w:ascii="Times New Roman" w:hAnsi="Times New Roman" w:eastAsia="SimSun" w:cs="Times New Roman"/>
+          <w:rFonts w:hint="eastAsia" w:ascii="Times New Roman" w:hAnsi="Times New Roman" w:eastAsia="FangSong" w:cs="Times New Roman"/>
         </w:rPr>
         <w:t>活化能较高</w:t>
       </w:r>
@@ -31439,7 +31499,7 @@
       </w:r>
       <w:r>
         <w:rPr>
-          <w:rFonts w:hint="eastAsia" w:ascii="Times New Roman" w:hAnsi="Times New Roman" w:eastAsia="SimSun" w:cs="Times New Roman"/>
+          <w:rFonts w:hint="eastAsia" w:ascii="Times New Roman" w:hAnsi="Times New Roman" w:eastAsia="FangSong" w:cs="Times New Roman"/>
         </w:rPr>
         <w:t>升温后产物比例为什么可能发生变化</w:t>
       </w:r>
@@ -31796,7 +31856,7 @@
       </w:r>
       <w:r>
         <w:rPr>
-          <w:rFonts w:hint="eastAsia" w:ascii="Times New Roman" w:hAnsi="Times New Roman" w:eastAsia="SimSun" w:cs="Times New Roman"/>
+          <w:rFonts w:hint="eastAsia" w:ascii="Times New Roman" w:hAnsi="Times New Roman" w:eastAsia="FangSong" w:cs="Times New Roman"/>
         </w:rPr>
         <w:t>平均速率是某时间段内的平均变化</w:t>
       </w:r>
@@ -31808,7 +31868,7 @@
       </w:r>
       <w:r>
         <w:rPr>
-          <w:rFonts w:hint="eastAsia" w:ascii="Times New Roman" w:hAnsi="Times New Roman" w:eastAsia="SimSun" w:cs="Times New Roman"/>
+          <w:rFonts w:hint="eastAsia" w:ascii="Times New Roman" w:hAnsi="Times New Roman" w:eastAsia="FangSong" w:cs="Times New Roman"/>
         </w:rPr>
         <w:t>瞬时速率是某一时刻的极限速率</w:t>
       </w:r>
@@ -31820,7 +31880,7 @@
       </w:r>
       <w:r>
         <w:rPr>
-          <w:rFonts w:hint="eastAsia" w:ascii="Times New Roman" w:hAnsi="Times New Roman" w:eastAsia="SimSun" w:cs="Times New Roman"/>
+          <w:rFonts w:hint="eastAsia" w:ascii="Times New Roman" w:hAnsi="Times New Roman" w:eastAsia="FangSong" w:cs="Times New Roman"/>
         </w:rPr>
         <w:t>初始速率是反应刚开始时的瞬时速率</w:t>
       </w:r>
@@ -31857,7 +31917,7 @@
       </w:r>
       <w:r>
         <w:rPr>
-          <w:rFonts w:hint="eastAsia" w:ascii="Times New Roman" w:hAnsi="Times New Roman" w:eastAsia="SimSun" w:cs="Times New Roman"/>
+          <w:rFonts w:hint="eastAsia" w:ascii="Times New Roman" w:hAnsi="Times New Roman" w:eastAsia="FangSong" w:cs="Times New Roman"/>
         </w:rPr>
         <w:t>倍</w:t>
       </w:r>
@@ -31888,7 +31948,7 @@
       </w:r>
       <w:r>
         <w:rPr>
-          <w:rFonts w:hint="eastAsia" w:ascii="Times New Roman" w:hAnsi="Times New Roman" w:eastAsia="SimSun" w:cs="Times New Roman"/>
+          <w:rFonts w:hint="eastAsia" w:ascii="Times New Roman" w:hAnsi="Times New Roman" w:eastAsia="FangSong" w:cs="Times New Roman"/>
         </w:rPr>
         <w:t>一级反应</w:t>
       </w:r>
@@ -31919,7 +31979,7 @@
       </w:r>
       <w:r>
         <w:rPr>
-          <w:rFonts w:hint="eastAsia" w:ascii="Times New Roman" w:hAnsi="Times New Roman" w:eastAsia="SimSun" w:cs="Times New Roman"/>
+          <w:rFonts w:hint="eastAsia" w:ascii="Times New Roman" w:hAnsi="Times New Roman" w:eastAsia="FangSong" w:cs="Times New Roman"/>
         </w:rPr>
         <w:t>零级</w:t>
       </w:r>
@@ -32010,7 +32070,7 @@
       </w:r>
       <w:r>
         <w:rPr>
-          <w:rFonts w:hint="eastAsia" w:ascii="Times New Roman" w:hAnsi="Times New Roman" w:eastAsia="SimSun" w:cs="Times New Roman"/>
+          <w:rFonts w:hint="eastAsia" w:ascii="Times New Roman" w:hAnsi="Times New Roman" w:eastAsia="FangSong" w:cs="Times New Roman"/>
         </w:rPr>
         <w:t>一级</w:t>
       </w:r>
@@ -32119,7 +32179,7 @@
       </w:r>
       <w:r>
         <w:rPr>
-          <w:rFonts w:hint="eastAsia" w:ascii="Times New Roman" w:hAnsi="Times New Roman" w:eastAsia="SimSun" w:cs="Times New Roman"/>
+          <w:rFonts w:hint="eastAsia" w:ascii="Times New Roman" w:hAnsi="Times New Roman" w:eastAsia="FangSong" w:cs="Times New Roman"/>
         </w:rPr>
         <w:t>二级</w:t>
       </w:r>
@@ -32247,7 +32307,7 @@
       </w:r>
       <w:r>
         <w:rPr>
-          <w:rFonts w:hint="eastAsia" w:ascii="Times New Roman" w:hAnsi="Times New Roman" w:eastAsia="SimSun" w:cs="Times New Roman"/>
+          <w:rFonts w:hint="eastAsia" w:ascii="Times New Roman" w:hAnsi="Times New Roman" w:eastAsia="FangSong" w:cs="Times New Roman"/>
         </w:rPr>
         <w:t xml:space="preserve">因为一级积分式决定</w:t>
       </w:r>
@@ -32320,7 +32380,7 @@
       </w:r>
       <w:r>
         <w:rPr>
-          <w:rFonts w:hint="eastAsia" w:ascii="Times New Roman" w:hAnsi="Times New Roman" w:eastAsia="SimSun" w:cs="Times New Roman"/>
+          <w:rFonts w:hint="eastAsia" w:ascii="Times New Roman" w:hAnsi="Times New Roman" w:eastAsia="FangSong" w:cs="Times New Roman"/>
         </w:rPr>
         <w:t>式中不含</w:t>
       </w:r>
@@ -32386,7 +32446,7 @@
       </w:r>
       <w:r>
         <w:rPr>
-          <w:rFonts w:hint="eastAsia" w:ascii="Times New Roman" w:hAnsi="Times New Roman" w:eastAsia="SimSun" w:cs="Times New Roman"/>
+          <w:rFonts w:hint="eastAsia" w:ascii="Times New Roman" w:hAnsi="Times New Roman" w:eastAsia="FangSong" w:cs="Times New Roman"/>
         </w:rPr>
         <w:t>活化能是反应物到过渡态的能垒高度</w:t>
       </w:r>
@@ -32398,7 +32458,7 @@
       </w:r>
       <w:r>
         <w:rPr>
-          <w:rFonts w:hint="eastAsia" w:ascii="Times New Roman" w:hAnsi="Times New Roman" w:eastAsia="SimSun" w:cs="Times New Roman"/>
+          <w:rFonts w:hint="eastAsia" w:ascii="Times New Roman" w:hAnsi="Times New Roman" w:eastAsia="FangSong" w:cs="Times New Roman"/>
         </w:rPr>
         <w:t>反应热是产物与反应物的焓差</w:t>
       </w:r>
@@ -32410,7 +32470,7 @@
       </w:r>
       <w:r>
         <w:rPr>
-          <w:rFonts w:hint="eastAsia" w:ascii="Times New Roman" w:hAnsi="Times New Roman" w:eastAsia="SimSun" w:cs="Times New Roman"/>
+          <w:rFonts w:hint="eastAsia" w:ascii="Times New Roman" w:hAnsi="Times New Roman" w:eastAsia="FangSong" w:cs="Times New Roman"/>
         </w:rPr>
         <w:t>两者不是同一概念</w:t>
       </w:r>
@@ -32441,7 +32501,7 @@
       </w:r>
       <w:r>
         <w:rPr>
-          <w:rFonts w:hint="eastAsia" w:ascii="Times New Roman" w:hAnsi="Times New Roman" w:eastAsia="SimSun" w:cs="Times New Roman"/>
+          <w:rFonts w:hint="eastAsia" w:ascii="Times New Roman" w:hAnsi="Times New Roman" w:eastAsia="FangSong" w:cs="Times New Roman"/>
         </w:rPr>
         <w:t>催化剂改变机理并降低活化能</w:t>
       </w:r>
@@ -32453,7 +32513,7 @@
       </w:r>
       <w:r>
         <w:rPr>
-          <w:rFonts w:hint="eastAsia" w:ascii="Times New Roman" w:hAnsi="Times New Roman" w:eastAsia="SimSun" w:cs="Times New Roman"/>
+          <w:rFonts w:hint="eastAsia" w:ascii="Times New Roman" w:hAnsi="Times New Roman" w:eastAsia="FangSong" w:cs="Times New Roman"/>
         </w:rPr>
         <w:t>使正逆反应都更快</w:t>
       </w:r>
@@ -32465,7 +32525,7 @@
       </w:r>
       <w:r>
         <w:rPr>
-          <w:rFonts w:hint="eastAsia" w:ascii="Times New Roman" w:hAnsi="Times New Roman" w:eastAsia="SimSun" w:cs="Times New Roman"/>
+          <w:rFonts w:hint="eastAsia" w:ascii="Times New Roman" w:hAnsi="Times New Roman" w:eastAsia="FangSong" w:cs="Times New Roman"/>
         </w:rPr>
         <w:t>但不改变始态与终态</w:t>
       </w:r>
@@ -32477,7 +32537,7 @@
       </w:r>
       <w:r>
         <w:rPr>
-          <w:rFonts w:hint="eastAsia" w:ascii="Times New Roman" w:hAnsi="Times New Roman" w:eastAsia="SimSun" w:cs="Times New Roman"/>
+          <w:rFonts w:hint="eastAsia" w:ascii="Times New Roman" w:hAnsi="Times New Roman" w:eastAsia="FangSong" w:cs="Times New Roman"/>
         </w:rPr>
         <w:t>所以不改平衡常数</w:t>
       </w:r>
@@ -32508,7 +32568,7 @@
       </w:r>
       <w:r>
         <w:rPr>
-          <w:rFonts w:hint="eastAsia" w:ascii="Times New Roman" w:hAnsi="Times New Roman" w:eastAsia="SimSun" w:cs="Times New Roman"/>
+          <w:rFonts w:hint="eastAsia" w:ascii="Times New Roman" w:hAnsi="Times New Roman" w:eastAsia="FangSong" w:cs="Times New Roman"/>
         </w:rPr>
         <w:t>反应分子数属于基元步骤概念</w:t>
       </w:r>
@@ -32520,7 +32580,7 @@
       </w:r>
       <w:r>
         <w:rPr>
-          <w:rFonts w:hint="eastAsia" w:ascii="Times New Roman" w:hAnsi="Times New Roman" w:eastAsia="SimSun" w:cs="Times New Roman"/>
+          <w:rFonts w:hint="eastAsia" w:ascii="Times New Roman" w:hAnsi="Times New Roman" w:eastAsia="FangSong" w:cs="Times New Roman"/>
         </w:rPr>
         <w:t>反应级数来自实验速率方程</w:t>
       </w:r>
@@ -32551,7 +32611,7 @@
       </w:r>
       <w:r>
         <w:rPr>
-          <w:rFonts w:hint="eastAsia" w:ascii="Times New Roman" w:hAnsi="Times New Roman" w:eastAsia="SimSun" w:cs="Times New Roman"/>
+          <w:rFonts w:hint="eastAsia" w:ascii="Times New Roman" w:hAnsi="Times New Roman" w:eastAsia="FangSong" w:cs="Times New Roman"/>
         </w:rPr>
         <w:t>因为总反应式不反映中间步骤与机理路径</w:t>
       </w:r>
@@ -32602,7 +32662,7 @@
       </w:r>
       <w:r>
         <w:rPr>
-          <w:rFonts w:hint="eastAsia" w:ascii="Times New Roman" w:hAnsi="Times New Roman" w:eastAsia="SimSun" w:cs="Times New Roman"/>
+          <w:rFonts w:hint="eastAsia" w:ascii="Times New Roman" w:hAnsi="Times New Roman" w:eastAsia="FangSong" w:cs="Times New Roman"/>
         </w:rPr>
         <w:t xml:space="preserve">实验</w:t>
       </w:r>
@@ -32626,7 +32686,7 @@
       </w:r>
       <w:r>
         <w:rPr>
-          <w:rFonts w:hint="eastAsia" w:ascii="Times New Roman" w:hAnsi="Times New Roman" w:eastAsia="SimSun" w:cs="Times New Roman"/>
+          <w:rFonts w:hint="eastAsia" w:ascii="Times New Roman" w:hAnsi="Times New Roman" w:eastAsia="FangSong" w:cs="Times New Roman"/>
         </w:rPr>
         <w:t>加倍</w:t>
       </w:r>
@@ -32638,7 +32698,7 @@
       </w:r>
       <w:r>
         <w:rPr>
-          <w:rFonts w:hint="eastAsia" w:ascii="Times New Roman" w:hAnsi="Times New Roman" w:eastAsia="SimSun" w:cs="Times New Roman"/>
+          <w:rFonts w:hint="eastAsia" w:ascii="Times New Roman" w:hAnsi="Times New Roman" w:eastAsia="FangSong" w:cs="Times New Roman"/>
         </w:rPr>
         <w:t>速率变</w:t>
       </w:r>
@@ -32650,7 +32710,7 @@
       </w:r>
       <w:r>
         <w:rPr>
-          <w:rFonts w:hint="eastAsia" w:ascii="Times New Roman" w:hAnsi="Times New Roman" w:eastAsia="SimSun" w:cs="Times New Roman"/>
+          <w:rFonts w:hint="eastAsia" w:ascii="Times New Roman" w:hAnsi="Times New Roman" w:eastAsia="FangSong" w:cs="Times New Roman"/>
         </w:rPr>
         <w:t>倍</w:t>
       </w:r>
@@ -32662,7 +32722,7 @@
       </w:r>
       <w:r>
         <w:rPr>
-          <w:rFonts w:hint="eastAsia" w:ascii="Times New Roman" w:hAnsi="Times New Roman" w:eastAsia="SimSun" w:cs="Times New Roman"/>
+          <w:rFonts w:hint="eastAsia" w:ascii="Times New Roman" w:hAnsi="Times New Roman" w:eastAsia="FangSong" w:cs="Times New Roman"/>
         </w:rPr>
         <w:t>故对</w:t>
       </w:r>
@@ -32674,7 +32734,7 @@
       </w:r>
       <w:r>
         <w:rPr>
-          <w:rFonts w:hint="eastAsia" w:ascii="Times New Roman" w:hAnsi="Times New Roman" w:eastAsia="SimSun" w:cs="Times New Roman"/>
+          <w:rFonts w:hint="eastAsia" w:ascii="Times New Roman" w:hAnsi="Times New Roman" w:eastAsia="FangSong" w:cs="Times New Roman"/>
         </w:rPr>
         <w:t>二级</w:t>
       </w:r>
@@ -32686,7 +32746,7 @@
       </w:r>
       <w:r>
         <w:rPr>
-          <w:rFonts w:hint="eastAsia" w:ascii="Times New Roman" w:hAnsi="Times New Roman" w:eastAsia="SimSun" w:cs="Times New Roman"/>
+          <w:rFonts w:hint="eastAsia" w:ascii="Times New Roman" w:hAnsi="Times New Roman" w:eastAsia="FangSong" w:cs="Times New Roman"/>
         </w:rPr>
         <w:t>实验</w:t>
       </w:r>
@@ -32710,7 +32770,7 @@
       </w:r>
       <w:r>
         <w:rPr>
-          <w:rFonts w:hint="eastAsia" w:ascii="Times New Roman" w:hAnsi="Times New Roman" w:eastAsia="SimSun" w:cs="Times New Roman"/>
+          <w:rFonts w:hint="eastAsia" w:ascii="Times New Roman" w:hAnsi="Times New Roman" w:eastAsia="FangSong" w:cs="Times New Roman"/>
         </w:rPr>
         <w:t>加倍</w:t>
       </w:r>
@@ -32722,7 +32782,7 @@
       </w:r>
       <w:r>
         <w:rPr>
-          <w:rFonts w:hint="eastAsia" w:ascii="Times New Roman" w:hAnsi="Times New Roman" w:eastAsia="SimSun" w:cs="Times New Roman"/>
+          <w:rFonts w:hint="eastAsia" w:ascii="Times New Roman" w:hAnsi="Times New Roman" w:eastAsia="FangSong" w:cs="Times New Roman"/>
         </w:rPr>
         <w:t>速率变</w:t>
       </w:r>
@@ -32734,7 +32794,7 @@
       </w:r>
       <w:r>
         <w:rPr>
-          <w:rFonts w:hint="eastAsia" w:ascii="Times New Roman" w:hAnsi="Times New Roman" w:eastAsia="SimSun" w:cs="Times New Roman"/>
+          <w:rFonts w:hint="eastAsia" w:ascii="Times New Roman" w:hAnsi="Times New Roman" w:eastAsia="FangSong" w:cs="Times New Roman"/>
         </w:rPr>
         <w:t>倍</w:t>
       </w:r>
@@ -32746,7 +32806,7 @@
       </w:r>
       <w:r>
         <w:rPr>
-          <w:rFonts w:hint="eastAsia" w:ascii="Times New Roman" w:hAnsi="Times New Roman" w:eastAsia="SimSun" w:cs="Times New Roman"/>
+          <w:rFonts w:hint="eastAsia" w:ascii="Times New Roman" w:hAnsi="Times New Roman" w:eastAsia="FangSong" w:cs="Times New Roman"/>
         </w:rPr>
         <w:t>故对</w:t>
       </w:r>
@@ -32758,7 +32818,7 @@
       </w:r>
       <w:r>
         <w:rPr>
-          <w:rFonts w:hint="eastAsia" w:ascii="Times New Roman" w:hAnsi="Times New Roman" w:eastAsia="SimSun" w:cs="Times New Roman"/>
+          <w:rFonts w:hint="eastAsia" w:ascii="Times New Roman" w:hAnsi="Times New Roman" w:eastAsia="FangSong" w:cs="Times New Roman"/>
         </w:rPr>
         <w:t>一级</w:t>
       </w:r>
@@ -32770,7 +32830,7 @@
       </w:r>
       <w:r>
         <w:rPr>
-          <w:rFonts w:hint="eastAsia" w:ascii="Times New Roman" w:hAnsi="Times New Roman" w:eastAsia="SimSun" w:cs="Times New Roman"/>
+          <w:rFonts w:hint="eastAsia" w:ascii="Times New Roman" w:hAnsi="Times New Roman" w:eastAsia="FangSong" w:cs="Times New Roman"/>
         </w:rPr>
         <w:t>速率方程为</w:t>
       </w:r>
@@ -32855,7 +32915,7 @@
       </w:r>
       <w:r>
         <w:rPr>
-          <w:rFonts w:hint="eastAsia" w:ascii="Times New Roman" w:hAnsi="Times New Roman" w:eastAsia="SimSun" w:cs="Times New Roman"/>
+          <w:rFonts w:hint="eastAsia" w:ascii="Times New Roman" w:hAnsi="Times New Roman" w:eastAsia="FangSong" w:cs="Times New Roman"/>
         </w:rPr>
         <w:t>代入实验</w:t>
       </w:r>
@@ -33045,7 +33105,7 @@
       </w:r>
       <w:r>
         <w:rPr>
-          <w:rFonts w:hint="eastAsia" w:ascii="Times New Roman" w:hAnsi="Times New Roman" w:eastAsia="SimSun" w:cs="Times New Roman"/>
+          <w:rFonts w:hint="eastAsia" w:ascii="Times New Roman" w:hAnsi="Times New Roman" w:eastAsia="FangSong" w:cs="Times New Roman"/>
         </w:rPr>
         <w:t xml:space="preserve">对</w:t>
       </w:r>
@@ -33068,7 +33128,7 @@
       </w:r>
       <w:r>
         <w:rPr>
-          <w:rFonts w:hint="eastAsia" w:ascii="Times New Roman" w:hAnsi="Times New Roman" w:eastAsia="SimSun" w:cs="Times New Roman"/>
+          <w:rFonts w:hint="eastAsia" w:ascii="Times New Roman" w:hAnsi="Times New Roman" w:eastAsia="FangSong" w:cs="Times New Roman"/>
         </w:rPr>
         <w:t>作图为直线</w:t>
       </w:r>
@@ -33080,7 +33140,7 @@
       </w:r>
       <w:r>
         <w:rPr>
-          <w:rFonts w:hint="eastAsia" w:ascii="Times New Roman" w:hAnsi="Times New Roman" w:eastAsia="SimSun" w:cs="Times New Roman"/>
+          <w:rFonts w:hint="eastAsia" w:ascii="Times New Roman" w:hAnsi="Times New Roman" w:eastAsia="FangSong" w:cs="Times New Roman"/>
         </w:rPr>
         <w:t>说明是一级反应</w:t>
       </w:r>
@@ -33092,7 +33152,7 @@
       </w:r>
       <w:r>
         <w:rPr>
-          <w:rFonts w:hint="eastAsia" w:ascii="Times New Roman" w:hAnsi="Times New Roman" w:eastAsia="SimSun" w:cs="Times New Roman"/>
+          <w:rFonts w:hint="eastAsia" w:ascii="Times New Roman" w:hAnsi="Times New Roman" w:eastAsia="FangSong" w:cs="Times New Roman"/>
         </w:rPr>
         <w:t>半衰期</w:t>
       </w:r>
@@ -33482,7 +33542,7 @@
       </w:r>
       <w:r>
         <w:rPr>
-          <w:rFonts w:hint="eastAsia" w:ascii="Times New Roman" w:hAnsi="Times New Roman" w:eastAsia="SimSun" w:cs="Times New Roman"/>
+          <w:rFonts w:hint="eastAsia" w:ascii="Times New Roman" w:hAnsi="Times New Roman" w:eastAsia="FangSong" w:cs="Times New Roman"/>
         </w:rPr>
         <w:t xml:space="preserve">由</w:t>
       </w:r>
@@ -33494,7 +33554,7 @@
       </w:r>
       <w:r>
         <w:rPr>
-          <w:rFonts w:hint="eastAsia" w:ascii="Times New Roman" w:hAnsi="Times New Roman" w:eastAsia="SimSun" w:cs="Times New Roman"/>
+          <w:rFonts w:hint="eastAsia" w:ascii="Times New Roman" w:hAnsi="Times New Roman" w:eastAsia="FangSong" w:cs="Times New Roman"/>
         </w:rPr>
         <w:t>两点式计算</w:t>
       </w:r>
@@ -33776,7 +33836,7 @@
       </w:r>
       <w:r>
         <w:rPr>
-          <w:rFonts w:hint="eastAsia" w:ascii="Times New Roman" w:hAnsi="Times New Roman" w:eastAsia="SimSun" w:cs="Times New Roman"/>
+          <w:rFonts w:hint="eastAsia" w:ascii="Times New Roman" w:hAnsi="Times New Roman" w:eastAsia="FangSong" w:cs="Times New Roman"/>
         </w:rPr>
         <w:t>粉末表面积更大</w:t>
       </w:r>
@@ -33788,7 +33848,7 @@
       </w:r>
       <w:r>
         <w:rPr>
-          <w:rFonts w:hint="eastAsia" w:ascii="Times New Roman" w:hAnsi="Times New Roman" w:eastAsia="SimSun" w:cs="Times New Roman"/>
+          <w:rFonts w:hint="eastAsia" w:ascii="Times New Roman" w:hAnsi="Times New Roman" w:eastAsia="FangSong" w:cs="Times New Roman"/>
         </w:rPr>
         <w:t>反应界面更多</w:t>
       </w:r>
@@ -33800,7 +33860,7 @@
       </w:r>
       <w:r>
         <w:rPr>
-          <w:rFonts w:hint="eastAsia" w:ascii="Times New Roman" w:hAnsi="Times New Roman" w:eastAsia="SimSun" w:cs="Times New Roman"/>
+          <w:rFonts w:hint="eastAsia" w:ascii="Times New Roman" w:hAnsi="Times New Roman" w:eastAsia="FangSong" w:cs="Times New Roman"/>
         </w:rPr>
         <w:t>有效碰撞机会更多</w:t>
       </w:r>
@@ -33831,7 +33891,7 @@
       </w:r>
       <w:r>
         <w:rPr>
-          <w:rFonts w:hint="eastAsia" w:ascii="Times New Roman" w:hAnsi="Times New Roman" w:eastAsia="SimSun" w:cs="Times New Roman"/>
+          <w:rFonts w:hint="eastAsia" w:ascii="Times New Roman" w:hAnsi="Times New Roman" w:eastAsia="FangSong" w:cs="Times New Roman"/>
         </w:rPr>
         <w:t>因为最慢的一步决定物质通过整条路径的通量</w:t>
       </w:r>
@@ -33843,7 +33903,7 @@
       </w:r>
       <w:r>
         <w:rPr>
-          <w:rFonts w:hint="eastAsia" w:ascii="Times New Roman" w:hAnsi="Times New Roman" w:eastAsia="SimSun" w:cs="Times New Roman"/>
+          <w:rFonts w:hint="eastAsia" w:ascii="Times New Roman" w:hAnsi="Times New Roman" w:eastAsia="FangSong" w:cs="Times New Roman"/>
         </w:rPr>
         <w:t>所以它控制总速率量级</w:t>
       </w:r>
@@ -33874,7 +33934,7 @@
       </w:r>
       <w:r>
         <w:rPr>
-          <w:rFonts w:hint="eastAsia" w:ascii="Times New Roman" w:hAnsi="Times New Roman" w:eastAsia="SimSun" w:cs="Times New Roman"/>
+          <w:rFonts w:hint="eastAsia" w:ascii="Times New Roman" w:hAnsi="Times New Roman" w:eastAsia="FangSong" w:cs="Times New Roman"/>
         </w:rPr>
         <w:t>稳态近似要求的是</w:t>
       </w:r>
@@ -33886,7 +33946,7 @@
       </w:r>
       <w:r>
         <w:rPr>
-          <w:rFonts w:hint="eastAsia" w:ascii="Times New Roman" w:hAnsi="Times New Roman" w:eastAsia="SimSun" w:cs="Times New Roman"/>
+          <w:rFonts w:hint="eastAsia" w:ascii="Times New Roman" w:hAnsi="Times New Roman" w:eastAsia="FangSong" w:cs="Times New Roman"/>
         </w:rPr>
         <w:t>生成速率约等于消耗速率</w:t>
       </w:r>
@@ -33898,7 +33958,7 @@
       </w:r>
       <w:r>
         <w:rPr>
-          <w:rFonts w:hint="eastAsia" w:ascii="Times New Roman" w:hAnsi="Times New Roman" w:eastAsia="SimSun" w:cs="Times New Roman"/>
+          <w:rFonts w:hint="eastAsia" w:ascii="Times New Roman" w:hAnsi="Times New Roman" w:eastAsia="FangSong" w:cs="Times New Roman"/>
         </w:rPr>
         <w:t>不是</w:t>
       </w:r>
@@ -33910,7 +33970,7 @@
       </w:r>
       <w:r>
         <w:rPr>
-          <w:rFonts w:hint="eastAsia" w:ascii="Times New Roman" w:hAnsi="Times New Roman" w:eastAsia="SimSun" w:cs="Times New Roman"/>
+          <w:rFonts w:hint="eastAsia" w:ascii="Times New Roman" w:hAnsi="Times New Roman" w:eastAsia="FangSong" w:cs="Times New Roman"/>
         </w:rPr>
         <w:t>中间体浓度为零</w:t>
       </w:r>
@@ -33941,7 +34001,7 @@
       </w:r>
       <w:r>
         <w:rPr>
-          <w:rFonts w:hint="eastAsia" w:ascii="Times New Roman" w:hAnsi="Times New Roman" w:eastAsia="SimSun" w:cs="Times New Roman"/>
+          <w:rFonts w:hint="eastAsia" w:ascii="Times New Roman" w:hAnsi="Times New Roman" w:eastAsia="FangSong" w:cs="Times New Roman"/>
         </w:rPr>
         <w:t xml:space="preserve">主要生成</w:t>
       </w:r>
@@ -33959,7 +34019,7 @@
       </w:r>
       <w:r>
         <w:rPr>
-          <w:rFonts w:hint="eastAsia" w:ascii="Times New Roman" w:hAnsi="Times New Roman" w:eastAsia="SimSun" w:cs="Times New Roman"/>
+          <w:rFonts w:hint="eastAsia" w:ascii="Times New Roman" w:hAnsi="Times New Roman" w:eastAsia="FangSong" w:cs="Times New Roman"/>
         </w:rPr>
         <w:t>且</w:t>
       </w:r>
@@ -34029,7 +34089,7 @@
       </w:r>
       <w:r>
         <w:rPr>
-          <w:rFonts w:hint="eastAsia" w:ascii="Times New Roman" w:hAnsi="Times New Roman" w:eastAsia="SimSun" w:cs="Times New Roman"/>
+          <w:rFonts w:hint="eastAsia" w:ascii="Times New Roman" w:hAnsi="Times New Roman" w:eastAsia="FangSong" w:cs="Times New Roman"/>
         </w:rPr>
         <w:t>很大</w:t>
       </w:r>
@@ -34041,7 +34101,7 @@
       </w:r>
       <w:r>
         <w:rPr>
-          <w:rFonts w:hint="eastAsia" w:ascii="Times New Roman" w:hAnsi="Times New Roman" w:eastAsia="SimSun" w:cs="Times New Roman"/>
+          <w:rFonts w:hint="eastAsia" w:ascii="Times New Roman" w:hAnsi="Times New Roman" w:eastAsia="FangSong" w:cs="Times New Roman"/>
         </w:rPr>
         <w:t>近似由</w:t>
       </w:r>
@@ -34091,7 +34151,7 @@
       </w:r>
       <w:r>
         <w:rPr>
-          <w:rFonts w:hint="eastAsia" w:ascii="Times New Roman" w:hAnsi="Times New Roman" w:eastAsia="SimSun" w:cs="Times New Roman"/>
+          <w:rFonts w:hint="eastAsia" w:ascii="Times New Roman" w:hAnsi="Times New Roman" w:eastAsia="FangSong" w:cs="Times New Roman"/>
         </w:rPr>
         <w:t>决定</w:t>
       </w:r>
@@ -34142,7 +34202,7 @@
       </w:r>
       <w:r>
         <w:rPr>
-          <w:rFonts w:hint="eastAsia" w:ascii="Times New Roman" w:hAnsi="Times New Roman" w:eastAsia="SimSun" w:cs="Times New Roman"/>
+          <w:rFonts w:hint="eastAsia" w:ascii="Times New Roman" w:hAnsi="Times New Roman" w:eastAsia="FangSong" w:cs="Times New Roman"/>
         </w:rPr>
         <w:t>二级反应</w:t>
       </w:r>
@@ -34154,7 +34214,7 @@
       </w:r>
       <w:r>
         <w:rPr>
-          <w:rFonts w:hint="eastAsia" w:ascii="Times New Roman" w:hAnsi="Times New Roman" w:eastAsia="SimSun" w:cs="Times New Roman"/>
+          <w:rFonts w:hint="eastAsia" w:ascii="Times New Roman" w:hAnsi="Times New Roman" w:eastAsia="FangSong" w:cs="Times New Roman"/>
         </w:rPr>
         <w:t>因为二级反应有</w:t>
       </w:r>
@@ -34279,7 +34339,7 @@
       </w:r>
       <w:r>
         <w:rPr>
-          <w:rFonts w:hint="eastAsia" w:ascii="Times New Roman" w:hAnsi="Times New Roman" w:eastAsia="SimSun" w:cs="Times New Roman"/>
+          <w:rFonts w:hint="eastAsia" w:ascii="Times New Roman" w:hAnsi="Times New Roman" w:eastAsia="FangSong" w:cs="Times New Roman"/>
         </w:rPr>
         <w:t>平衡时正逆速率相等</w:t>
       </w:r>
@@ -34415,7 +34475,7 @@
       </w:r>
       <w:r>
         <w:rPr>
-          <w:rFonts w:hint="eastAsia" w:ascii="Times New Roman" w:hAnsi="Times New Roman" w:eastAsia="SimSun" w:cs="Times New Roman"/>
+          <w:rFonts w:hint="eastAsia" w:ascii="Times New Roman" w:hAnsi="Times New Roman" w:eastAsia="FangSong" w:cs="Times New Roman"/>
         </w:rPr>
         <w:t>移项即得</w:t>
       </w:r>
@@ -34626,7 +34686,7 @@
       </w:r>
       <w:r>
         <w:rPr>
-          <w:rFonts w:hint="eastAsia" w:ascii="Times New Roman" w:hAnsi="Times New Roman" w:eastAsia="SimSun" w:cs="Times New Roman"/>
+          <w:rFonts w:hint="eastAsia" w:ascii="Times New Roman" w:hAnsi="Times New Roman" w:eastAsia="FangSong" w:cs="Times New Roman"/>
         </w:rPr>
         <w:t>很负说明热力学有利</w:t>
       </w:r>
@@ -34638,7 +34698,7 @@
       </w:r>
       <w:r>
         <w:rPr>
-          <w:rFonts w:hint="eastAsia" w:ascii="Times New Roman" w:hAnsi="Times New Roman" w:eastAsia="SimSun" w:cs="Times New Roman"/>
+          <w:rFonts w:hint="eastAsia" w:ascii="Times New Roman" w:hAnsi="Times New Roman" w:eastAsia="FangSong" w:cs="Times New Roman"/>
         </w:rPr>
         <w:t>但若活化能很高</w:t>
       </w:r>
@@ -34650,7 +34710,7 @@
       </w:r>
       <w:r>
         <w:rPr>
-          <w:rFonts w:hint="eastAsia" w:ascii="Times New Roman" w:hAnsi="Times New Roman" w:eastAsia="SimSun" w:cs="Times New Roman"/>
+          <w:rFonts w:hint="eastAsia" w:ascii="Times New Roman" w:hAnsi="Times New Roman" w:eastAsia="FangSong" w:cs="Times New Roman"/>
         </w:rPr>
         <w:t>室温下有效碰撞极少</w:t>
       </w:r>
@@ -34662,7 +34722,7 @@
       </w:r>
       <w:r>
         <w:rPr>
-          <w:rFonts w:hint="eastAsia" w:ascii="Times New Roman" w:hAnsi="Times New Roman" w:eastAsia="SimSun" w:cs="Times New Roman"/>
+          <w:rFonts w:hint="eastAsia" w:ascii="Times New Roman" w:hAnsi="Times New Roman" w:eastAsia="FangSong" w:cs="Times New Roman"/>
         </w:rPr>
         <w:t>所以动力学上仍可能极慢</w:t>
       </w:r>
@@ -34693,7 +34753,7 @@
       </w:r>
       <w:r>
         <w:rPr>
-          <w:rFonts w:hint="eastAsia" w:ascii="Times New Roman" w:hAnsi="Times New Roman" w:eastAsia="SimSun" w:cs="Times New Roman"/>
+          <w:rFonts w:hint="eastAsia" w:ascii="Times New Roman" w:hAnsi="Times New Roman" w:eastAsia="FangSong" w:cs="Times New Roman"/>
         </w:rPr>
         <w:t>稳态近似给出</w:t>
       </w:r>
@@ -34905,7 +34965,7 @@
       </w:pPr>
       <w:r>
         <w:rPr>
-          <w:rFonts w:hint="eastAsia" w:ascii="Times New Roman" w:hAnsi="Times New Roman" w:eastAsia="SimSun" w:cs="Times New Roman"/>
+          <w:rFonts w:hint="eastAsia" w:ascii="Times New Roman" w:hAnsi="Times New Roman" w:eastAsia="FangSong" w:cs="Times New Roman"/>
         </w:rPr>
         <w:t xml:space="preserve">故</w:t>
       </w:r>
@@ -35051,7 +35111,7 @@
       </w:pPr>
       <w:r>
         <w:rPr>
-          <w:rFonts w:hint="eastAsia" w:ascii="Times New Roman" w:hAnsi="Times New Roman" w:eastAsia="SimSun" w:cs="Times New Roman"/>
+          <w:rFonts w:hint="eastAsia" w:ascii="Times New Roman" w:hAnsi="Times New Roman" w:eastAsia="FangSong" w:cs="Times New Roman"/>
         </w:rPr>
         <w:t xml:space="preserve">总速率为</w:t>
       </w:r>
@@ -35280,7 +35340,7 @@
       </w:r>
       <w:r>
         <w:rPr>
-          <w:rFonts w:hint="eastAsia" w:ascii="Times New Roman" w:hAnsi="Times New Roman" w:eastAsia="SimSun" w:cs="Times New Roman"/>
+          <w:rFonts w:hint="eastAsia" w:ascii="Times New Roman" w:hAnsi="Times New Roman" w:eastAsia="FangSong" w:cs="Times New Roman"/>
         </w:rPr>
         <w:t>催化剂只能缩短达到平衡所需时间</w:t>
       </w:r>
@@ -35292,7 +35352,7 @@
       </w:r>
       <w:r>
         <w:rPr>
-          <w:rFonts w:hint="eastAsia" w:ascii="Times New Roman" w:hAnsi="Times New Roman" w:eastAsia="SimSun" w:cs="Times New Roman"/>
+          <w:rFonts w:hint="eastAsia" w:ascii="Times New Roman" w:hAnsi="Times New Roman" w:eastAsia="FangSong" w:cs="Times New Roman"/>
         </w:rPr>
         <w:t>若规定时间很短</w:t>
       </w:r>
@@ -35304,7 +35364,7 @@
       </w:r>
       <w:r>
         <w:rPr>
-          <w:rFonts w:hint="eastAsia" w:ascii="Times New Roman" w:hAnsi="Times New Roman" w:eastAsia="SimSun" w:cs="Times New Roman"/>
+          <w:rFonts w:hint="eastAsia" w:ascii="Times New Roman" w:hAnsi="Times New Roman" w:eastAsia="FangSong" w:cs="Times New Roman"/>
         </w:rPr>
         <w:t>看上去</w:t>
       </w:r>
@@ -35316,7 +35376,7 @@
       </w:r>
       <w:r>
         <w:rPr>
-          <w:rFonts w:hint="eastAsia" w:ascii="Times New Roman" w:hAnsi="Times New Roman" w:eastAsia="SimSun" w:cs="Times New Roman"/>
+          <w:rFonts w:hint="eastAsia" w:ascii="Times New Roman" w:hAnsi="Times New Roman" w:eastAsia="FangSong" w:cs="Times New Roman"/>
         </w:rPr>
         <w:t>产率提高了</w:t>
       </w:r>
@@ -35328,7 +35388,7 @@
       </w:r>
       <w:r>
         <w:rPr>
-          <w:rFonts w:hint="eastAsia" w:ascii="Times New Roman" w:hAnsi="Times New Roman" w:eastAsia="SimSun" w:cs="Times New Roman"/>
+          <w:rFonts w:hint="eastAsia" w:ascii="Times New Roman" w:hAnsi="Times New Roman" w:eastAsia="FangSong" w:cs="Times New Roman"/>
         </w:rPr>
         <w:t>但真正达到平衡后</w:t>
       </w:r>
@@ -35340,7 +35400,7 @@
       </w:r>
       <w:r>
         <w:rPr>
-          <w:rFonts w:hint="eastAsia" w:ascii="Times New Roman" w:hAnsi="Times New Roman" w:eastAsia="SimSun" w:cs="Times New Roman"/>
+          <w:rFonts w:hint="eastAsia" w:ascii="Times New Roman" w:hAnsi="Times New Roman" w:eastAsia="FangSong" w:cs="Times New Roman"/>
         </w:rPr>
         <w:t>平衡组成不变</w:t>
       </w:r>
@@ -35371,7 +35431,7 @@
       </w:r>
       <w:r>
         <w:rPr>
-          <w:rFonts w:hint="eastAsia" w:ascii="Times New Roman" w:hAnsi="Times New Roman" w:eastAsia="SimSun" w:cs="Times New Roman"/>
+          <w:rFonts w:hint="eastAsia" w:ascii="Times New Roman" w:hAnsi="Times New Roman" w:eastAsia="FangSong" w:cs="Times New Roman"/>
         </w:rPr>
         <w:t xml:space="preserve">因为两条通道满足各自的</w:t>
       </w:r>
@@ -35383,7 +35443,7 @@
       </w:r>
       <w:r>
         <w:rPr>
-          <w:rFonts w:hint="eastAsia" w:ascii="Times New Roman" w:hAnsi="Times New Roman" w:eastAsia="SimSun" w:cs="Times New Roman"/>
+          <w:rFonts w:hint="eastAsia" w:ascii="Times New Roman" w:hAnsi="Times New Roman" w:eastAsia="FangSong" w:cs="Times New Roman"/>
         </w:rPr>
         <w:t>关系</w:t>
       </w:r>
@@ -35395,7 +35455,7 @@
       </w:r>
       <w:r>
         <w:rPr>
-          <w:rFonts w:hint="eastAsia" w:ascii="Times New Roman" w:hAnsi="Times New Roman" w:eastAsia="SimSun" w:cs="Times New Roman"/>
+          <w:rFonts w:hint="eastAsia" w:ascii="Times New Roman" w:hAnsi="Times New Roman" w:eastAsia="FangSong" w:cs="Times New Roman"/>
         </w:rPr>
         <w:t>活化能较高的通道对升温更敏感</w:t>
       </w:r>
@@ -35407,7 +35467,7 @@
       </w:r>
       <w:r>
         <w:rPr>
-          <w:rFonts w:hint="eastAsia" w:ascii="Times New Roman" w:hAnsi="Times New Roman" w:eastAsia="SimSun" w:cs="Times New Roman"/>
+          <w:rFonts w:hint="eastAsia" w:ascii="Times New Roman" w:hAnsi="Times New Roman" w:eastAsia="FangSong" w:cs="Times New Roman"/>
         </w:rPr>
         <w:t>所以升温会改变</w:t>
       </w:r>
@@ -35457,7 +35517,7 @@
       </w:r>
       <w:r>
         <w:rPr>
-          <w:rFonts w:hint="eastAsia" w:ascii="Times New Roman" w:hAnsi="Times New Roman" w:eastAsia="SimSun" w:cs="Times New Roman"/>
+          <w:rFonts w:hint="eastAsia" w:ascii="Times New Roman" w:hAnsi="Times New Roman" w:eastAsia="FangSong" w:cs="Times New Roman"/>
         </w:rPr>
         <w:t>从而改变产物比例</w:t>
       </w:r>
@@ -36210,7 +36270,7 @@
     <ns0:name ns0:val="Normal"/>
     <ns0:qFormat/>
     <ns0:rPr>
-      <ns0:rFonts ns0:ascii="Times New Roman" ns0:cs="Times New Roman" ns0:eastAsia="SimSun" ns0:hAnsi="Times New Roman"/>
+      <ns0:rFonts ns0:ascii="Times New Roman" ns0:cs="Times New Roman" ns0:eastAsia="FangSong" ns0:hAnsi="Times New Roman"/>
       <ns0:b ns0:val="0"/>
       <ns0:sz ns0:val="23"/>
     </ns0:rPr>
@@ -36224,7 +36284,7 @@
       <ns0:spacing ns0:after="180" ns0:before="180"/>
     </ns0:pPr>
     <ns0:rPr>
-      <ns0:rFonts ns0:ascii="Times New Roman" ns0:hAnsi="Times New Roman" ns0:eastAsia="SimSun" ns0:cs="Times New Roman"/>
+      <ns0:rFonts ns0:ascii="Times New Roman" ns0:hAnsi="Times New Roman" ns0:eastAsia="FangSong" ns0:cs="Times New Roman"/>
     </ns0:rPr>
   </ns0:style>
   <ns0:style ns0:customStyle="1" ns0:styleId="FirstParagraph" ns0:type="paragraph">
@@ -36233,7 +36293,7 @@
     <ns0:next ns0:val="BodyText"/>
     <ns0:qFormat/>
     <ns0:rPr>
-      <ns0:rFonts ns0:ascii="Times New Roman" ns0:hAnsi="Times New Roman" ns0:eastAsia="SimSun" ns0:cs="Times New Roman"/>
+      <ns0:rFonts ns0:ascii="Times New Roman" ns0:hAnsi="Times New Roman" ns0:eastAsia="FangSong" ns0:cs="Times New Roman"/>
     </ns0:rPr>
   </ns0:style>
   <ns0:style ns0:customStyle="1" ns0:styleId="Compact" ns0:type="paragraph">
@@ -36244,7 +36304,7 @@
       <ns0:spacing ns0:after="36" ns0:before="36"/>
     </ns0:pPr>
     <ns0:rPr>
-      <ns0:rFonts ns0:ascii="Times New Roman" ns0:hAnsi="Times New Roman" ns0:eastAsia="SimSun" ns0:cs="Times New Roman"/>
+      <ns0:rFonts ns0:ascii="Times New Roman" ns0:hAnsi="Times New Roman" ns0:eastAsia="FangSong" ns0:cs="Times New Roman"/>
     </ns0:rPr>
   </ns0:style>
   <ns0:style ns0:styleId="Title" ns0:type="paragraph">
@@ -36275,7 +36335,7 @@
     <ns0:uiPriority ns0:val="10"/>
     <ns0:rsid ns0:val="00A10FD9"/>
     <ns0:rPr>
-      <ns0:rFonts ns0:ascii="Times New Roman" ns0:hAnsi="Times New Roman" ns0:eastAsia="SimSun" ns0:cs="Times New Roman"/>
+      <ns0:rFonts ns0:ascii="Times New Roman" ns0:hAnsi="Times New Roman" ns0:eastAsia="FangSong" ns0:cs="Times New Roman"/>
       <ns0:sz ns0:val="56"/>
       <ns0:szCs ns0:val="56"/>
     </ns0:rPr>
@@ -36294,7 +36354,7 @@
       </ns0:numPr>
     </ns0:pPr>
     <ns0:rPr>
-      <ns0:rFonts ns0:ascii="Times New Roman" ns0:cs="Times New Roman" ns0:eastAsia="SimSun" ns0:hAnsi="Times New Roman"/>
+      <ns0:rFonts ns0:ascii="Times New Roman" ns0:cs="Times New Roman" ns0:eastAsia="SimHei" ns0:hAnsi="Times New Roman"/>
       <ns0:b ns0:val="0"/>
       <ns0:color ns0:val="5B6975"/>
       <ns0:sz ns0:val="24"/>
@@ -36308,7 +36368,7 @@
     <ns0:uiPriority ns0:val="11"/>
     <ns0:rsid ns0:val="00A10FD9"/>
     <ns0:rPr>
-      <ns0:rFonts ns0:ascii="Times New Roman" ns0:hAnsi="Times New Roman" ns0:eastAsia="SimSun" ns0:cs="Times New Roman"/>
+      <ns0:rFonts ns0:ascii="Times New Roman" ns0:hAnsi="Times New Roman" ns0:eastAsia="FangSong" ns0:cs="Times New Roman"/>
       <ns0:color ns0:themeColor="text1" ns0:themeTint="A6" ns0:val="595959"/>
       <ns0:sz ns0:val="28"/>
       <ns0:szCs ns0:val="28"/>
@@ -36324,7 +36384,7 @@
       <ns0:keepLines/>
     </ns0:pPr>
     <ns0:rPr>
-      <ns0:rFonts ns0:ascii="Times New Roman" ns0:hAnsi="Times New Roman" ns0:eastAsia="SimSun" ns0:cs="Times New Roman"/>
+      <ns0:rFonts ns0:ascii="Times New Roman" ns0:hAnsi="Times New Roman" ns0:eastAsia="FangSong" ns0:cs="Times New Roman"/>
       <ns0:sz ns0:val="24"/>
       <ns0:szCs ns0:val="24"/>
     </ns0:rPr>
@@ -36339,7 +36399,7 @@
       <ns0:keepLines/>
     </ns0:pPr>
     <ns0:rPr>
-      <ns0:rFonts ns0:ascii="Times New Roman" ns0:hAnsi="Times New Roman" ns0:eastAsia="SimSun" ns0:cs="Times New Roman"/>
+      <ns0:rFonts ns0:ascii="Times New Roman" ns0:hAnsi="Times New Roman" ns0:eastAsia="FangSong" ns0:cs="Times New Roman"/>
       <ns0:sz ns0:val="24"/>
       <ns0:szCs ns0:val="24"/>
     </ns0:rPr>
@@ -36356,7 +36416,7 @@
       <ns0:jc ns0:val="center"/>
     </ns0:pPr>
     <ns0:rPr>
-      <ns0:rFonts ns0:ascii="Times New Roman" ns0:hAnsi="Times New Roman" ns0:eastAsia="SimSun" ns0:cs="Times New Roman"/>
+      <ns0:rFonts ns0:ascii="Times New Roman" ns0:hAnsi="Times New Roman" ns0:eastAsia="FangSong" ns0:cs="Times New Roman"/>
       <ns0:b/>
       <ns0:sz ns0:val="20"/>
       <ns0:szCs ns0:val="20"/>
@@ -36373,7 +36433,7 @@
       <ns0:spacing ns0:after="300" ns0:before="100"/>
     </ns0:pPr>
     <ns0:rPr>
-      <ns0:rFonts ns0:ascii="Times New Roman" ns0:hAnsi="Times New Roman" ns0:eastAsia="SimSun" ns0:cs="Times New Roman"/>
+      <ns0:rFonts ns0:ascii="Times New Roman" ns0:hAnsi="Times New Roman" ns0:eastAsia="FangSong" ns0:cs="Times New Roman"/>
       <ns0:sz ns0:val="20"/>
       <ns0:szCs ns0:val="20"/>
     </ns0:rPr>
@@ -36385,7 +36445,7 @@
     <ns0:qFormat/>
     <ns0:pPr/>
     <ns0:rPr>
-      <ns0:rFonts ns0:ascii="Times New Roman" ns0:hAnsi="Times New Roman" ns0:eastAsia="SimSun" ns0:cs="Times New Roman"/>
+      <ns0:rFonts ns0:ascii="Times New Roman" ns0:hAnsi="Times New Roman" ns0:eastAsia="FangSong" ns0:cs="Times New Roman"/>
     </ns0:rPr>
   </ns0:style>
   <ns0:style ns0:styleId="Heading1" ns0:type="paragraph">
@@ -36721,7 +36781,7 @@
       <ns0:ind ns0:firstLine="0" ns0:left="480" ns0:right="480"/>
     </ns0:pPr>
     <ns0:rPr>
-      <ns0:rFonts ns0:ascii="Times New Roman" ns0:hAnsi="Times New Roman" ns0:eastAsia="SimSun" ns0:cs="Times New Roman"/>
+      <ns0:rFonts ns0:ascii="Times New Roman" ns0:hAnsi="Times New Roman" ns0:eastAsia="FangSong" ns0:cs="Times New Roman"/>
     </ns0:rPr>
   </ns0:style>
   <ns0:style ns0:styleId="FootnoteText" ns0:type="paragraph">
@@ -36732,7 +36792,7 @@
     <ns0:unhideWhenUsed/>
     <ns0:qFormat/>
     <ns0:rPr>
-      <ns0:rFonts ns0:ascii="Times New Roman" ns0:hAnsi="Times New Roman" ns0:eastAsia="SimSun" ns0:cs="Times New Roman"/>
+      <ns0:rFonts ns0:ascii="Times New Roman" ns0:hAnsi="Times New Roman" ns0:eastAsia="FangSong" ns0:cs="Times New Roman"/>
     </ns0:rPr>
   </ns0:style>
   <ns0:style ns0:styleId="FootnoteBlockText" ns0:type="paragraph">
@@ -36747,7 +36807,7 @@
       <ns0:ind ns0:firstLine="0" ns0:left="480" ns0:right="480"/>
     </ns0:pPr>
     <ns0:rPr>
-      <ns0:rFonts ns0:ascii="Times New Roman" ns0:hAnsi="Times New Roman" ns0:eastAsia="SimSun" ns0:cs="Times New Roman"/>
+      <ns0:rFonts ns0:ascii="Times New Roman" ns0:hAnsi="Times New Roman" ns0:eastAsia="FangSong" ns0:cs="Times New Roman"/>
     </ns0:rPr>
   </ns0:style>
   <ns0:style ns0:default="1" ns0:styleId="DefaultParagraphFont" ns0:type="character">
@@ -36755,7 +36815,7 @@
     <ns0:semiHidden/>
     <ns0:unhideWhenUsed/>
     <ns0:rPr>
-      <ns0:rFonts ns0:ascii="Times New Roman" ns0:hAnsi="Times New Roman" ns0:eastAsia="SimSun" ns0:cs="Times New Roman"/>
+      <ns0:rFonts ns0:ascii="Times New Roman" ns0:hAnsi="Times New Roman" ns0:eastAsia="FangSong" ns0:cs="Times New Roman"/>
     </ns0:rPr>
   </ns0:style>
   <ns0:style ns0:default="1" ns0:styleId="Table" ns0:type="table">
@@ -36765,7 +36825,7 @@
     <ns0:unhideWhenUsed/>
     <ns0:qFormat/>
     <ns0:rPr>
-      <ns0:rFonts ns0:ascii="Times New Roman" ns0:hAnsi="Times New Roman" ns0:eastAsia="SimSun" ns0:cs="Times New Roman"/>
+      <ns0:rFonts ns0:ascii="Times New Roman" ns0:hAnsi="Times New Roman" ns0:eastAsia="FangSong" ns0:cs="Times New Roman"/>
     </ns0:rPr>
     <ns0:tblPr>
       <ns0:tblInd ns0:type="dxa" ns0:w="0"/>
@@ -36795,7 +36855,7 @@
       <ns0:spacing ns0:after="0"/>
     </ns0:pPr>
     <ns0:rPr>
-      <ns0:rFonts ns0:ascii="Times New Roman" ns0:hAnsi="Times New Roman" ns0:eastAsia="SimSun" ns0:cs="Times New Roman"/>
+      <ns0:rFonts ns0:ascii="Times New Roman" ns0:hAnsi="Times New Roman" ns0:eastAsia="FangSong" ns0:cs="Times New Roman"/>
       <ns0:b/>
     </ns0:rPr>
   </ns0:style>
@@ -36803,7 +36863,7 @@
     <ns0:name ns0:val="Definition"/>
     <ns0:basedOn ns0:val="Normal"/>
     <ns0:rPr>
-      <ns0:rFonts ns0:ascii="Times New Roman" ns0:hAnsi="Times New Roman" ns0:eastAsia="SimSun" ns0:cs="Times New Roman"/>
+      <ns0:rFonts ns0:ascii="Times New Roman" ns0:hAnsi="Times New Roman" ns0:eastAsia="FangSong" ns0:cs="Times New Roman"/>
     </ns0:rPr>
   </ns0:style>
   <ns0:style ns0:styleId="Caption" ns0:type="paragraph">
@@ -36827,21 +36887,21 @@
       <ns0:keepNext/>
     </ns0:pPr>
     <ns0:rPr>
-      <ns0:rFonts ns0:ascii="Times New Roman" ns0:hAnsi="Times New Roman" ns0:eastAsia="SimSun" ns0:cs="Times New Roman"/>
+      <ns0:rFonts ns0:ascii="Times New Roman" ns0:hAnsi="Times New Roman" ns0:eastAsia="FangSong" ns0:cs="Times New Roman"/>
     </ns0:rPr>
   </ns0:style>
   <ns0:style ns0:customStyle="1" ns0:styleId="ImageCaption" ns0:type="paragraph">
     <ns0:name ns0:val="Image Caption"/>
     <ns0:basedOn ns0:val="Caption"/>
     <ns0:rPr>
-      <ns0:rFonts ns0:ascii="Times New Roman" ns0:hAnsi="Times New Roman" ns0:eastAsia="SimSun" ns0:cs="Times New Roman"/>
+      <ns0:rFonts ns0:ascii="Times New Roman" ns0:hAnsi="Times New Roman" ns0:eastAsia="FangSong" ns0:cs="Times New Roman"/>
     </ns0:rPr>
   </ns0:style>
   <ns0:style ns0:customStyle="1" ns0:styleId="Figure" ns0:type="paragraph">
     <ns0:name ns0:val="Figure"/>
     <ns0:basedOn ns0:val="Normal"/>
     <ns0:rPr>
-      <ns0:rFonts ns0:ascii="Times New Roman" ns0:hAnsi="Times New Roman" ns0:eastAsia="SimSun" ns0:cs="Times New Roman"/>
+      <ns0:rFonts ns0:ascii="Times New Roman" ns0:hAnsi="Times New Roman" ns0:eastAsia="FangSong" ns0:cs="Times New Roman"/>
     </ns0:rPr>
   </ns0:style>
   <ns0:style ns0:customStyle="1" ns0:styleId="CaptionedFigure" ns0:type="paragraph">
@@ -36851,7 +36911,7 @@
       <ns0:keepNext/>
     </ns0:pPr>
     <ns0:rPr>
-      <ns0:rFonts ns0:ascii="Times New Roman" ns0:hAnsi="Times New Roman" ns0:eastAsia="SimSun" ns0:cs="Times New Roman"/>
+      <ns0:rFonts ns0:ascii="Times New Roman" ns0:hAnsi="Times New Roman" ns0:eastAsia="FangSong" ns0:cs="Times New Roman"/>
     </ns0:rPr>
   </ns0:style>
   <ns0:style ns0:customStyle="1" ns0:styleId="BodyTextChar" ns0:type="character">
@@ -36859,14 +36919,14 @@
     <ns0:basedOn ns0:val="DefaultParagraphFont"/>
     <ns0:link ns0:val="BodyText"/>
     <ns0:rPr>
-      <ns0:rFonts ns0:ascii="Times New Roman" ns0:hAnsi="Times New Roman" ns0:eastAsia="SimSun" ns0:cs="Times New Roman"/>
+      <ns0:rFonts ns0:ascii="Times New Roman" ns0:hAnsi="Times New Roman" ns0:eastAsia="FangSong" ns0:cs="Times New Roman"/>
     </ns0:rPr>
   </ns0:style>
   <ns0:style ns0:customStyle="1" ns0:styleId="VerbatimChar" ns0:type="character">
     <ns0:name ns0:val="Verbatim Char"/>
     <ns0:basedOn ns0:val="BodyTextChar"/>
     <ns0:rPr>
-      <ns0:rFonts ns0:ascii="Times New Roman" ns0:cs="Times New Roman" ns0:eastAsia="SimSun" ns0:hAnsi="Times New Roman"/>
+      <ns0:rFonts ns0:ascii="Times New Roman" ns0:cs="Times New Roman" ns0:eastAsia="FangSong" ns0:hAnsi="Times New Roman"/>
       <ns0:b ns0:val="0"/>
       <ns0:sz ns0:val="20"/>
     </ns0:rPr>
@@ -36875,14 +36935,14 @@
     <ns0:name ns0:val="Section Number"/>
     <ns0:basedOn ns0:val="BodyTextChar"/>
     <ns0:rPr>
-      <ns0:rFonts ns0:ascii="Times New Roman" ns0:hAnsi="Times New Roman" ns0:eastAsia="SimSun" ns0:cs="Times New Roman"/>
+      <ns0:rFonts ns0:ascii="Times New Roman" ns0:hAnsi="Times New Roman" ns0:eastAsia="FangSong" ns0:cs="Times New Roman"/>
     </ns0:rPr>
   </ns0:style>
   <ns0:style ns0:styleId="FootnoteReference" ns0:type="character">
     <ns0:name ns0:val="Footnote Reference"/>
     <ns0:basedOn ns0:val="BodyTextChar"/>
     <ns0:rPr>
-      <ns0:rFonts ns0:ascii="Times New Roman" ns0:hAnsi="Times New Roman" ns0:eastAsia="SimSun" ns0:cs="Times New Roman"/>
+      <ns0:rFonts ns0:ascii="Times New Roman" ns0:hAnsi="Times New Roman" ns0:eastAsia="FangSong" ns0:cs="Times New Roman"/>
       <ns0:vertAlign ns0:val="superscript"/>
     </ns0:rPr>
   </ns0:style>
@@ -36890,7 +36950,7 @@
     <ns0:name ns0:val="Hyperlink"/>
     <ns0:basedOn ns0:val="BodyTextChar"/>
     <ns0:rPr>
-      <ns0:rFonts ns0:ascii="Times New Roman" ns0:hAnsi="Times New Roman" ns0:eastAsia="SimSun" ns0:cs="Times New Roman"/>
+      <ns0:rFonts ns0:ascii="Times New Roman" ns0:hAnsi="Times New Roman" ns0:eastAsia="FangSong" ns0:cs="Times New Roman"/>
       <ns0:color ns0:themeColor="accent1" ns0:val="4F81BD"/>
     </ns0:rPr>
   </ns0:style>
@@ -36917,7 +36977,7 @@
     <w:basedOn w:val="BodyText"/>
     <w:qFormat/>
     <ns0:rPr>
-      <w:rFonts ns0:ascii="Times New Roman" ns0:hAnsi="Times New Roman" ns0:eastAsia="SimSun" ns0:cs="Times New Roman"/>
+      <w:rFonts ns0:ascii="Times New Roman" ns0:hAnsi="Times New Roman" ns0:eastAsia="FangSong" ns0:cs="Times New Roman"/>
     </ns0:rPr>
   </w:style>
   <w:style w:type="paragraph" w:customStyle="1" w:styleId="MistakeBlock">
@@ -36925,7 +36985,7 @@
     <w:basedOn w:val="BodyText"/>
     <w:qFormat/>
     <ns0:rPr>
-      <w:rFonts ns0:ascii="Times New Roman" ns0:hAnsi="Times New Roman" ns0:eastAsia="SimSun" ns0:cs="Times New Roman"/>
+      <w:rFonts ns0:ascii="Times New Roman" ns0:hAnsi="Times New Roman" ns0:eastAsia="FangSong" ns0:cs="Times New Roman"/>
     </ns0:rPr>
   </w:style>
   <w:style w:type="paragraph" w:customStyle="1" w:styleId="SourceCode">
@@ -36936,14 +36996,14 @@
       <w:wordWrap w:val="off"/>
     </w:pPr>
     <ns0:rPr>
-      <w:rFonts ns0:ascii="Times New Roman" ns0:hAnsi="Times New Roman" ns0:eastAsia="SimSun" ns0:cs="Times New Roman"/>
+      <w:rFonts ns0:ascii="Times New Roman" ns0:hAnsi="Times New Roman" ns0:eastAsia="FangSong" ns0:cs="Times New Roman"/>
     </ns0:rPr>
   </w:style>
   <w:style w:type="character" w:customStyle="1" w:styleId="KeywordTok">
     <w:name w:val="KeywordTok"/>
     <w:basedOn w:val="VerbatimChar"/>
     <w:rPr>
-      <w:rFonts w:ascii="Times New Roman" w:hAnsi="Times New Roman" w:eastAsia="SimSun" w:cs="Times New Roman"/>
+      <w:rFonts w:ascii="Times New Roman" w:hAnsi="Times New Roman" w:eastAsia="FangSong" w:cs="Times New Roman"/>
       <w:b/>
       <w:color w:val="007020"/>
     </w:rPr>
@@ -36952,7 +37012,7 @@
     <w:name w:val="DataTypeTok"/>
     <w:basedOn w:val="VerbatimChar"/>
     <w:rPr>
-      <w:rFonts w:ascii="Times New Roman" w:hAnsi="Times New Roman" w:eastAsia="SimSun" w:cs="Times New Roman"/>
+      <w:rFonts w:ascii="Times New Roman" w:hAnsi="Times New Roman" w:eastAsia="FangSong" w:cs="Times New Roman"/>
       <w:color w:val="902000"/>
     </w:rPr>
   </w:style>
@@ -36960,7 +37020,7 @@
     <w:name w:val="DecValTok"/>
     <w:basedOn w:val="VerbatimChar"/>
     <w:rPr>
-      <w:rFonts w:ascii="Times New Roman" w:hAnsi="Times New Roman" w:eastAsia="SimSun" w:cs="Times New Roman"/>
+      <w:rFonts w:ascii="Times New Roman" w:hAnsi="Times New Roman" w:eastAsia="FangSong" w:cs="Times New Roman"/>
       <w:color w:val="40a070"/>
     </w:rPr>
   </w:style>
@@ -36968,7 +37028,7 @@
     <w:name w:val="BaseNTok"/>
     <w:basedOn w:val="VerbatimChar"/>
     <w:rPr>
-      <w:rFonts w:ascii="Times New Roman" w:hAnsi="Times New Roman" w:eastAsia="SimSun" w:cs="Times New Roman"/>
+      <w:rFonts w:ascii="Times New Roman" w:hAnsi="Times New Roman" w:eastAsia="FangSong" w:cs="Times New Roman"/>
       <w:color w:val="40a070"/>
     </w:rPr>
   </w:style>
@@ -36976,7 +37036,7 @@
     <w:name w:val="FloatTok"/>
     <w:basedOn w:val="VerbatimChar"/>
     <w:rPr>
-      <w:rFonts w:ascii="Times New Roman" w:hAnsi="Times New Roman" w:eastAsia="SimSun" w:cs="Times New Roman"/>
+      <w:rFonts w:ascii="Times New Roman" w:hAnsi="Times New Roman" w:eastAsia="FangSong" w:cs="Times New Roman"/>
       <w:color w:val="40a070"/>
     </w:rPr>
   </w:style>
@@ -36984,7 +37044,7 @@
     <w:name w:val="ConstantTok"/>
     <w:basedOn w:val="VerbatimChar"/>
     <w:rPr>
-      <w:rFonts w:ascii="Times New Roman" w:hAnsi="Times New Roman" w:eastAsia="SimSun" w:cs="Times New Roman"/>
+      <w:rFonts w:ascii="Times New Roman" w:hAnsi="Times New Roman" w:eastAsia="FangSong" w:cs="Times New Roman"/>
       <w:color w:val="880000"/>
     </w:rPr>
   </w:style>
@@ -36992,7 +37052,7 @@
     <w:name w:val="CharTok"/>
     <w:basedOn w:val="VerbatimChar"/>
     <w:rPr>
-      <w:rFonts w:ascii="Times New Roman" w:hAnsi="Times New Roman" w:eastAsia="SimSun" w:cs="Times New Roman"/>
+      <w:rFonts w:ascii="Times New Roman" w:hAnsi="Times New Roman" w:eastAsia="FangSong" w:cs="Times New Roman"/>
       <w:color w:val="4070a0"/>
     </w:rPr>
   </w:style>
@@ -37000,7 +37060,7 @@
     <w:name w:val="SpecialCharTok"/>
     <w:basedOn w:val="VerbatimChar"/>
     <w:rPr>
-      <w:rFonts w:ascii="Times New Roman" w:hAnsi="Times New Roman" w:eastAsia="SimSun" w:cs="Times New Roman"/>
+      <w:rFonts w:ascii="Times New Roman" w:hAnsi="Times New Roman" w:eastAsia="FangSong" w:cs="Times New Roman"/>
       <w:color w:val="4070a0"/>
     </w:rPr>
   </w:style>
@@ -37008,7 +37068,7 @@
     <w:name w:val="StringTok"/>
     <w:basedOn w:val="VerbatimChar"/>
     <w:rPr>
-      <w:rFonts w:ascii="Times New Roman" w:hAnsi="Times New Roman" w:eastAsia="SimSun" w:cs="Times New Roman"/>
+      <w:rFonts w:ascii="Times New Roman" w:hAnsi="Times New Roman" w:eastAsia="FangSong" w:cs="Times New Roman"/>
       <w:color w:val="4070a0"/>
     </w:rPr>
   </w:style>
@@ -37016,7 +37076,7 @@
     <w:name w:val="VerbatimStringTok"/>
     <w:basedOn w:val="VerbatimChar"/>
     <w:rPr>
-      <w:rFonts w:ascii="Times New Roman" w:hAnsi="Times New Roman" w:eastAsia="SimSun" w:cs="Times New Roman"/>
+      <w:rFonts w:ascii="Times New Roman" w:hAnsi="Times New Roman" w:eastAsia="FangSong" w:cs="Times New Roman"/>
       <w:color w:val="4070a0"/>
     </w:rPr>
   </w:style>
@@ -37024,7 +37084,7 @@
     <w:name w:val="SpecialStringTok"/>
     <w:basedOn w:val="VerbatimChar"/>
     <w:rPr>
-      <w:rFonts w:ascii="Times New Roman" w:hAnsi="Times New Roman" w:eastAsia="SimSun" w:cs="Times New Roman"/>
+      <w:rFonts w:ascii="Times New Roman" w:hAnsi="Times New Roman" w:eastAsia="FangSong" w:cs="Times New Roman"/>
       <w:color w:val="bb6688"/>
     </w:rPr>
   </w:style>
@@ -37032,7 +37092,7 @@
     <w:name w:val="ImportTok"/>
     <w:basedOn w:val="VerbatimChar"/>
     <w:rPr>
-      <w:rFonts w:ascii="Times New Roman" w:hAnsi="Times New Roman" w:eastAsia="SimSun" w:cs="Times New Roman"/>
+      <w:rFonts w:ascii="Times New Roman" w:hAnsi="Times New Roman" w:eastAsia="FangSong" w:cs="Times New Roman"/>
       <w:b/>
       <w:color w:val="008000"/>
     </w:rPr>
@@ -37041,7 +37101,7 @@
     <w:name w:val="CommentTok"/>
     <w:basedOn w:val="VerbatimChar"/>
     <w:rPr>
-      <w:rFonts w:ascii="Times New Roman" w:hAnsi="Times New Roman" w:eastAsia="SimSun" w:cs="Times New Roman"/>
+      <w:rFonts w:ascii="Times New Roman" w:hAnsi="Times New Roman" w:eastAsia="FangSong" w:cs="Times New Roman"/>
       <w:i/>
       <w:color w:val="60a0b0"/>
     </w:rPr>
@@ -37050,7 +37110,7 @@
     <w:name w:val="DocumentationTok"/>
     <w:basedOn w:val="VerbatimChar"/>
     <w:rPr>
-      <w:rFonts w:ascii="Times New Roman" w:hAnsi="Times New Roman" w:eastAsia="SimSun" w:cs="Times New Roman"/>
+      <w:rFonts w:ascii="Times New Roman" w:hAnsi="Times New Roman" w:eastAsia="FangSong" w:cs="Times New Roman"/>
       <w:i/>
       <w:color w:val="ba2121"/>
     </w:rPr>
@@ -37059,7 +37119,7 @@
     <w:name w:val="AnnotationTok"/>
     <w:basedOn w:val="VerbatimChar"/>
     <w:rPr>
-      <w:rFonts w:ascii="Times New Roman" w:hAnsi="Times New Roman" w:eastAsia="SimSun" w:cs="Times New Roman"/>
+      <w:rFonts w:ascii="Times New Roman" w:hAnsi="Times New Roman" w:eastAsia="FangSong" w:cs="Times New Roman"/>
       <w:b/>
       <w:i/>
       <w:color w:val="60a0b0"/>
@@ -37069,7 +37129,7 @@
     <w:name w:val="CommentVarTok"/>
     <w:basedOn w:val="VerbatimChar"/>
     <w:rPr>
-      <w:rFonts w:ascii="Times New Roman" w:hAnsi="Times New Roman" w:eastAsia="SimSun" w:cs="Times New Roman"/>
+      <w:rFonts w:ascii="Times New Roman" w:hAnsi="Times New Roman" w:eastAsia="FangSong" w:cs="Times New Roman"/>
       <w:b/>
       <w:i/>
       <w:color w:val="60a0b0"/>
@@ -37079,7 +37139,7 @@
     <w:name w:val="OtherTok"/>
     <w:basedOn w:val="VerbatimChar"/>
     <w:rPr>
-      <w:rFonts w:ascii="Times New Roman" w:hAnsi="Times New Roman" w:eastAsia="SimSun" w:cs="Times New Roman"/>
+      <w:rFonts w:ascii="Times New Roman" w:hAnsi="Times New Roman" w:eastAsia="FangSong" w:cs="Times New Roman"/>
       <w:color w:val="007020"/>
     </w:rPr>
   </w:style>
@@ -37087,7 +37147,7 @@
     <w:name w:val="FunctionTok"/>
     <w:basedOn w:val="VerbatimChar"/>
     <w:rPr>
-      <w:rFonts w:ascii="Times New Roman" w:hAnsi="Times New Roman" w:eastAsia="SimSun" w:cs="Times New Roman"/>
+      <w:rFonts w:ascii="Times New Roman" w:hAnsi="Times New Roman" w:eastAsia="FangSong" w:cs="Times New Roman"/>
       <w:color w:val="06287e"/>
     </w:rPr>
   </w:style>
@@ -37095,7 +37155,7 @@
     <w:name w:val="VariableTok"/>
     <w:basedOn w:val="VerbatimChar"/>
     <w:rPr>
-      <w:rFonts w:ascii="Times New Roman" w:hAnsi="Times New Roman" w:eastAsia="SimSun" w:cs="Times New Roman"/>
+      <w:rFonts w:ascii="Times New Roman" w:hAnsi="Times New Roman" w:eastAsia="FangSong" w:cs="Times New Roman"/>
       <w:color w:val="19177c"/>
     </w:rPr>
   </w:style>
@@ -37103,7 +37163,7 @@
     <w:name w:val="ControlFlowTok"/>
     <w:basedOn w:val="VerbatimChar"/>
     <w:rPr>
-      <w:rFonts w:ascii="Times New Roman" w:hAnsi="Times New Roman" w:eastAsia="SimSun" w:cs="Times New Roman"/>
+      <w:rFonts w:ascii="Times New Roman" w:hAnsi="Times New Roman" w:eastAsia="FangSong" w:cs="Times New Roman"/>
       <w:b/>
       <w:color w:val="007020"/>
     </w:rPr>
@@ -37112,7 +37172,7 @@
     <w:name w:val="OperatorTok"/>
     <w:basedOn w:val="VerbatimChar"/>
     <w:rPr>
-      <w:rFonts w:ascii="Times New Roman" w:hAnsi="Times New Roman" w:eastAsia="SimSun" w:cs="Times New Roman"/>
+      <w:rFonts w:ascii="Times New Roman" w:hAnsi="Times New Roman" w:eastAsia="FangSong" w:cs="Times New Roman"/>
       <w:color w:val="666666"/>
     </w:rPr>
   </w:style>
@@ -37120,7 +37180,7 @@
     <w:name w:val="BuiltInTok"/>
     <w:basedOn w:val="VerbatimChar"/>
     <w:rPr>
-      <w:rFonts w:ascii="Times New Roman" w:hAnsi="Times New Roman" w:eastAsia="SimSun" w:cs="Times New Roman"/>
+      <w:rFonts w:ascii="Times New Roman" w:hAnsi="Times New Roman" w:eastAsia="FangSong" w:cs="Times New Roman"/>
       <w:color w:val="008000"/>
     </w:rPr>
   </w:style>
@@ -37128,14 +37188,14 @@
     <w:name w:val="ExtensionTok"/>
     <w:basedOn w:val="VerbatimChar"/>
     <w:rPr>
-      <w:rFonts w:ascii="Times New Roman" w:hAnsi="Times New Roman" w:eastAsia="SimSun" w:cs="Times New Roman"/>
+      <w:rFonts w:ascii="Times New Roman" w:hAnsi="Times New Roman" w:eastAsia="FangSong" w:cs="Times New Roman"/>
     </w:rPr>
   </w:style>
   <w:style w:type="character" w:customStyle="1" w:styleId="PreprocessorTok">
     <w:name w:val="PreprocessorTok"/>
     <w:basedOn w:val="VerbatimChar"/>
     <w:rPr>
-      <w:rFonts w:ascii="Times New Roman" w:hAnsi="Times New Roman" w:eastAsia="SimSun" w:cs="Times New Roman"/>
+      <w:rFonts w:ascii="Times New Roman" w:hAnsi="Times New Roman" w:eastAsia="FangSong" w:cs="Times New Roman"/>
       <w:color w:val="bc7a00"/>
     </w:rPr>
   </w:style>
@@ -37143,7 +37203,7 @@
     <w:name w:val="AttributeTok"/>
     <w:basedOn w:val="VerbatimChar"/>
     <w:rPr>
-      <w:rFonts w:ascii="Times New Roman" w:hAnsi="Times New Roman" w:eastAsia="SimSun" w:cs="Times New Roman"/>
+      <w:rFonts w:ascii="Times New Roman" w:hAnsi="Times New Roman" w:eastAsia="FangSong" w:cs="Times New Roman"/>
       <w:color w:val="7d9029"/>
     </w:rPr>
   </w:style>
@@ -37151,14 +37211,14 @@
     <w:name w:val="RegionMarkerTok"/>
     <w:basedOn w:val="VerbatimChar"/>
     <w:rPr>
-      <w:rFonts w:ascii="Times New Roman" w:hAnsi="Times New Roman" w:eastAsia="SimSun" w:cs="Times New Roman"/>
+      <w:rFonts w:ascii="Times New Roman" w:hAnsi="Times New Roman" w:eastAsia="FangSong" w:cs="Times New Roman"/>
     </w:rPr>
   </w:style>
   <w:style w:type="character" w:customStyle="1" w:styleId="InformationTok">
     <w:name w:val="InformationTok"/>
     <w:basedOn w:val="VerbatimChar"/>
     <w:rPr>
-      <w:rFonts w:ascii="Times New Roman" w:hAnsi="Times New Roman" w:eastAsia="SimSun" w:cs="Times New Roman"/>
+      <w:rFonts w:ascii="Times New Roman" w:hAnsi="Times New Roman" w:eastAsia="FangSong" w:cs="Times New Roman"/>
       <w:b/>
       <w:i/>
       <w:color w:val="60a0b0"/>
@@ -37168,7 +37228,7 @@
     <w:name w:val="WarningTok"/>
     <w:basedOn w:val="VerbatimChar"/>
     <w:rPr>
-      <w:rFonts w:ascii="Times New Roman" w:hAnsi="Times New Roman" w:eastAsia="SimSun" w:cs="Times New Roman"/>
+      <w:rFonts w:ascii="Times New Roman" w:hAnsi="Times New Roman" w:eastAsia="FangSong" w:cs="Times New Roman"/>
       <w:b/>
       <w:i/>
       <w:color w:val="60a0b0"/>
@@ -37178,7 +37238,7 @@
     <w:name w:val="AlertTok"/>
     <w:basedOn w:val="VerbatimChar"/>
     <w:rPr>
-      <w:rFonts w:ascii="Times New Roman" w:hAnsi="Times New Roman" w:eastAsia="SimSun" w:cs="Times New Roman"/>
+      <w:rFonts w:ascii="Times New Roman" w:hAnsi="Times New Roman" w:eastAsia="FangSong" w:cs="Times New Roman"/>
       <w:b/>
       <w:color w:val="ff0000"/>
     </w:rPr>
@@ -37187,7 +37247,7 @@
     <w:name w:val="ErrorTok"/>
     <w:basedOn w:val="VerbatimChar"/>
     <w:rPr>
-      <w:rFonts w:ascii="Times New Roman" w:hAnsi="Times New Roman" w:eastAsia="SimSun" w:cs="Times New Roman"/>
+      <w:rFonts w:ascii="Times New Roman" w:hAnsi="Times New Roman" w:eastAsia="FangSong" w:cs="Times New Roman"/>
       <w:b/>
       <w:color w:val="ff0000"/>
     </w:rPr>
@@ -37196,7 +37256,7 @@
     <w:name w:val="NormalTok"/>
     <w:basedOn w:val="VerbatimChar"/>
     <w:rPr>
-      <w:rFonts w:ascii="Times New Roman" w:hAnsi="Times New Roman" w:eastAsia="SimSun" w:cs="Times New Roman"/>
+      <w:rFonts w:ascii="Times New Roman" w:hAnsi="Times New Roman" w:eastAsia="FangSong" w:cs="Times New Roman"/>
     </w:rPr>
   </w:style>
 </ns0:styles>
